--- a/docs/Проект системы(черновой вариант).docx
+++ b/docs/Проект системы(черновой вариант).docx
@@ -1067,9 +1067,47 @@
     </w:p>
     <w:p>
       <w:pPr>
-        <w:tabs>
-          <w:tab w:val="left" w:pos="709"/>
-        </w:tabs>
+        <w:pStyle w:val="af4"/>
+        <w:spacing w:line="360" w:lineRule="auto"/>
+        <w:jc w:val="center"/>
+        <w:rPr>
+          <w:rFonts w:ascii="Times New Roman" w:hAnsi="Times New Roman" w:cs="Times New Roman"/>
+          <w:b/>
+          <w:bCs/>
+          <w:sz w:val="28"/>
+          <w:szCs w:val="28"/>
+        </w:rPr>
+      </w:pPr>
+      <w:r>
+        <w:rPr>
+          <w:rFonts w:ascii="Times New Roman" w:hAnsi="Times New Roman" w:cs="Times New Roman"/>
+          <w:b/>
+          <w:bCs/>
+          <w:sz w:val="28"/>
+          <w:szCs w:val="28"/>
+        </w:rPr>
+        <w:lastRenderedPageBreak/>
+        <w:t xml:space="preserve">1 </w:t>
+      </w:r>
+      <w:r>
+        <w:rPr>
+          <w:rFonts w:ascii="Times New Roman" w:hAnsi="Times New Roman" w:cs="Times New Roman"/>
+          <w:b/>
+          <w:bCs/>
+          <w:sz w:val="28"/>
+          <w:szCs w:val="28"/>
+        </w:rPr>
+        <w:t>Описание САПР</w:t>
+      </w:r>
+    </w:p>
+    <w:p/>
+    <w:p>
+      <w:pPr>
+        <w:pStyle w:val="a3"/>
+        <w:numPr>
+          <w:ilvl w:val="1"/>
+          <w:numId w:val="18"/>
+        </w:numPr>
         <w:spacing w:after="0" w:line="360" w:lineRule="auto"/>
         <w:jc w:val="center"/>
         <w:rPr>
@@ -1088,10 +1126,14 @@
           <w:sz w:val="28"/>
           <w:szCs w:val="28"/>
         </w:rPr>
-        <w:lastRenderedPageBreak/>
-        <w:t xml:space="preserve">1 </w:t>
-      </w:r>
-      <w:r>
+        <w:t>Описание программы</w:t>
+      </w:r>
+    </w:p>
+    <w:p>
+      <w:pPr>
+        <w:pStyle w:val="a3"/>
+        <w:spacing w:after="0" w:line="360" w:lineRule="auto"/>
+        <w:ind w:left="420"/>
         <w:rPr>
           <w:rFonts w:ascii="Times New Roman" w:hAnsi="Times New Roman" w:cs="Times New Roman"/>
           <w:b/>
@@ -1099,31 +1141,7 @@
           <w:sz w:val="28"/>
           <w:szCs w:val="28"/>
         </w:rPr>
-        <w:t>Описание САПР</w:t>
-      </w:r>
-    </w:p>
-    <w:p>
-      <w:pPr>
-        <w:spacing w:after="0" w:line="360" w:lineRule="auto"/>
-        <w:jc w:val="center"/>
-        <w:rPr>
-          <w:rFonts w:ascii="Times New Roman" w:hAnsi="Times New Roman" w:cs="Times New Roman"/>
-          <w:b/>
-          <w:bCs/>
-          <w:sz w:val="28"/>
-          <w:szCs w:val="28"/>
-        </w:rPr>
-      </w:pPr>
-      <w:r>
-        <w:rPr>
-          <w:rFonts w:ascii="Times New Roman" w:hAnsi="Times New Roman" w:cs="Times New Roman"/>
-          <w:b/>
-          <w:bCs/>
-          <w:sz w:val="28"/>
-          <w:szCs w:val="28"/>
-        </w:rPr>
-        <w:t>1.1 Описание программы</w:t>
-      </w:r>
+      </w:pPr>
     </w:p>
     <w:p>
       <w:pPr>
@@ -1240,6 +1258,7 @@
           <w:sz w:val="28"/>
           <w:szCs w:val="28"/>
         </w:rPr>
+        <w:lastRenderedPageBreak/>
         <w:t>Для реализации разрабатываемого плагина будет использоваться система автоматизированного проектирования «КОМПАС-3D».</w:t>
       </w:r>
     </w:p>
@@ -1260,7 +1279,6 @@
           <w:sz w:val="28"/>
           <w:szCs w:val="28"/>
         </w:rPr>
-        <w:lastRenderedPageBreak/>
         <w:t>«КОМПАС-3D» — система трехмерного моделирования, предназначенная для автоматизированного проектирования деталей, сборок и других изделий. Система позволяет создавать трехмерные модели, чертежи и другую конструкторскую документацию, необходимую на различных этапах проектирования.</w:t>
       </w:r>
     </w:p>
@@ -1730,7 +1748,8 @@
       <w:pPr>
         <w:pStyle w:val="ac"/>
         <w:keepNext/>
-        <w:ind w:firstLine="426"/>
+        <w:spacing w:line="240" w:lineRule="auto"/>
+        <w:jc w:val="left"/>
         <w:rPr>
           <w:rFonts w:cs="Times New Roman"/>
           <w:szCs w:val="28"/>
@@ -1835,7 +1854,7 @@
           </w:tcPr>
           <w:p>
             <w:pPr>
-              <w:spacing w:line="360" w:lineRule="auto"/>
+              <w:spacing w:line="240" w:lineRule="auto"/>
               <w:jc w:val="both"/>
               <w:rPr>
                 <w:rFonts w:ascii="Times New Roman" w:hAnsi="Times New Roman" w:cs="Times New Roman"/>
@@ -1873,7 +1892,7 @@
           </w:tcPr>
           <w:p>
             <w:pPr>
-              <w:spacing w:line="360" w:lineRule="auto"/>
+              <w:spacing w:line="240" w:lineRule="auto"/>
               <w:jc w:val="center"/>
               <w:rPr>
                 <w:rFonts w:ascii="Times New Roman" w:hAnsi="Times New Roman" w:cs="Times New Roman"/>
@@ -4195,7 +4214,7 @@
       <w:pPr>
         <w:spacing w:after="0" w:line="360" w:lineRule="auto"/>
         <w:ind w:firstLine="426"/>
-        <w:jc w:val="both"/>
+        <w:jc w:val="center"/>
         <w:rPr>
           <w:rFonts w:ascii="Times New Roman" w:hAnsi="Times New Roman" w:cs="Times New Roman"/>
           <w:b/>
@@ -4602,6 +4621,7 @@
           <w:tab w:val="left" w:pos="284"/>
         </w:tabs>
         <w:spacing w:after="0" w:line="360" w:lineRule="auto"/>
+        <w:jc w:val="center"/>
         <w:rPr>
           <w:rFonts w:ascii="Times New Roman" w:hAnsi="Times New Roman" w:cs="Times New Roman"/>
           <w:b/>
@@ -8374,76 +8394,17 @@
 
 <file path=word/header1.xml><?xml version="1.0" encoding="utf-8"?>
 <w:hdr xmlns:wpc="http://schemas.microsoft.com/office/word/2010/wordprocessingCanvas" xmlns:cx="http://schemas.microsoft.com/office/drawing/2014/chartex" xmlns:cx1="http://schemas.microsoft.com/office/drawing/2015/9/8/chartex" xmlns:cx2="http://schemas.microsoft.com/office/drawing/2015/10/21/chartex" xmlns:cx3="http://schemas.microsoft.com/office/drawing/2016/5/9/chartex" xmlns:cx4="http://schemas.microsoft.com/office/drawing/2016/5/10/chartex" xmlns:cx5="http://schemas.microsoft.com/office/drawing/2016/5/11/chartex" xmlns:cx6="http://schemas.microsoft.com/office/drawing/2016/5/12/chartex" xmlns:cx7="http://schemas.microsoft.com/office/drawing/2016/5/13/chartex" xmlns:cx8="http://schemas.microsoft.com/office/drawing/2016/5/14/chartex" xmlns:mc="http://schemas.openxmlformats.org/markup-compatibility/2006" xmlns:aink="http://schemas.microsoft.com/office/drawing/2016/ink" xmlns:am3d="http://schemas.microsoft.com/office/drawing/2017/model3d" xmlns:o="urn:schemas-microsoft-com:office:office" xmlns:oel="http://schemas.microsoft.com/office/2019/extlst" xmlns:r="http://schemas.openxmlformats.org/officeDocument/2006/relationships" xmlns:m="http://schemas.openxmlformats.org/officeDocument/2006/math" xmlns:v="urn:schemas-microsoft-com:vml" xmlns:wp14="http://schemas.microsoft.com/office/word/2010/wordprocessingDrawing" xmlns:wp="http://schemas.openxmlformats.org/drawingml/2006/wordprocessingDrawing" xmlns:w10="urn:schemas-microsoft-com:office:word" xmlns:w="http://schemas.openxmlformats.org/wordprocessingml/2006/main" xmlns:w14="http://schemas.microsoft.com/office/word/2010/wordml" xmlns:w15="http://schemas.microsoft.com/office/word/2012/wordml" xmlns:w16cex="http://schemas.microsoft.com/office/word/2018/wordml/cex" xmlns:w16cid="http://schemas.microsoft.com/office/word/2016/wordml/cid" xmlns:w16="http://schemas.microsoft.com/office/word/2018/wordml" xmlns:w16du="http://schemas.microsoft.com/office/word/2023/wordml/word16du" xmlns:w16sdtdh="http://schemas.microsoft.com/office/word/2020/wordml/sdtdatahash" xmlns:w16sdtfl="http://schemas.microsoft.com/office/word/2024/wordml/sdtformatlock" xmlns:w16se="http://schemas.microsoft.com/office/word/2015/wordml/symex" xmlns:wpg="http://schemas.microsoft.com/office/word/2010/wordprocessingGroup" xmlns:wpi="http://schemas.microsoft.com/office/word/2010/wordprocessingInk" xmlns:wne="http://schemas.microsoft.com/office/word/2006/wordml" xmlns:wps="http://schemas.microsoft.com/office/word/2010/wordprocessingShape" mc:Ignorable="w14 w15 w16se w16cid w16 w16cex w16sdtdh w16sdtfl w16du wp14">
-  <w:sdt>
-    <w:sdtPr>
-      <w:id w:val="164602299"/>
-      <w:docPartObj>
-        <w:docPartGallery w:val="Page Numbers (Top of Page)"/>
-        <w:docPartUnique/>
-      </w:docPartObj>
-    </w:sdtPr>
-    <w:sdtEndPr>
+  <w:p>
+    <w:pPr>
+      <w:pStyle w:val="a5"/>
+      <w:jc w:val="center"/>
       <w:rPr>
         <w:rFonts w:ascii="Times New Roman" w:hAnsi="Times New Roman" w:cs="Times New Roman"/>
         <w:sz w:val="28"/>
         <w:szCs w:val="28"/>
       </w:rPr>
-    </w:sdtEndPr>
-    <w:sdtContent>
-      <w:p>
-        <w:pPr>
-          <w:pStyle w:val="a5"/>
-          <w:jc w:val="center"/>
-          <w:rPr>
-            <w:rFonts w:ascii="Times New Roman" w:hAnsi="Times New Roman" w:cs="Times New Roman"/>
-            <w:sz w:val="28"/>
-            <w:szCs w:val="28"/>
-          </w:rPr>
-        </w:pPr>
-        <w:r>
-          <w:rPr>
-            <w:rFonts w:ascii="Times New Roman" w:hAnsi="Times New Roman" w:cs="Times New Roman"/>
-            <w:sz w:val="28"/>
-            <w:szCs w:val="28"/>
-          </w:rPr>
-          <w:fldChar w:fldCharType="begin"/>
-        </w:r>
-        <w:r>
-          <w:rPr>
-            <w:rFonts w:ascii="Times New Roman" w:hAnsi="Times New Roman" w:cs="Times New Roman"/>
-            <w:sz w:val="28"/>
-            <w:szCs w:val="28"/>
-          </w:rPr>
-          <w:instrText>PAGE   \* MERGEFORMAT</w:instrText>
-        </w:r>
-        <w:r>
-          <w:rPr>
-            <w:rFonts w:ascii="Times New Roman" w:hAnsi="Times New Roman" w:cs="Times New Roman"/>
-            <w:sz w:val="28"/>
-            <w:szCs w:val="28"/>
-          </w:rPr>
-          <w:fldChar w:fldCharType="separate"/>
-        </w:r>
-        <w:r>
-          <w:rPr>
-            <w:rFonts w:ascii="Times New Roman" w:hAnsi="Times New Roman" w:cs="Times New Roman"/>
-            <w:noProof/>
-            <w:sz w:val="28"/>
-            <w:szCs w:val="28"/>
-          </w:rPr>
-          <w:t>18</w:t>
-        </w:r>
-        <w:r>
-          <w:rPr>
-            <w:rFonts w:ascii="Times New Roman" w:hAnsi="Times New Roman" w:cs="Times New Roman"/>
-            <w:sz w:val="28"/>
-            <w:szCs w:val="28"/>
-          </w:rPr>
-          <w:fldChar w:fldCharType="end"/>
-        </w:r>
-      </w:p>
-    </w:sdtContent>
-  </w:sdt>
+    </w:pPr>
+  </w:p>
   <w:p>
     <w:pPr>
       <w:pStyle w:val="a5"/>
@@ -9111,6 +9072,119 @@
     </w:lvl>
   </w:abstractNum>
   <w:abstractNum w:abstractNumId="7" w15:restartNumberingAfterBreak="0">
+    <w:nsid w:val="5B6171A2"/>
+    <w:multiLevelType w:val="multilevel"/>
+    <w:tmpl w:val="380236C4"/>
+    <w:lvl w:ilvl="0">
+      <w:start w:val="1"/>
+      <w:numFmt w:val="decimal"/>
+      <w:lvlText w:val="%1"/>
+      <w:lvlJc w:val="left"/>
+      <w:pPr>
+        <w:ind w:left="420" w:hanging="420"/>
+      </w:pPr>
+      <w:rPr>
+        <w:rFonts w:hint="default"/>
+      </w:rPr>
+    </w:lvl>
+    <w:lvl w:ilvl="1">
+      <w:start w:val="1"/>
+      <w:numFmt w:val="decimal"/>
+      <w:lvlText w:val="%1.%2"/>
+      <w:lvlJc w:val="left"/>
+      <w:pPr>
+        <w:ind w:left="420" w:hanging="420"/>
+      </w:pPr>
+      <w:rPr>
+        <w:rFonts w:hint="default"/>
+      </w:rPr>
+    </w:lvl>
+    <w:lvl w:ilvl="2">
+      <w:start w:val="1"/>
+      <w:numFmt w:val="decimal"/>
+      <w:lvlText w:val="%1.%2.%3"/>
+      <w:lvlJc w:val="left"/>
+      <w:pPr>
+        <w:ind w:left="720" w:hanging="720"/>
+      </w:pPr>
+      <w:rPr>
+        <w:rFonts w:hint="default"/>
+      </w:rPr>
+    </w:lvl>
+    <w:lvl w:ilvl="3">
+      <w:start w:val="1"/>
+      <w:numFmt w:val="decimal"/>
+      <w:lvlText w:val="%1.%2.%3.%4"/>
+      <w:lvlJc w:val="left"/>
+      <w:pPr>
+        <w:ind w:left="1080" w:hanging="1080"/>
+      </w:pPr>
+      <w:rPr>
+        <w:rFonts w:hint="default"/>
+      </w:rPr>
+    </w:lvl>
+    <w:lvl w:ilvl="4">
+      <w:start w:val="1"/>
+      <w:numFmt w:val="decimal"/>
+      <w:lvlText w:val="%1.%2.%3.%4.%5"/>
+      <w:lvlJc w:val="left"/>
+      <w:pPr>
+        <w:ind w:left="1080" w:hanging="1080"/>
+      </w:pPr>
+      <w:rPr>
+        <w:rFonts w:hint="default"/>
+      </w:rPr>
+    </w:lvl>
+    <w:lvl w:ilvl="5">
+      <w:start w:val="1"/>
+      <w:numFmt w:val="decimal"/>
+      <w:lvlText w:val="%1.%2.%3.%4.%5.%6"/>
+      <w:lvlJc w:val="left"/>
+      <w:pPr>
+        <w:ind w:left="1440" w:hanging="1440"/>
+      </w:pPr>
+      <w:rPr>
+        <w:rFonts w:hint="default"/>
+      </w:rPr>
+    </w:lvl>
+    <w:lvl w:ilvl="6">
+      <w:start w:val="1"/>
+      <w:numFmt w:val="decimal"/>
+      <w:lvlText w:val="%1.%2.%3.%4.%5.%6.%7"/>
+      <w:lvlJc w:val="left"/>
+      <w:pPr>
+        <w:ind w:left="1440" w:hanging="1440"/>
+      </w:pPr>
+      <w:rPr>
+        <w:rFonts w:hint="default"/>
+      </w:rPr>
+    </w:lvl>
+    <w:lvl w:ilvl="7">
+      <w:start w:val="1"/>
+      <w:numFmt w:val="decimal"/>
+      <w:lvlText w:val="%1.%2.%3.%4.%5.%6.%7.%8"/>
+      <w:lvlJc w:val="left"/>
+      <w:pPr>
+        <w:ind w:left="1800" w:hanging="1800"/>
+      </w:pPr>
+      <w:rPr>
+        <w:rFonts w:hint="default"/>
+      </w:rPr>
+    </w:lvl>
+    <w:lvl w:ilvl="8">
+      <w:start w:val="1"/>
+      <w:numFmt w:val="decimal"/>
+      <w:lvlText w:val="%1.%2.%3.%4.%5.%6.%7.%8.%9"/>
+      <w:lvlJc w:val="left"/>
+      <w:pPr>
+        <w:ind w:left="2160" w:hanging="2160"/>
+      </w:pPr>
+      <w:rPr>
+        <w:rFonts w:hint="default"/>
+      </w:rPr>
+    </w:lvl>
+  </w:abstractNum>
+  <w:abstractNum w:abstractNumId="8" w15:restartNumberingAfterBreak="0">
     <w:nsid w:val="5C3523C2"/>
     <w:multiLevelType w:val="hybridMultilevel"/>
     <w:tmpl w:val="FCDC34CE"/>
@@ -9223,7 +9297,7 @@
       </w:rPr>
     </w:lvl>
   </w:abstractNum>
-  <w:abstractNum w:abstractNumId="8" w15:restartNumberingAfterBreak="0">
+  <w:abstractNum w:abstractNumId="9" w15:restartNumberingAfterBreak="0">
     <w:nsid w:val="6B207032"/>
     <w:multiLevelType w:val="hybridMultilevel"/>
     <w:tmpl w:val="A8C2A8A6"/>
@@ -9312,7 +9386,7 @@
       </w:pPr>
     </w:lvl>
   </w:abstractNum>
-  <w:abstractNum w:abstractNumId="9" w15:restartNumberingAfterBreak="0">
+  <w:abstractNum w:abstractNumId="10" w15:restartNumberingAfterBreak="0">
     <w:nsid w:val="6B34039C"/>
     <w:multiLevelType w:val="hybridMultilevel"/>
     <w:tmpl w:val="3788E344"/>
@@ -9425,7 +9499,7 @@
       </w:rPr>
     </w:lvl>
   </w:abstractNum>
-  <w:abstractNum w:abstractNumId="10" w15:restartNumberingAfterBreak="0">
+  <w:abstractNum w:abstractNumId="11" w15:restartNumberingAfterBreak="0">
     <w:nsid w:val="6B3C2A49"/>
     <w:multiLevelType w:val="hybridMultilevel"/>
     <w:tmpl w:val="697C430C"/>
@@ -9511,7 +9585,7 @@
       </w:pPr>
     </w:lvl>
   </w:abstractNum>
-  <w:abstractNum w:abstractNumId="11" w15:restartNumberingAfterBreak="0">
+  <w:abstractNum w:abstractNumId="12" w15:restartNumberingAfterBreak="0">
     <w:nsid w:val="6F9C12DC"/>
     <w:multiLevelType w:val="hybridMultilevel"/>
     <w:tmpl w:val="A7B683CE"/>
@@ -9623,7 +9697,7 @@
       </w:rPr>
     </w:lvl>
   </w:abstractNum>
-  <w:abstractNum w:abstractNumId="12" w15:restartNumberingAfterBreak="0">
+  <w:abstractNum w:abstractNumId="13" w15:restartNumberingAfterBreak="0">
     <w:nsid w:val="727E18F8"/>
     <w:multiLevelType w:val="hybridMultilevel"/>
     <w:tmpl w:val="450C6B2A"/>
@@ -9712,7 +9786,7 @@
       </w:pPr>
     </w:lvl>
   </w:abstractNum>
-  <w:abstractNum w:abstractNumId="13" w15:restartNumberingAfterBreak="0">
+  <w:abstractNum w:abstractNumId="14" w15:restartNumberingAfterBreak="0">
     <w:nsid w:val="7586759F"/>
     <w:multiLevelType w:val="hybridMultilevel"/>
     <w:tmpl w:val="4B44071C"/>
@@ -9801,7 +9875,7 @@
       </w:pPr>
     </w:lvl>
   </w:abstractNum>
-  <w:abstractNum w:abstractNumId="14" w15:restartNumberingAfterBreak="0">
+  <w:abstractNum w:abstractNumId="15" w15:restartNumberingAfterBreak="0">
     <w:nsid w:val="799E0572"/>
     <w:multiLevelType w:val="multilevel"/>
     <w:tmpl w:val="42B8E80E"/>
@@ -9914,7 +9988,7 @@
       </w:pPr>
     </w:lvl>
   </w:abstractNum>
-  <w:abstractNum w:abstractNumId="15" w15:restartNumberingAfterBreak="0">
+  <w:abstractNum w:abstractNumId="16" w15:restartNumberingAfterBreak="0">
     <w:nsid w:val="79C831E2"/>
     <w:multiLevelType w:val="hybridMultilevel"/>
     <w:tmpl w:val="DD324788"/>
@@ -10004,7 +10078,7 @@
     </w:lvl>
   </w:abstractNum>
   <w:num w:numId="1" w16cid:durableId="451091938">
-    <w:abstractNumId w:val="10"/>
+    <w:abstractNumId w:val="11"/>
     <w:lvlOverride w:ilvl="0">
       <w:startOverride w:val="1"/>
     </w:lvlOverride>
@@ -10034,7 +10108,7 @@
     </w:lvlOverride>
   </w:num>
   <w:num w:numId="2" w16cid:durableId="1090541332">
-    <w:abstractNumId w:val="7"/>
+    <w:abstractNumId w:val="8"/>
   </w:num>
   <w:num w:numId="3" w16cid:durableId="1542402813">
     <w:abstractNumId w:val="5"/>
@@ -10067,10 +10141,10 @@
     </w:lvlOverride>
   </w:num>
   <w:num w:numId="4" w16cid:durableId="1936984860">
-    <w:abstractNumId w:val="10"/>
+    <w:abstractNumId w:val="11"/>
   </w:num>
   <w:num w:numId="5" w16cid:durableId="116065848">
-    <w:abstractNumId w:val="13"/>
+    <w:abstractNumId w:val="14"/>
   </w:num>
   <w:num w:numId="6" w16cid:durableId="735709938">
     <w:abstractNumId w:val="0"/>
@@ -10085,28 +10159,31 @@
     <w:abstractNumId w:val="1"/>
   </w:num>
   <w:num w:numId="10" w16cid:durableId="2117406444">
-    <w:abstractNumId w:val="8"/>
+    <w:abstractNumId w:val="9"/>
   </w:num>
   <w:num w:numId="11" w16cid:durableId="348682868">
-    <w:abstractNumId w:val="14"/>
+    <w:abstractNumId w:val="15"/>
   </w:num>
   <w:num w:numId="12" w16cid:durableId="1807242017">
-    <w:abstractNumId w:val="12"/>
+    <w:abstractNumId w:val="13"/>
   </w:num>
   <w:num w:numId="13" w16cid:durableId="108746151">
     <w:abstractNumId w:val="6"/>
   </w:num>
   <w:num w:numId="14" w16cid:durableId="570848262">
-    <w:abstractNumId w:val="11"/>
+    <w:abstractNumId w:val="12"/>
   </w:num>
   <w:num w:numId="15" w16cid:durableId="697854457">
-    <w:abstractNumId w:val="15"/>
+    <w:abstractNumId w:val="16"/>
   </w:num>
   <w:num w:numId="16" w16cid:durableId="1290404954">
-    <w:abstractNumId w:val="9"/>
+    <w:abstractNumId w:val="10"/>
   </w:num>
   <w:num w:numId="17" w16cid:durableId="817377124">
     <w:abstractNumId w:val="3"/>
+  </w:num>
+  <w:num w:numId="18" w16cid:durableId="641691236">
+    <w:abstractNumId w:val="7"/>
   </w:num>
 </w:numbering>
 </file>
@@ -10938,6 +11015,40 @@
       <w:color w:val="2F5496" w:themeColor="accent1" w:themeShade="BF"/>
     </w:rPr>
   </w:style>
+  <w:style w:type="paragraph" w:styleId="af4">
+    <w:name w:val="Title"/>
+    <w:basedOn w:val="a"/>
+    <w:next w:val="a"/>
+    <w:link w:val="af5"/>
+    <w:uiPriority w:val="10"/>
+    <w:qFormat/>
+    <w:rsid w:val="00731A29"/>
+    <w:pPr>
+      <w:spacing w:after="0" w:line="240" w:lineRule="auto"/>
+      <w:contextualSpacing/>
+    </w:pPr>
+    <w:rPr>
+      <w:rFonts w:asciiTheme="majorHAnsi" w:eastAsiaTheme="majorEastAsia" w:hAnsiTheme="majorHAnsi" w:cstheme="majorBidi"/>
+      <w:spacing w:val="-10"/>
+      <w:kern w:val="28"/>
+      <w:sz w:val="56"/>
+      <w:szCs w:val="56"/>
+    </w:rPr>
+  </w:style>
+  <w:style w:type="character" w:customStyle="1" w:styleId="af5">
+    <w:name w:val="Заголовок Знак"/>
+    <w:basedOn w:val="a0"/>
+    <w:link w:val="af4"/>
+    <w:uiPriority w:val="10"/>
+    <w:rsid w:val="00731A29"/>
+    <w:rPr>
+      <w:rFonts w:asciiTheme="majorHAnsi" w:eastAsiaTheme="majorEastAsia" w:hAnsiTheme="majorHAnsi" w:cstheme="majorBidi"/>
+      <w:spacing w:val="-10"/>
+      <w:kern w:val="28"/>
+      <w:sz w:val="56"/>
+      <w:szCs w:val="56"/>
+    </w:rPr>
+  </w:style>
 </w:styles>
 </file>
 

--- a/docs/Проект системы(черновой вариант).docx
+++ b/docs/Проект системы(черновой вариант).docx
@@ -1126,7 +1126,7 @@
           <w:sz w:val="28"/>
           <w:szCs w:val="28"/>
         </w:rPr>
-        <w:t>Описание программы</w:t>
+        <w:t>Информация о выбранной САПР</w:t>
       </w:r>
     </w:p>
     <w:p>
@@ -1160,7 +1160,7 @@
           <w:sz w:val="28"/>
           <w:szCs w:val="28"/>
         </w:rPr>
-        <w:t>Проектирование новых видов и образцов машин, оборудования, устройств, аппаратов, приборов и других изделий представляет сложный и длительный процесс, включающий в себя разработку исходных данных, чертежей, технической документации, необходимых для изготовления опытных образцов и последующего производства и эксплуатации объектов проектирования.</w:t>
+        <w:t>Система автоматизированного проектирования (САПР) объединяет программные и технические средства, с помощью которых выполняются проектные операции и создаётся конструкторская документация. В данной работе САПР используется для автоматического построения трёхмерной модели настольного органайзера.</w:t>
       </w:r>
     </w:p>
     <w:p>
@@ -1180,25 +1180,7 @@
           <w:sz w:val="28"/>
           <w:szCs w:val="28"/>
         </w:rPr>
-        <w:t xml:space="preserve">Проектирование — это комплекс работ с целью получения описаний нового или модернизируемого технического объекта, достаточных для реализации или изготовления объекта в заданных условиях. В процессе проектирования возникает необходимость создания описания, необходимого для построения еще не существующего объекта. Получаемые при проектировании описания бывают окончательными или промежуточными. Окончательные описания представляют собой комплект конструкторско-технологической документации в виде чертежей, спецификаций, программ для ЭВМ и автоматизированных комплексов и </w:t>
-      </w:r>
-      <w:proofErr w:type="gramStart"/>
-      <w:r>
-        <w:rPr>
-          <w:rFonts w:ascii="Times New Roman" w:hAnsi="Times New Roman" w:cs="Times New Roman"/>
-          <w:sz w:val="28"/>
-          <w:szCs w:val="28"/>
-        </w:rPr>
-        <w:t>т.д.</w:t>
-      </w:r>
-      <w:proofErr w:type="gramEnd"/>
-      <w:r>
-        <w:rPr>
-          <w:rFonts w:ascii="Times New Roman" w:hAnsi="Times New Roman" w:cs="Times New Roman"/>
-          <w:sz w:val="28"/>
-          <w:szCs w:val="28"/>
-        </w:rPr>
-        <w:t xml:space="preserve"> [1]</w:t>
+        <w:t>КОМПАС-3D — система трёхмерного проектирования изделий. Она предоставляет средства создания деталей и сборок, редактирования геометрии и подготовки конструкторской документации. Наличие программного интерфейса позволяет автоматизировать повторяющиеся операции построения [1].</w:t>
       </w:r>
     </w:p>
     <w:p>
@@ -1218,7 +1200,7 @@
           <w:sz w:val="28"/>
           <w:szCs w:val="28"/>
         </w:rPr>
-        <w:t>Основной целью автоматизации является повышение качества исполнения процесса. Автоматизированный процесс обладает более стабильными характеристиками, чем процесс, выполняемый в ручном режиме. Во многих случаях автоматизация процессов позволяет повысить производительность, сократить время выполнения процесса, снизить стоимость, увеличить точность и стабильность выполняемых операций.</w:t>
+        <w:t>Согласно техническому заданию целевой средой является 64-разрядная САПР «КОМПАС-3D v25 Учебная версия», сборка 25.0.0.2735. Совместимость с другими сборками в рамках проекта не заявляется [2].</w:t>
       </w:r>
     </w:p>
     <w:p>
@@ -1238,7 +1220,7 @@
           <w:sz w:val="28"/>
           <w:szCs w:val="28"/>
         </w:rPr>
-        <w:t>Система автоматизированного проектирования (САПР) — это организационно-техническая система, состоящая из комплекса средств автоматизации проектирования, взаимодействующего с подразделениями проектной организации и выполняющая автоматизированное проектирование.</w:t>
+        <w:t>«Модульный органайзер» разрабатывается как отдельное настольное приложение на C# с использованием .NET 8 и WPF для платформы x64. Приложение подключается к работающей САПР либо запускает её при отсутствии запущенного экземпляра. Термин «плагин» сохраняется как наименование приложения, расширяющего возможности КОМПАС-3D.</w:t>
       </w:r>
     </w:p>
     <w:p>
@@ -1258,8 +1240,25 @@
           <w:sz w:val="28"/>
           <w:szCs w:val="28"/>
         </w:rPr>
-        <w:lastRenderedPageBreak/>
-        <w:t>Для реализации разрабатываемого плагина будет использоваться система автоматизированного проектирования «КОМПАС-3D».</w:t>
+        <w:t xml:space="preserve">Аналогами выбранной САПР по назначению являются Autodesk </w:t>
+      </w:r>
+      <w:proofErr w:type="spellStart"/>
+      <w:r>
+        <w:rPr>
+          <w:rFonts w:ascii="Times New Roman" w:hAnsi="Times New Roman" w:cs="Times New Roman"/>
+          <w:sz w:val="28"/>
+          <w:szCs w:val="28"/>
+        </w:rPr>
+        <w:t>Inventor</w:t>
+      </w:r>
+      <w:proofErr w:type="spellEnd"/>
+      <w:r>
+        <w:rPr>
+          <w:rFonts w:ascii="Times New Roman" w:hAnsi="Times New Roman" w:cs="Times New Roman"/>
+          <w:sz w:val="28"/>
+          <w:szCs w:val="28"/>
+        </w:rPr>
+        <w:t xml:space="preserve"> и SOLIDWORKS: эти системы также используются для проектирования деталей, сборок и выпуска конструкторской документации. Выбор КОМПАС-3D определяется заданием и наличием API для автоматизации построения модели. Замена САПР в данном проекте не рассматривается.</w:t>
       </w:r>
     </w:p>
     <w:p>
@@ -1273,14 +1272,6 @@
           <w:szCs w:val="28"/>
         </w:rPr>
       </w:pPr>
-      <w:r>
-        <w:rPr>
-          <w:rFonts w:ascii="Times New Roman" w:hAnsi="Times New Roman" w:cs="Times New Roman"/>
-          <w:sz w:val="28"/>
-          <w:szCs w:val="28"/>
-        </w:rPr>
-        <w:t>«КОМПАС-3D» — система трехмерного моделирования, предназначенная для автоматизированного проектирования деталей, сборок и других изделий. Система позволяет создавать трехмерные модели, чертежи и другую конструкторскую документацию, необходимую на различных этапах проектирования.</w:t>
-      </w:r>
     </w:p>
     <w:p>
       <w:pPr>
@@ -1293,14 +1284,6 @@
           <w:szCs w:val="28"/>
         </w:rPr>
       </w:pPr>
-      <w:r>
-        <w:rPr>
-          <w:rFonts w:ascii="Times New Roman" w:hAnsi="Times New Roman" w:cs="Times New Roman"/>
-          <w:sz w:val="28"/>
-          <w:szCs w:val="28"/>
-        </w:rPr>
-        <w:t>Одной из основных возможностей «КОМПАС-3D» является создание параметрических трехмерных моделей. Пользователь может задавать геометрические параметры объекта, выполнять операции построения и редактирования модели, а также получать связанные с ней конструкторские документы.</w:t>
-      </w:r>
     </w:p>
     <w:p>
       <w:pPr>
@@ -1313,92 +1296,6 @@
           <w:szCs w:val="28"/>
         </w:rPr>
       </w:pPr>
-      <w:r>
-        <w:rPr>
-          <w:rFonts w:ascii="Times New Roman" w:hAnsi="Times New Roman" w:cs="Times New Roman"/>
-          <w:sz w:val="28"/>
-          <w:szCs w:val="28"/>
-        </w:rPr>
-        <w:t>Для разрабатываемого плагина использование «КОМПАС-3D» обусловлено необходимостью автоматического построения трехмерной модели модульного настольного органайзера по заданным пользователем параметрам. Кроме того, выбранная САПР предоставляет программный интерфейс API, позволяющий взаимодействовать с документами и объектами модели программными средствами. Это позволяет автоматизировать последовательность операций, которая при ручном проектировании выполняется пользователем.</w:t>
-      </w:r>
-    </w:p>
-    <w:p>
-      <w:pPr>
-        <w:spacing w:after="0" w:line="360" w:lineRule="auto"/>
-        <w:ind w:firstLine="709"/>
-        <w:jc w:val="both"/>
-        <w:rPr>
-          <w:rFonts w:ascii="Times New Roman" w:hAnsi="Times New Roman" w:cs="Times New Roman"/>
-          <w:sz w:val="28"/>
-          <w:szCs w:val="28"/>
-        </w:rPr>
-      </w:pPr>
-      <w:r>
-        <w:rPr>
-          <w:rFonts w:ascii="Times New Roman" w:hAnsi="Times New Roman" w:cs="Times New Roman"/>
-          <w:sz w:val="28"/>
-          <w:szCs w:val="28"/>
-        </w:rPr>
-        <w:t xml:space="preserve">Аналогами «КОМПАС-3D» являются другие системы автоматизированного проектирования, предназначенные для трехмерного моделирования и разработки конструкторской документации, например Autodesk </w:t>
-      </w:r>
-      <w:proofErr w:type="spellStart"/>
-      <w:r>
-        <w:rPr>
-          <w:rFonts w:ascii="Times New Roman" w:hAnsi="Times New Roman" w:cs="Times New Roman"/>
-          <w:sz w:val="28"/>
-          <w:szCs w:val="28"/>
-        </w:rPr>
-        <w:t>Inventor</w:t>
-      </w:r>
-      <w:proofErr w:type="spellEnd"/>
-      <w:r>
-        <w:rPr>
-          <w:rFonts w:ascii="Times New Roman" w:hAnsi="Times New Roman" w:cs="Times New Roman"/>
-          <w:sz w:val="28"/>
-          <w:szCs w:val="28"/>
-        </w:rPr>
-        <w:t xml:space="preserve"> и </w:t>
-      </w:r>
-      <w:proofErr w:type="spellStart"/>
-      <w:r>
-        <w:rPr>
-          <w:rFonts w:ascii="Times New Roman" w:hAnsi="Times New Roman" w:cs="Times New Roman"/>
-          <w:sz w:val="28"/>
-          <w:szCs w:val="28"/>
-        </w:rPr>
-        <w:t>SolidWorks</w:t>
-      </w:r>
-      <w:proofErr w:type="spellEnd"/>
-      <w:r>
-        <w:rPr>
-          <w:rFonts w:ascii="Times New Roman" w:hAnsi="Times New Roman" w:cs="Times New Roman"/>
-          <w:sz w:val="28"/>
-          <w:szCs w:val="28"/>
-        </w:rPr>
-        <w:t>. Выбор «КОМПАС-3D» для разработки плагина связан с использованием данной САПР в качестве среды построения разрабатываемой модели и возможностью программного взаимодействия с ее объектами посредством API.</w:t>
-      </w:r>
-    </w:p>
-    <w:p>
-      <w:pPr>
-        <w:spacing w:line="259" w:lineRule="auto"/>
-        <w:rPr>
-          <w:rFonts w:ascii="Times New Roman" w:hAnsi="Times New Roman" w:cs="Times New Roman"/>
-          <w:b/>
-          <w:bCs/>
-          <w:sz w:val="28"/>
-          <w:szCs w:val="28"/>
-        </w:rPr>
-      </w:pPr>
-      <w:r>
-        <w:rPr>
-          <w:rFonts w:ascii="Times New Roman" w:hAnsi="Times New Roman" w:cs="Times New Roman"/>
-          <w:b/>
-          <w:bCs/>
-          <w:sz w:val="28"/>
-          <w:szCs w:val="28"/>
-        </w:rPr>
-        <w:br w:type="page"/>
-      </w:r>
     </w:p>
     <w:p>
       <w:pPr>
@@ -1502,7 +1399,43 @@
           <w:sz w:val="28"/>
           <w:szCs w:val="28"/>
         </w:rPr>
-        <w:t xml:space="preserve">Для автоматизации построения модели модульного настольного органайзера будет использоваться программный интерфейс САПР «КОМПАС-3D». API КОМПАС-3D предоставляет средства для программного доступа к документам, объектам трехмерной модели и операциям построения. В официальной документации SDK КОМПАС-3D отдельно представлены интерфейсы версии 7, предназначенные для работы с приложением, документами, трехмерными моделями и другими объектами системы. </w:t>
+        <w:t xml:space="preserve">Для взаимодействия с КОМПАС-3D v25 используется API 5 в варианте </w:t>
+      </w:r>
+      <w:proofErr w:type="spellStart"/>
+      <w:r>
+        <w:rPr>
+          <w:rFonts w:ascii="Times New Roman" w:hAnsi="Times New Roman" w:cs="Times New Roman"/>
+          <w:sz w:val="28"/>
+          <w:szCs w:val="28"/>
+        </w:rPr>
+        <w:t>Automation</w:t>
+      </w:r>
+      <w:proofErr w:type="spellEnd"/>
+      <w:r>
+        <w:rPr>
+          <w:rFonts w:ascii="Times New Roman" w:hAnsi="Times New Roman" w:cs="Times New Roman"/>
+          <w:sz w:val="28"/>
+          <w:szCs w:val="28"/>
+        </w:rPr>
+        <w:t xml:space="preserve">. Доступ к его интерфейсам из C# осуществляется через COM </w:t>
+      </w:r>
+      <w:proofErr w:type="spellStart"/>
+      <w:r>
+        <w:rPr>
+          <w:rFonts w:ascii="Times New Roman" w:hAnsi="Times New Roman" w:cs="Times New Roman"/>
+          <w:sz w:val="28"/>
+          <w:szCs w:val="28"/>
+        </w:rPr>
+        <w:t>Interop</w:t>
+      </w:r>
+      <w:proofErr w:type="spellEnd"/>
+      <w:r>
+        <w:rPr>
+          <w:rFonts w:ascii="Times New Roman" w:hAnsi="Times New Roman" w:cs="Times New Roman"/>
+          <w:sz w:val="28"/>
+          <w:szCs w:val="28"/>
+        </w:rPr>
+        <w:t xml:space="preserve"> с использованием библиотек типов SDK целевой версии САПР и соответствующих .NET-обёрток.</w:t>
       </w:r>
     </w:p>
     <w:p>
@@ -1522,7 +1455,7 @@
           <w:sz w:val="28"/>
           <w:szCs w:val="28"/>
         </w:rPr>
-        <w:t xml:space="preserve">Центральным интерфейсом взаимодействия с приложением является </w:t>
+        <w:t xml:space="preserve">Приложение работает как отдельный внешний контроллер САПР. Компонент Kompas3DWrapper получает доступ к запущенному экземпляру КОМПАС-3D, а при его отсутствии запускает САПР. После подключения приложение получает интерфейс </w:t>
       </w:r>
       <w:proofErr w:type="spellStart"/>
       <w:r>
@@ -1540,7 +1473,7 @@
           <w:sz w:val="28"/>
           <w:szCs w:val="28"/>
         </w:rPr>
-        <w:t xml:space="preserve">. С его помощью можно получить указатель на текущий или создаваемый документ трехмерной модели. Метод Document3D возвращает интерфейс документа трехмерной модели ksDocument3D. </w:t>
+        <w:t xml:space="preserve"> и обеспечивает отображение окна КОМПАС-3D.</w:t>
       </w:r>
     </w:p>
     <w:p>
@@ -1560,79 +1493,7 @@
           <w:sz w:val="28"/>
           <w:szCs w:val="28"/>
         </w:rPr>
-        <w:t xml:space="preserve">В разрабатываемом плагине API КОМПАС-3D будет использоваться для создания документа детали, получения доступа к детали и создания объектов трехмерной модели. Для этого предполагается использовать интерфейсы ksDocument3D, </w:t>
-      </w:r>
-      <w:proofErr w:type="spellStart"/>
-      <w:r>
-        <w:rPr>
-          <w:rFonts w:ascii="Times New Roman" w:hAnsi="Times New Roman" w:cs="Times New Roman"/>
-          <w:sz w:val="28"/>
-          <w:szCs w:val="28"/>
-        </w:rPr>
-        <w:t>ksPart</w:t>
-      </w:r>
-      <w:proofErr w:type="spellEnd"/>
-      <w:r>
-        <w:rPr>
-          <w:rFonts w:ascii="Times New Roman" w:hAnsi="Times New Roman" w:cs="Times New Roman"/>
-          <w:sz w:val="28"/>
-          <w:szCs w:val="28"/>
-        </w:rPr>
-        <w:t xml:space="preserve"> и </w:t>
-      </w:r>
-      <w:proofErr w:type="spellStart"/>
-      <w:r>
-        <w:rPr>
-          <w:rFonts w:ascii="Times New Roman" w:hAnsi="Times New Roman" w:cs="Times New Roman"/>
-          <w:sz w:val="28"/>
-          <w:szCs w:val="28"/>
-        </w:rPr>
-        <w:t>ksEntity</w:t>
-      </w:r>
-      <w:proofErr w:type="spellEnd"/>
-      <w:r>
-        <w:rPr>
-          <w:rFonts w:ascii="Times New Roman" w:hAnsi="Times New Roman" w:cs="Times New Roman"/>
-          <w:sz w:val="28"/>
-          <w:szCs w:val="28"/>
-        </w:rPr>
-        <w:t xml:space="preserve">. Интерфейс </w:t>
-      </w:r>
-      <w:proofErr w:type="spellStart"/>
-      <w:r>
-        <w:rPr>
-          <w:rFonts w:ascii="Times New Roman" w:hAnsi="Times New Roman" w:cs="Times New Roman"/>
-          <w:sz w:val="28"/>
-          <w:szCs w:val="28"/>
-        </w:rPr>
-        <w:t>ksPart</w:t>
-      </w:r>
-      <w:proofErr w:type="spellEnd"/>
-      <w:r>
-        <w:rPr>
-          <w:rFonts w:ascii="Times New Roman" w:hAnsi="Times New Roman" w:cs="Times New Roman"/>
-          <w:sz w:val="28"/>
-          <w:szCs w:val="28"/>
-        </w:rPr>
-        <w:t xml:space="preserve"> представляет деталь или подсборку и позволяет работать с объектами модели, а </w:t>
-      </w:r>
-      <w:proofErr w:type="spellStart"/>
-      <w:r>
-        <w:rPr>
-          <w:rFonts w:ascii="Times New Roman" w:hAnsi="Times New Roman" w:cs="Times New Roman"/>
-          <w:sz w:val="28"/>
-          <w:szCs w:val="28"/>
-        </w:rPr>
-        <w:t>ksEntity</w:t>
-      </w:r>
-      <w:proofErr w:type="spellEnd"/>
-      <w:r>
-        <w:rPr>
-          <w:rFonts w:ascii="Times New Roman" w:hAnsi="Times New Roman" w:cs="Times New Roman"/>
-          <w:sz w:val="28"/>
-          <w:szCs w:val="28"/>
-        </w:rPr>
-        <w:t xml:space="preserve"> используется для представления отдельных элементов модели, в том числе формообразующих операций. </w:t>
+        <w:t>Для подключения API к проекту используются библиотеки типов и обёртки из установленного SDK КОМПАС-3D v25. Проект собирается для платформы x64. Получение запущенного экземпляра и запуск нового экземпляра инкапсулируются в Kompas3DWrapper; пользовательский интерфейс и классы расчёта геометрии непосредственно с COM-объектами не работают.</w:t>
       </w:r>
     </w:p>
     <w:p>
@@ -1652,7 +1513,25 @@
           <w:sz w:val="28"/>
           <w:szCs w:val="28"/>
         </w:rPr>
-        <w:t xml:space="preserve">Создание объектов модели выполняется с использованием метода </w:t>
+        <w:t>Метод KompasObject.Document3</w:t>
+      </w:r>
+      <w:proofErr w:type="gramStart"/>
+      <w:r>
+        <w:rPr>
+          <w:rFonts w:ascii="Times New Roman" w:hAnsi="Times New Roman" w:cs="Times New Roman"/>
+          <w:sz w:val="28"/>
+          <w:szCs w:val="28"/>
+        </w:rPr>
+        <w:t>D(</w:t>
+      </w:r>
+      <w:proofErr w:type="gramEnd"/>
+      <w:r>
+        <w:rPr>
+          <w:rFonts w:ascii="Times New Roman" w:hAnsi="Times New Roman" w:cs="Times New Roman"/>
+          <w:sz w:val="28"/>
+          <w:szCs w:val="28"/>
+        </w:rPr>
+        <w:t>) предоставляет интерфейс ksDocument3D. Новый видимый документ детали создаётся вызовом ksDocument3D.Create(</w:t>
       </w:r>
       <w:proofErr w:type="spellStart"/>
       <w:r>
@@ -1661,7 +1540,7 @@
           <w:sz w:val="28"/>
           <w:szCs w:val="28"/>
         </w:rPr>
-        <w:t>NewEntity</w:t>
+        <w:t>false</w:t>
       </w:r>
       <w:proofErr w:type="spellEnd"/>
       <w:r>
@@ -1670,7 +1549,7 @@
           <w:sz w:val="28"/>
           <w:szCs w:val="28"/>
         </w:rPr>
-        <w:t xml:space="preserve">, которому передается тип создаваемого объекта. После получения интерфейса объекта его фактическое создание в модели выполняется методом </w:t>
+        <w:t xml:space="preserve">, </w:t>
       </w:r>
       <w:proofErr w:type="spellStart"/>
       <w:r>
@@ -1679,7 +1558,7 @@
           <w:sz w:val="28"/>
           <w:szCs w:val="28"/>
         </w:rPr>
-        <w:t>Create</w:t>
+        <w:t>true</w:t>
       </w:r>
       <w:proofErr w:type="spellEnd"/>
       <w:r>
@@ -1688,7 +1567,43 @@
           <w:sz w:val="28"/>
           <w:szCs w:val="28"/>
         </w:rPr>
-        <w:t xml:space="preserve">. Для изменения ранее созданного объекта используется метод Update. </w:t>
+        <w:t xml:space="preserve">). Доступ к главному компоненту документа осуществляется методом </w:t>
+      </w:r>
+      <w:proofErr w:type="spellStart"/>
+      <w:r>
+        <w:rPr>
+          <w:rFonts w:ascii="Times New Roman" w:hAnsi="Times New Roman" w:cs="Times New Roman"/>
+          <w:sz w:val="28"/>
+          <w:szCs w:val="28"/>
+        </w:rPr>
+        <w:t>GetPart</w:t>
+      </w:r>
+      <w:proofErr w:type="spellEnd"/>
+      <w:r>
+        <w:rPr>
+          <w:rFonts w:ascii="Times New Roman" w:hAnsi="Times New Roman" w:cs="Times New Roman"/>
+          <w:sz w:val="28"/>
+          <w:szCs w:val="28"/>
+        </w:rPr>
+        <w:t xml:space="preserve"> с указанием типа </w:t>
+      </w:r>
+      <w:proofErr w:type="spellStart"/>
+      <w:r>
+        <w:rPr>
+          <w:rFonts w:ascii="Times New Roman" w:hAnsi="Times New Roman" w:cs="Times New Roman"/>
+          <w:sz w:val="28"/>
+          <w:szCs w:val="28"/>
+        </w:rPr>
+        <w:t>pTop_Part</w:t>
+      </w:r>
+      <w:proofErr w:type="spellEnd"/>
+      <w:r>
+        <w:rPr>
+          <w:rFonts w:ascii="Times New Roman" w:hAnsi="Times New Roman" w:cs="Times New Roman"/>
+          <w:sz w:val="28"/>
+          <w:szCs w:val="28"/>
+        </w:rPr>
+        <w:t>.</w:t>
       </w:r>
     </w:p>
     <w:p>
@@ -1708,8 +1623,98 @@
           <w:sz w:val="28"/>
           <w:szCs w:val="28"/>
         </w:rPr>
+        <w:t xml:space="preserve">Интерфейс </w:t>
+      </w:r>
+      <w:proofErr w:type="spellStart"/>
+      <w:r>
+        <w:rPr>
+          <w:rFonts w:ascii="Times New Roman" w:hAnsi="Times New Roman" w:cs="Times New Roman"/>
+          <w:sz w:val="28"/>
+          <w:szCs w:val="28"/>
+        </w:rPr>
+        <w:t>ksPart</w:t>
+      </w:r>
+      <w:proofErr w:type="spellEnd"/>
+      <w:r>
+        <w:rPr>
+          <w:rFonts w:ascii="Times New Roman" w:hAnsi="Times New Roman" w:cs="Times New Roman"/>
+          <w:sz w:val="28"/>
+          <w:szCs w:val="28"/>
+        </w:rPr>
+        <w:t xml:space="preserve"> используется для получения базовых плоскостей и создания интерфейсов объектов модели. Метод </w:t>
+      </w:r>
+      <w:proofErr w:type="spellStart"/>
+      <w:r>
+        <w:rPr>
+          <w:rFonts w:ascii="Times New Roman" w:hAnsi="Times New Roman" w:cs="Times New Roman"/>
+          <w:sz w:val="28"/>
+          <w:szCs w:val="28"/>
+        </w:rPr>
+        <w:t>NewEntity</w:t>
+      </w:r>
+      <w:proofErr w:type="spellEnd"/>
+      <w:r>
+        <w:rPr>
+          <w:rFonts w:ascii="Times New Roman" w:hAnsi="Times New Roman" w:cs="Times New Roman"/>
+          <w:sz w:val="28"/>
+          <w:szCs w:val="28"/>
+        </w:rPr>
+        <w:t xml:space="preserve"> создаёт интерфейс </w:t>
+      </w:r>
+      <w:proofErr w:type="spellStart"/>
+      <w:r>
+        <w:rPr>
+          <w:rFonts w:ascii="Times New Roman" w:hAnsi="Times New Roman" w:cs="Times New Roman"/>
+          <w:sz w:val="28"/>
+          <w:szCs w:val="28"/>
+        </w:rPr>
+        <w:t>ksEntity</w:t>
+      </w:r>
+      <w:proofErr w:type="spellEnd"/>
+      <w:r>
+        <w:rPr>
+          <w:rFonts w:ascii="Times New Roman" w:hAnsi="Times New Roman" w:cs="Times New Roman"/>
+          <w:sz w:val="28"/>
+          <w:szCs w:val="28"/>
+        </w:rPr>
+        <w:t xml:space="preserve"> выбранного типа. После получения параметров объекта через </w:t>
+      </w:r>
+      <w:proofErr w:type="spellStart"/>
+      <w:r>
+        <w:rPr>
+          <w:rFonts w:ascii="Times New Roman" w:hAnsi="Times New Roman" w:cs="Times New Roman"/>
+          <w:sz w:val="28"/>
+          <w:szCs w:val="28"/>
+        </w:rPr>
         <w:lastRenderedPageBreak/>
-        <w:t xml:space="preserve">Для построения модульного настольного органайзера будут использоваться объекты трехмерной модели, в частности эскизы и формообразующие операции выдавливания. В API КОМПАС-3D эскизу соответствует тип o3d_sketch, а базовой операции выдавливания — соответствующий тип формообразующего элемента. Для получения и настройки параметров операции выдавливания используются интерфейсы, предназначенные для работы с элементами выдавливания. </w:t>
+        <w:t>GetDefinition</w:t>
+      </w:r>
+      <w:proofErr w:type="spellEnd"/>
+      <w:r>
+        <w:rPr>
+          <w:rFonts w:ascii="Times New Roman" w:hAnsi="Times New Roman" w:cs="Times New Roman"/>
+          <w:sz w:val="28"/>
+          <w:szCs w:val="28"/>
+        </w:rPr>
+        <w:t xml:space="preserve"> и их настройки объект создаётся в модели вызовом </w:t>
+      </w:r>
+      <w:proofErr w:type="spellStart"/>
+      <w:r>
+        <w:rPr>
+          <w:rFonts w:ascii="Times New Roman" w:hAnsi="Times New Roman" w:cs="Times New Roman"/>
+          <w:sz w:val="28"/>
+          <w:szCs w:val="28"/>
+        </w:rPr>
+        <w:t>ksEntity.Create</w:t>
+      </w:r>
+      <w:proofErr w:type="spellEnd"/>
+      <w:r>
+        <w:rPr>
+          <w:rFonts w:ascii="Times New Roman" w:hAnsi="Times New Roman" w:cs="Times New Roman"/>
+          <w:sz w:val="28"/>
+          <w:szCs w:val="28"/>
+        </w:rPr>
+        <w:t>().</w:t>
       </w:r>
     </w:p>
     <w:p>
@@ -1729,7 +1734,171 @@
           <w:sz w:val="28"/>
           <w:szCs w:val="28"/>
         </w:rPr>
-        <w:t>С учетом последовательности ручного построения модели, описанной при выполнении лабораторной работы №1, API будет использоваться для создания базового эскиза, формирования основания органайзера, создания стенок и внутренних перегородок, а также изменения их положения в соответствии с заданными пользователем параметрами. Данный набор интерфейсов и методов выбран непосредственно для реализации функций, определенных в техническом задании.</w:t>
+        <w:t xml:space="preserve">Для работы с эскизами используется </w:t>
+      </w:r>
+      <w:proofErr w:type="spellStart"/>
+      <w:r>
+        <w:rPr>
+          <w:rFonts w:ascii="Times New Roman" w:hAnsi="Times New Roman" w:cs="Times New Roman"/>
+          <w:sz w:val="28"/>
+          <w:szCs w:val="28"/>
+        </w:rPr>
+        <w:t>ksSketchDefinition</w:t>
+      </w:r>
+      <w:proofErr w:type="spellEnd"/>
+      <w:r>
+        <w:rPr>
+          <w:rFonts w:ascii="Times New Roman" w:hAnsi="Times New Roman" w:cs="Times New Roman"/>
+          <w:sz w:val="28"/>
+          <w:szCs w:val="28"/>
+        </w:rPr>
+        <w:t xml:space="preserve">. Метод </w:t>
+      </w:r>
+      <w:proofErr w:type="spellStart"/>
+      <w:r>
+        <w:rPr>
+          <w:rFonts w:ascii="Times New Roman" w:hAnsi="Times New Roman" w:cs="Times New Roman"/>
+          <w:sz w:val="28"/>
+          <w:szCs w:val="28"/>
+        </w:rPr>
+        <w:t>SetPlane</w:t>
+      </w:r>
+      <w:proofErr w:type="spellEnd"/>
+      <w:r>
+        <w:rPr>
+          <w:rFonts w:ascii="Times New Roman" w:hAnsi="Times New Roman" w:cs="Times New Roman"/>
+          <w:sz w:val="28"/>
+          <w:szCs w:val="28"/>
+        </w:rPr>
+        <w:t xml:space="preserve"> задаёт плоскость эскиза. После создания эскиза метод </w:t>
+      </w:r>
+      <w:proofErr w:type="spellStart"/>
+      <w:r>
+        <w:rPr>
+          <w:rFonts w:ascii="Times New Roman" w:hAnsi="Times New Roman" w:cs="Times New Roman"/>
+          <w:sz w:val="28"/>
+          <w:szCs w:val="28"/>
+        </w:rPr>
+        <w:t>BeginEdit</w:t>
+      </w:r>
+      <w:proofErr w:type="spellEnd"/>
+      <w:r>
+        <w:rPr>
+          <w:rFonts w:ascii="Times New Roman" w:hAnsi="Times New Roman" w:cs="Times New Roman"/>
+          <w:sz w:val="28"/>
+          <w:szCs w:val="28"/>
+        </w:rPr>
+        <w:t xml:space="preserve"> открывает его для редактирования и возвращает интерфейс ksDocument2D. Геометрические элементы строятся в координатах эскиза; завершение редактирования выполняется методом </w:t>
+      </w:r>
+      <w:proofErr w:type="spellStart"/>
+      <w:r>
+        <w:rPr>
+          <w:rFonts w:ascii="Times New Roman" w:hAnsi="Times New Roman" w:cs="Times New Roman"/>
+          <w:sz w:val="28"/>
+          <w:szCs w:val="28"/>
+        </w:rPr>
+        <w:t>EndEdit</w:t>
+      </w:r>
+      <w:proofErr w:type="spellEnd"/>
+      <w:r>
+        <w:rPr>
+          <w:rFonts w:ascii="Times New Roman" w:hAnsi="Times New Roman" w:cs="Times New Roman"/>
+          <w:sz w:val="28"/>
+          <w:szCs w:val="28"/>
+        </w:rPr>
+        <w:t>.</w:t>
+      </w:r>
+    </w:p>
+    <w:p>
+      <w:pPr>
+        <w:spacing w:after="0" w:line="360" w:lineRule="auto"/>
+        <w:ind w:firstLine="426"/>
+        <w:jc w:val="both"/>
+        <w:rPr>
+          <w:rFonts w:ascii="Times New Roman" w:hAnsi="Times New Roman" w:cs="Times New Roman"/>
+          <w:sz w:val="28"/>
+          <w:szCs w:val="28"/>
+        </w:rPr>
+      </w:pPr>
+      <w:r>
+        <w:rPr>
+          <w:rFonts w:ascii="Times New Roman" w:hAnsi="Times New Roman" w:cs="Times New Roman"/>
+          <w:sz w:val="28"/>
+          <w:szCs w:val="28"/>
+        </w:rPr>
+        <w:t xml:space="preserve">Основание органайзера формируется базовой операцией выдавливания o3d_baseExtrusion. Наружные стенки и внутренние перегородки формируются операциями приклеивания выдавливанием o3d_bossExtrusion. Для настройки операций используются интерфейсы </w:t>
+      </w:r>
+      <w:proofErr w:type="spellStart"/>
+      <w:r>
+        <w:rPr>
+          <w:rFonts w:ascii="Times New Roman" w:hAnsi="Times New Roman" w:cs="Times New Roman"/>
+          <w:sz w:val="28"/>
+          <w:szCs w:val="28"/>
+        </w:rPr>
+        <w:t>ksBaseExtrusionDefinition</w:t>
+      </w:r>
+      <w:proofErr w:type="spellEnd"/>
+      <w:r>
+        <w:rPr>
+          <w:rFonts w:ascii="Times New Roman" w:hAnsi="Times New Roman" w:cs="Times New Roman"/>
+          <w:sz w:val="28"/>
+          <w:szCs w:val="28"/>
+        </w:rPr>
+        <w:t xml:space="preserve"> и </w:t>
+      </w:r>
+      <w:proofErr w:type="spellStart"/>
+      <w:r>
+        <w:rPr>
+          <w:rFonts w:ascii="Times New Roman" w:hAnsi="Times New Roman" w:cs="Times New Roman"/>
+          <w:sz w:val="28"/>
+          <w:szCs w:val="28"/>
+        </w:rPr>
+        <w:t>ksBossExtrusionDefinition</w:t>
+      </w:r>
+      <w:proofErr w:type="spellEnd"/>
+      <w:r>
+        <w:rPr>
+          <w:rFonts w:ascii="Times New Roman" w:hAnsi="Times New Roman" w:cs="Times New Roman"/>
+          <w:sz w:val="28"/>
+          <w:szCs w:val="28"/>
+        </w:rPr>
+        <w:t xml:space="preserve">: метод </w:t>
+      </w:r>
+      <w:proofErr w:type="spellStart"/>
+      <w:r>
+        <w:rPr>
+          <w:rFonts w:ascii="Times New Roman" w:hAnsi="Times New Roman" w:cs="Times New Roman"/>
+          <w:sz w:val="28"/>
+          <w:szCs w:val="28"/>
+        </w:rPr>
+        <w:t>SetSketch</w:t>
+      </w:r>
+      <w:proofErr w:type="spellEnd"/>
+      <w:r>
+        <w:rPr>
+          <w:rFonts w:ascii="Times New Roman" w:hAnsi="Times New Roman" w:cs="Times New Roman"/>
+          <w:sz w:val="28"/>
+          <w:szCs w:val="28"/>
+        </w:rPr>
+        <w:t xml:space="preserve"> связывает операцию с эскизом, а </w:t>
+      </w:r>
+      <w:proofErr w:type="spellStart"/>
+      <w:r>
+        <w:rPr>
+          <w:rFonts w:ascii="Times New Roman" w:hAnsi="Times New Roman" w:cs="Times New Roman"/>
+          <w:sz w:val="28"/>
+          <w:szCs w:val="28"/>
+        </w:rPr>
+        <w:t>SetSideParam</w:t>
+      </w:r>
+      <w:proofErr w:type="spellEnd"/>
+      <w:r>
+        <w:rPr>
+          <w:rFonts w:ascii="Times New Roman" w:hAnsi="Times New Roman" w:cs="Times New Roman"/>
+          <w:sz w:val="28"/>
+          <w:szCs w:val="28"/>
+        </w:rPr>
+        <w:t xml:space="preserve"> задаёт направление, глубину выдавливания и параметры уклона.</w:t>
       </w:r>
     </w:p>
     <w:p>
@@ -1840,17 +2009,16 @@
         <w:tblLook w:val="04A0" w:firstRow="1" w:lastRow="0" w:firstColumn="1" w:lastColumn="0" w:noHBand="0" w:noVBand="1"/>
       </w:tblPr>
       <w:tblGrid>
-        <w:gridCol w:w="2122"/>
-        <w:gridCol w:w="6945"/>
+        <w:gridCol w:w="3250"/>
+        <w:gridCol w:w="6095"/>
       </w:tblGrid>
       <w:tr>
         <w:trPr>
-          <w:trHeight w:val="1491"/>
+          <w:trHeight w:val="558"/>
         </w:trPr>
         <w:tc>
           <w:tcPr>
             <w:tcW w:w="2122" w:type="dxa"/>
-            <w:vAlign w:val="center"/>
           </w:tcPr>
           <w:p>
             <w:pPr>
@@ -1867,28 +2035,16 @@
               <w:rPr>
                 <w:rFonts w:ascii="Times New Roman" w:hAnsi="Times New Roman" w:cs="Times New Roman"/>
                 <w:b/>
-                <w:bCs/>
-                <w:sz w:val="28"/>
-                <w:szCs w:val="28"/>
-              </w:rPr>
-              <w:t>Названи</w:t>
-            </w:r>
-            <w:r>
-              <w:rPr>
-                <w:rFonts w:ascii="Times New Roman" w:hAnsi="Times New Roman" w:cs="Times New Roman"/>
-                <w:b/>
-                <w:bCs/>
-                <w:sz w:val="28"/>
-                <w:szCs w:val="28"/>
-              </w:rPr>
-              <w:t>е интерфейса</w:t>
+                <w:sz w:val="28"/>
+                <w:szCs w:val="28"/>
+              </w:rPr>
+              <w:t>Интерфейс</w:t>
             </w:r>
           </w:p>
         </w:tc>
         <w:tc>
           <w:tcPr>
             <w:tcW w:w="6945" w:type="dxa"/>
-            <w:vAlign w:val="center"/>
           </w:tcPr>
           <w:p>
             <w:pPr>
@@ -1904,7 +2060,6 @@
               <w:rPr>
                 <w:rFonts w:ascii="Times New Roman" w:hAnsi="Times New Roman" w:cs="Times New Roman"/>
                 <w:b/>
-                <w:bCs/>
                 <w:sz w:val="28"/>
                 <w:szCs w:val="28"/>
               </w:rPr>
@@ -1920,7 +2075,6 @@
         <w:tc>
           <w:tcPr>
             <w:tcW w:w="2122" w:type="dxa"/>
-            <w:vAlign w:val="center"/>
           </w:tcPr>
           <w:p>
             <w:pPr>
@@ -1935,8 +2089,7 @@
             <w:proofErr w:type="spellStart"/>
             <w:r>
               <w:rPr>
-                <w:rStyle w:val="HTML"/>
-                <w:rFonts w:ascii="Times New Roman" w:eastAsiaTheme="minorHAnsi" w:hAnsi="Times New Roman" w:cs="Times New Roman"/>
+                <w:rFonts w:ascii="Times New Roman" w:hAnsi="Times New Roman" w:cs="Times New Roman"/>
                 <w:sz w:val="28"/>
                 <w:szCs w:val="28"/>
               </w:rPr>
@@ -1948,7 +2101,6 @@
         <w:tc>
           <w:tcPr>
             <w:tcW w:w="6945" w:type="dxa"/>
-            <w:vAlign w:val="center"/>
           </w:tcPr>
           <w:p>
             <w:pPr>
@@ -1966,7 +2118,7 @@
                 <w:sz w:val="28"/>
                 <w:szCs w:val="28"/>
               </w:rPr>
-              <w:t>Основной интерфейс взаимодействия с приложением КОМПАС-3D и получения доступа к документам</w:t>
+              <w:t>Доступ к приложению и интерфейсам документов</w:t>
             </w:r>
           </w:p>
         </w:tc>
@@ -1978,7 +2130,6 @@
         <w:tc>
           <w:tcPr>
             <w:tcW w:w="2122" w:type="dxa"/>
-            <w:vAlign w:val="center"/>
           </w:tcPr>
           <w:p>
             <w:pPr>
@@ -1992,8 +2143,7 @@
             </w:pPr>
             <w:r>
               <w:rPr>
-                <w:rStyle w:val="HTML"/>
-                <w:rFonts w:ascii="Times New Roman" w:eastAsiaTheme="minorHAnsi" w:hAnsi="Times New Roman" w:cs="Times New Roman"/>
+                <w:rFonts w:ascii="Times New Roman" w:hAnsi="Times New Roman" w:cs="Times New Roman"/>
                 <w:sz w:val="28"/>
                 <w:szCs w:val="28"/>
               </w:rPr>
@@ -2004,7 +2154,6 @@
         <w:tc>
           <w:tcPr>
             <w:tcW w:w="6945" w:type="dxa"/>
-            <w:vAlign w:val="center"/>
           </w:tcPr>
           <w:p>
             <w:pPr>
@@ -2022,7 +2171,7 @@
                 <w:sz w:val="28"/>
                 <w:szCs w:val="28"/>
               </w:rPr>
-              <w:t>Интерфейс документа трехмерной модели</w:t>
+              <w:t>Создание документа детали; получение главного компонента</w:t>
             </w:r>
           </w:p>
         </w:tc>
@@ -2034,7 +2183,6 @@
         <w:tc>
           <w:tcPr>
             <w:tcW w:w="2122" w:type="dxa"/>
-            <w:vAlign w:val="center"/>
           </w:tcPr>
           <w:p>
             <w:pPr>
@@ -2049,8 +2197,7 @@
             <w:proofErr w:type="spellStart"/>
             <w:r>
               <w:rPr>
-                <w:rStyle w:val="HTML"/>
-                <w:rFonts w:ascii="Times New Roman" w:eastAsiaTheme="minorHAnsi" w:hAnsi="Times New Roman" w:cs="Times New Roman"/>
+                <w:rFonts w:ascii="Times New Roman" w:hAnsi="Times New Roman" w:cs="Times New Roman"/>
                 <w:sz w:val="28"/>
                 <w:szCs w:val="28"/>
               </w:rPr>
@@ -2062,7 +2209,6 @@
         <w:tc>
           <w:tcPr>
             <w:tcW w:w="6945" w:type="dxa"/>
-            <w:vAlign w:val="center"/>
           </w:tcPr>
           <w:p>
             <w:pPr>
@@ -2080,7 +2226,118 @@
                 <w:sz w:val="28"/>
                 <w:szCs w:val="28"/>
               </w:rPr>
-              <w:t>Интерфейс детали, предназначенный для работы с объектами модели</w:t>
+              <w:t>Получение базовых плоскостей; создание элементов модели</w:t>
+            </w:r>
+          </w:p>
+        </w:tc>
+      </w:tr>
+      <w:tr>
+        <w:trPr>
+          <w:trHeight w:val="399"/>
+        </w:trPr>
+        <w:tc>
+          <w:tcPr>
+            <w:tcW w:w="2122" w:type="dxa"/>
+          </w:tcPr>
+          <w:p>
+            <w:pPr>
+              <w:spacing w:line="360" w:lineRule="auto"/>
+              <w:jc w:val="both"/>
+              <w:rPr>
+                <w:rFonts w:ascii="Times New Roman" w:hAnsi="Times New Roman" w:cs="Times New Roman"/>
+                <w:sz w:val="28"/>
+                <w:szCs w:val="28"/>
+              </w:rPr>
+            </w:pPr>
+            <w:proofErr w:type="spellStart"/>
+            <w:r>
+              <w:rPr>
+                <w:rFonts w:ascii="Times New Roman" w:hAnsi="Times New Roman" w:cs="Times New Roman"/>
+                <w:sz w:val="28"/>
+                <w:szCs w:val="28"/>
+              </w:rPr>
+              <w:t>ksEntity</w:t>
+            </w:r>
+            <w:proofErr w:type="spellEnd"/>
+          </w:p>
+        </w:tc>
+        <w:tc>
+          <w:tcPr>
+            <w:tcW w:w="6945" w:type="dxa"/>
+          </w:tcPr>
+          <w:p>
+            <w:pPr>
+              <w:spacing w:line="360" w:lineRule="auto"/>
+              <w:jc w:val="both"/>
+              <w:rPr>
+                <w:rFonts w:ascii="Times New Roman" w:hAnsi="Times New Roman" w:cs="Times New Roman"/>
+                <w:sz w:val="28"/>
+                <w:szCs w:val="28"/>
+              </w:rPr>
+            </w:pPr>
+            <w:r>
+              <w:rPr>
+                <w:rFonts w:ascii="Times New Roman" w:hAnsi="Times New Roman" w:cs="Times New Roman"/>
+                <w:sz w:val="28"/>
+                <w:szCs w:val="28"/>
+              </w:rPr>
+              <w:t>Получение параметров и создание элемента</w:t>
+            </w:r>
+          </w:p>
+        </w:tc>
+      </w:tr>
+      <w:tr>
+        <w:trPr>
+          <w:trHeight w:val="597"/>
+        </w:trPr>
+        <w:tc>
+          <w:tcPr>
+            <w:tcW w:w="2122" w:type="dxa"/>
+          </w:tcPr>
+          <w:p>
+            <w:pPr>
+              <w:spacing w:line="360" w:lineRule="auto"/>
+              <w:jc w:val="both"/>
+              <w:rPr>
+                <w:rStyle w:val="HTML"/>
+                <w:rFonts w:ascii="Times New Roman" w:eastAsiaTheme="minorHAnsi" w:hAnsi="Times New Roman" w:cs="Times New Roman"/>
+                <w:sz w:val="28"/>
+                <w:szCs w:val="28"/>
+              </w:rPr>
+            </w:pPr>
+            <w:proofErr w:type="spellStart"/>
+            <w:r>
+              <w:rPr>
+                <w:rFonts w:ascii="Times New Roman" w:hAnsi="Times New Roman" w:cs="Times New Roman"/>
+                <w:sz w:val="28"/>
+                <w:szCs w:val="28"/>
+              </w:rPr>
+              <w:t>ksSketchDefinition</w:t>
+            </w:r>
+            <w:proofErr w:type="spellEnd"/>
+          </w:p>
+        </w:tc>
+        <w:tc>
+          <w:tcPr>
+            <w:tcW w:w="6945" w:type="dxa"/>
+          </w:tcPr>
+          <w:p>
+            <w:pPr>
+              <w:spacing w:line="360" w:lineRule="auto"/>
+              <w:jc w:val="both"/>
+              <w:rPr>
+                <w:rFonts w:ascii="Times New Roman" w:hAnsi="Times New Roman" w:cs="Times New Roman"/>
+                <w:sz w:val="28"/>
+                <w:szCs w:val="28"/>
+              </w:rPr>
+            </w:pPr>
+            <w:r>
+              <w:rPr>
+                <w:rFonts w:ascii="Times New Roman" w:hAnsi="Times New Roman" w:cs="Times New Roman"/>
+                <w:sz w:val="28"/>
+                <w:szCs w:val="28"/>
+              </w:rPr>
+              <w:t>Назначение плоскости; редактирование эскиза</w:t>
             </w:r>
           </w:p>
         </w:tc>
@@ -2092,7 +2349,6 @@
         <w:tc>
           <w:tcPr>
             <w:tcW w:w="2122" w:type="dxa"/>
-            <w:vAlign w:val="center"/>
           </w:tcPr>
           <w:p>
             <w:pPr>
@@ -2104,15 +2360,67 @@
                 <w:szCs w:val="28"/>
               </w:rPr>
             </w:pPr>
+            <w:r>
+              <w:rPr>
+                <w:rFonts w:ascii="Times New Roman" w:hAnsi="Times New Roman" w:cs="Times New Roman"/>
+                <w:sz w:val="28"/>
+                <w:szCs w:val="28"/>
+              </w:rPr>
+              <w:t>ksDocument2D</w:t>
+            </w:r>
+          </w:p>
+        </w:tc>
+        <w:tc>
+          <w:tcPr>
+            <w:tcW w:w="6945" w:type="dxa"/>
+          </w:tcPr>
+          <w:p>
+            <w:pPr>
+              <w:spacing w:line="360" w:lineRule="auto"/>
+              <w:jc w:val="both"/>
+              <w:rPr>
+                <w:rFonts w:ascii="Times New Roman" w:hAnsi="Times New Roman" w:cs="Times New Roman"/>
+                <w:sz w:val="28"/>
+                <w:szCs w:val="28"/>
+              </w:rPr>
+            </w:pPr>
+            <w:r>
+              <w:rPr>
+                <w:rFonts w:ascii="Times New Roman" w:hAnsi="Times New Roman" w:cs="Times New Roman"/>
+                <w:sz w:val="28"/>
+                <w:szCs w:val="28"/>
+              </w:rPr>
+              <w:t>Построение отрезков внутри эскиза</w:t>
+            </w:r>
+          </w:p>
+        </w:tc>
+      </w:tr>
+      <w:tr>
+        <w:trPr>
+          <w:trHeight w:val="930"/>
+        </w:trPr>
+        <w:tc>
+          <w:tcPr>
+            <w:tcW w:w="2122" w:type="dxa"/>
+          </w:tcPr>
+          <w:p>
+            <w:pPr>
+              <w:spacing w:line="360" w:lineRule="auto"/>
+              <w:jc w:val="both"/>
+              <w:rPr>
+                <w:rFonts w:ascii="Times New Roman" w:hAnsi="Times New Roman" w:cs="Times New Roman"/>
+                <w:sz w:val="28"/>
+                <w:szCs w:val="28"/>
+              </w:rPr>
+            </w:pPr>
             <w:proofErr w:type="spellStart"/>
             <w:r>
               <w:rPr>
-                <w:rStyle w:val="HTML"/>
-                <w:rFonts w:ascii="Times New Roman" w:eastAsiaTheme="minorHAnsi" w:hAnsi="Times New Roman" w:cs="Times New Roman"/>
-                <w:sz w:val="28"/>
-                <w:szCs w:val="28"/>
-              </w:rPr>
-              <w:t>ksEntity</w:t>
+                <w:rFonts w:ascii="Times New Roman" w:hAnsi="Times New Roman" w:cs="Times New Roman"/>
+                <w:sz w:val="28"/>
+                <w:szCs w:val="28"/>
+              </w:rPr>
+              <w:t>ksBaseExtrusionDefinition</w:t>
             </w:r>
             <w:proofErr w:type="spellEnd"/>
           </w:p>
@@ -2120,7 +2428,6 @@
         <w:tc>
           <w:tcPr>
             <w:tcW w:w="6945" w:type="dxa"/>
-            <w:vAlign w:val="center"/>
           </w:tcPr>
           <w:p>
             <w:pPr>
@@ -2138,7 +2445,62 @@
                 <w:sz w:val="28"/>
                 <w:szCs w:val="28"/>
               </w:rPr>
-              <w:t>Интерфейс отдельного объекта или элемента трехмерной модели</w:t>
+              <w:t>Настройка выдавливания основания</w:t>
+            </w:r>
+          </w:p>
+        </w:tc>
+      </w:tr>
+      <w:tr>
+        <w:trPr>
+          <w:trHeight w:val="280"/>
+        </w:trPr>
+        <w:tc>
+          <w:tcPr>
+            <w:tcW w:w="2122" w:type="dxa"/>
+          </w:tcPr>
+          <w:p>
+            <w:pPr>
+              <w:spacing w:line="360" w:lineRule="auto"/>
+              <w:jc w:val="both"/>
+              <w:rPr>
+                <w:rFonts w:ascii="Times New Roman" w:hAnsi="Times New Roman" w:cs="Times New Roman"/>
+                <w:sz w:val="28"/>
+                <w:szCs w:val="28"/>
+              </w:rPr>
+            </w:pPr>
+            <w:proofErr w:type="spellStart"/>
+            <w:r>
+              <w:rPr>
+                <w:rFonts w:ascii="Times New Roman" w:hAnsi="Times New Roman" w:cs="Times New Roman"/>
+                <w:sz w:val="28"/>
+                <w:szCs w:val="28"/>
+              </w:rPr>
+              <w:t>ksBossExtrusionDefinition</w:t>
+            </w:r>
+            <w:proofErr w:type="spellEnd"/>
+          </w:p>
+        </w:tc>
+        <w:tc>
+          <w:tcPr>
+            <w:tcW w:w="6945" w:type="dxa"/>
+          </w:tcPr>
+          <w:p>
+            <w:pPr>
+              <w:spacing w:line="360" w:lineRule="auto"/>
+              <w:jc w:val="both"/>
+              <w:rPr>
+                <w:rFonts w:ascii="Times New Roman" w:hAnsi="Times New Roman" w:cs="Times New Roman"/>
+                <w:sz w:val="28"/>
+                <w:szCs w:val="28"/>
+              </w:rPr>
+            </w:pPr>
+            <w:r>
+              <w:rPr>
+                <w:rFonts w:ascii="Times New Roman" w:hAnsi="Times New Roman" w:cs="Times New Roman"/>
+                <w:sz w:val="28"/>
+                <w:szCs w:val="28"/>
+              </w:rPr>
+              <w:t>Настройка приклеивания стенок и перегородок</w:t>
             </w:r>
           </w:p>
         </w:tc>
@@ -2146,26 +2508,6 @@
     </w:tbl>
     <w:p>
       <w:pPr>
-        <w:spacing w:after="0" w:line="360" w:lineRule="auto"/>
-        <w:jc w:val="both"/>
-        <w:rPr>
-          <w:rFonts w:ascii="Times New Roman" w:hAnsi="Times New Roman" w:cs="Times New Roman"/>
-          <w:sz w:val="28"/>
-          <w:szCs w:val="28"/>
-        </w:rPr>
-      </w:pPr>
-    </w:p>
-    <w:p>
-      <w:pPr>
-        <w:rPr>
-          <w:rFonts w:ascii="Times New Roman" w:hAnsi="Times New Roman" w:cs="Times New Roman"/>
-          <w:sz w:val="28"/>
-          <w:szCs w:val="28"/>
-        </w:rPr>
-      </w:pPr>
-    </w:p>
-    <w:p>
-      <w:pPr>
         <w:rPr>
           <w:rFonts w:ascii="Times New Roman" w:hAnsi="Times New Roman" w:cs="Times New Roman"/>
           <w:sz w:val="28"/>
@@ -2257,7 +2599,7 @@
           <w:sz w:val="28"/>
           <w:szCs w:val="28"/>
         </w:rPr>
-        <w:t>Используемые методы API КОМПАС-3D</w:t>
+        <w:t>Используемые свойства и константы API КОМПАС-3D</w:t>
       </w:r>
     </w:p>
     <w:tbl>
@@ -2267,16 +2609,14 @@
         <w:tblLook w:val="04A0" w:firstRow="1" w:lastRow="0" w:firstColumn="1" w:lastColumn="0" w:noHBand="0" w:noVBand="1"/>
       </w:tblPr>
       <w:tblGrid>
-        <w:gridCol w:w="2614"/>
-        <w:gridCol w:w="1860"/>
-        <w:gridCol w:w="1981"/>
-        <w:gridCol w:w="2890"/>
+        <w:gridCol w:w="3320"/>
+        <w:gridCol w:w="1989"/>
+        <w:gridCol w:w="4036"/>
       </w:tblGrid>
       <w:tr>
         <w:tc>
           <w:tcPr>
             <w:tcW w:w="2614" w:type="dxa"/>
-            <w:vAlign w:val="center"/>
           </w:tcPr>
           <w:p>
             <w:pPr>
@@ -2284,26 +2624,24 @@
               <w:jc w:val="center"/>
               <w:rPr>
                 <w:rFonts w:ascii="Times New Roman" w:hAnsi="Times New Roman" w:cs="Times New Roman"/>
-                <w:sz w:val="26"/>
-                <w:szCs w:val="26"/>
+                <w:sz w:val="28"/>
+                <w:szCs w:val="28"/>
               </w:rPr>
             </w:pPr>
             <w:r>
               <w:rPr>
                 <w:rFonts w:ascii="Times New Roman" w:hAnsi="Times New Roman" w:cs="Times New Roman"/>
                 <w:b/>
-                <w:bCs/>
-                <w:sz w:val="26"/>
-                <w:szCs w:val="26"/>
-              </w:rPr>
-              <w:t>Название</w:t>
+                <w:sz w:val="28"/>
+                <w:szCs w:val="28"/>
+              </w:rPr>
+              <w:t>Элемент</w:t>
             </w:r>
           </w:p>
         </w:tc>
         <w:tc>
           <w:tcPr>
-            <w:tcW w:w="1860" w:type="dxa"/>
-            <w:vAlign w:val="center"/>
+            <w:tcW w:w="1981" w:type="dxa"/>
           </w:tcPr>
           <w:p>
             <w:pPr>
@@ -2311,26 +2649,24 @@
               <w:jc w:val="center"/>
               <w:rPr>
                 <w:rFonts w:ascii="Times New Roman" w:hAnsi="Times New Roman" w:cs="Times New Roman"/>
-                <w:sz w:val="26"/>
-                <w:szCs w:val="26"/>
+                <w:sz w:val="28"/>
+                <w:szCs w:val="28"/>
               </w:rPr>
             </w:pPr>
             <w:r>
               <w:rPr>
                 <w:rFonts w:ascii="Times New Roman" w:hAnsi="Times New Roman" w:cs="Times New Roman"/>
                 <w:b/>
-                <w:bCs/>
-                <w:sz w:val="26"/>
-                <w:szCs w:val="26"/>
-              </w:rPr>
-              <w:t>Входные параметры</w:t>
+                <w:sz w:val="28"/>
+                <w:szCs w:val="28"/>
+              </w:rPr>
+              <w:t>Тип</w:t>
             </w:r>
           </w:p>
         </w:tc>
         <w:tc>
           <w:tcPr>
-            <w:tcW w:w="1981" w:type="dxa"/>
-            <w:vAlign w:val="center"/>
+            <w:tcW w:w="4331" w:type="dxa"/>
           </w:tcPr>
           <w:p>
             <w:pPr>
@@ -2338,46 +2674,18 @@
               <w:jc w:val="center"/>
               <w:rPr>
                 <w:rFonts w:ascii="Times New Roman" w:hAnsi="Times New Roman" w:cs="Times New Roman"/>
-                <w:sz w:val="26"/>
-                <w:szCs w:val="26"/>
+                <w:sz w:val="28"/>
+                <w:szCs w:val="28"/>
               </w:rPr>
             </w:pPr>
             <w:r>
               <w:rPr>
                 <w:rFonts w:ascii="Times New Roman" w:hAnsi="Times New Roman" w:cs="Times New Roman"/>
                 <w:b/>
-                <w:bCs/>
-                <w:sz w:val="26"/>
-                <w:szCs w:val="26"/>
-              </w:rPr>
-              <w:t>Тип возвращаемых данных</w:t>
-            </w:r>
-          </w:p>
-        </w:tc>
-        <w:tc>
-          <w:tcPr>
-            <w:tcW w:w="2890" w:type="dxa"/>
-            <w:vAlign w:val="center"/>
-          </w:tcPr>
-          <w:p>
-            <w:pPr>
-              <w:spacing w:line="360" w:lineRule="auto"/>
-              <w:jc w:val="center"/>
-              <w:rPr>
-                <w:rFonts w:ascii="Times New Roman" w:hAnsi="Times New Roman" w:cs="Times New Roman"/>
-                <w:sz w:val="26"/>
-                <w:szCs w:val="26"/>
-              </w:rPr>
-            </w:pPr>
-            <w:r>
-              <w:rPr>
-                <w:rFonts w:ascii="Times New Roman" w:hAnsi="Times New Roman" w:cs="Times New Roman"/>
-                <w:b/>
-                <w:bCs/>
-                <w:sz w:val="26"/>
-                <w:szCs w:val="26"/>
-              </w:rPr>
-              <w:t>Описание</w:t>
+                <w:sz w:val="28"/>
+                <w:szCs w:val="28"/>
+              </w:rPr>
+              <w:t>Назначение</w:t>
             </w:r>
           </w:p>
         </w:tc>
@@ -2386,7 +2694,6 @@
         <w:tc>
           <w:tcPr>
             <w:tcW w:w="2614" w:type="dxa"/>
-            <w:vAlign w:val="center"/>
           </w:tcPr>
           <w:p>
             <w:pPr>
@@ -2394,45 +2701,25 @@
               <w:jc w:val="both"/>
               <w:rPr>
                 <w:rFonts w:ascii="Times New Roman" w:hAnsi="Times New Roman" w:cs="Times New Roman"/>
-                <w:sz w:val="26"/>
-                <w:szCs w:val="26"/>
+                <w:sz w:val="28"/>
+                <w:szCs w:val="28"/>
               </w:rPr>
             </w:pPr>
-            <w:r>
-              <w:rPr>
-                <w:rStyle w:val="HTML"/>
-                <w:rFonts w:ascii="Times New Roman" w:eastAsiaTheme="minorHAnsi" w:hAnsi="Times New Roman" w:cs="Times New Roman"/>
-                <w:sz w:val="26"/>
-                <w:szCs w:val="26"/>
-              </w:rPr>
-              <w:t>Document3</w:t>
-            </w:r>
-            <w:proofErr w:type="gramStart"/>
-            <w:r>
-              <w:rPr>
-                <w:rStyle w:val="HTML"/>
-                <w:rFonts w:ascii="Times New Roman" w:eastAsiaTheme="minorHAnsi" w:hAnsi="Times New Roman" w:cs="Times New Roman"/>
-                <w:sz w:val="26"/>
-                <w:szCs w:val="26"/>
-              </w:rPr>
-              <w:t>D(</w:t>
-            </w:r>
-            <w:proofErr w:type="gramEnd"/>
-            <w:r>
-              <w:rPr>
-                <w:rStyle w:val="HTML"/>
-                <w:rFonts w:ascii="Times New Roman" w:eastAsiaTheme="minorHAnsi" w:hAnsi="Times New Roman" w:cs="Times New Roman"/>
-                <w:sz w:val="26"/>
-                <w:szCs w:val="26"/>
-              </w:rPr>
-              <w:t>)</w:t>
-            </w:r>
+            <w:proofErr w:type="spellStart"/>
+            <w:r>
+              <w:rPr>
+                <w:rFonts w:ascii="Times New Roman" w:hAnsi="Times New Roman" w:cs="Times New Roman"/>
+                <w:sz w:val="28"/>
+                <w:szCs w:val="28"/>
+              </w:rPr>
+              <w:t>KompasObject.Visible</w:t>
+            </w:r>
+            <w:proofErr w:type="spellEnd"/>
           </w:p>
         </w:tc>
         <w:tc>
           <w:tcPr>
-            <w:tcW w:w="1860" w:type="dxa"/>
-            <w:vAlign w:val="center"/>
+            <w:tcW w:w="1981" w:type="dxa"/>
           </w:tcPr>
           <w:p>
             <w:pPr>
@@ -2440,24 +2727,25 @@
               <w:jc w:val="both"/>
               <w:rPr>
                 <w:rFonts w:ascii="Times New Roman" w:hAnsi="Times New Roman" w:cs="Times New Roman"/>
-                <w:sz w:val="26"/>
-                <w:szCs w:val="26"/>
+                <w:sz w:val="28"/>
+                <w:szCs w:val="28"/>
               </w:rPr>
             </w:pPr>
-            <w:r>
-              <w:rPr>
-                <w:rFonts w:ascii="Times New Roman" w:hAnsi="Times New Roman" w:cs="Times New Roman"/>
-                <w:sz w:val="26"/>
-                <w:szCs w:val="26"/>
-              </w:rPr>
-              <w:t>—</w:t>
-            </w:r>
+            <w:proofErr w:type="spellStart"/>
+            <w:r>
+              <w:rPr>
+                <w:rFonts w:ascii="Times New Roman" w:hAnsi="Times New Roman" w:cs="Times New Roman"/>
+                <w:sz w:val="28"/>
+                <w:szCs w:val="28"/>
+              </w:rPr>
+              <w:t>bool</w:t>
+            </w:r>
+            <w:proofErr w:type="spellEnd"/>
           </w:p>
         </w:tc>
         <w:tc>
           <w:tcPr>
-            <w:tcW w:w="1981" w:type="dxa"/>
-            <w:vAlign w:val="center"/>
+            <w:tcW w:w="4331" w:type="dxa"/>
           </w:tcPr>
           <w:p>
             <w:pPr>
@@ -2465,43 +2753,17 @@
               <w:jc w:val="both"/>
               <w:rPr>
                 <w:rFonts w:ascii="Times New Roman" w:hAnsi="Times New Roman" w:cs="Times New Roman"/>
-                <w:sz w:val="26"/>
-                <w:szCs w:val="26"/>
+                <w:sz w:val="28"/>
+                <w:szCs w:val="28"/>
               </w:rPr>
             </w:pPr>
             <w:r>
               <w:rPr>
-                <w:rStyle w:val="HTML"/>
-                <w:rFonts w:ascii="Times New Roman" w:eastAsiaTheme="minorHAnsi" w:hAnsi="Times New Roman" w:cs="Times New Roman"/>
-                <w:sz w:val="26"/>
-                <w:szCs w:val="26"/>
-              </w:rPr>
-              <w:t>ksDocument3D</w:t>
-            </w:r>
-          </w:p>
-        </w:tc>
-        <w:tc>
-          <w:tcPr>
-            <w:tcW w:w="2890" w:type="dxa"/>
-            <w:vAlign w:val="center"/>
-          </w:tcPr>
-          <w:p>
-            <w:pPr>
-              <w:spacing w:line="360" w:lineRule="auto"/>
-              <w:jc w:val="both"/>
-              <w:rPr>
-                <w:rFonts w:ascii="Times New Roman" w:hAnsi="Times New Roman" w:cs="Times New Roman"/>
-                <w:sz w:val="26"/>
-                <w:szCs w:val="26"/>
-              </w:rPr>
-            </w:pPr>
-            <w:r>
-              <w:rPr>
-                <w:rFonts w:ascii="Times New Roman" w:hAnsi="Times New Roman" w:cs="Times New Roman"/>
-                <w:sz w:val="26"/>
-                <w:szCs w:val="26"/>
-              </w:rPr>
-              <w:t>Получение указателя на интерфейс трехмерного документа</w:t>
+                <w:rFonts w:ascii="Times New Roman" w:hAnsi="Times New Roman" w:cs="Times New Roman"/>
+                <w:sz w:val="28"/>
+                <w:szCs w:val="28"/>
+              </w:rPr>
+              <w:t>Видимость окна САПР</w:t>
             </w:r>
           </w:p>
         </w:tc>
@@ -2510,7 +2772,6 @@
         <w:tc>
           <w:tcPr>
             <w:tcW w:w="2614" w:type="dxa"/>
-            <w:vAlign w:val="center"/>
           </w:tcPr>
           <w:p>
             <w:pPr>
@@ -2518,78 +2779,103 @@
               <w:jc w:val="both"/>
               <w:rPr>
                 <w:rFonts w:ascii="Times New Roman" w:hAnsi="Times New Roman" w:cs="Times New Roman"/>
-                <w:sz w:val="26"/>
-                <w:szCs w:val="26"/>
+                <w:sz w:val="28"/>
+                <w:szCs w:val="28"/>
               </w:rPr>
             </w:pPr>
             <w:proofErr w:type="spellStart"/>
-            <w:proofErr w:type="gramStart"/>
-            <w:r>
-              <w:rPr>
-                <w:rStyle w:val="HTML"/>
-                <w:rFonts w:ascii="Times New Roman" w:eastAsiaTheme="minorHAnsi" w:hAnsi="Times New Roman" w:cs="Times New Roman"/>
-                <w:sz w:val="26"/>
-                <w:szCs w:val="26"/>
-              </w:rPr>
-              <w:t>GetParamStruct</w:t>
+            <w:r>
+              <w:rPr>
+                <w:rFonts w:ascii="Times New Roman" w:hAnsi="Times New Roman" w:cs="Times New Roman"/>
+                <w:sz w:val="28"/>
+                <w:szCs w:val="28"/>
+              </w:rPr>
+              <w:t>ksBaseExtrusionDefinition</w:t>
             </w:r>
             <w:proofErr w:type="spellEnd"/>
             <w:r>
               <w:rPr>
-                <w:rStyle w:val="HTML"/>
-                <w:rFonts w:ascii="Times New Roman" w:eastAsiaTheme="minorHAnsi" w:hAnsi="Times New Roman" w:cs="Times New Roman"/>
-                <w:sz w:val="26"/>
-                <w:szCs w:val="26"/>
-              </w:rPr>
-              <w:t>(</w:t>
+                <w:rFonts w:ascii="Times New Roman" w:hAnsi="Times New Roman" w:cs="Times New Roman"/>
+                <w:sz w:val="28"/>
+                <w:szCs w:val="28"/>
+              </w:rPr>
+              <w:t>.</w:t>
+            </w:r>
+            <w:r>
+              <w:rPr>
+                <w:rFonts w:ascii="Times New Roman" w:hAnsi="Times New Roman" w:cs="Times New Roman"/>
+                <w:sz w:val="28"/>
+                <w:szCs w:val="28"/>
+              </w:rPr>
+              <w:br/>
             </w:r>
             <w:proofErr w:type="spellStart"/>
-            <w:proofErr w:type="gramEnd"/>
-            <w:r>
-              <w:rPr>
-                <w:rStyle w:val="HTML"/>
-                <w:rFonts w:ascii="Times New Roman" w:eastAsiaTheme="minorHAnsi" w:hAnsi="Times New Roman" w:cs="Times New Roman"/>
-                <w:sz w:val="26"/>
-                <w:szCs w:val="26"/>
-              </w:rPr>
-              <w:t>short</w:t>
+            <w:r>
+              <w:rPr>
+                <w:rFonts w:ascii="Times New Roman" w:hAnsi="Times New Roman" w:cs="Times New Roman"/>
+                <w:sz w:val="28"/>
+                <w:szCs w:val="28"/>
+              </w:rPr>
+              <w:t>directionType</w:t>
             </w:r>
             <w:proofErr w:type="spellEnd"/>
             <w:r>
               <w:rPr>
-                <w:rStyle w:val="HTML"/>
-                <w:rFonts w:ascii="Times New Roman" w:eastAsiaTheme="minorHAnsi" w:hAnsi="Times New Roman" w:cs="Times New Roman"/>
-                <w:sz w:val="26"/>
-                <w:szCs w:val="26"/>
-              </w:rPr>
-              <w:t xml:space="preserve"> </w:t>
+                <w:rFonts w:ascii="Times New Roman" w:hAnsi="Times New Roman" w:cs="Times New Roman"/>
+                <w:sz w:val="28"/>
+                <w:szCs w:val="28"/>
+              </w:rPr>
+              <w:t>;</w:t>
+            </w:r>
+            <w:r>
+              <w:rPr>
+                <w:rFonts w:ascii="Times New Roman" w:hAnsi="Times New Roman" w:cs="Times New Roman"/>
+                <w:sz w:val="28"/>
+                <w:szCs w:val="28"/>
+              </w:rPr>
+              <w:br/>
             </w:r>
             <w:proofErr w:type="spellStart"/>
             <w:r>
               <w:rPr>
-                <w:rStyle w:val="HTML"/>
-                <w:rFonts w:ascii="Times New Roman" w:eastAsiaTheme="minorHAnsi" w:hAnsi="Times New Roman" w:cs="Times New Roman"/>
-                <w:sz w:val="26"/>
-                <w:szCs w:val="26"/>
-              </w:rPr>
-              <w:t>structType</w:t>
+                <w:rFonts w:ascii="Times New Roman" w:hAnsi="Times New Roman" w:cs="Times New Roman"/>
+                <w:sz w:val="28"/>
+                <w:szCs w:val="28"/>
+              </w:rPr>
+              <w:t>ksBossExtrusionDefinition</w:t>
             </w:r>
             <w:proofErr w:type="spellEnd"/>
             <w:r>
               <w:rPr>
-                <w:rStyle w:val="HTML"/>
-                <w:rFonts w:ascii="Times New Roman" w:eastAsiaTheme="minorHAnsi" w:hAnsi="Times New Roman" w:cs="Times New Roman"/>
-                <w:sz w:val="26"/>
-                <w:szCs w:val="26"/>
-              </w:rPr>
-              <w:t>)</w:t>
-            </w:r>
+                <w:rFonts w:ascii="Times New Roman" w:hAnsi="Times New Roman" w:cs="Times New Roman"/>
+                <w:sz w:val="28"/>
+                <w:szCs w:val="28"/>
+              </w:rPr>
+              <w:t>.</w:t>
+            </w:r>
+            <w:r>
+              <w:rPr>
+                <w:rFonts w:ascii="Times New Roman" w:hAnsi="Times New Roman" w:cs="Times New Roman"/>
+                <w:sz w:val="28"/>
+                <w:szCs w:val="28"/>
+              </w:rPr>
+              <w:br/>
+            </w:r>
+            <w:proofErr w:type="spellStart"/>
+            <w:r>
+              <w:rPr>
+                <w:rFonts w:ascii="Times New Roman" w:hAnsi="Times New Roman" w:cs="Times New Roman"/>
+                <w:sz w:val="28"/>
+                <w:szCs w:val="28"/>
+              </w:rPr>
+              <w:t>directionType</w:t>
+            </w:r>
+            <w:proofErr w:type="spellEnd"/>
           </w:p>
         </w:tc>
         <w:tc>
           <w:tcPr>
-            <w:tcW w:w="1860" w:type="dxa"/>
-            <w:vAlign w:val="center"/>
+            <w:tcW w:w="1981" w:type="dxa"/>
           </w:tcPr>
           <w:p>
             <w:pPr>
@@ -2597,35 +2883,25 @@
               <w:jc w:val="both"/>
               <w:rPr>
                 <w:rFonts w:ascii="Times New Roman" w:hAnsi="Times New Roman" w:cs="Times New Roman"/>
-                <w:sz w:val="26"/>
-                <w:szCs w:val="26"/>
+                <w:sz w:val="28"/>
+                <w:szCs w:val="28"/>
               </w:rPr>
             </w:pPr>
             <w:proofErr w:type="spellStart"/>
             <w:r>
               <w:rPr>
-                <w:rStyle w:val="HTML"/>
-                <w:rFonts w:ascii="Times New Roman" w:eastAsiaTheme="minorHAnsi" w:hAnsi="Times New Roman" w:cs="Times New Roman"/>
-                <w:sz w:val="26"/>
-                <w:szCs w:val="26"/>
-              </w:rPr>
-              <w:t>structType</w:t>
+                <w:rFonts w:ascii="Times New Roman" w:hAnsi="Times New Roman" w:cs="Times New Roman"/>
+                <w:sz w:val="28"/>
+                <w:szCs w:val="28"/>
+              </w:rPr>
+              <w:t>short</w:t>
             </w:r>
             <w:proofErr w:type="spellEnd"/>
-            <w:r>
-              <w:rPr>
-                <w:rFonts w:ascii="Times New Roman" w:hAnsi="Times New Roman" w:cs="Times New Roman"/>
-                <w:sz w:val="26"/>
-                <w:szCs w:val="26"/>
-              </w:rPr>
-              <w:t xml:space="preserve"> — тип структуры параметров</w:t>
-            </w:r>
           </w:p>
         </w:tc>
         <w:tc>
           <w:tcPr>
-            <w:tcW w:w="1981" w:type="dxa"/>
-            <w:vAlign w:val="center"/>
+            <w:tcW w:w="4331" w:type="dxa"/>
           </w:tcPr>
           <w:p>
             <w:pPr>
@@ -2633,43 +2909,28 @@
               <w:jc w:val="both"/>
               <w:rPr>
                 <w:rFonts w:ascii="Times New Roman" w:hAnsi="Times New Roman" w:cs="Times New Roman"/>
-                <w:sz w:val="26"/>
-                <w:szCs w:val="26"/>
+                <w:sz w:val="28"/>
+                <w:szCs w:val="28"/>
               </w:rPr>
             </w:pPr>
             <w:r>
               <w:rPr>
                 <w:rFonts w:ascii="Times New Roman" w:hAnsi="Times New Roman" w:cs="Times New Roman"/>
-                <w:sz w:val="26"/>
-                <w:szCs w:val="26"/>
-              </w:rPr>
-              <w:t>Интерфейс структуры параметров</w:t>
-            </w:r>
-          </w:p>
-        </w:tc>
-        <w:tc>
-          <w:tcPr>
-            <w:tcW w:w="2890" w:type="dxa"/>
-            <w:vAlign w:val="center"/>
-          </w:tcPr>
-          <w:p>
-            <w:pPr>
-              <w:spacing w:line="360" w:lineRule="auto"/>
-              <w:jc w:val="both"/>
-              <w:rPr>
-                <w:rFonts w:ascii="Times New Roman" w:hAnsi="Times New Roman" w:cs="Times New Roman"/>
-                <w:sz w:val="26"/>
-                <w:szCs w:val="26"/>
-              </w:rPr>
-            </w:pPr>
-            <w:r>
-              <w:rPr>
-                <w:rFonts w:ascii="Times New Roman" w:hAnsi="Times New Roman" w:cs="Times New Roman"/>
-                <w:sz w:val="26"/>
-                <w:szCs w:val="26"/>
-              </w:rPr>
-              <w:t>Получение интерфейса структуры параметров заданного типа</w:t>
-            </w:r>
+                <w:sz w:val="28"/>
+                <w:szCs w:val="28"/>
+              </w:rPr>
+              <w:t xml:space="preserve">Направление выдавливания. Используется </w:t>
+            </w:r>
+            <w:proofErr w:type="spellStart"/>
+            <w:r>
+              <w:rPr>
+                <w:rFonts w:ascii="Times New Roman" w:hAnsi="Times New Roman" w:cs="Times New Roman"/>
+                <w:sz w:val="28"/>
+                <w:szCs w:val="28"/>
+              </w:rPr>
+              <w:t>dtNormal</w:t>
+            </w:r>
+            <w:proofErr w:type="spellEnd"/>
           </w:p>
         </w:tc>
       </w:tr>
@@ -2677,7 +2938,6 @@
         <w:tc>
           <w:tcPr>
             <w:tcW w:w="2614" w:type="dxa"/>
-            <w:vAlign w:val="center"/>
           </w:tcPr>
           <w:p>
             <w:pPr>
@@ -2685,27 +2945,23 @@
               <w:jc w:val="both"/>
               <w:rPr>
                 <w:rFonts w:ascii="Times New Roman" w:hAnsi="Times New Roman" w:cs="Times New Roman"/>
-                <w:sz w:val="26"/>
-                <w:szCs w:val="26"/>
+                <w:sz w:val="28"/>
+                <w:szCs w:val="28"/>
               </w:rPr>
             </w:pPr>
-            <w:proofErr w:type="spellStart"/>
-            <w:r>
-              <w:rPr>
-                <w:rStyle w:val="HTML"/>
-                <w:rFonts w:ascii="Times New Roman" w:eastAsiaTheme="minorHAnsi" w:hAnsi="Times New Roman" w:cs="Times New Roman"/>
-                <w:sz w:val="26"/>
-                <w:szCs w:val="26"/>
-              </w:rPr>
-              <w:t>Visible</w:t>
-            </w:r>
-            <w:proofErr w:type="spellEnd"/>
+            <w:r>
+              <w:rPr>
+                <w:rFonts w:ascii="Times New Roman" w:hAnsi="Times New Roman" w:cs="Times New Roman"/>
+                <w:sz w:val="28"/>
+                <w:szCs w:val="28"/>
+              </w:rPr>
+              <w:t>o3d_planeXOY</w:t>
+            </w:r>
           </w:p>
         </w:tc>
         <w:tc>
           <w:tcPr>
-            <w:tcW w:w="1860" w:type="dxa"/>
-            <w:vAlign w:val="center"/>
+            <w:tcW w:w="1981" w:type="dxa"/>
           </w:tcPr>
           <w:p>
             <w:pPr>
@@ -2713,28 +2969,24 @@
               <w:jc w:val="both"/>
               <w:rPr>
                 <w:rFonts w:ascii="Times New Roman" w:hAnsi="Times New Roman" w:cs="Times New Roman"/>
-                <w:sz w:val="26"/>
-                <w:szCs w:val="26"/>
+                <w:sz w:val="28"/>
+                <w:szCs w:val="28"/>
                 <w:lang w:val="en-US"/>
               </w:rPr>
             </w:pPr>
-            <w:proofErr w:type="spellStart"/>
-            <w:r>
-              <w:rPr>
-                <w:rStyle w:val="HTML"/>
-                <w:rFonts w:ascii="Times New Roman" w:eastAsiaTheme="minorHAnsi" w:hAnsi="Times New Roman" w:cs="Times New Roman"/>
-                <w:sz w:val="26"/>
-                <w:szCs w:val="26"/>
-              </w:rPr>
-              <w:t>bool</w:t>
-            </w:r>
-            <w:proofErr w:type="spellEnd"/>
+            <w:r>
+              <w:rPr>
+                <w:rFonts w:ascii="Times New Roman" w:hAnsi="Times New Roman" w:cs="Times New Roman"/>
+                <w:sz w:val="28"/>
+                <w:szCs w:val="28"/>
+              </w:rPr>
+              <w:t>Obj3dType</w:t>
+            </w:r>
           </w:p>
         </w:tc>
         <w:tc>
           <w:tcPr>
-            <w:tcW w:w="1981" w:type="dxa"/>
-            <w:vAlign w:val="center"/>
+            <w:tcW w:w="4331" w:type="dxa"/>
           </w:tcPr>
           <w:p>
             <w:pPr>
@@ -2742,45 +2994,17 @@
               <w:jc w:val="both"/>
               <w:rPr>
                 <w:rFonts w:ascii="Times New Roman" w:hAnsi="Times New Roman" w:cs="Times New Roman"/>
-                <w:sz w:val="26"/>
-                <w:szCs w:val="26"/>
+                <w:sz w:val="28"/>
+                <w:szCs w:val="28"/>
               </w:rPr>
             </w:pPr>
-            <w:proofErr w:type="spellStart"/>
-            <w:r>
-              <w:rPr>
-                <w:rStyle w:val="HTML"/>
-                <w:rFonts w:ascii="Times New Roman" w:eastAsiaTheme="minorHAnsi" w:hAnsi="Times New Roman" w:cs="Times New Roman"/>
-                <w:sz w:val="26"/>
-                <w:szCs w:val="26"/>
-              </w:rPr>
-              <w:t>bool</w:t>
-            </w:r>
-            <w:proofErr w:type="spellEnd"/>
-          </w:p>
-        </w:tc>
-        <w:tc>
-          <w:tcPr>
-            <w:tcW w:w="2890" w:type="dxa"/>
-            <w:vAlign w:val="center"/>
-          </w:tcPr>
-          <w:p>
-            <w:pPr>
-              <w:spacing w:line="360" w:lineRule="auto"/>
-              <w:jc w:val="both"/>
-              <w:rPr>
-                <w:rFonts w:ascii="Times New Roman" w:hAnsi="Times New Roman" w:cs="Times New Roman"/>
-                <w:sz w:val="26"/>
-                <w:szCs w:val="26"/>
-              </w:rPr>
-            </w:pPr>
-            <w:r>
-              <w:rPr>
-                <w:rFonts w:ascii="Times New Roman" w:hAnsi="Times New Roman" w:cs="Times New Roman"/>
-                <w:sz w:val="26"/>
-                <w:szCs w:val="26"/>
-              </w:rPr>
-              <w:t>Получение или изменение состояния видимости приложения</w:t>
+            <w:r>
+              <w:rPr>
+                <w:rFonts w:ascii="Times New Roman" w:hAnsi="Times New Roman" w:cs="Times New Roman"/>
+                <w:sz w:val="28"/>
+                <w:szCs w:val="28"/>
+              </w:rPr>
+              <w:t>Базовая плоскость XOY</w:t>
             </w:r>
           </w:p>
         </w:tc>
@@ -2789,7 +3013,6 @@
         <w:tc>
           <w:tcPr>
             <w:tcW w:w="2614" w:type="dxa"/>
-            <w:vAlign w:val="center"/>
           </w:tcPr>
           <w:p>
             <w:pPr>
@@ -2797,47 +3020,23 @@
               <w:jc w:val="both"/>
               <w:rPr>
                 <w:rFonts w:ascii="Times New Roman" w:hAnsi="Times New Roman" w:cs="Times New Roman"/>
-                <w:sz w:val="26"/>
-                <w:szCs w:val="26"/>
+                <w:sz w:val="28"/>
+                <w:szCs w:val="28"/>
               </w:rPr>
             </w:pPr>
-            <w:proofErr w:type="spellStart"/>
-            <w:proofErr w:type="gramStart"/>
-            <w:r>
-              <w:rPr>
-                <w:rStyle w:val="HTML"/>
-                <w:rFonts w:ascii="Times New Roman" w:eastAsiaTheme="minorHAnsi" w:hAnsi="Times New Roman" w:cs="Times New Roman"/>
-                <w:sz w:val="26"/>
-                <w:szCs w:val="26"/>
-              </w:rPr>
-              <w:t>Quit</w:t>
-            </w:r>
-            <w:proofErr w:type="spellEnd"/>
-            <w:r>
-              <w:rPr>
-                <w:rStyle w:val="HTML"/>
-                <w:rFonts w:ascii="Times New Roman" w:eastAsiaTheme="minorHAnsi" w:hAnsi="Times New Roman" w:cs="Times New Roman"/>
-                <w:sz w:val="26"/>
-                <w:szCs w:val="26"/>
-              </w:rPr>
-              <w:t>(</w:t>
-            </w:r>
-            <w:proofErr w:type="gramEnd"/>
-            <w:r>
-              <w:rPr>
-                <w:rStyle w:val="HTML"/>
-                <w:rFonts w:ascii="Times New Roman" w:eastAsiaTheme="minorHAnsi" w:hAnsi="Times New Roman" w:cs="Times New Roman"/>
-                <w:sz w:val="26"/>
-                <w:szCs w:val="26"/>
-              </w:rPr>
-              <w:t>)</w:t>
+            <w:r>
+              <w:rPr>
+                <w:rFonts w:ascii="Times New Roman" w:hAnsi="Times New Roman" w:cs="Times New Roman"/>
+                <w:sz w:val="28"/>
+                <w:szCs w:val="28"/>
+              </w:rPr>
+              <w:t>o3d_sketch</w:t>
             </w:r>
           </w:p>
         </w:tc>
         <w:tc>
           <w:tcPr>
-            <w:tcW w:w="1860" w:type="dxa"/>
-            <w:vAlign w:val="center"/>
+            <w:tcW w:w="1981" w:type="dxa"/>
           </w:tcPr>
           <w:p>
             <w:pPr>
@@ -2845,25 +3044,23 @@
               <w:jc w:val="both"/>
               <w:rPr>
                 <w:rFonts w:ascii="Times New Roman" w:hAnsi="Times New Roman" w:cs="Times New Roman"/>
-                <w:sz w:val="26"/>
-                <w:szCs w:val="26"/>
-                <w:lang w:val="en-US"/>
+                <w:sz w:val="28"/>
+                <w:szCs w:val="28"/>
               </w:rPr>
             </w:pPr>
             <w:r>
               <w:rPr>
                 <w:rFonts w:ascii="Times New Roman" w:hAnsi="Times New Roman" w:cs="Times New Roman"/>
-                <w:sz w:val="26"/>
-                <w:szCs w:val="26"/>
-              </w:rPr>
-              <w:t>—</w:t>
+                <w:sz w:val="28"/>
+                <w:szCs w:val="28"/>
+              </w:rPr>
+              <w:t>Obj3dType</w:t>
             </w:r>
           </w:p>
         </w:tc>
         <w:tc>
           <w:tcPr>
-            <w:tcW w:w="1981" w:type="dxa"/>
-            <w:vAlign w:val="center"/>
+            <w:tcW w:w="4331" w:type="dxa"/>
           </w:tcPr>
           <w:p>
             <w:pPr>
@@ -2871,42 +3068,17 @@
               <w:jc w:val="both"/>
               <w:rPr>
                 <w:rFonts w:ascii="Times New Roman" w:hAnsi="Times New Roman" w:cs="Times New Roman"/>
-                <w:sz w:val="26"/>
-                <w:szCs w:val="26"/>
+                <w:sz w:val="28"/>
+                <w:szCs w:val="28"/>
               </w:rPr>
             </w:pPr>
             <w:r>
               <w:rPr>
                 <w:rFonts w:ascii="Times New Roman" w:hAnsi="Times New Roman" w:cs="Times New Roman"/>
-                <w:sz w:val="26"/>
-                <w:szCs w:val="26"/>
-              </w:rPr>
-              <w:t>—</w:t>
-            </w:r>
-          </w:p>
-        </w:tc>
-        <w:tc>
-          <w:tcPr>
-            <w:tcW w:w="2890" w:type="dxa"/>
-            <w:vAlign w:val="center"/>
-          </w:tcPr>
-          <w:p>
-            <w:pPr>
-              <w:spacing w:line="360" w:lineRule="auto"/>
-              <w:jc w:val="both"/>
-              <w:rPr>
-                <w:rFonts w:ascii="Times New Roman" w:hAnsi="Times New Roman" w:cs="Times New Roman"/>
-                <w:sz w:val="26"/>
-                <w:szCs w:val="26"/>
-              </w:rPr>
-            </w:pPr>
-            <w:r>
-              <w:rPr>
-                <w:rFonts w:ascii="Times New Roman" w:hAnsi="Times New Roman" w:cs="Times New Roman"/>
-                <w:sz w:val="26"/>
-                <w:szCs w:val="26"/>
-              </w:rPr>
-              <w:t>Закрытие активного окна приложения КОМПАС-3D</w:t>
+                <w:sz w:val="28"/>
+                <w:szCs w:val="28"/>
+              </w:rPr>
+              <w:t>Эскиз</w:t>
             </w:r>
           </w:p>
         </w:tc>
@@ -2915,7 +3087,6 @@
         <w:tc>
           <w:tcPr>
             <w:tcW w:w="2614" w:type="dxa"/>
-            <w:vAlign w:val="center"/>
           </w:tcPr>
           <w:p>
             <w:pPr>
@@ -2924,162 +3095,66 @@
               <w:rPr>
                 <w:rStyle w:val="HTML"/>
                 <w:rFonts w:ascii="Times New Roman" w:eastAsiaTheme="minorHAnsi" w:hAnsi="Times New Roman" w:cs="Times New Roman"/>
-                <w:sz w:val="26"/>
-                <w:szCs w:val="26"/>
+                <w:sz w:val="28"/>
+                <w:szCs w:val="28"/>
               </w:rPr>
             </w:pPr>
-            <w:proofErr w:type="spellStart"/>
-            <w:proofErr w:type="gramStart"/>
-            <w:r>
-              <w:rPr>
-                <w:rStyle w:val="HTML"/>
-                <w:rFonts w:ascii="Times New Roman" w:eastAsiaTheme="minorHAnsi" w:hAnsi="Times New Roman" w:cs="Times New Roman"/>
-                <w:sz w:val="26"/>
-                <w:szCs w:val="26"/>
-              </w:rPr>
-              <w:t>NewEntity</w:t>
-            </w:r>
-            <w:proofErr w:type="spellEnd"/>
-            <w:r>
-              <w:rPr>
-                <w:rStyle w:val="HTML"/>
-                <w:rFonts w:ascii="Times New Roman" w:eastAsiaTheme="minorHAnsi" w:hAnsi="Times New Roman" w:cs="Times New Roman"/>
-                <w:sz w:val="26"/>
-                <w:szCs w:val="26"/>
-              </w:rPr>
-              <w:t>(</w:t>
-            </w:r>
-            <w:proofErr w:type="spellStart"/>
-            <w:proofErr w:type="gramEnd"/>
-            <w:r>
-              <w:rPr>
-                <w:rStyle w:val="HTML"/>
-                <w:rFonts w:ascii="Times New Roman" w:eastAsiaTheme="minorHAnsi" w:hAnsi="Times New Roman" w:cs="Times New Roman"/>
-                <w:sz w:val="26"/>
-                <w:szCs w:val="26"/>
-              </w:rPr>
-              <w:t>short</w:t>
-            </w:r>
-            <w:proofErr w:type="spellEnd"/>
-            <w:r>
-              <w:rPr>
-                <w:rStyle w:val="HTML"/>
-                <w:rFonts w:ascii="Times New Roman" w:eastAsiaTheme="minorHAnsi" w:hAnsi="Times New Roman" w:cs="Times New Roman"/>
-                <w:sz w:val="26"/>
-                <w:szCs w:val="26"/>
-              </w:rPr>
-              <w:t xml:space="preserve"> </w:t>
-            </w:r>
-            <w:proofErr w:type="spellStart"/>
-            <w:r>
-              <w:rPr>
-                <w:rStyle w:val="HTML"/>
-                <w:rFonts w:ascii="Times New Roman" w:eastAsiaTheme="minorHAnsi" w:hAnsi="Times New Roman" w:cs="Times New Roman"/>
-                <w:sz w:val="26"/>
-                <w:szCs w:val="26"/>
-              </w:rPr>
-              <w:t>objType</w:t>
-            </w:r>
-            <w:proofErr w:type="spellEnd"/>
-            <w:r>
-              <w:rPr>
-                <w:rStyle w:val="HTML"/>
-                <w:rFonts w:ascii="Times New Roman" w:eastAsiaTheme="minorHAnsi" w:hAnsi="Times New Roman" w:cs="Times New Roman"/>
-                <w:sz w:val="26"/>
-                <w:szCs w:val="26"/>
-              </w:rPr>
-              <w:t>)</w:t>
+            <w:r>
+              <w:rPr>
+                <w:rFonts w:ascii="Times New Roman" w:hAnsi="Times New Roman" w:cs="Times New Roman"/>
+                <w:sz w:val="28"/>
+                <w:szCs w:val="28"/>
+              </w:rPr>
+              <w:t>o3d_baseExtrusion</w:t>
             </w:r>
           </w:p>
         </w:tc>
         <w:tc>
           <w:tcPr>
-            <w:tcW w:w="1860" w:type="dxa"/>
-            <w:vAlign w:val="center"/>
+            <w:tcW w:w="1981" w:type="dxa"/>
           </w:tcPr>
           <w:p>
             <w:pPr>
               <w:spacing w:line="360" w:lineRule="auto"/>
               <w:jc w:val="both"/>
               <w:rPr>
-                <w:rFonts w:ascii="Times New Roman" w:hAnsi="Times New Roman" w:cs="Times New Roman"/>
-                <w:sz w:val="26"/>
-                <w:szCs w:val="26"/>
-                <w:lang w:val="en-US"/>
-              </w:rPr>
-            </w:pPr>
-            <w:proofErr w:type="spellStart"/>
-            <w:r>
-              <w:rPr>
                 <w:rStyle w:val="HTML"/>
                 <w:rFonts w:ascii="Times New Roman" w:eastAsiaTheme="minorHAnsi" w:hAnsi="Times New Roman" w:cs="Times New Roman"/>
-                <w:sz w:val="26"/>
-                <w:szCs w:val="26"/>
-              </w:rPr>
-              <w:t>objType</w:t>
-            </w:r>
-            <w:proofErr w:type="spellEnd"/>
-            <w:r>
-              <w:rPr>
-                <w:rFonts w:ascii="Times New Roman" w:hAnsi="Times New Roman" w:cs="Times New Roman"/>
-                <w:sz w:val="26"/>
-                <w:szCs w:val="26"/>
-              </w:rPr>
-              <w:t xml:space="preserve"> — тип объекта</w:t>
+                <w:sz w:val="28"/>
+                <w:szCs w:val="28"/>
+              </w:rPr>
+            </w:pPr>
+            <w:r>
+              <w:rPr>
+                <w:rFonts w:ascii="Times New Roman" w:hAnsi="Times New Roman" w:cs="Times New Roman"/>
+                <w:sz w:val="28"/>
+                <w:szCs w:val="28"/>
+              </w:rPr>
+              <w:t>Obj3dType</w:t>
             </w:r>
           </w:p>
         </w:tc>
         <w:tc>
           <w:tcPr>
-            <w:tcW w:w="1981" w:type="dxa"/>
-            <w:vAlign w:val="center"/>
+            <w:tcW w:w="4331" w:type="dxa"/>
           </w:tcPr>
           <w:p>
             <w:pPr>
               <w:spacing w:line="360" w:lineRule="auto"/>
               <w:jc w:val="both"/>
               <w:rPr>
-                <w:rStyle w:val="HTML"/>
-                <w:rFonts w:ascii="Times New Roman" w:eastAsiaTheme="minorHAnsi" w:hAnsi="Times New Roman" w:cs="Times New Roman"/>
-                <w:sz w:val="26"/>
-                <w:szCs w:val="26"/>
+                <w:rFonts w:ascii="Times New Roman" w:hAnsi="Times New Roman" w:cs="Times New Roman"/>
+                <w:sz w:val="28"/>
+                <w:szCs w:val="28"/>
               </w:rPr>
             </w:pPr>
-            <w:proofErr w:type="spellStart"/>
-            <w:r>
-              <w:rPr>
-                <w:rStyle w:val="HTML"/>
-                <w:rFonts w:ascii="Times New Roman" w:eastAsiaTheme="minorHAnsi" w:hAnsi="Times New Roman" w:cs="Times New Roman"/>
-                <w:sz w:val="26"/>
-                <w:szCs w:val="26"/>
-              </w:rPr>
-              <w:t>ksEntity</w:t>
-            </w:r>
-            <w:proofErr w:type="spellEnd"/>
-          </w:p>
-        </w:tc>
-        <w:tc>
-          <w:tcPr>
-            <w:tcW w:w="2890" w:type="dxa"/>
-            <w:vAlign w:val="center"/>
-          </w:tcPr>
-          <w:p>
-            <w:pPr>
-              <w:spacing w:line="360" w:lineRule="auto"/>
-              <w:jc w:val="both"/>
-              <w:rPr>
-                <w:rFonts w:ascii="Times New Roman" w:hAnsi="Times New Roman" w:cs="Times New Roman"/>
-                <w:sz w:val="26"/>
-                <w:szCs w:val="26"/>
-              </w:rPr>
-            </w:pPr>
-            <w:r>
-              <w:rPr>
-                <w:rFonts w:ascii="Times New Roman" w:hAnsi="Times New Roman" w:cs="Times New Roman"/>
-                <w:sz w:val="26"/>
-                <w:szCs w:val="26"/>
-              </w:rPr>
-              <w:t>Создание нового объекта модели</w:t>
+            <w:r>
+              <w:rPr>
+                <w:rFonts w:ascii="Times New Roman" w:hAnsi="Times New Roman" w:cs="Times New Roman"/>
+                <w:sz w:val="28"/>
+                <w:szCs w:val="28"/>
+              </w:rPr>
+              <w:t>Базовое выдавливание</w:t>
             </w:r>
           </w:p>
         </w:tc>
@@ -3088,7 +3163,6 @@
         <w:tc>
           <w:tcPr>
             <w:tcW w:w="2614" w:type="dxa"/>
-            <w:vAlign w:val="center"/>
           </w:tcPr>
           <w:p>
             <w:pPr>
@@ -3096,78 +3170,23 @@
               <w:jc w:val="both"/>
               <w:rPr>
                 <w:rFonts w:ascii="Times New Roman" w:hAnsi="Times New Roman" w:cs="Times New Roman"/>
-                <w:sz w:val="26"/>
-                <w:szCs w:val="26"/>
+                <w:sz w:val="28"/>
+                <w:szCs w:val="28"/>
               </w:rPr>
             </w:pPr>
-            <w:proofErr w:type="spellStart"/>
-            <w:proofErr w:type="gramStart"/>
-            <w:r>
-              <w:rPr>
-                <w:rStyle w:val="HTML"/>
-                <w:rFonts w:ascii="Times New Roman" w:eastAsiaTheme="minorHAnsi" w:hAnsi="Times New Roman" w:cs="Times New Roman"/>
-                <w:sz w:val="26"/>
-                <w:szCs w:val="26"/>
-              </w:rPr>
-              <w:t>GetDefaultEntity</w:t>
-            </w:r>
-            <w:proofErr w:type="spellEnd"/>
-            <w:r>
-              <w:rPr>
-                <w:rStyle w:val="HTML"/>
-                <w:rFonts w:ascii="Times New Roman" w:eastAsiaTheme="minorHAnsi" w:hAnsi="Times New Roman" w:cs="Times New Roman"/>
-                <w:sz w:val="26"/>
-                <w:szCs w:val="26"/>
-              </w:rPr>
-              <w:t>(</w:t>
-            </w:r>
-            <w:proofErr w:type="spellStart"/>
-            <w:proofErr w:type="gramEnd"/>
-            <w:r>
-              <w:rPr>
-                <w:rStyle w:val="HTML"/>
-                <w:rFonts w:ascii="Times New Roman" w:eastAsiaTheme="minorHAnsi" w:hAnsi="Times New Roman" w:cs="Times New Roman"/>
-                <w:sz w:val="26"/>
-                <w:szCs w:val="26"/>
-              </w:rPr>
-              <w:t>short</w:t>
-            </w:r>
-            <w:proofErr w:type="spellEnd"/>
-            <w:r>
-              <w:rPr>
-                <w:rStyle w:val="HTML"/>
-                <w:rFonts w:ascii="Times New Roman" w:eastAsiaTheme="minorHAnsi" w:hAnsi="Times New Roman" w:cs="Times New Roman"/>
-                <w:sz w:val="26"/>
-                <w:szCs w:val="26"/>
-              </w:rPr>
-              <w:t xml:space="preserve"> </w:t>
-            </w:r>
-            <w:proofErr w:type="spellStart"/>
-            <w:r>
-              <w:rPr>
-                <w:rStyle w:val="HTML"/>
-                <w:rFonts w:ascii="Times New Roman" w:eastAsiaTheme="minorHAnsi" w:hAnsi="Times New Roman" w:cs="Times New Roman"/>
-                <w:sz w:val="26"/>
-                <w:szCs w:val="26"/>
-              </w:rPr>
-              <w:t>objType</w:t>
-            </w:r>
-            <w:proofErr w:type="spellEnd"/>
-            <w:r>
-              <w:rPr>
-                <w:rStyle w:val="HTML"/>
-                <w:rFonts w:ascii="Times New Roman" w:eastAsiaTheme="minorHAnsi" w:hAnsi="Times New Roman" w:cs="Times New Roman"/>
-                <w:sz w:val="26"/>
-                <w:szCs w:val="26"/>
-              </w:rPr>
-              <w:t>)</w:t>
+            <w:r>
+              <w:rPr>
+                <w:rFonts w:ascii="Times New Roman" w:hAnsi="Times New Roman" w:cs="Times New Roman"/>
+                <w:sz w:val="28"/>
+                <w:szCs w:val="28"/>
+              </w:rPr>
+              <w:t>o3d_bossExtrusion</w:t>
             </w:r>
           </w:p>
         </w:tc>
         <w:tc>
           <w:tcPr>
-            <w:tcW w:w="1860" w:type="dxa"/>
-            <w:vAlign w:val="center"/>
+            <w:tcW w:w="1981" w:type="dxa"/>
           </w:tcPr>
           <w:p>
             <w:pPr>
@@ -3175,36 +3194,23 @@
               <w:jc w:val="both"/>
               <w:rPr>
                 <w:rFonts w:ascii="Times New Roman" w:hAnsi="Times New Roman" w:cs="Times New Roman"/>
-                <w:sz w:val="26"/>
-                <w:szCs w:val="26"/>
-                <w:lang w:val="en-US"/>
+                <w:sz w:val="28"/>
+                <w:szCs w:val="28"/>
               </w:rPr>
             </w:pPr>
-            <w:proofErr w:type="spellStart"/>
-            <w:r>
-              <w:rPr>
-                <w:rStyle w:val="HTML"/>
-                <w:rFonts w:ascii="Times New Roman" w:eastAsiaTheme="minorHAnsi" w:hAnsi="Times New Roman" w:cs="Times New Roman"/>
-                <w:sz w:val="26"/>
-                <w:szCs w:val="26"/>
-              </w:rPr>
-              <w:t>objType</w:t>
-            </w:r>
-            <w:proofErr w:type="spellEnd"/>
-            <w:r>
-              <w:rPr>
-                <w:rFonts w:ascii="Times New Roman" w:hAnsi="Times New Roman" w:cs="Times New Roman"/>
-                <w:sz w:val="26"/>
-                <w:szCs w:val="26"/>
-              </w:rPr>
-              <w:t xml:space="preserve"> — тип объекта</w:t>
+            <w:r>
+              <w:rPr>
+                <w:rFonts w:ascii="Times New Roman" w:hAnsi="Times New Roman" w:cs="Times New Roman"/>
+                <w:sz w:val="28"/>
+                <w:szCs w:val="28"/>
+              </w:rPr>
+              <w:t>Obj3dType</w:t>
             </w:r>
           </w:p>
         </w:tc>
         <w:tc>
           <w:tcPr>
-            <w:tcW w:w="1981" w:type="dxa"/>
-            <w:vAlign w:val="center"/>
+            <w:tcW w:w="4331" w:type="dxa"/>
           </w:tcPr>
           <w:p>
             <w:pPr>
@@ -3212,45 +3218,17 @@
               <w:jc w:val="both"/>
               <w:rPr>
                 <w:rFonts w:ascii="Times New Roman" w:hAnsi="Times New Roman" w:cs="Times New Roman"/>
-                <w:sz w:val="26"/>
-                <w:szCs w:val="26"/>
+                <w:sz w:val="28"/>
+                <w:szCs w:val="28"/>
               </w:rPr>
             </w:pPr>
-            <w:proofErr w:type="spellStart"/>
-            <w:r>
-              <w:rPr>
-                <w:rStyle w:val="HTML"/>
-                <w:rFonts w:ascii="Times New Roman" w:eastAsiaTheme="minorHAnsi" w:hAnsi="Times New Roman" w:cs="Times New Roman"/>
-                <w:sz w:val="26"/>
-                <w:szCs w:val="26"/>
-              </w:rPr>
-              <w:t>ksEntity</w:t>
-            </w:r>
-            <w:proofErr w:type="spellEnd"/>
-          </w:p>
-        </w:tc>
-        <w:tc>
-          <w:tcPr>
-            <w:tcW w:w="2890" w:type="dxa"/>
-            <w:vAlign w:val="center"/>
-          </w:tcPr>
-          <w:p>
-            <w:pPr>
-              <w:spacing w:line="360" w:lineRule="auto"/>
-              <w:jc w:val="both"/>
-              <w:rPr>
-                <w:rFonts w:ascii="Times New Roman" w:hAnsi="Times New Roman" w:cs="Times New Roman"/>
-                <w:sz w:val="26"/>
-                <w:szCs w:val="26"/>
-              </w:rPr>
-            </w:pPr>
-            <w:r>
-              <w:rPr>
-                <w:rFonts w:ascii="Times New Roman" w:hAnsi="Times New Roman" w:cs="Times New Roman"/>
-                <w:sz w:val="26"/>
-                <w:szCs w:val="26"/>
-              </w:rPr>
-              <w:t>Получение объекта, создаваемого системой по умолчанию</w:t>
+            <w:r>
+              <w:rPr>
+                <w:rFonts w:ascii="Times New Roman" w:hAnsi="Times New Roman" w:cs="Times New Roman"/>
+                <w:sz w:val="28"/>
+                <w:szCs w:val="28"/>
+              </w:rPr>
+              <w:t>Приклеивание выдавливанием</w:t>
             </w:r>
           </w:p>
         </w:tc>
@@ -3259,7 +3237,6 @@
         <w:tc>
           <w:tcPr>
             <w:tcW w:w="2614" w:type="dxa"/>
-            <w:vAlign w:val="center"/>
           </w:tcPr>
           <w:p>
             <w:pPr>
@@ -3268,120 +3245,70 @@
               <w:rPr>
                 <w:rStyle w:val="HTML"/>
                 <w:rFonts w:ascii="Times New Roman" w:eastAsiaTheme="minorHAnsi" w:hAnsi="Times New Roman" w:cs="Times New Roman"/>
-                <w:sz w:val="26"/>
-                <w:szCs w:val="26"/>
+                <w:sz w:val="28"/>
+                <w:szCs w:val="28"/>
               </w:rPr>
             </w:pPr>
             <w:proofErr w:type="spellStart"/>
-            <w:proofErr w:type="gramStart"/>
-            <w:r>
-              <w:rPr>
-                <w:rStyle w:val="HTML"/>
-                <w:rFonts w:ascii="Times New Roman" w:eastAsiaTheme="minorHAnsi" w:hAnsi="Times New Roman" w:cs="Times New Roman"/>
-                <w:sz w:val="26"/>
-                <w:szCs w:val="26"/>
-              </w:rPr>
-              <w:t>Create</w:t>
+            <w:r>
+              <w:rPr>
+                <w:rFonts w:ascii="Times New Roman" w:hAnsi="Times New Roman" w:cs="Times New Roman"/>
+                <w:sz w:val="28"/>
+                <w:szCs w:val="28"/>
+              </w:rPr>
+              <w:t>pTop_Part</w:t>
             </w:r>
             <w:proofErr w:type="spellEnd"/>
-            <w:r>
-              <w:rPr>
-                <w:rStyle w:val="HTML"/>
-                <w:rFonts w:ascii="Times New Roman" w:eastAsiaTheme="minorHAnsi" w:hAnsi="Times New Roman" w:cs="Times New Roman"/>
-                <w:sz w:val="26"/>
-                <w:szCs w:val="26"/>
-              </w:rPr>
-              <w:t>(</w:t>
-            </w:r>
-            <w:proofErr w:type="gramEnd"/>
-            <w:r>
-              <w:rPr>
-                <w:rStyle w:val="HTML"/>
-                <w:rFonts w:ascii="Times New Roman" w:eastAsiaTheme="minorHAnsi" w:hAnsi="Times New Roman" w:cs="Times New Roman"/>
-                <w:sz w:val="26"/>
-                <w:szCs w:val="26"/>
-              </w:rPr>
-              <w:t>)</w:t>
-            </w:r>
           </w:p>
         </w:tc>
         <w:tc>
           <w:tcPr>
-            <w:tcW w:w="1860" w:type="dxa"/>
-            <w:vAlign w:val="center"/>
+            <w:tcW w:w="1981" w:type="dxa"/>
           </w:tcPr>
           <w:p>
             <w:pPr>
               <w:spacing w:line="360" w:lineRule="auto"/>
               <w:jc w:val="both"/>
               <w:rPr>
-                <w:rFonts w:ascii="Times New Roman" w:hAnsi="Times New Roman" w:cs="Times New Roman"/>
-                <w:sz w:val="26"/>
-                <w:szCs w:val="26"/>
-                <w:lang w:val="en-US"/>
+                <w:rStyle w:val="HTML"/>
+                <w:rFonts w:ascii="Times New Roman" w:eastAsiaTheme="minorHAnsi" w:hAnsi="Times New Roman" w:cs="Times New Roman"/>
+                <w:sz w:val="28"/>
+                <w:szCs w:val="28"/>
               </w:rPr>
             </w:pPr>
-            <w:r>
-              <w:rPr>
-                <w:rFonts w:ascii="Times New Roman" w:hAnsi="Times New Roman" w:cs="Times New Roman"/>
-                <w:sz w:val="26"/>
-                <w:szCs w:val="26"/>
-              </w:rPr>
-              <w:t>—</w:t>
-            </w:r>
+            <w:proofErr w:type="spellStart"/>
+            <w:r>
+              <w:rPr>
+                <w:rFonts w:ascii="Times New Roman" w:hAnsi="Times New Roman" w:cs="Times New Roman"/>
+                <w:sz w:val="28"/>
+                <w:szCs w:val="28"/>
+              </w:rPr>
+              <w:t>Part_Type</w:t>
+            </w:r>
+            <w:proofErr w:type="spellEnd"/>
           </w:p>
         </w:tc>
         <w:tc>
           <w:tcPr>
-            <w:tcW w:w="1981" w:type="dxa"/>
-            <w:vAlign w:val="center"/>
+            <w:tcW w:w="4331" w:type="dxa"/>
           </w:tcPr>
           <w:p>
             <w:pPr>
               <w:spacing w:line="360" w:lineRule="auto"/>
               <w:jc w:val="both"/>
               <w:rPr>
-                <w:rStyle w:val="HTML"/>
-                <w:rFonts w:ascii="Times New Roman" w:eastAsiaTheme="minorHAnsi" w:hAnsi="Times New Roman" w:cs="Times New Roman"/>
-                <w:sz w:val="26"/>
-                <w:szCs w:val="26"/>
+                <w:rFonts w:ascii="Times New Roman" w:hAnsi="Times New Roman" w:cs="Times New Roman"/>
+                <w:sz w:val="28"/>
+                <w:szCs w:val="28"/>
               </w:rPr>
             </w:pPr>
-            <w:proofErr w:type="spellStart"/>
-            <w:r>
-              <w:rPr>
-                <w:rStyle w:val="HTML"/>
-                <w:rFonts w:ascii="Times New Roman" w:eastAsiaTheme="minorHAnsi" w:hAnsi="Times New Roman" w:cs="Times New Roman"/>
-                <w:sz w:val="26"/>
-                <w:szCs w:val="26"/>
-              </w:rPr>
-              <w:t>bool</w:t>
-            </w:r>
-            <w:proofErr w:type="spellEnd"/>
-          </w:p>
-        </w:tc>
-        <w:tc>
-          <w:tcPr>
-            <w:tcW w:w="2890" w:type="dxa"/>
-            <w:vAlign w:val="center"/>
-          </w:tcPr>
-          <w:p>
-            <w:pPr>
-              <w:spacing w:line="360" w:lineRule="auto"/>
-              <w:jc w:val="both"/>
-              <w:rPr>
-                <w:rFonts w:ascii="Times New Roman" w:hAnsi="Times New Roman" w:cs="Times New Roman"/>
-                <w:sz w:val="26"/>
-                <w:szCs w:val="26"/>
-              </w:rPr>
-            </w:pPr>
-            <w:r>
-              <w:rPr>
-                <w:rFonts w:ascii="Times New Roman" w:hAnsi="Times New Roman" w:cs="Times New Roman"/>
-                <w:sz w:val="26"/>
-                <w:szCs w:val="26"/>
-              </w:rPr>
-              <w:t>Создание объекта в модели</w:t>
+            <w:r>
+              <w:rPr>
+                <w:rFonts w:ascii="Times New Roman" w:hAnsi="Times New Roman" w:cs="Times New Roman"/>
+                <w:sz w:val="28"/>
+                <w:szCs w:val="28"/>
+              </w:rPr>
+              <w:t>Главный компонент документа</w:t>
             </w:r>
           </w:p>
         </w:tc>
@@ -3390,7 +3317,6 @@
         <w:tc>
           <w:tcPr>
             <w:tcW w:w="2614" w:type="dxa"/>
-            <w:vAlign w:val="center"/>
           </w:tcPr>
           <w:p>
             <w:pPr>
@@ -3399,120 +3325,70 @@
               <w:rPr>
                 <w:rStyle w:val="HTML"/>
                 <w:rFonts w:ascii="Times New Roman" w:eastAsiaTheme="minorHAnsi" w:hAnsi="Times New Roman" w:cs="Times New Roman"/>
-                <w:sz w:val="26"/>
-                <w:szCs w:val="26"/>
+                <w:sz w:val="28"/>
+                <w:szCs w:val="28"/>
               </w:rPr>
             </w:pPr>
             <w:proofErr w:type="spellStart"/>
-            <w:proofErr w:type="gramStart"/>
-            <w:r>
-              <w:rPr>
-                <w:rStyle w:val="HTML"/>
-                <w:rFonts w:ascii="Times New Roman" w:eastAsiaTheme="minorHAnsi" w:hAnsi="Times New Roman" w:cs="Times New Roman"/>
-                <w:sz w:val="26"/>
-                <w:szCs w:val="26"/>
-              </w:rPr>
-              <w:t>GetDefinition</w:t>
+            <w:r>
+              <w:rPr>
+                <w:rFonts w:ascii="Times New Roman" w:hAnsi="Times New Roman" w:cs="Times New Roman"/>
+                <w:sz w:val="28"/>
+                <w:szCs w:val="28"/>
+              </w:rPr>
+              <w:t>dtNormal</w:t>
             </w:r>
             <w:proofErr w:type="spellEnd"/>
-            <w:r>
-              <w:rPr>
-                <w:rStyle w:val="HTML"/>
-                <w:rFonts w:ascii="Times New Roman" w:eastAsiaTheme="minorHAnsi" w:hAnsi="Times New Roman" w:cs="Times New Roman"/>
-                <w:sz w:val="26"/>
-                <w:szCs w:val="26"/>
-              </w:rPr>
-              <w:t>(</w:t>
-            </w:r>
-            <w:proofErr w:type="gramEnd"/>
-            <w:r>
-              <w:rPr>
-                <w:rStyle w:val="HTML"/>
-                <w:rFonts w:ascii="Times New Roman" w:eastAsiaTheme="minorHAnsi" w:hAnsi="Times New Roman" w:cs="Times New Roman"/>
-                <w:sz w:val="26"/>
-                <w:szCs w:val="26"/>
-              </w:rPr>
-              <w:t>)</w:t>
-            </w:r>
           </w:p>
         </w:tc>
         <w:tc>
           <w:tcPr>
-            <w:tcW w:w="1860" w:type="dxa"/>
-            <w:vAlign w:val="center"/>
+            <w:tcW w:w="1981" w:type="dxa"/>
           </w:tcPr>
           <w:p>
             <w:pPr>
               <w:spacing w:line="360" w:lineRule="auto"/>
               <w:jc w:val="both"/>
               <w:rPr>
-                <w:rFonts w:ascii="Times New Roman" w:hAnsi="Times New Roman" w:cs="Times New Roman"/>
-                <w:sz w:val="26"/>
-                <w:szCs w:val="26"/>
-                <w:lang w:val="en-US"/>
+                <w:rStyle w:val="HTML"/>
+                <w:rFonts w:ascii="Times New Roman" w:eastAsiaTheme="minorHAnsi" w:hAnsi="Times New Roman" w:cs="Times New Roman"/>
+                <w:sz w:val="28"/>
+                <w:szCs w:val="28"/>
               </w:rPr>
             </w:pPr>
-            <w:r>
-              <w:rPr>
-                <w:rFonts w:ascii="Times New Roman" w:hAnsi="Times New Roman" w:cs="Times New Roman"/>
-                <w:sz w:val="26"/>
-                <w:szCs w:val="26"/>
-              </w:rPr>
-              <w:t>—</w:t>
-            </w:r>
+            <w:proofErr w:type="spellStart"/>
+            <w:r>
+              <w:rPr>
+                <w:rFonts w:ascii="Times New Roman" w:hAnsi="Times New Roman" w:cs="Times New Roman"/>
+                <w:sz w:val="28"/>
+                <w:szCs w:val="28"/>
+              </w:rPr>
+              <w:t>Direction_Type</w:t>
+            </w:r>
+            <w:proofErr w:type="spellEnd"/>
           </w:p>
         </w:tc>
         <w:tc>
           <w:tcPr>
-            <w:tcW w:w="1981" w:type="dxa"/>
-            <w:vAlign w:val="center"/>
+            <w:tcW w:w="4331" w:type="dxa"/>
           </w:tcPr>
           <w:p>
             <w:pPr>
               <w:spacing w:line="360" w:lineRule="auto"/>
               <w:jc w:val="both"/>
               <w:rPr>
-                <w:rStyle w:val="HTML"/>
-                <w:rFonts w:ascii="Times New Roman" w:eastAsiaTheme="minorHAnsi" w:hAnsi="Times New Roman" w:cs="Times New Roman"/>
-                <w:sz w:val="26"/>
-                <w:szCs w:val="26"/>
+                <w:rFonts w:ascii="Times New Roman" w:hAnsi="Times New Roman" w:cs="Times New Roman"/>
+                <w:sz w:val="28"/>
+                <w:szCs w:val="28"/>
               </w:rPr>
             </w:pPr>
-            <w:proofErr w:type="spellStart"/>
-            <w:r>
-              <w:rPr>
-                <w:rStyle w:val="HTML"/>
-                <w:rFonts w:ascii="Times New Roman" w:eastAsiaTheme="minorHAnsi" w:hAnsi="Times New Roman" w:cs="Times New Roman"/>
-                <w:sz w:val="26"/>
-                <w:szCs w:val="26"/>
-              </w:rPr>
-              <w:t>IUnknown</w:t>
-            </w:r>
-            <w:proofErr w:type="spellEnd"/>
-          </w:p>
-        </w:tc>
-        <w:tc>
-          <w:tcPr>
-            <w:tcW w:w="2890" w:type="dxa"/>
-            <w:vAlign w:val="center"/>
-          </w:tcPr>
-          <w:p>
-            <w:pPr>
-              <w:spacing w:line="360" w:lineRule="auto"/>
-              <w:jc w:val="both"/>
-              <w:rPr>
-                <w:rFonts w:ascii="Times New Roman" w:hAnsi="Times New Roman" w:cs="Times New Roman"/>
-                <w:sz w:val="26"/>
-                <w:szCs w:val="26"/>
-              </w:rPr>
-            </w:pPr>
-            <w:r>
-              <w:rPr>
-                <w:rFonts w:ascii="Times New Roman" w:hAnsi="Times New Roman" w:cs="Times New Roman"/>
-                <w:sz w:val="26"/>
-                <w:szCs w:val="26"/>
-              </w:rPr>
-              <w:t>Получение интерфейса параметров объекта</w:t>
+            <w:r>
+              <w:rPr>
+                <w:rFonts w:ascii="Times New Roman" w:hAnsi="Times New Roman" w:cs="Times New Roman"/>
+                <w:sz w:val="28"/>
+                <w:szCs w:val="28"/>
+              </w:rPr>
+              <w:t>Прямое направление выдавливания</w:t>
             </w:r>
           </w:p>
         </w:tc>
@@ -3521,7 +3397,6 @@
         <w:tc>
           <w:tcPr>
             <w:tcW w:w="2614" w:type="dxa"/>
-            <w:vAlign w:val="center"/>
           </w:tcPr>
           <w:p>
             <w:pPr>
@@ -3530,109 +3405,70 @@
               <w:rPr>
                 <w:rStyle w:val="HTML"/>
                 <w:rFonts w:ascii="Times New Roman" w:eastAsiaTheme="minorHAnsi" w:hAnsi="Times New Roman" w:cs="Times New Roman"/>
-                <w:sz w:val="26"/>
-                <w:szCs w:val="26"/>
+                <w:sz w:val="28"/>
+                <w:szCs w:val="28"/>
               </w:rPr>
             </w:pPr>
-            <w:proofErr w:type="gramStart"/>
-            <w:r>
-              <w:rPr>
-                <w:rStyle w:val="HTML"/>
-                <w:rFonts w:ascii="Times New Roman" w:eastAsiaTheme="minorHAnsi" w:hAnsi="Times New Roman" w:cs="Times New Roman"/>
-                <w:sz w:val="26"/>
-                <w:szCs w:val="26"/>
-              </w:rPr>
-              <w:t>Update(</w:t>
-            </w:r>
-            <w:proofErr w:type="gramEnd"/>
-            <w:r>
-              <w:rPr>
-                <w:rStyle w:val="HTML"/>
-                <w:rFonts w:ascii="Times New Roman" w:eastAsiaTheme="minorHAnsi" w:hAnsi="Times New Roman" w:cs="Times New Roman"/>
-                <w:sz w:val="26"/>
-                <w:szCs w:val="26"/>
-              </w:rPr>
-              <w:t>)</w:t>
-            </w:r>
+            <w:proofErr w:type="spellStart"/>
+            <w:r>
+              <w:rPr>
+                <w:rFonts w:ascii="Times New Roman" w:hAnsi="Times New Roman" w:cs="Times New Roman"/>
+                <w:sz w:val="28"/>
+                <w:szCs w:val="28"/>
+              </w:rPr>
+              <w:t>etBlind</w:t>
+            </w:r>
+            <w:proofErr w:type="spellEnd"/>
           </w:p>
         </w:tc>
         <w:tc>
           <w:tcPr>
-            <w:tcW w:w="1860" w:type="dxa"/>
-            <w:vAlign w:val="center"/>
+            <w:tcW w:w="1981" w:type="dxa"/>
           </w:tcPr>
           <w:p>
             <w:pPr>
               <w:spacing w:line="360" w:lineRule="auto"/>
               <w:jc w:val="both"/>
               <w:rPr>
-                <w:rFonts w:ascii="Times New Roman" w:hAnsi="Times New Roman" w:cs="Times New Roman"/>
-                <w:sz w:val="26"/>
-                <w:szCs w:val="26"/>
-                <w:lang w:val="en-US"/>
+                <w:rStyle w:val="HTML"/>
+                <w:rFonts w:ascii="Times New Roman" w:eastAsiaTheme="minorHAnsi" w:hAnsi="Times New Roman" w:cs="Times New Roman"/>
+                <w:sz w:val="28"/>
+                <w:szCs w:val="28"/>
               </w:rPr>
             </w:pPr>
-            <w:r>
-              <w:rPr>
-                <w:rFonts w:ascii="Times New Roman" w:hAnsi="Times New Roman" w:cs="Times New Roman"/>
-                <w:sz w:val="26"/>
-                <w:szCs w:val="26"/>
-              </w:rPr>
-              <w:t>—</w:t>
-            </w:r>
+            <w:proofErr w:type="spellStart"/>
+            <w:r>
+              <w:rPr>
+                <w:rFonts w:ascii="Times New Roman" w:hAnsi="Times New Roman" w:cs="Times New Roman"/>
+                <w:sz w:val="28"/>
+                <w:szCs w:val="28"/>
+              </w:rPr>
+              <w:t>End_Type</w:t>
+            </w:r>
+            <w:proofErr w:type="spellEnd"/>
           </w:p>
         </w:tc>
         <w:tc>
           <w:tcPr>
-            <w:tcW w:w="1981" w:type="dxa"/>
-            <w:vAlign w:val="center"/>
+            <w:tcW w:w="4331" w:type="dxa"/>
           </w:tcPr>
           <w:p>
             <w:pPr>
               <w:spacing w:line="360" w:lineRule="auto"/>
               <w:jc w:val="both"/>
               <w:rPr>
-                <w:rStyle w:val="HTML"/>
-                <w:rFonts w:ascii="Times New Roman" w:eastAsiaTheme="minorHAnsi" w:hAnsi="Times New Roman" w:cs="Times New Roman"/>
-                <w:sz w:val="26"/>
-                <w:szCs w:val="26"/>
+                <w:rFonts w:ascii="Times New Roman" w:hAnsi="Times New Roman" w:cs="Times New Roman"/>
+                <w:sz w:val="28"/>
+                <w:szCs w:val="28"/>
               </w:rPr>
             </w:pPr>
-            <w:proofErr w:type="spellStart"/>
-            <w:r>
-              <w:rPr>
-                <w:rStyle w:val="HTML"/>
-                <w:rFonts w:ascii="Times New Roman" w:eastAsiaTheme="minorHAnsi" w:hAnsi="Times New Roman" w:cs="Times New Roman"/>
-                <w:sz w:val="26"/>
-                <w:szCs w:val="26"/>
-              </w:rPr>
-              <w:t>bool</w:t>
-            </w:r>
-            <w:proofErr w:type="spellEnd"/>
-          </w:p>
-        </w:tc>
-        <w:tc>
-          <w:tcPr>
-            <w:tcW w:w="2890" w:type="dxa"/>
-            <w:vAlign w:val="center"/>
-          </w:tcPr>
-          <w:p>
-            <w:pPr>
-              <w:spacing w:line="360" w:lineRule="auto"/>
-              <w:jc w:val="both"/>
-              <w:rPr>
-                <w:rFonts w:ascii="Times New Roman" w:hAnsi="Times New Roman" w:cs="Times New Roman"/>
-                <w:sz w:val="26"/>
-                <w:szCs w:val="26"/>
-              </w:rPr>
-            </w:pPr>
-            <w:r>
-              <w:rPr>
-                <w:rFonts w:ascii="Times New Roman" w:hAnsi="Times New Roman" w:cs="Times New Roman"/>
-                <w:sz w:val="26"/>
-                <w:szCs w:val="26"/>
-              </w:rPr>
-              <w:t>Изменение свойств ранее созданного объекта</w:t>
+            <w:r>
+              <w:rPr>
+                <w:rFonts w:ascii="Times New Roman" w:hAnsi="Times New Roman" w:cs="Times New Roman"/>
+                <w:sz w:val="28"/>
+                <w:szCs w:val="28"/>
+              </w:rPr>
+              <w:t>Выдавливание на заданное расстояние</w:t>
             </w:r>
           </w:p>
         </w:tc>
@@ -3646,14 +3482,6 @@
           <w:szCs w:val="28"/>
         </w:rPr>
       </w:pPr>
-      <w:r>
-        <w:rPr>
-          <w:rFonts w:ascii="Times New Roman" w:hAnsi="Times New Roman" w:cs="Times New Roman"/>
-          <w:sz w:val="28"/>
-          <w:szCs w:val="28"/>
-        </w:rPr>
-        <w:br w:type="page"/>
-      </w:r>
     </w:p>
     <w:p>
       <w:pPr>
@@ -3669,7 +3497,6 @@
           <w:rFonts w:cs="Times New Roman"/>
           <w:szCs w:val="28"/>
         </w:rPr>
-        <w:lastRenderedPageBreak/>
         <w:t xml:space="preserve">Таблица </w:t>
       </w:r>
       <w:r>
@@ -3699,7 +3526,14 @@
           <w:rFonts w:cs="Times New Roman"/>
           <w:szCs w:val="28"/>
         </w:rPr>
-        <w:t xml:space="preserve"> – Некоторые типы объектов документа-модели</w:t>
+        <w:t xml:space="preserve"> </w:t>
+      </w:r>
+      <w:r>
+        <w:rPr>
+          <w:rFonts w:cs="Times New Roman"/>
+          <w:szCs w:val="28"/>
+        </w:rPr>
+        <w:t>– Методы работы с документом и объектами модели</w:t>
       </w:r>
     </w:p>
     <w:tbl>
@@ -3709,15 +3543,15 @@
         <w:tblLook w:val="04A0" w:firstRow="1" w:lastRow="0" w:firstColumn="1" w:lastColumn="0" w:noHBand="0" w:noVBand="1"/>
       </w:tblPr>
       <w:tblGrid>
-        <w:gridCol w:w="2635"/>
-        <w:gridCol w:w="2304"/>
-        <w:gridCol w:w="4406"/>
+        <w:gridCol w:w="2440"/>
+        <w:gridCol w:w="2126"/>
+        <w:gridCol w:w="1974"/>
+        <w:gridCol w:w="2805"/>
       </w:tblGrid>
       <w:tr>
         <w:tc>
           <w:tcPr>
-            <w:tcW w:w="2635" w:type="dxa"/>
-            <w:vAlign w:val="center"/>
+            <w:tcW w:w="2467" w:type="dxa"/>
           </w:tcPr>
           <w:p>
             <w:pPr>
@@ -3732,18 +3566,16 @@
               <w:rPr>
                 <w:rFonts w:ascii="Times New Roman" w:hAnsi="Times New Roman" w:cs="Times New Roman"/>
                 <w:b/>
-                <w:bCs/>
-                <w:sz w:val="28"/>
-                <w:szCs w:val="28"/>
-              </w:rPr>
-              <w:t>Идентификатор объекта</w:t>
+                <w:sz w:val="28"/>
+                <w:szCs w:val="28"/>
+              </w:rPr>
+              <w:t>Метод</w:t>
             </w:r>
           </w:p>
         </w:tc>
         <w:tc>
           <w:tcPr>
-            <w:tcW w:w="2304" w:type="dxa"/>
-            <w:vAlign w:val="center"/>
+            <w:tcW w:w="2167" w:type="dxa"/>
           </w:tcPr>
           <w:p>
             <w:pPr>
@@ -3758,33 +3590,56 @@
               <w:rPr>
                 <w:rFonts w:ascii="Times New Roman" w:hAnsi="Times New Roman" w:cs="Times New Roman"/>
                 <w:b/>
-                <w:bCs/>
-                <w:sz w:val="28"/>
-                <w:szCs w:val="28"/>
-              </w:rPr>
-              <w:t>Название объекта</w:t>
+                <w:sz w:val="28"/>
+                <w:szCs w:val="28"/>
+              </w:rPr>
+              <w:t>Параметры</w:t>
             </w:r>
           </w:p>
         </w:tc>
         <w:tc>
           <w:tcPr>
-            <w:tcW w:w="4406" w:type="dxa"/>
-            <w:vAlign w:val="center"/>
+            <w:tcW w:w="1814" w:type="dxa"/>
           </w:tcPr>
           <w:p>
             <w:pPr>
               <w:jc w:val="both"/>
               <w:rPr>
                 <w:rFonts w:ascii="Times New Roman" w:hAnsi="Times New Roman" w:cs="Times New Roman"/>
-                <w:sz w:val="28"/>
-                <w:szCs w:val="28"/>
-              </w:rPr>
-            </w:pPr>
-            <w:r>
-              <w:rPr>
-                <w:rFonts w:ascii="Times New Roman" w:hAnsi="Times New Roman" w:cs="Times New Roman"/>
                 <w:b/>
                 <w:bCs/>
+                <w:sz w:val="28"/>
+                <w:szCs w:val="28"/>
+              </w:rPr>
+            </w:pPr>
+            <w:r>
+              <w:rPr>
+                <w:rFonts w:ascii="Times New Roman" w:hAnsi="Times New Roman" w:cs="Times New Roman"/>
+                <w:b/>
+                <w:sz w:val="28"/>
+                <w:szCs w:val="28"/>
+              </w:rPr>
+              <w:t>Результат</w:t>
+            </w:r>
+          </w:p>
+        </w:tc>
+        <w:tc>
+          <w:tcPr>
+            <w:tcW w:w="2897" w:type="dxa"/>
+          </w:tcPr>
+          <w:p>
+            <w:pPr>
+              <w:jc w:val="both"/>
+              <w:rPr>
+                <w:rFonts w:ascii="Times New Roman" w:hAnsi="Times New Roman" w:cs="Times New Roman"/>
+                <w:sz w:val="28"/>
+                <w:szCs w:val="28"/>
+              </w:rPr>
+            </w:pPr>
+            <w:r>
+              <w:rPr>
+                <w:rFonts w:ascii="Times New Roman" w:hAnsi="Times New Roman" w:cs="Times New Roman"/>
+                <w:b/>
                 <w:sz w:val="28"/>
                 <w:szCs w:val="28"/>
               </w:rPr>
@@ -3796,8 +3651,7 @@
       <w:tr>
         <w:tc>
           <w:tcPr>
-            <w:tcW w:w="2635" w:type="dxa"/>
-            <w:vAlign w:val="center"/>
+            <w:tcW w:w="2467" w:type="dxa"/>
           </w:tcPr>
           <w:p>
             <w:pPr>
@@ -3808,21 +3662,38 @@
                 <w:szCs w:val="28"/>
               </w:rPr>
             </w:pPr>
-            <w:r>
-              <w:rPr>
-                <w:rStyle w:val="HTML"/>
-                <w:rFonts w:ascii="Times New Roman" w:eastAsiaTheme="minorHAnsi" w:hAnsi="Times New Roman" w:cs="Times New Roman"/>
-                <w:sz w:val="28"/>
-                <w:szCs w:val="28"/>
-              </w:rPr>
-              <w:t>o3d_planeXOY</w:t>
+            <w:proofErr w:type="spellStart"/>
+            <w:r>
+              <w:rPr>
+                <w:rFonts w:ascii="Times New Roman" w:hAnsi="Times New Roman" w:cs="Times New Roman"/>
+                <w:sz w:val="28"/>
+                <w:szCs w:val="28"/>
+              </w:rPr>
+              <w:t>KompasObject</w:t>
+            </w:r>
+            <w:proofErr w:type="spellEnd"/>
+            <w:r>
+              <w:rPr>
+                <w:rFonts w:ascii="Times New Roman" w:hAnsi="Times New Roman" w:cs="Times New Roman"/>
+                <w:sz w:val="28"/>
+                <w:szCs w:val="28"/>
+              </w:rPr>
+              <w:t>.</w:t>
+            </w:r>
+            <w:r>
+              <w:rPr>
+                <w:rFonts w:ascii="Times New Roman" w:hAnsi="Times New Roman" w:cs="Times New Roman"/>
+                <w:sz w:val="28"/>
+                <w:szCs w:val="28"/>
+              </w:rPr>
+              <w:br/>
+              <w:t>Document3D</w:t>
             </w:r>
           </w:p>
         </w:tc>
         <w:tc>
           <w:tcPr>
-            <w:tcW w:w="2304" w:type="dxa"/>
-            <w:vAlign w:val="center"/>
+            <w:tcW w:w="2167" w:type="dxa"/>
           </w:tcPr>
           <w:p>
             <w:pPr>
@@ -3839,31 +3710,74 @@
                 <w:sz w:val="28"/>
                 <w:szCs w:val="28"/>
               </w:rPr>
-              <w:t>Плоскость XOY</w:t>
+              <w:t>—</w:t>
             </w:r>
           </w:p>
         </w:tc>
         <w:tc>
           <w:tcPr>
-            <w:tcW w:w="4406" w:type="dxa"/>
-            <w:vAlign w:val="center"/>
+            <w:tcW w:w="1814" w:type="dxa"/>
           </w:tcPr>
           <w:p>
             <w:pPr>
               <w:jc w:val="both"/>
               <w:rPr>
                 <w:rFonts w:ascii="Times New Roman" w:hAnsi="Times New Roman" w:cs="Times New Roman"/>
+                <w:b/>
+                <w:bCs/>
                 <w:sz w:val="28"/>
                 <w:szCs w:val="28"/>
               </w:rPr>
             </w:pPr>
-            <w:r>
-              <w:rPr>
-                <w:rFonts w:ascii="Times New Roman" w:hAnsi="Times New Roman" w:cs="Times New Roman"/>
-                <w:sz w:val="28"/>
-                <w:szCs w:val="28"/>
-              </w:rPr>
-              <w:t>Используется в качестве базовой плоскости для создания эскиза</w:t>
+            <w:proofErr w:type="spellStart"/>
+            <w:r>
+              <w:rPr>
+                <w:rFonts w:ascii="Times New Roman" w:hAnsi="Times New Roman" w:cs="Times New Roman"/>
+                <w:sz w:val="28"/>
+                <w:szCs w:val="28"/>
+              </w:rPr>
+              <w:t>object</w:t>
+            </w:r>
+            <w:proofErr w:type="spellEnd"/>
+            <w:r>
+              <w:rPr>
+                <w:rFonts w:ascii="Times New Roman" w:hAnsi="Times New Roman" w:cs="Times New Roman"/>
+                <w:sz w:val="28"/>
+                <w:szCs w:val="28"/>
+              </w:rPr>
+              <w:t xml:space="preserve"> →</w:t>
+            </w:r>
+            <w:r>
+              <w:rPr>
+                <w:rFonts w:ascii="Times New Roman" w:hAnsi="Times New Roman" w:cs="Times New Roman"/>
+                <w:sz w:val="28"/>
+                <w:szCs w:val="28"/>
+              </w:rPr>
+              <w:br/>
+              <w:t>ksDocument3D</w:t>
+            </w:r>
+          </w:p>
+        </w:tc>
+        <w:tc>
+          <w:tcPr>
+            <w:tcW w:w="2897" w:type="dxa"/>
+          </w:tcPr>
+          <w:p>
+            <w:pPr>
+              <w:jc w:val="both"/>
+              <w:rPr>
+                <w:rFonts w:ascii="Times New Roman" w:hAnsi="Times New Roman" w:cs="Times New Roman"/>
+                <w:sz w:val="28"/>
+                <w:szCs w:val="28"/>
+              </w:rPr>
+            </w:pPr>
+            <w:r>
+              <w:rPr>
+                <w:rFonts w:ascii="Times New Roman" w:hAnsi="Times New Roman" w:cs="Times New Roman"/>
+                <w:sz w:val="28"/>
+                <w:szCs w:val="28"/>
+              </w:rPr>
+              <w:t>Получение интерфейса документа</w:t>
             </w:r>
           </w:p>
         </w:tc>
@@ -3871,8 +3785,7 @@
       <w:tr>
         <w:tc>
           <w:tcPr>
-            <w:tcW w:w="2635" w:type="dxa"/>
-            <w:vAlign w:val="center"/>
+            <w:tcW w:w="2467" w:type="dxa"/>
           </w:tcPr>
           <w:p>
             <w:pPr>
@@ -3885,19 +3798,35 @@
             </w:pPr>
             <w:r>
               <w:rPr>
-                <w:rStyle w:val="HTML"/>
-                <w:rFonts w:ascii="Times New Roman" w:eastAsiaTheme="minorHAnsi" w:hAnsi="Times New Roman" w:cs="Times New Roman"/>
-                <w:sz w:val="28"/>
-                <w:szCs w:val="28"/>
-              </w:rPr>
-              <w:t>o3d_sketch</w:t>
-            </w:r>
+                <w:rFonts w:ascii="Times New Roman" w:hAnsi="Times New Roman" w:cs="Times New Roman"/>
+                <w:sz w:val="28"/>
+                <w:szCs w:val="28"/>
+              </w:rPr>
+              <w:t>ksDocument3D.</w:t>
+            </w:r>
+            <w:r>
+              <w:rPr>
+                <w:rFonts w:ascii="Times New Roman" w:hAnsi="Times New Roman" w:cs="Times New Roman"/>
+                <w:sz w:val="28"/>
+                <w:szCs w:val="28"/>
+              </w:rPr>
+              <w:br/>
+            </w:r>
+            <w:proofErr w:type="spellStart"/>
+            <w:r>
+              <w:rPr>
+                <w:rFonts w:ascii="Times New Roman" w:hAnsi="Times New Roman" w:cs="Times New Roman"/>
+                <w:sz w:val="28"/>
+                <w:szCs w:val="28"/>
+              </w:rPr>
+              <w:t>Create</w:t>
+            </w:r>
+            <w:proofErr w:type="spellEnd"/>
           </w:p>
         </w:tc>
         <w:tc>
           <w:tcPr>
-            <w:tcW w:w="2304" w:type="dxa"/>
-            <w:vAlign w:val="center"/>
+            <w:tcW w:w="2167" w:type="dxa"/>
           </w:tcPr>
           <w:p>
             <w:pPr>
@@ -3908,46 +3837,163 @@
                 <w:szCs w:val="28"/>
               </w:rPr>
             </w:pPr>
-            <w:r>
-              <w:rPr>
-                <w:rFonts w:ascii="Times New Roman" w:hAnsi="Times New Roman" w:cs="Times New Roman"/>
-                <w:sz w:val="28"/>
-                <w:szCs w:val="28"/>
-              </w:rPr>
-              <w:t>Эскиз</w:t>
-            </w:r>
+            <w:proofErr w:type="spellStart"/>
+            <w:r>
+              <w:rPr>
+                <w:rFonts w:ascii="Times New Roman" w:hAnsi="Times New Roman" w:cs="Times New Roman"/>
+                <w:sz w:val="28"/>
+                <w:szCs w:val="28"/>
+              </w:rPr>
+              <w:t>bool</w:t>
+            </w:r>
+            <w:proofErr w:type="spellEnd"/>
+            <w:r>
+              <w:rPr>
+                <w:rFonts w:ascii="Times New Roman" w:hAnsi="Times New Roman" w:cs="Times New Roman"/>
+                <w:sz w:val="28"/>
+                <w:szCs w:val="28"/>
+              </w:rPr>
+              <w:t xml:space="preserve"> </w:t>
+            </w:r>
+            <w:proofErr w:type="spellStart"/>
+            <w:r>
+              <w:rPr>
+                <w:rFonts w:ascii="Times New Roman" w:hAnsi="Times New Roman" w:cs="Times New Roman"/>
+                <w:sz w:val="28"/>
+                <w:szCs w:val="28"/>
+              </w:rPr>
+              <w:t>invisible</w:t>
+            </w:r>
+            <w:proofErr w:type="spellEnd"/>
+            <w:r>
+              <w:rPr>
+                <w:rFonts w:ascii="Times New Roman" w:hAnsi="Times New Roman" w:cs="Times New Roman"/>
+                <w:sz w:val="28"/>
+                <w:szCs w:val="28"/>
+              </w:rPr>
+              <w:t>;</w:t>
+            </w:r>
+            <w:r>
+              <w:rPr>
+                <w:rFonts w:ascii="Times New Roman" w:hAnsi="Times New Roman" w:cs="Times New Roman"/>
+                <w:sz w:val="28"/>
+                <w:szCs w:val="28"/>
+              </w:rPr>
+              <w:br/>
+            </w:r>
+            <w:proofErr w:type="spellStart"/>
+            <w:r>
+              <w:rPr>
+                <w:rFonts w:ascii="Times New Roman" w:hAnsi="Times New Roman" w:cs="Times New Roman"/>
+                <w:sz w:val="28"/>
+                <w:szCs w:val="28"/>
+              </w:rPr>
+              <w:t>bool</w:t>
+            </w:r>
+            <w:proofErr w:type="spellEnd"/>
+            <w:r>
+              <w:rPr>
+                <w:rFonts w:ascii="Times New Roman" w:hAnsi="Times New Roman" w:cs="Times New Roman"/>
+                <w:sz w:val="28"/>
+                <w:szCs w:val="28"/>
+              </w:rPr>
+              <w:t xml:space="preserve"> </w:t>
+            </w:r>
+            <w:proofErr w:type="spellStart"/>
+            <w:r>
+              <w:rPr>
+                <w:rFonts w:ascii="Times New Roman" w:hAnsi="Times New Roman" w:cs="Times New Roman"/>
+                <w:sz w:val="28"/>
+                <w:szCs w:val="28"/>
+              </w:rPr>
+              <w:t>typeDoc</w:t>
+            </w:r>
+            <w:proofErr w:type="spellEnd"/>
           </w:p>
         </w:tc>
         <w:tc>
           <w:tcPr>
-            <w:tcW w:w="4406" w:type="dxa"/>
-            <w:vAlign w:val="center"/>
+            <w:tcW w:w="1814" w:type="dxa"/>
           </w:tcPr>
           <w:p>
             <w:pPr>
               <w:jc w:val="both"/>
               <w:rPr>
                 <w:rFonts w:ascii="Times New Roman" w:hAnsi="Times New Roman" w:cs="Times New Roman"/>
+                <w:b/>
+                <w:bCs/>
                 <w:sz w:val="28"/>
                 <w:szCs w:val="28"/>
               </w:rPr>
             </w:pPr>
-            <w:r>
-              <w:rPr>
-                <w:rFonts w:ascii="Times New Roman" w:hAnsi="Times New Roman" w:cs="Times New Roman"/>
-                <w:sz w:val="28"/>
-                <w:szCs w:val="28"/>
-              </w:rPr>
-              <w:t>Используется для создания профилей основания, стенок и перегородок</w:t>
-            </w:r>
+            <w:proofErr w:type="spellStart"/>
+            <w:r>
+              <w:rPr>
+                <w:rFonts w:ascii="Times New Roman" w:hAnsi="Times New Roman" w:cs="Times New Roman"/>
+                <w:sz w:val="28"/>
+                <w:szCs w:val="28"/>
+              </w:rPr>
+              <w:t>bool</w:t>
+            </w:r>
+            <w:proofErr w:type="spellEnd"/>
+          </w:p>
+        </w:tc>
+        <w:tc>
+          <w:tcPr>
+            <w:tcW w:w="2897" w:type="dxa"/>
+          </w:tcPr>
+          <w:p>
+            <w:pPr>
+              <w:jc w:val="both"/>
+              <w:rPr>
+                <w:rFonts w:ascii="Times New Roman" w:hAnsi="Times New Roman" w:cs="Times New Roman"/>
+                <w:sz w:val="28"/>
+                <w:szCs w:val="28"/>
+              </w:rPr>
+            </w:pPr>
+            <w:r>
+              <w:rPr>
+                <w:rFonts w:ascii="Times New Roman" w:hAnsi="Times New Roman" w:cs="Times New Roman"/>
+                <w:sz w:val="28"/>
+                <w:szCs w:val="28"/>
+              </w:rPr>
+              <w:t xml:space="preserve">Создание видимой детали: </w:t>
+            </w:r>
+            <w:proofErr w:type="spellStart"/>
+            <w:r>
+              <w:rPr>
+                <w:rFonts w:ascii="Times New Roman" w:hAnsi="Times New Roman" w:cs="Times New Roman"/>
+                <w:sz w:val="28"/>
+                <w:szCs w:val="28"/>
+              </w:rPr>
+              <w:t>false</w:t>
+            </w:r>
+            <w:proofErr w:type="spellEnd"/>
+            <w:r>
+              <w:rPr>
+                <w:rFonts w:ascii="Times New Roman" w:hAnsi="Times New Roman" w:cs="Times New Roman"/>
+                <w:sz w:val="28"/>
+                <w:szCs w:val="28"/>
+              </w:rPr>
+              <w:t xml:space="preserve">, </w:t>
+            </w:r>
+            <w:proofErr w:type="spellStart"/>
+            <w:r>
+              <w:rPr>
+                <w:rFonts w:ascii="Times New Roman" w:hAnsi="Times New Roman" w:cs="Times New Roman"/>
+                <w:sz w:val="28"/>
+                <w:szCs w:val="28"/>
+              </w:rPr>
+              <w:t>true</w:t>
+            </w:r>
+            <w:proofErr w:type="spellEnd"/>
           </w:p>
         </w:tc>
       </w:tr>
       <w:tr>
         <w:tc>
           <w:tcPr>
-            <w:tcW w:w="2635" w:type="dxa"/>
-            <w:vAlign w:val="center"/>
+            <w:tcW w:w="2467" w:type="dxa"/>
           </w:tcPr>
           <w:p>
             <w:pPr>
@@ -3960,19 +4006,35 @@
             </w:pPr>
             <w:r>
               <w:rPr>
-                <w:rStyle w:val="HTML"/>
-                <w:rFonts w:ascii="Times New Roman" w:eastAsiaTheme="minorHAnsi" w:hAnsi="Times New Roman" w:cs="Times New Roman"/>
-                <w:sz w:val="28"/>
-                <w:szCs w:val="28"/>
-              </w:rPr>
-              <w:t>o3d_face</w:t>
-            </w:r>
+                <w:rFonts w:ascii="Times New Roman" w:hAnsi="Times New Roman" w:cs="Times New Roman"/>
+                <w:sz w:val="28"/>
+                <w:szCs w:val="28"/>
+              </w:rPr>
+              <w:t>ksDocument3D.</w:t>
+            </w:r>
+            <w:r>
+              <w:rPr>
+                <w:rFonts w:ascii="Times New Roman" w:hAnsi="Times New Roman" w:cs="Times New Roman"/>
+                <w:sz w:val="28"/>
+                <w:szCs w:val="28"/>
+              </w:rPr>
+              <w:br/>
+            </w:r>
+            <w:proofErr w:type="spellStart"/>
+            <w:r>
+              <w:rPr>
+                <w:rFonts w:ascii="Times New Roman" w:hAnsi="Times New Roman" w:cs="Times New Roman"/>
+                <w:sz w:val="28"/>
+                <w:szCs w:val="28"/>
+              </w:rPr>
+              <w:t>GetPart</w:t>
+            </w:r>
+            <w:proofErr w:type="spellEnd"/>
           </w:p>
         </w:tc>
         <w:tc>
           <w:tcPr>
-            <w:tcW w:w="2304" w:type="dxa"/>
-            <w:vAlign w:val="center"/>
+            <w:tcW w:w="2167" w:type="dxa"/>
           </w:tcPr>
           <w:p>
             <w:pPr>
@@ -3983,20 +4045,39 @@
                 <w:szCs w:val="28"/>
               </w:rPr>
             </w:pPr>
-            <w:r>
-              <w:rPr>
-                <w:rFonts w:ascii="Times New Roman" w:hAnsi="Times New Roman" w:cs="Times New Roman"/>
-                <w:sz w:val="28"/>
-                <w:szCs w:val="28"/>
-              </w:rPr>
-              <w:t>Грань</w:t>
-            </w:r>
+            <w:proofErr w:type="spellStart"/>
+            <w:r>
+              <w:rPr>
+                <w:rFonts w:ascii="Times New Roman" w:hAnsi="Times New Roman" w:cs="Times New Roman"/>
+                <w:sz w:val="28"/>
+                <w:szCs w:val="28"/>
+              </w:rPr>
+              <w:t>int</w:t>
+            </w:r>
+            <w:proofErr w:type="spellEnd"/>
+            <w:r>
+              <w:rPr>
+                <w:rFonts w:ascii="Times New Roman" w:hAnsi="Times New Roman" w:cs="Times New Roman"/>
+                <w:sz w:val="28"/>
+                <w:szCs w:val="28"/>
+              </w:rPr>
+              <w:t xml:space="preserve"> </w:t>
+            </w:r>
+            <w:proofErr w:type="spellStart"/>
+            <w:r>
+              <w:rPr>
+                <w:rFonts w:ascii="Times New Roman" w:hAnsi="Times New Roman" w:cs="Times New Roman"/>
+                <w:sz w:val="28"/>
+                <w:szCs w:val="28"/>
+              </w:rPr>
+              <w:t>type</w:t>
+            </w:r>
+            <w:proofErr w:type="spellEnd"/>
           </w:p>
         </w:tc>
         <w:tc>
           <w:tcPr>
-            <w:tcW w:w="4406" w:type="dxa"/>
-            <w:vAlign w:val="center"/>
+            <w:tcW w:w="1814" w:type="dxa"/>
           </w:tcPr>
           <w:p>
             <w:pPr>
@@ -4007,25 +4088,82 @@
                 <w:szCs w:val="28"/>
               </w:rPr>
             </w:pPr>
-            <w:r>
-              <w:rPr>
-                <w:rFonts w:ascii="Times New Roman" w:hAnsi="Times New Roman" w:cs="Times New Roman"/>
-                <w:sz w:val="28"/>
-                <w:szCs w:val="28"/>
-              </w:rPr>
-              <w:t>Используется для получения доступа к граням созданной модели</w:t>
-            </w:r>
+            <w:proofErr w:type="spellStart"/>
+            <w:r>
+              <w:rPr>
+                <w:rFonts w:ascii="Times New Roman" w:hAnsi="Times New Roman" w:cs="Times New Roman"/>
+                <w:sz w:val="28"/>
+                <w:szCs w:val="28"/>
+              </w:rPr>
+              <w:t>object</w:t>
+            </w:r>
+            <w:proofErr w:type="spellEnd"/>
+            <w:r>
+              <w:rPr>
+                <w:rFonts w:ascii="Times New Roman" w:hAnsi="Times New Roman" w:cs="Times New Roman"/>
+                <w:sz w:val="28"/>
+                <w:szCs w:val="28"/>
+              </w:rPr>
+              <w:t xml:space="preserve"> →</w:t>
+            </w:r>
+            <w:r>
+              <w:rPr>
+                <w:rFonts w:ascii="Times New Roman" w:hAnsi="Times New Roman" w:cs="Times New Roman"/>
+                <w:sz w:val="28"/>
+                <w:szCs w:val="28"/>
+              </w:rPr>
+              <w:br/>
+            </w:r>
+            <w:proofErr w:type="spellStart"/>
+            <w:r>
+              <w:rPr>
+                <w:rFonts w:ascii="Times New Roman" w:hAnsi="Times New Roman" w:cs="Times New Roman"/>
+                <w:sz w:val="28"/>
+                <w:szCs w:val="28"/>
+              </w:rPr>
+              <w:t>ksPart</w:t>
+            </w:r>
+            <w:proofErr w:type="spellEnd"/>
+          </w:p>
+        </w:tc>
+        <w:tc>
+          <w:tcPr>
+            <w:tcW w:w="2897" w:type="dxa"/>
+          </w:tcPr>
+          <w:p>
+            <w:pPr>
+              <w:jc w:val="both"/>
+              <w:rPr>
+                <w:rFonts w:ascii="Times New Roman" w:hAnsi="Times New Roman" w:cs="Times New Roman"/>
+                <w:sz w:val="28"/>
+                <w:szCs w:val="28"/>
+              </w:rPr>
+            </w:pPr>
+            <w:r>
+              <w:rPr>
+                <w:rFonts w:ascii="Times New Roman" w:hAnsi="Times New Roman" w:cs="Times New Roman"/>
+                <w:sz w:val="28"/>
+                <w:szCs w:val="28"/>
+              </w:rPr>
+              <w:t xml:space="preserve">Получение главного компонента по </w:t>
+            </w:r>
+            <w:proofErr w:type="spellStart"/>
+            <w:r>
+              <w:rPr>
+                <w:rFonts w:ascii="Times New Roman" w:hAnsi="Times New Roman" w:cs="Times New Roman"/>
+                <w:sz w:val="28"/>
+                <w:szCs w:val="28"/>
+              </w:rPr>
+              <w:t>pTop_Part</w:t>
+            </w:r>
+            <w:proofErr w:type="spellEnd"/>
           </w:p>
         </w:tc>
       </w:tr>
       <w:tr>
         <w:tc>
           <w:tcPr>
-            <w:tcW w:w="2635" w:type="dxa"/>
-            <w:tcBorders>
-              <w:bottom w:val="single" w:sz="4" w:space="0" w:color="auto"/>
-            </w:tcBorders>
-            <w:vAlign w:val="center"/>
+            <w:tcW w:w="2467" w:type="dxa"/>
           </w:tcPr>
           <w:p>
             <w:pPr>
@@ -4036,24 +4174,47 @@
                 <w:szCs w:val="28"/>
               </w:rPr>
             </w:pPr>
-            <w:r>
-              <w:rPr>
-                <w:rStyle w:val="HTML"/>
-                <w:rFonts w:ascii="Times New Roman" w:eastAsiaTheme="minorHAnsi" w:hAnsi="Times New Roman" w:cs="Times New Roman"/>
-                <w:sz w:val="28"/>
-                <w:szCs w:val="28"/>
-              </w:rPr>
-              <w:t>o3d_baseExtrusion</w:t>
-            </w:r>
+            <w:proofErr w:type="spellStart"/>
+            <w:r>
+              <w:rPr>
+                <w:rFonts w:ascii="Times New Roman" w:hAnsi="Times New Roman" w:cs="Times New Roman"/>
+                <w:sz w:val="28"/>
+                <w:szCs w:val="28"/>
+              </w:rPr>
+              <w:t>ksPart</w:t>
+            </w:r>
+            <w:proofErr w:type="spellEnd"/>
+            <w:r>
+              <w:rPr>
+                <w:rFonts w:ascii="Times New Roman" w:hAnsi="Times New Roman" w:cs="Times New Roman"/>
+                <w:sz w:val="28"/>
+                <w:szCs w:val="28"/>
+              </w:rPr>
+              <w:t>.</w:t>
+            </w:r>
+            <w:r>
+              <w:rPr>
+                <w:rFonts w:ascii="Times New Roman" w:hAnsi="Times New Roman" w:cs="Times New Roman"/>
+                <w:sz w:val="28"/>
+                <w:szCs w:val="28"/>
+              </w:rPr>
+              <w:br/>
+            </w:r>
+            <w:proofErr w:type="spellStart"/>
+            <w:r>
+              <w:rPr>
+                <w:rFonts w:ascii="Times New Roman" w:hAnsi="Times New Roman" w:cs="Times New Roman"/>
+                <w:sz w:val="28"/>
+                <w:szCs w:val="28"/>
+              </w:rPr>
+              <w:t>GetDefaultEntity</w:t>
+            </w:r>
+            <w:proofErr w:type="spellEnd"/>
           </w:p>
         </w:tc>
         <w:tc>
           <w:tcPr>
-            <w:tcW w:w="2304" w:type="dxa"/>
-            <w:tcBorders>
-              <w:bottom w:val="single" w:sz="4" w:space="0" w:color="auto"/>
-            </w:tcBorders>
-            <w:vAlign w:val="center"/>
+            <w:tcW w:w="2167" w:type="dxa"/>
           </w:tcPr>
           <w:p>
             <w:pPr>
@@ -4064,23 +4225,39 @@
                 <w:szCs w:val="28"/>
               </w:rPr>
             </w:pPr>
-            <w:r>
-              <w:rPr>
-                <w:rFonts w:ascii="Times New Roman" w:hAnsi="Times New Roman" w:cs="Times New Roman"/>
-                <w:sz w:val="28"/>
-                <w:szCs w:val="28"/>
-              </w:rPr>
-              <w:t>Базовая операция выдавливания</w:t>
-            </w:r>
+            <w:proofErr w:type="spellStart"/>
+            <w:r>
+              <w:rPr>
+                <w:rFonts w:ascii="Times New Roman" w:hAnsi="Times New Roman" w:cs="Times New Roman"/>
+                <w:sz w:val="28"/>
+                <w:szCs w:val="28"/>
+              </w:rPr>
+              <w:t>short</w:t>
+            </w:r>
+            <w:proofErr w:type="spellEnd"/>
+            <w:r>
+              <w:rPr>
+                <w:rFonts w:ascii="Times New Roman" w:hAnsi="Times New Roman" w:cs="Times New Roman"/>
+                <w:sz w:val="28"/>
+                <w:szCs w:val="28"/>
+              </w:rPr>
+              <w:t xml:space="preserve"> </w:t>
+            </w:r>
+            <w:proofErr w:type="spellStart"/>
+            <w:r>
+              <w:rPr>
+                <w:rFonts w:ascii="Times New Roman" w:hAnsi="Times New Roman" w:cs="Times New Roman"/>
+                <w:sz w:val="28"/>
+                <w:szCs w:val="28"/>
+              </w:rPr>
+              <w:t>objType</w:t>
+            </w:r>
+            <w:proofErr w:type="spellEnd"/>
           </w:p>
         </w:tc>
         <w:tc>
           <w:tcPr>
-            <w:tcW w:w="4406" w:type="dxa"/>
-            <w:tcBorders>
-              <w:bottom w:val="single" w:sz="4" w:space="0" w:color="auto"/>
-            </w:tcBorders>
-            <w:vAlign w:val="center"/>
+            <w:tcW w:w="1814" w:type="dxa"/>
           </w:tcPr>
           <w:p>
             <w:pPr>
@@ -4091,13 +4268,495 @@
                 <w:szCs w:val="28"/>
               </w:rPr>
             </w:pPr>
-            <w:r>
-              <w:rPr>
-                <w:rFonts w:ascii="Times New Roman" w:hAnsi="Times New Roman" w:cs="Times New Roman"/>
-                <w:sz w:val="28"/>
-                <w:szCs w:val="28"/>
-              </w:rPr>
-              <w:t>Используется для формирования трехмерной геометрии</w:t>
+            <w:proofErr w:type="spellStart"/>
+            <w:r>
+              <w:rPr>
+                <w:rFonts w:ascii="Times New Roman" w:hAnsi="Times New Roman" w:cs="Times New Roman"/>
+                <w:sz w:val="28"/>
+                <w:szCs w:val="28"/>
+              </w:rPr>
+              <w:t>object</w:t>
+            </w:r>
+            <w:proofErr w:type="spellEnd"/>
+            <w:r>
+              <w:rPr>
+                <w:rFonts w:ascii="Times New Roman" w:hAnsi="Times New Roman" w:cs="Times New Roman"/>
+                <w:sz w:val="28"/>
+                <w:szCs w:val="28"/>
+              </w:rPr>
+              <w:t xml:space="preserve"> →</w:t>
+            </w:r>
+            <w:r>
+              <w:rPr>
+                <w:rFonts w:ascii="Times New Roman" w:hAnsi="Times New Roman" w:cs="Times New Roman"/>
+                <w:sz w:val="28"/>
+                <w:szCs w:val="28"/>
+              </w:rPr>
+              <w:br/>
+            </w:r>
+            <w:proofErr w:type="spellStart"/>
+            <w:r>
+              <w:rPr>
+                <w:rFonts w:ascii="Times New Roman" w:hAnsi="Times New Roman" w:cs="Times New Roman"/>
+                <w:sz w:val="28"/>
+                <w:szCs w:val="28"/>
+              </w:rPr>
+              <w:t>ksEntity</w:t>
+            </w:r>
+            <w:proofErr w:type="spellEnd"/>
+          </w:p>
+        </w:tc>
+        <w:tc>
+          <w:tcPr>
+            <w:tcW w:w="2897" w:type="dxa"/>
+          </w:tcPr>
+          <w:p>
+            <w:pPr>
+              <w:jc w:val="both"/>
+              <w:rPr>
+                <w:rFonts w:ascii="Times New Roman" w:hAnsi="Times New Roman" w:cs="Times New Roman"/>
+                <w:sz w:val="28"/>
+                <w:szCs w:val="28"/>
+              </w:rPr>
+            </w:pPr>
+            <w:r>
+              <w:rPr>
+                <w:rFonts w:ascii="Times New Roman" w:hAnsi="Times New Roman" w:cs="Times New Roman"/>
+                <w:sz w:val="28"/>
+                <w:szCs w:val="28"/>
+              </w:rPr>
+              <w:t>Получение плоскости XOY</w:t>
+            </w:r>
+          </w:p>
+        </w:tc>
+      </w:tr>
+      <w:tr>
+        <w:tc>
+          <w:tcPr>
+            <w:tcW w:w="2467" w:type="dxa"/>
+          </w:tcPr>
+          <w:p>
+            <w:pPr>
+              <w:jc w:val="both"/>
+              <w:rPr>
+                <w:rFonts w:ascii="Times New Roman" w:hAnsi="Times New Roman" w:cs="Times New Roman"/>
+                <w:sz w:val="28"/>
+                <w:szCs w:val="28"/>
+              </w:rPr>
+            </w:pPr>
+            <w:proofErr w:type="spellStart"/>
+            <w:r>
+              <w:rPr>
+                <w:rFonts w:ascii="Times New Roman" w:hAnsi="Times New Roman" w:cs="Times New Roman"/>
+                <w:sz w:val="28"/>
+                <w:szCs w:val="28"/>
+              </w:rPr>
+              <w:t>ksPart</w:t>
+            </w:r>
+            <w:proofErr w:type="spellEnd"/>
+            <w:r>
+              <w:rPr>
+                <w:rFonts w:ascii="Times New Roman" w:hAnsi="Times New Roman" w:cs="Times New Roman"/>
+                <w:sz w:val="28"/>
+                <w:szCs w:val="28"/>
+              </w:rPr>
+              <w:t>.</w:t>
+            </w:r>
+            <w:r>
+              <w:rPr>
+                <w:rFonts w:ascii="Times New Roman" w:hAnsi="Times New Roman" w:cs="Times New Roman"/>
+                <w:sz w:val="28"/>
+                <w:szCs w:val="28"/>
+              </w:rPr>
+              <w:br/>
+            </w:r>
+            <w:proofErr w:type="spellStart"/>
+            <w:r>
+              <w:rPr>
+                <w:rFonts w:ascii="Times New Roman" w:hAnsi="Times New Roman" w:cs="Times New Roman"/>
+                <w:sz w:val="28"/>
+                <w:szCs w:val="28"/>
+              </w:rPr>
+              <w:t>NewEntity</w:t>
+            </w:r>
+            <w:proofErr w:type="spellEnd"/>
+          </w:p>
+        </w:tc>
+        <w:tc>
+          <w:tcPr>
+            <w:tcW w:w="2167" w:type="dxa"/>
+          </w:tcPr>
+          <w:p>
+            <w:pPr>
+              <w:jc w:val="both"/>
+              <w:rPr>
+                <w:rFonts w:ascii="Times New Roman" w:hAnsi="Times New Roman" w:cs="Times New Roman"/>
+                <w:sz w:val="28"/>
+                <w:szCs w:val="28"/>
+              </w:rPr>
+            </w:pPr>
+            <w:proofErr w:type="spellStart"/>
+            <w:r>
+              <w:rPr>
+                <w:rFonts w:ascii="Times New Roman" w:hAnsi="Times New Roman" w:cs="Times New Roman"/>
+                <w:sz w:val="28"/>
+                <w:szCs w:val="28"/>
+              </w:rPr>
+              <w:t>short</w:t>
+            </w:r>
+            <w:proofErr w:type="spellEnd"/>
+            <w:r>
+              <w:rPr>
+                <w:rFonts w:ascii="Times New Roman" w:hAnsi="Times New Roman" w:cs="Times New Roman"/>
+                <w:sz w:val="28"/>
+                <w:szCs w:val="28"/>
+              </w:rPr>
+              <w:t xml:space="preserve"> </w:t>
+            </w:r>
+            <w:proofErr w:type="spellStart"/>
+            <w:r>
+              <w:rPr>
+                <w:rFonts w:ascii="Times New Roman" w:hAnsi="Times New Roman" w:cs="Times New Roman"/>
+                <w:sz w:val="28"/>
+                <w:szCs w:val="28"/>
+              </w:rPr>
+              <w:t>objType</w:t>
+            </w:r>
+            <w:proofErr w:type="spellEnd"/>
+          </w:p>
+        </w:tc>
+        <w:tc>
+          <w:tcPr>
+            <w:tcW w:w="1814" w:type="dxa"/>
+          </w:tcPr>
+          <w:p>
+            <w:pPr>
+              <w:jc w:val="both"/>
+              <w:rPr>
+                <w:rFonts w:ascii="Times New Roman" w:hAnsi="Times New Roman" w:cs="Times New Roman"/>
+                <w:sz w:val="28"/>
+                <w:szCs w:val="28"/>
+              </w:rPr>
+            </w:pPr>
+            <w:proofErr w:type="spellStart"/>
+            <w:r>
+              <w:rPr>
+                <w:rFonts w:ascii="Times New Roman" w:hAnsi="Times New Roman" w:cs="Times New Roman"/>
+                <w:sz w:val="28"/>
+                <w:szCs w:val="28"/>
+              </w:rPr>
+              <w:t>object</w:t>
+            </w:r>
+            <w:proofErr w:type="spellEnd"/>
+            <w:r>
+              <w:rPr>
+                <w:rFonts w:ascii="Times New Roman" w:hAnsi="Times New Roman" w:cs="Times New Roman"/>
+                <w:sz w:val="28"/>
+                <w:szCs w:val="28"/>
+              </w:rPr>
+              <w:t xml:space="preserve"> →</w:t>
+            </w:r>
+            <w:r>
+              <w:rPr>
+                <w:rFonts w:ascii="Times New Roman" w:hAnsi="Times New Roman" w:cs="Times New Roman"/>
+                <w:sz w:val="28"/>
+                <w:szCs w:val="28"/>
+              </w:rPr>
+              <w:br/>
+            </w:r>
+            <w:proofErr w:type="spellStart"/>
+            <w:r>
+              <w:rPr>
+                <w:rFonts w:ascii="Times New Roman" w:hAnsi="Times New Roman" w:cs="Times New Roman"/>
+                <w:sz w:val="28"/>
+                <w:szCs w:val="28"/>
+              </w:rPr>
+              <w:t>ksEntity</w:t>
+            </w:r>
+            <w:proofErr w:type="spellEnd"/>
+          </w:p>
+        </w:tc>
+        <w:tc>
+          <w:tcPr>
+            <w:tcW w:w="2897" w:type="dxa"/>
+          </w:tcPr>
+          <w:p>
+            <w:pPr>
+              <w:jc w:val="both"/>
+              <w:rPr>
+                <w:rFonts w:ascii="Times New Roman" w:hAnsi="Times New Roman" w:cs="Times New Roman"/>
+                <w:sz w:val="28"/>
+                <w:szCs w:val="28"/>
+              </w:rPr>
+            </w:pPr>
+            <w:r>
+              <w:rPr>
+                <w:rFonts w:ascii="Times New Roman" w:hAnsi="Times New Roman" w:cs="Times New Roman"/>
+                <w:sz w:val="28"/>
+                <w:szCs w:val="28"/>
+              </w:rPr>
+              <w:t>Создание интерфейса элемента заданного типа</w:t>
+            </w:r>
+          </w:p>
+        </w:tc>
+      </w:tr>
+      <w:tr>
+        <w:tc>
+          <w:tcPr>
+            <w:tcW w:w="2467" w:type="dxa"/>
+          </w:tcPr>
+          <w:p>
+            <w:pPr>
+              <w:jc w:val="both"/>
+              <w:rPr>
+                <w:rFonts w:ascii="Times New Roman" w:hAnsi="Times New Roman" w:cs="Times New Roman"/>
+                <w:sz w:val="28"/>
+                <w:szCs w:val="28"/>
+              </w:rPr>
+            </w:pPr>
+            <w:proofErr w:type="spellStart"/>
+            <w:r>
+              <w:rPr>
+                <w:rFonts w:ascii="Times New Roman" w:hAnsi="Times New Roman" w:cs="Times New Roman"/>
+                <w:sz w:val="28"/>
+                <w:szCs w:val="28"/>
+              </w:rPr>
+              <w:lastRenderedPageBreak/>
+              <w:t>ksEntity</w:t>
+            </w:r>
+            <w:proofErr w:type="spellEnd"/>
+            <w:r>
+              <w:rPr>
+                <w:rFonts w:ascii="Times New Roman" w:hAnsi="Times New Roman" w:cs="Times New Roman"/>
+                <w:sz w:val="28"/>
+                <w:szCs w:val="28"/>
+              </w:rPr>
+              <w:t>.</w:t>
+            </w:r>
+            <w:r>
+              <w:rPr>
+                <w:rFonts w:ascii="Times New Roman" w:hAnsi="Times New Roman" w:cs="Times New Roman"/>
+                <w:sz w:val="28"/>
+                <w:szCs w:val="28"/>
+              </w:rPr>
+              <w:br/>
+            </w:r>
+            <w:proofErr w:type="spellStart"/>
+            <w:r>
+              <w:rPr>
+                <w:rFonts w:ascii="Times New Roman" w:hAnsi="Times New Roman" w:cs="Times New Roman"/>
+                <w:sz w:val="28"/>
+                <w:szCs w:val="28"/>
+              </w:rPr>
+              <w:t>GetDefinition</w:t>
+            </w:r>
+            <w:proofErr w:type="spellEnd"/>
+          </w:p>
+        </w:tc>
+        <w:tc>
+          <w:tcPr>
+            <w:tcW w:w="2167" w:type="dxa"/>
+          </w:tcPr>
+          <w:p>
+            <w:pPr>
+              <w:jc w:val="both"/>
+              <w:rPr>
+                <w:rFonts w:ascii="Times New Roman" w:hAnsi="Times New Roman" w:cs="Times New Roman"/>
+                <w:sz w:val="28"/>
+                <w:szCs w:val="28"/>
+              </w:rPr>
+            </w:pPr>
+            <w:r>
+              <w:rPr>
+                <w:rFonts w:ascii="Times New Roman" w:hAnsi="Times New Roman" w:cs="Times New Roman"/>
+                <w:sz w:val="28"/>
+                <w:szCs w:val="28"/>
+              </w:rPr>
+              <w:t>—</w:t>
+            </w:r>
+          </w:p>
+        </w:tc>
+        <w:tc>
+          <w:tcPr>
+            <w:tcW w:w="1814" w:type="dxa"/>
+          </w:tcPr>
+          <w:p>
+            <w:pPr>
+              <w:jc w:val="both"/>
+              <w:rPr>
+                <w:rFonts w:ascii="Times New Roman" w:hAnsi="Times New Roman" w:cs="Times New Roman"/>
+                <w:sz w:val="28"/>
+                <w:szCs w:val="28"/>
+              </w:rPr>
+            </w:pPr>
+            <w:proofErr w:type="spellStart"/>
+            <w:r>
+              <w:rPr>
+                <w:rFonts w:ascii="Times New Roman" w:hAnsi="Times New Roman" w:cs="Times New Roman"/>
+                <w:sz w:val="28"/>
+                <w:szCs w:val="28"/>
+              </w:rPr>
+              <w:t>object</w:t>
+            </w:r>
+            <w:proofErr w:type="spellEnd"/>
+          </w:p>
+        </w:tc>
+        <w:tc>
+          <w:tcPr>
+            <w:tcW w:w="2897" w:type="dxa"/>
+          </w:tcPr>
+          <w:p>
+            <w:pPr>
+              <w:jc w:val="both"/>
+              <w:rPr>
+                <w:rFonts w:ascii="Times New Roman" w:hAnsi="Times New Roman" w:cs="Times New Roman"/>
+                <w:sz w:val="28"/>
+                <w:szCs w:val="28"/>
+              </w:rPr>
+            </w:pPr>
+            <w:r>
+              <w:rPr>
+                <w:rFonts w:ascii="Times New Roman" w:hAnsi="Times New Roman" w:cs="Times New Roman"/>
+                <w:sz w:val="28"/>
+                <w:szCs w:val="28"/>
+              </w:rPr>
+              <w:t>Получение параметров эскиза или операции</w:t>
+            </w:r>
+          </w:p>
+        </w:tc>
+      </w:tr>
+      <w:tr>
+        <w:tc>
+          <w:tcPr>
+            <w:tcW w:w="2467" w:type="dxa"/>
+            <w:tcBorders>
+              <w:bottom w:val="single" w:sz="4" w:space="0" w:color="auto"/>
+            </w:tcBorders>
+          </w:tcPr>
+          <w:p>
+            <w:pPr>
+              <w:jc w:val="both"/>
+              <w:rPr>
+                <w:rFonts w:ascii="Times New Roman" w:hAnsi="Times New Roman" w:cs="Times New Roman"/>
+                <w:sz w:val="28"/>
+                <w:szCs w:val="28"/>
+              </w:rPr>
+            </w:pPr>
+            <w:proofErr w:type="spellStart"/>
+            <w:r>
+              <w:rPr>
+                <w:rFonts w:ascii="Times New Roman" w:hAnsi="Times New Roman" w:cs="Times New Roman"/>
+                <w:sz w:val="28"/>
+                <w:szCs w:val="28"/>
+              </w:rPr>
+              <w:t>ksEntity</w:t>
+            </w:r>
+            <w:proofErr w:type="spellEnd"/>
+            <w:r>
+              <w:rPr>
+                <w:rFonts w:ascii="Times New Roman" w:hAnsi="Times New Roman" w:cs="Times New Roman"/>
+                <w:sz w:val="28"/>
+                <w:szCs w:val="28"/>
+              </w:rPr>
+              <w:t>.</w:t>
+            </w:r>
+            <w:r>
+              <w:rPr>
+                <w:rFonts w:ascii="Times New Roman" w:hAnsi="Times New Roman" w:cs="Times New Roman"/>
+                <w:sz w:val="28"/>
+                <w:szCs w:val="28"/>
+              </w:rPr>
+              <w:br/>
+            </w:r>
+            <w:proofErr w:type="spellStart"/>
+            <w:r>
+              <w:rPr>
+                <w:rFonts w:ascii="Times New Roman" w:hAnsi="Times New Roman" w:cs="Times New Roman"/>
+                <w:sz w:val="28"/>
+                <w:szCs w:val="28"/>
+              </w:rPr>
+              <w:t>Create</w:t>
+            </w:r>
+            <w:proofErr w:type="spellEnd"/>
+          </w:p>
+        </w:tc>
+        <w:tc>
+          <w:tcPr>
+            <w:tcW w:w="2167" w:type="dxa"/>
+            <w:tcBorders>
+              <w:bottom w:val="single" w:sz="4" w:space="0" w:color="auto"/>
+            </w:tcBorders>
+          </w:tcPr>
+          <w:p>
+            <w:pPr>
+              <w:jc w:val="both"/>
+              <w:rPr>
+                <w:rFonts w:ascii="Times New Roman" w:hAnsi="Times New Roman" w:cs="Times New Roman"/>
+                <w:sz w:val="28"/>
+                <w:szCs w:val="28"/>
+              </w:rPr>
+            </w:pPr>
+            <w:r>
+              <w:rPr>
+                <w:rFonts w:ascii="Times New Roman" w:hAnsi="Times New Roman" w:cs="Times New Roman"/>
+                <w:sz w:val="28"/>
+                <w:szCs w:val="28"/>
+              </w:rPr>
+              <w:t>—</w:t>
+            </w:r>
+          </w:p>
+        </w:tc>
+        <w:tc>
+          <w:tcPr>
+            <w:tcW w:w="1814" w:type="dxa"/>
+            <w:tcBorders>
+              <w:bottom w:val="single" w:sz="4" w:space="0" w:color="auto"/>
+            </w:tcBorders>
+          </w:tcPr>
+          <w:p>
+            <w:pPr>
+              <w:jc w:val="both"/>
+              <w:rPr>
+                <w:rFonts w:ascii="Times New Roman" w:hAnsi="Times New Roman" w:cs="Times New Roman"/>
+                <w:sz w:val="28"/>
+                <w:szCs w:val="28"/>
+              </w:rPr>
+            </w:pPr>
+            <w:proofErr w:type="spellStart"/>
+            <w:r>
+              <w:rPr>
+                <w:rFonts w:ascii="Times New Roman" w:hAnsi="Times New Roman" w:cs="Times New Roman"/>
+                <w:sz w:val="28"/>
+                <w:szCs w:val="28"/>
+              </w:rPr>
+              <w:t>bool</w:t>
+            </w:r>
+            <w:proofErr w:type="spellEnd"/>
+          </w:p>
+        </w:tc>
+        <w:tc>
+          <w:tcPr>
+            <w:tcW w:w="2897" w:type="dxa"/>
+            <w:tcBorders>
+              <w:bottom w:val="single" w:sz="4" w:space="0" w:color="auto"/>
+            </w:tcBorders>
+          </w:tcPr>
+          <w:p>
+            <w:pPr>
+              <w:jc w:val="both"/>
+              <w:rPr>
+                <w:rFonts w:ascii="Times New Roman" w:hAnsi="Times New Roman" w:cs="Times New Roman"/>
+                <w:sz w:val="28"/>
+                <w:szCs w:val="28"/>
+              </w:rPr>
+            </w:pPr>
+            <w:r>
+              <w:rPr>
+                <w:rFonts w:ascii="Times New Roman" w:hAnsi="Times New Roman" w:cs="Times New Roman"/>
+                <w:sz w:val="28"/>
+                <w:szCs w:val="28"/>
+              </w:rPr>
+              <w:t>Создание настроенного элемента в модели</w:t>
             </w:r>
           </w:p>
         </w:tc>
@@ -4131,7 +4790,97 @@
           <w:sz w:val="28"/>
           <w:szCs w:val="28"/>
         </w:rPr>
-        <w:t xml:space="preserve">В соответствии с последовательностью ручного построения модели сначала создается базовый эскиз на плоскости, после чего выполняется операция выдавливания. Далее аналогичным способом создаются элементы стенок и внутренних перегородок. Выбор указанных типов объектов связан непосредственно с геометрией проектируемого модульного настольного органайзера и операциями, необходимыми для его построения. В документации API КОМПАС-3D среди типов объектов документа-модели приведены плоскости, эскизы, грани и базовая операция выдавливания. </w:t>
+        <w:t xml:space="preserve">Методы приведены для API 5 </w:t>
+      </w:r>
+      <w:proofErr w:type="spellStart"/>
+      <w:r>
+        <w:rPr>
+          <w:rFonts w:ascii="Times New Roman" w:hAnsi="Times New Roman" w:cs="Times New Roman"/>
+          <w:sz w:val="28"/>
+          <w:szCs w:val="28"/>
+        </w:rPr>
+        <w:t>Automation</w:t>
+      </w:r>
+      <w:proofErr w:type="spellEnd"/>
+      <w:r>
+        <w:rPr>
+          <w:rFonts w:ascii="Times New Roman" w:hAnsi="Times New Roman" w:cs="Times New Roman"/>
+          <w:sz w:val="28"/>
+          <w:szCs w:val="28"/>
+        </w:rPr>
+        <w:t xml:space="preserve"> в обозначениях C#. Запись </w:t>
+      </w:r>
+      <w:proofErr w:type="spellStart"/>
+      <w:r>
+        <w:rPr>
+          <w:rFonts w:ascii="Times New Roman" w:hAnsi="Times New Roman" w:cs="Times New Roman"/>
+          <w:sz w:val="28"/>
+          <w:szCs w:val="28"/>
+        </w:rPr>
+        <w:t>object</w:t>
+      </w:r>
+      <w:proofErr w:type="spellEnd"/>
+      <w:r>
+        <w:rPr>
+          <w:rFonts w:ascii="Times New Roman" w:hAnsi="Times New Roman" w:cs="Times New Roman"/>
+          <w:sz w:val="28"/>
+          <w:szCs w:val="28"/>
+        </w:rPr>
+        <w:t xml:space="preserve"> → интерфейс означает приведение полученного COM-объекта к указанному интерфейсу. Тип </w:t>
+      </w:r>
+      <w:proofErr w:type="spellStart"/>
+      <w:r>
+        <w:rPr>
+          <w:rFonts w:ascii="Times New Roman" w:hAnsi="Times New Roman" w:cs="Times New Roman"/>
+          <w:sz w:val="28"/>
+          <w:szCs w:val="28"/>
+        </w:rPr>
+        <w:t>long</w:t>
+      </w:r>
+      <w:proofErr w:type="spellEnd"/>
+      <w:r>
+        <w:rPr>
+          <w:rFonts w:ascii="Times New Roman" w:hAnsi="Times New Roman" w:cs="Times New Roman"/>
+          <w:sz w:val="28"/>
+          <w:szCs w:val="28"/>
+        </w:rPr>
+        <w:t xml:space="preserve"> в сигнатурах </w:t>
+      </w:r>
+      <w:proofErr w:type="spellStart"/>
+      <w:r>
+        <w:rPr>
+          <w:rFonts w:ascii="Times New Roman" w:hAnsi="Times New Roman" w:cs="Times New Roman"/>
+          <w:sz w:val="28"/>
+          <w:szCs w:val="28"/>
+        </w:rPr>
+        <w:t>Automation</w:t>
+      </w:r>
+      <w:proofErr w:type="spellEnd"/>
+      <w:r>
+        <w:rPr>
+          <w:rFonts w:ascii="Times New Roman" w:hAnsi="Times New Roman" w:cs="Times New Roman"/>
+          <w:sz w:val="28"/>
+          <w:szCs w:val="28"/>
+        </w:rPr>
+        <w:t xml:space="preserve"> справочника SDK соответствует 32-разрядному типу </w:t>
+      </w:r>
+      <w:proofErr w:type="spellStart"/>
+      <w:r>
+        <w:rPr>
+          <w:rFonts w:ascii="Times New Roman" w:hAnsi="Times New Roman" w:cs="Times New Roman"/>
+          <w:sz w:val="28"/>
+          <w:szCs w:val="28"/>
+        </w:rPr>
+        <w:t>int</w:t>
+      </w:r>
+      <w:proofErr w:type="spellEnd"/>
+      <w:r>
+        <w:rPr>
+          <w:rFonts w:ascii="Times New Roman" w:hAnsi="Times New Roman" w:cs="Times New Roman"/>
+          <w:sz w:val="28"/>
+          <w:szCs w:val="28"/>
+        </w:rPr>
+        <w:t xml:space="preserve"> в C#.</w:t>
       </w:r>
     </w:p>
     <w:p>
@@ -4144,12 +4893,1733 @@
           <w:szCs w:val="28"/>
         </w:rPr>
       </w:pPr>
-      <w:r>
-        <w:rPr>
-          <w:rFonts w:ascii="Times New Roman" w:hAnsi="Times New Roman" w:cs="Times New Roman"/>
-          <w:sz w:val="28"/>
-          <w:szCs w:val="28"/>
-        </w:rPr>
+    </w:p>
+    <w:p>
+      <w:pPr>
+        <w:pStyle w:val="ac"/>
+        <w:keepNext/>
+        <w:rPr>
+          <w:rFonts w:cs="Times New Roman"/>
+          <w:szCs w:val="28"/>
+        </w:rPr>
+      </w:pPr>
+      <w:r>
+        <w:rPr>
+          <w:rFonts w:cs="Times New Roman"/>
+          <w:szCs w:val="28"/>
+        </w:rPr>
+        <w:t xml:space="preserve">Таблица </w:t>
+      </w:r>
+      <w:r>
+        <w:rPr>
+          <w:rFonts w:cs="Times New Roman"/>
+          <w:noProof/>
+          <w:szCs w:val="28"/>
+        </w:rPr>
+        <w:t>1</w:t>
+      </w:r>
+      <w:r>
+        <w:rPr>
+          <w:rFonts w:cs="Times New Roman"/>
+          <w:szCs w:val="28"/>
+        </w:rPr>
+        <w:t>.</w:t>
+      </w:r>
+      <w:r>
+        <w:rPr>
+          <w:rFonts w:cs="Times New Roman"/>
+          <w:szCs w:val="28"/>
+        </w:rPr>
+        <w:t>4</w:t>
+      </w:r>
+      <w:r>
+        <w:rPr>
+          <w:rFonts w:cs="Times New Roman"/>
+          <w:szCs w:val="28"/>
+        </w:rPr>
+        <w:t xml:space="preserve"> </w:t>
+      </w:r>
+      <w:r>
+        <w:rPr>
+          <w:rFonts w:cs="Times New Roman"/>
+          <w:szCs w:val="28"/>
+        </w:rPr>
+        <w:t xml:space="preserve">– </w:t>
+      </w:r>
+      <w:r>
+        <w:rPr>
+          <w:rFonts w:cs="Times New Roman"/>
+          <w:szCs w:val="28"/>
+        </w:rPr>
+        <w:t>Методы построения эскизов и настройки выдавливания</w:t>
+      </w:r>
+    </w:p>
+    <w:tbl>
+      <w:tblPr>
+        <w:tblStyle w:val="a9"/>
+        <w:tblW w:w="0" w:type="auto"/>
+        <w:tblLook w:val="04A0" w:firstRow="1" w:lastRow="0" w:firstColumn="1" w:lastColumn="0" w:noHBand="0" w:noVBand="1"/>
+      </w:tblPr>
+      <w:tblGrid>
+        <w:gridCol w:w="3320"/>
+        <w:gridCol w:w="1819"/>
+        <w:gridCol w:w="1974"/>
+        <w:gridCol w:w="2232"/>
+      </w:tblGrid>
+      <w:tr>
+        <w:tc>
+          <w:tcPr>
+            <w:tcW w:w="3256" w:type="dxa"/>
+          </w:tcPr>
+          <w:p>
+            <w:pPr>
+              <w:jc w:val="both"/>
+              <w:rPr>
+                <w:rFonts w:ascii="Times New Roman" w:hAnsi="Times New Roman" w:cs="Times New Roman"/>
+                <w:sz w:val="28"/>
+                <w:szCs w:val="28"/>
+              </w:rPr>
+            </w:pPr>
+            <w:r>
+              <w:rPr>
+                <w:rFonts w:ascii="Times New Roman" w:hAnsi="Times New Roman" w:cs="Times New Roman"/>
+                <w:b/>
+                <w:sz w:val="28"/>
+                <w:szCs w:val="28"/>
+              </w:rPr>
+              <w:t>Метод</w:t>
+            </w:r>
+          </w:p>
+        </w:tc>
+        <w:tc>
+          <w:tcPr>
+            <w:tcW w:w="1848" w:type="dxa"/>
+          </w:tcPr>
+          <w:p>
+            <w:pPr>
+              <w:jc w:val="both"/>
+              <w:rPr>
+                <w:rFonts w:ascii="Times New Roman" w:hAnsi="Times New Roman" w:cs="Times New Roman"/>
+                <w:sz w:val="28"/>
+                <w:szCs w:val="28"/>
+              </w:rPr>
+            </w:pPr>
+            <w:r>
+              <w:rPr>
+                <w:rFonts w:ascii="Times New Roman" w:hAnsi="Times New Roman" w:cs="Times New Roman"/>
+                <w:b/>
+                <w:sz w:val="28"/>
+                <w:szCs w:val="28"/>
+              </w:rPr>
+              <w:t>Параметры</w:t>
+            </w:r>
+          </w:p>
+        </w:tc>
+        <w:tc>
+          <w:tcPr>
+            <w:tcW w:w="1974" w:type="dxa"/>
+          </w:tcPr>
+          <w:p>
+            <w:pPr>
+              <w:jc w:val="both"/>
+              <w:rPr>
+                <w:rFonts w:ascii="Times New Roman" w:hAnsi="Times New Roman" w:cs="Times New Roman"/>
+                <w:b/>
+                <w:bCs/>
+                <w:sz w:val="28"/>
+                <w:szCs w:val="28"/>
+              </w:rPr>
+            </w:pPr>
+            <w:r>
+              <w:rPr>
+                <w:rFonts w:ascii="Times New Roman" w:hAnsi="Times New Roman" w:cs="Times New Roman"/>
+                <w:b/>
+                <w:sz w:val="28"/>
+                <w:szCs w:val="28"/>
+              </w:rPr>
+              <w:t>Результат</w:t>
+            </w:r>
+          </w:p>
+        </w:tc>
+        <w:tc>
+          <w:tcPr>
+            <w:tcW w:w="2267" w:type="dxa"/>
+          </w:tcPr>
+          <w:p>
+            <w:pPr>
+              <w:jc w:val="both"/>
+              <w:rPr>
+                <w:rFonts w:ascii="Times New Roman" w:hAnsi="Times New Roman" w:cs="Times New Roman"/>
+                <w:sz w:val="28"/>
+                <w:szCs w:val="28"/>
+              </w:rPr>
+            </w:pPr>
+            <w:r>
+              <w:rPr>
+                <w:rFonts w:ascii="Times New Roman" w:hAnsi="Times New Roman" w:cs="Times New Roman"/>
+                <w:b/>
+                <w:sz w:val="28"/>
+                <w:szCs w:val="28"/>
+              </w:rPr>
+              <w:t>Назначение</w:t>
+            </w:r>
+          </w:p>
+        </w:tc>
+      </w:tr>
+      <w:tr>
+        <w:tc>
+          <w:tcPr>
+            <w:tcW w:w="3256" w:type="dxa"/>
+          </w:tcPr>
+          <w:p>
+            <w:pPr>
+              <w:jc w:val="both"/>
+              <w:rPr>
+                <w:rFonts w:ascii="Times New Roman" w:hAnsi="Times New Roman" w:cs="Times New Roman"/>
+                <w:sz w:val="28"/>
+                <w:szCs w:val="28"/>
+              </w:rPr>
+            </w:pPr>
+            <w:proofErr w:type="spellStart"/>
+            <w:r>
+              <w:rPr>
+                <w:rFonts w:ascii="Times New Roman" w:hAnsi="Times New Roman" w:cs="Times New Roman"/>
+                <w:sz w:val="28"/>
+                <w:szCs w:val="28"/>
+              </w:rPr>
+              <w:t>ksSketchDefinition</w:t>
+            </w:r>
+            <w:proofErr w:type="spellEnd"/>
+            <w:r>
+              <w:rPr>
+                <w:rFonts w:ascii="Times New Roman" w:hAnsi="Times New Roman" w:cs="Times New Roman"/>
+                <w:sz w:val="28"/>
+                <w:szCs w:val="28"/>
+              </w:rPr>
+              <w:t>.</w:t>
+            </w:r>
+            <w:r>
+              <w:rPr>
+                <w:rFonts w:ascii="Times New Roman" w:hAnsi="Times New Roman" w:cs="Times New Roman"/>
+                <w:sz w:val="28"/>
+                <w:szCs w:val="28"/>
+              </w:rPr>
+              <w:br/>
+            </w:r>
+            <w:proofErr w:type="spellStart"/>
+            <w:r>
+              <w:rPr>
+                <w:rFonts w:ascii="Times New Roman" w:hAnsi="Times New Roman" w:cs="Times New Roman"/>
+                <w:sz w:val="28"/>
+                <w:szCs w:val="28"/>
+              </w:rPr>
+              <w:t>SetPlane</w:t>
+            </w:r>
+            <w:proofErr w:type="spellEnd"/>
+          </w:p>
+        </w:tc>
+        <w:tc>
+          <w:tcPr>
+            <w:tcW w:w="1848" w:type="dxa"/>
+          </w:tcPr>
+          <w:p>
+            <w:pPr>
+              <w:jc w:val="both"/>
+              <w:rPr>
+                <w:rFonts w:ascii="Times New Roman" w:hAnsi="Times New Roman" w:cs="Times New Roman"/>
+                <w:sz w:val="28"/>
+                <w:szCs w:val="28"/>
+              </w:rPr>
+            </w:pPr>
+            <w:proofErr w:type="spellStart"/>
+            <w:r>
+              <w:rPr>
+                <w:rFonts w:ascii="Times New Roman" w:hAnsi="Times New Roman" w:cs="Times New Roman"/>
+                <w:sz w:val="28"/>
+                <w:szCs w:val="28"/>
+              </w:rPr>
+              <w:t>object</w:t>
+            </w:r>
+            <w:proofErr w:type="spellEnd"/>
+            <w:r>
+              <w:rPr>
+                <w:rFonts w:ascii="Times New Roman" w:hAnsi="Times New Roman" w:cs="Times New Roman"/>
+                <w:sz w:val="28"/>
+                <w:szCs w:val="28"/>
+              </w:rPr>
+              <w:t xml:space="preserve"> </w:t>
+            </w:r>
+            <w:proofErr w:type="spellStart"/>
+            <w:r>
+              <w:rPr>
+                <w:rFonts w:ascii="Times New Roman" w:hAnsi="Times New Roman" w:cs="Times New Roman"/>
+                <w:sz w:val="28"/>
+                <w:szCs w:val="28"/>
+              </w:rPr>
+              <w:t>plane</w:t>
+            </w:r>
+            <w:proofErr w:type="spellEnd"/>
+          </w:p>
+        </w:tc>
+        <w:tc>
+          <w:tcPr>
+            <w:tcW w:w="1974" w:type="dxa"/>
+          </w:tcPr>
+          <w:p>
+            <w:pPr>
+              <w:jc w:val="both"/>
+              <w:rPr>
+                <w:rFonts w:ascii="Times New Roman" w:hAnsi="Times New Roman" w:cs="Times New Roman"/>
+                <w:b/>
+                <w:bCs/>
+                <w:sz w:val="28"/>
+                <w:szCs w:val="28"/>
+              </w:rPr>
+            </w:pPr>
+            <w:proofErr w:type="spellStart"/>
+            <w:r>
+              <w:rPr>
+                <w:rFonts w:ascii="Times New Roman" w:hAnsi="Times New Roman" w:cs="Times New Roman"/>
+                <w:sz w:val="28"/>
+                <w:szCs w:val="28"/>
+              </w:rPr>
+              <w:t>bool</w:t>
+            </w:r>
+            <w:proofErr w:type="spellEnd"/>
+          </w:p>
+        </w:tc>
+        <w:tc>
+          <w:tcPr>
+            <w:tcW w:w="2267" w:type="dxa"/>
+          </w:tcPr>
+          <w:p>
+            <w:pPr>
+              <w:jc w:val="both"/>
+              <w:rPr>
+                <w:rFonts w:ascii="Times New Roman" w:hAnsi="Times New Roman" w:cs="Times New Roman"/>
+                <w:sz w:val="28"/>
+                <w:szCs w:val="28"/>
+              </w:rPr>
+            </w:pPr>
+            <w:r>
+              <w:rPr>
+                <w:rFonts w:ascii="Times New Roman" w:hAnsi="Times New Roman" w:cs="Times New Roman"/>
+                <w:sz w:val="28"/>
+                <w:szCs w:val="28"/>
+              </w:rPr>
+              <w:t>Назначение базовой плоскости</w:t>
+            </w:r>
+          </w:p>
+        </w:tc>
+      </w:tr>
+      <w:tr>
+        <w:tc>
+          <w:tcPr>
+            <w:tcW w:w="3256" w:type="dxa"/>
+          </w:tcPr>
+          <w:p>
+            <w:pPr>
+              <w:jc w:val="both"/>
+              <w:rPr>
+                <w:rFonts w:ascii="Times New Roman" w:hAnsi="Times New Roman" w:cs="Times New Roman"/>
+                <w:sz w:val="28"/>
+                <w:szCs w:val="28"/>
+              </w:rPr>
+            </w:pPr>
+            <w:proofErr w:type="spellStart"/>
+            <w:r>
+              <w:rPr>
+                <w:rFonts w:ascii="Times New Roman" w:hAnsi="Times New Roman" w:cs="Times New Roman"/>
+                <w:sz w:val="28"/>
+                <w:szCs w:val="28"/>
+              </w:rPr>
+              <w:t>ksSketchDefinition</w:t>
+            </w:r>
+            <w:proofErr w:type="spellEnd"/>
+            <w:r>
+              <w:rPr>
+                <w:rFonts w:ascii="Times New Roman" w:hAnsi="Times New Roman" w:cs="Times New Roman"/>
+                <w:sz w:val="28"/>
+                <w:szCs w:val="28"/>
+              </w:rPr>
+              <w:t>.</w:t>
+            </w:r>
+            <w:r>
+              <w:rPr>
+                <w:rFonts w:ascii="Times New Roman" w:hAnsi="Times New Roman" w:cs="Times New Roman"/>
+                <w:sz w:val="28"/>
+                <w:szCs w:val="28"/>
+              </w:rPr>
+              <w:br/>
+            </w:r>
+            <w:proofErr w:type="spellStart"/>
+            <w:r>
+              <w:rPr>
+                <w:rFonts w:ascii="Times New Roman" w:hAnsi="Times New Roman" w:cs="Times New Roman"/>
+                <w:sz w:val="28"/>
+                <w:szCs w:val="28"/>
+              </w:rPr>
+              <w:t>BeginEdit</w:t>
+            </w:r>
+            <w:proofErr w:type="spellEnd"/>
+          </w:p>
+        </w:tc>
+        <w:tc>
+          <w:tcPr>
+            <w:tcW w:w="1848" w:type="dxa"/>
+          </w:tcPr>
+          <w:p>
+            <w:pPr>
+              <w:jc w:val="both"/>
+              <w:rPr>
+                <w:rFonts w:ascii="Times New Roman" w:hAnsi="Times New Roman" w:cs="Times New Roman"/>
+                <w:sz w:val="28"/>
+                <w:szCs w:val="28"/>
+              </w:rPr>
+            </w:pPr>
+            <w:r>
+              <w:rPr>
+                <w:rFonts w:ascii="Times New Roman" w:hAnsi="Times New Roman" w:cs="Times New Roman"/>
+                <w:sz w:val="28"/>
+                <w:szCs w:val="28"/>
+              </w:rPr>
+              <w:t>—</w:t>
+            </w:r>
+          </w:p>
+        </w:tc>
+        <w:tc>
+          <w:tcPr>
+            <w:tcW w:w="1974" w:type="dxa"/>
+          </w:tcPr>
+          <w:p>
+            <w:pPr>
+              <w:jc w:val="both"/>
+              <w:rPr>
+                <w:rFonts w:ascii="Times New Roman" w:hAnsi="Times New Roman" w:cs="Times New Roman"/>
+                <w:b/>
+                <w:bCs/>
+                <w:sz w:val="28"/>
+                <w:szCs w:val="28"/>
+              </w:rPr>
+            </w:pPr>
+            <w:proofErr w:type="spellStart"/>
+            <w:r>
+              <w:rPr>
+                <w:rFonts w:ascii="Times New Roman" w:hAnsi="Times New Roman" w:cs="Times New Roman"/>
+                <w:sz w:val="28"/>
+                <w:szCs w:val="28"/>
+              </w:rPr>
+              <w:t>object</w:t>
+            </w:r>
+            <w:proofErr w:type="spellEnd"/>
+            <w:r>
+              <w:rPr>
+                <w:rFonts w:ascii="Times New Roman" w:hAnsi="Times New Roman" w:cs="Times New Roman"/>
+                <w:sz w:val="28"/>
+                <w:szCs w:val="28"/>
+              </w:rPr>
+              <w:t xml:space="preserve"> →</w:t>
+            </w:r>
+            <w:r>
+              <w:rPr>
+                <w:rFonts w:ascii="Times New Roman" w:hAnsi="Times New Roman" w:cs="Times New Roman"/>
+                <w:sz w:val="28"/>
+                <w:szCs w:val="28"/>
+              </w:rPr>
+              <w:br/>
+              <w:t>ksDocument2D</w:t>
+            </w:r>
+          </w:p>
+        </w:tc>
+        <w:tc>
+          <w:tcPr>
+            <w:tcW w:w="2267" w:type="dxa"/>
+          </w:tcPr>
+          <w:p>
+            <w:pPr>
+              <w:jc w:val="both"/>
+              <w:rPr>
+                <w:rFonts w:ascii="Times New Roman" w:hAnsi="Times New Roman" w:cs="Times New Roman"/>
+                <w:sz w:val="28"/>
+                <w:szCs w:val="28"/>
+              </w:rPr>
+            </w:pPr>
+            <w:r>
+              <w:rPr>
+                <w:rFonts w:ascii="Times New Roman" w:hAnsi="Times New Roman" w:cs="Times New Roman"/>
+                <w:sz w:val="28"/>
+                <w:szCs w:val="28"/>
+              </w:rPr>
+              <w:t>Начало редактирования эскиза</w:t>
+            </w:r>
+          </w:p>
+        </w:tc>
+      </w:tr>
+      <w:tr>
+        <w:tc>
+          <w:tcPr>
+            <w:tcW w:w="3256" w:type="dxa"/>
+          </w:tcPr>
+          <w:p>
+            <w:pPr>
+              <w:jc w:val="both"/>
+              <w:rPr>
+                <w:rFonts w:ascii="Times New Roman" w:hAnsi="Times New Roman" w:cs="Times New Roman"/>
+                <w:sz w:val="28"/>
+                <w:szCs w:val="28"/>
+              </w:rPr>
+            </w:pPr>
+            <w:r>
+              <w:rPr>
+                <w:rFonts w:ascii="Times New Roman" w:hAnsi="Times New Roman" w:cs="Times New Roman"/>
+                <w:sz w:val="28"/>
+                <w:szCs w:val="28"/>
+              </w:rPr>
+              <w:t>ksDocument2D.</w:t>
+            </w:r>
+            <w:r>
+              <w:rPr>
+                <w:rFonts w:ascii="Times New Roman" w:hAnsi="Times New Roman" w:cs="Times New Roman"/>
+                <w:sz w:val="28"/>
+                <w:szCs w:val="28"/>
+              </w:rPr>
+              <w:br/>
+            </w:r>
+            <w:proofErr w:type="spellStart"/>
+            <w:r>
+              <w:rPr>
+                <w:rFonts w:ascii="Times New Roman" w:hAnsi="Times New Roman" w:cs="Times New Roman"/>
+                <w:sz w:val="28"/>
+                <w:szCs w:val="28"/>
+              </w:rPr>
+              <w:t>ksLineSeg</w:t>
+            </w:r>
+            <w:proofErr w:type="spellEnd"/>
+          </w:p>
+        </w:tc>
+        <w:tc>
+          <w:tcPr>
+            <w:tcW w:w="1848" w:type="dxa"/>
+          </w:tcPr>
+          <w:p>
+            <w:pPr>
+              <w:jc w:val="both"/>
+              <w:rPr>
+                <w:rFonts w:ascii="Times New Roman" w:hAnsi="Times New Roman" w:cs="Times New Roman"/>
+                <w:sz w:val="28"/>
+                <w:szCs w:val="28"/>
+                <w:lang w:val="en-US"/>
+              </w:rPr>
+            </w:pPr>
+            <w:r>
+              <w:rPr>
+                <w:rFonts w:ascii="Times New Roman" w:hAnsi="Times New Roman" w:cs="Times New Roman"/>
+                <w:sz w:val="28"/>
+                <w:szCs w:val="28"/>
+                <w:lang w:val="en-US"/>
+              </w:rPr>
+              <w:t>double x1, y1,</w:t>
+            </w:r>
+            <w:r>
+              <w:rPr>
+                <w:rFonts w:ascii="Times New Roman" w:hAnsi="Times New Roman" w:cs="Times New Roman"/>
+                <w:sz w:val="28"/>
+                <w:szCs w:val="28"/>
+                <w:lang w:val="en-US"/>
+              </w:rPr>
+              <w:br/>
+              <w:t>x2, y2;</w:t>
+            </w:r>
+            <w:r>
+              <w:rPr>
+                <w:rFonts w:ascii="Times New Roman" w:hAnsi="Times New Roman" w:cs="Times New Roman"/>
+                <w:sz w:val="28"/>
+                <w:szCs w:val="28"/>
+                <w:lang w:val="en-US"/>
+              </w:rPr>
+              <w:br/>
+              <w:t>int style</w:t>
+            </w:r>
+          </w:p>
+        </w:tc>
+        <w:tc>
+          <w:tcPr>
+            <w:tcW w:w="1974" w:type="dxa"/>
+          </w:tcPr>
+          <w:p>
+            <w:pPr>
+              <w:jc w:val="both"/>
+              <w:rPr>
+                <w:rFonts w:ascii="Times New Roman" w:hAnsi="Times New Roman" w:cs="Times New Roman"/>
+                <w:sz w:val="28"/>
+                <w:szCs w:val="28"/>
+              </w:rPr>
+            </w:pPr>
+            <w:proofErr w:type="spellStart"/>
+            <w:r>
+              <w:rPr>
+                <w:rFonts w:ascii="Times New Roman" w:hAnsi="Times New Roman" w:cs="Times New Roman"/>
+                <w:sz w:val="28"/>
+                <w:szCs w:val="28"/>
+              </w:rPr>
+              <w:t>int</w:t>
+            </w:r>
+            <w:proofErr w:type="spellEnd"/>
+          </w:p>
+        </w:tc>
+        <w:tc>
+          <w:tcPr>
+            <w:tcW w:w="2267" w:type="dxa"/>
+          </w:tcPr>
+          <w:p>
+            <w:pPr>
+              <w:jc w:val="both"/>
+              <w:rPr>
+                <w:rFonts w:ascii="Times New Roman" w:hAnsi="Times New Roman" w:cs="Times New Roman"/>
+                <w:sz w:val="28"/>
+                <w:szCs w:val="28"/>
+              </w:rPr>
+            </w:pPr>
+            <w:r>
+              <w:rPr>
+                <w:rFonts w:ascii="Times New Roman" w:hAnsi="Times New Roman" w:cs="Times New Roman"/>
+                <w:sz w:val="28"/>
+                <w:szCs w:val="28"/>
+              </w:rPr>
+              <w:t>Создание отрезка; 0 означает ошибку</w:t>
+            </w:r>
+          </w:p>
+        </w:tc>
+      </w:tr>
+      <w:tr>
+        <w:tc>
+          <w:tcPr>
+            <w:tcW w:w="3256" w:type="dxa"/>
+          </w:tcPr>
+          <w:p>
+            <w:pPr>
+              <w:jc w:val="both"/>
+              <w:rPr>
+                <w:rFonts w:ascii="Times New Roman" w:hAnsi="Times New Roman" w:cs="Times New Roman"/>
+                <w:sz w:val="28"/>
+                <w:szCs w:val="28"/>
+              </w:rPr>
+            </w:pPr>
+            <w:proofErr w:type="spellStart"/>
+            <w:r>
+              <w:rPr>
+                <w:rFonts w:ascii="Times New Roman" w:hAnsi="Times New Roman" w:cs="Times New Roman"/>
+                <w:sz w:val="28"/>
+                <w:szCs w:val="28"/>
+              </w:rPr>
+              <w:t>ksSketchDefinition</w:t>
+            </w:r>
+            <w:proofErr w:type="spellEnd"/>
+            <w:r>
+              <w:rPr>
+                <w:rFonts w:ascii="Times New Roman" w:hAnsi="Times New Roman" w:cs="Times New Roman"/>
+                <w:sz w:val="28"/>
+                <w:szCs w:val="28"/>
+              </w:rPr>
+              <w:t>.</w:t>
+            </w:r>
+            <w:r>
+              <w:rPr>
+                <w:rFonts w:ascii="Times New Roman" w:hAnsi="Times New Roman" w:cs="Times New Roman"/>
+                <w:sz w:val="28"/>
+                <w:szCs w:val="28"/>
+              </w:rPr>
+              <w:br/>
+            </w:r>
+            <w:proofErr w:type="spellStart"/>
+            <w:r>
+              <w:rPr>
+                <w:rFonts w:ascii="Times New Roman" w:hAnsi="Times New Roman" w:cs="Times New Roman"/>
+                <w:sz w:val="28"/>
+                <w:szCs w:val="28"/>
+              </w:rPr>
+              <w:t>EndEdit</w:t>
+            </w:r>
+            <w:proofErr w:type="spellEnd"/>
+          </w:p>
+        </w:tc>
+        <w:tc>
+          <w:tcPr>
+            <w:tcW w:w="1848" w:type="dxa"/>
+          </w:tcPr>
+          <w:p>
+            <w:pPr>
+              <w:jc w:val="both"/>
+              <w:rPr>
+                <w:rFonts w:ascii="Times New Roman" w:hAnsi="Times New Roman" w:cs="Times New Roman"/>
+                <w:sz w:val="28"/>
+                <w:szCs w:val="28"/>
+              </w:rPr>
+            </w:pPr>
+            <w:r>
+              <w:rPr>
+                <w:rFonts w:ascii="Times New Roman" w:hAnsi="Times New Roman" w:cs="Times New Roman"/>
+                <w:sz w:val="28"/>
+                <w:szCs w:val="28"/>
+              </w:rPr>
+              <w:t>—</w:t>
+            </w:r>
+          </w:p>
+        </w:tc>
+        <w:tc>
+          <w:tcPr>
+            <w:tcW w:w="1974" w:type="dxa"/>
+          </w:tcPr>
+          <w:p>
+            <w:pPr>
+              <w:jc w:val="both"/>
+              <w:rPr>
+                <w:rFonts w:ascii="Times New Roman" w:hAnsi="Times New Roman" w:cs="Times New Roman"/>
+                <w:sz w:val="28"/>
+                <w:szCs w:val="28"/>
+              </w:rPr>
+            </w:pPr>
+            <w:proofErr w:type="spellStart"/>
+            <w:r>
+              <w:rPr>
+                <w:rFonts w:ascii="Times New Roman" w:hAnsi="Times New Roman" w:cs="Times New Roman"/>
+                <w:sz w:val="28"/>
+                <w:szCs w:val="28"/>
+              </w:rPr>
+              <w:t>bool</w:t>
+            </w:r>
+            <w:proofErr w:type="spellEnd"/>
+          </w:p>
+        </w:tc>
+        <w:tc>
+          <w:tcPr>
+            <w:tcW w:w="2267" w:type="dxa"/>
+          </w:tcPr>
+          <w:p>
+            <w:pPr>
+              <w:jc w:val="both"/>
+              <w:rPr>
+                <w:rFonts w:ascii="Times New Roman" w:hAnsi="Times New Roman" w:cs="Times New Roman"/>
+                <w:sz w:val="28"/>
+                <w:szCs w:val="28"/>
+              </w:rPr>
+            </w:pPr>
+            <w:r>
+              <w:rPr>
+                <w:rFonts w:ascii="Times New Roman" w:hAnsi="Times New Roman" w:cs="Times New Roman"/>
+                <w:sz w:val="28"/>
+                <w:szCs w:val="28"/>
+              </w:rPr>
+              <w:t>Завершение редактирования</w:t>
+            </w:r>
+          </w:p>
+        </w:tc>
+      </w:tr>
+      <w:tr>
+        <w:tc>
+          <w:tcPr>
+            <w:tcW w:w="3256" w:type="dxa"/>
+          </w:tcPr>
+          <w:p>
+            <w:pPr>
+              <w:jc w:val="both"/>
+              <w:rPr>
+                <w:rFonts w:ascii="Times New Roman" w:hAnsi="Times New Roman" w:cs="Times New Roman"/>
+                <w:sz w:val="28"/>
+                <w:szCs w:val="28"/>
+              </w:rPr>
+            </w:pPr>
+            <w:proofErr w:type="spellStart"/>
+            <w:r>
+              <w:rPr>
+                <w:rFonts w:ascii="Times New Roman" w:hAnsi="Times New Roman" w:cs="Times New Roman"/>
+                <w:sz w:val="28"/>
+                <w:szCs w:val="28"/>
+              </w:rPr>
+              <w:t>ksBaseExtrusionDefinition</w:t>
+            </w:r>
+            <w:proofErr w:type="spellEnd"/>
+            <w:r>
+              <w:rPr>
+                <w:rFonts w:ascii="Times New Roman" w:hAnsi="Times New Roman" w:cs="Times New Roman"/>
+                <w:sz w:val="28"/>
+                <w:szCs w:val="28"/>
+              </w:rPr>
+              <w:t>.</w:t>
+            </w:r>
+            <w:r>
+              <w:rPr>
+                <w:rFonts w:ascii="Times New Roman" w:hAnsi="Times New Roman" w:cs="Times New Roman"/>
+                <w:sz w:val="28"/>
+                <w:szCs w:val="28"/>
+              </w:rPr>
+              <w:br/>
+            </w:r>
+            <w:proofErr w:type="spellStart"/>
+            <w:r>
+              <w:rPr>
+                <w:rFonts w:ascii="Times New Roman" w:hAnsi="Times New Roman" w:cs="Times New Roman"/>
+                <w:sz w:val="28"/>
+                <w:szCs w:val="28"/>
+              </w:rPr>
+              <w:t>SetSketch</w:t>
+            </w:r>
+            <w:proofErr w:type="spellEnd"/>
+          </w:p>
+        </w:tc>
+        <w:tc>
+          <w:tcPr>
+            <w:tcW w:w="1848" w:type="dxa"/>
+          </w:tcPr>
+          <w:p>
+            <w:pPr>
+              <w:jc w:val="both"/>
+              <w:rPr>
+                <w:rFonts w:ascii="Times New Roman" w:hAnsi="Times New Roman" w:cs="Times New Roman"/>
+                <w:sz w:val="28"/>
+                <w:szCs w:val="28"/>
+              </w:rPr>
+            </w:pPr>
+            <w:proofErr w:type="spellStart"/>
+            <w:r>
+              <w:rPr>
+                <w:rFonts w:ascii="Times New Roman" w:hAnsi="Times New Roman" w:cs="Times New Roman"/>
+                <w:sz w:val="28"/>
+                <w:szCs w:val="28"/>
+              </w:rPr>
+              <w:t>object</w:t>
+            </w:r>
+            <w:proofErr w:type="spellEnd"/>
+            <w:r>
+              <w:rPr>
+                <w:rFonts w:ascii="Times New Roman" w:hAnsi="Times New Roman" w:cs="Times New Roman"/>
+                <w:sz w:val="28"/>
+                <w:szCs w:val="28"/>
+              </w:rPr>
+              <w:t xml:space="preserve"> </w:t>
+            </w:r>
+            <w:proofErr w:type="spellStart"/>
+            <w:r>
+              <w:rPr>
+                <w:rFonts w:ascii="Times New Roman" w:hAnsi="Times New Roman" w:cs="Times New Roman"/>
+                <w:sz w:val="28"/>
+                <w:szCs w:val="28"/>
+              </w:rPr>
+              <w:t>sketch</w:t>
+            </w:r>
+            <w:proofErr w:type="spellEnd"/>
+          </w:p>
+        </w:tc>
+        <w:tc>
+          <w:tcPr>
+            <w:tcW w:w="1974" w:type="dxa"/>
+          </w:tcPr>
+          <w:p>
+            <w:pPr>
+              <w:jc w:val="both"/>
+              <w:rPr>
+                <w:rFonts w:ascii="Times New Roman" w:hAnsi="Times New Roman" w:cs="Times New Roman"/>
+                <w:sz w:val="28"/>
+                <w:szCs w:val="28"/>
+              </w:rPr>
+            </w:pPr>
+            <w:proofErr w:type="spellStart"/>
+            <w:r>
+              <w:rPr>
+                <w:rFonts w:ascii="Times New Roman" w:hAnsi="Times New Roman" w:cs="Times New Roman"/>
+                <w:sz w:val="28"/>
+                <w:szCs w:val="28"/>
+              </w:rPr>
+              <w:t>bool</w:t>
+            </w:r>
+            <w:proofErr w:type="spellEnd"/>
+          </w:p>
+        </w:tc>
+        <w:tc>
+          <w:tcPr>
+            <w:tcW w:w="2267" w:type="dxa"/>
+          </w:tcPr>
+          <w:p>
+            <w:pPr>
+              <w:jc w:val="both"/>
+              <w:rPr>
+                <w:rFonts w:ascii="Times New Roman" w:hAnsi="Times New Roman" w:cs="Times New Roman"/>
+                <w:sz w:val="28"/>
+                <w:szCs w:val="28"/>
+              </w:rPr>
+            </w:pPr>
+            <w:r>
+              <w:rPr>
+                <w:rFonts w:ascii="Times New Roman" w:hAnsi="Times New Roman" w:cs="Times New Roman"/>
+                <w:sz w:val="28"/>
+                <w:szCs w:val="28"/>
+              </w:rPr>
+              <w:t>Назначение эскиза основания</w:t>
+            </w:r>
+          </w:p>
+        </w:tc>
+      </w:tr>
+      <w:tr>
+        <w:tc>
+          <w:tcPr>
+            <w:tcW w:w="3256" w:type="dxa"/>
+          </w:tcPr>
+          <w:p>
+            <w:pPr>
+              <w:jc w:val="both"/>
+              <w:rPr>
+                <w:rFonts w:ascii="Times New Roman" w:hAnsi="Times New Roman" w:cs="Times New Roman"/>
+                <w:sz w:val="28"/>
+                <w:szCs w:val="28"/>
+              </w:rPr>
+            </w:pPr>
+            <w:proofErr w:type="spellStart"/>
+            <w:r>
+              <w:rPr>
+                <w:rFonts w:ascii="Times New Roman" w:hAnsi="Times New Roman" w:cs="Times New Roman"/>
+                <w:sz w:val="28"/>
+                <w:szCs w:val="28"/>
+              </w:rPr>
+              <w:t>ksBaseExtrusionDefinition</w:t>
+            </w:r>
+            <w:proofErr w:type="spellEnd"/>
+            <w:r>
+              <w:rPr>
+                <w:rFonts w:ascii="Times New Roman" w:hAnsi="Times New Roman" w:cs="Times New Roman"/>
+                <w:sz w:val="28"/>
+                <w:szCs w:val="28"/>
+              </w:rPr>
+              <w:t>.</w:t>
+            </w:r>
+            <w:r>
+              <w:rPr>
+                <w:rFonts w:ascii="Times New Roman" w:hAnsi="Times New Roman" w:cs="Times New Roman"/>
+                <w:sz w:val="28"/>
+                <w:szCs w:val="28"/>
+              </w:rPr>
+              <w:br/>
+            </w:r>
+            <w:proofErr w:type="spellStart"/>
+            <w:r>
+              <w:rPr>
+                <w:rFonts w:ascii="Times New Roman" w:hAnsi="Times New Roman" w:cs="Times New Roman"/>
+                <w:sz w:val="28"/>
+                <w:szCs w:val="28"/>
+              </w:rPr>
+              <w:t>SetSideParam</w:t>
+            </w:r>
+            <w:proofErr w:type="spellEnd"/>
+          </w:p>
+        </w:tc>
+        <w:tc>
+          <w:tcPr>
+            <w:tcW w:w="1848" w:type="dxa"/>
+          </w:tcPr>
+          <w:p>
+            <w:pPr>
+              <w:jc w:val="both"/>
+              <w:rPr>
+                <w:rFonts w:ascii="Times New Roman" w:hAnsi="Times New Roman" w:cs="Times New Roman"/>
+                <w:sz w:val="28"/>
+                <w:szCs w:val="28"/>
+                <w:lang w:val="en-US"/>
+              </w:rPr>
+            </w:pPr>
+            <w:r>
+              <w:rPr>
+                <w:rFonts w:ascii="Times New Roman" w:hAnsi="Times New Roman" w:cs="Times New Roman"/>
+                <w:sz w:val="28"/>
+                <w:szCs w:val="28"/>
+                <w:lang w:val="en-US"/>
+              </w:rPr>
+              <w:t>bool forward;</w:t>
+            </w:r>
+            <w:r>
+              <w:rPr>
+                <w:rFonts w:ascii="Times New Roman" w:hAnsi="Times New Roman" w:cs="Times New Roman"/>
+                <w:sz w:val="28"/>
+                <w:szCs w:val="28"/>
+                <w:lang w:val="en-US"/>
+              </w:rPr>
+              <w:br/>
+              <w:t>short type;</w:t>
+            </w:r>
+            <w:r>
+              <w:rPr>
+                <w:rFonts w:ascii="Times New Roman" w:hAnsi="Times New Roman" w:cs="Times New Roman"/>
+                <w:sz w:val="28"/>
+                <w:szCs w:val="28"/>
+                <w:lang w:val="en-US"/>
+              </w:rPr>
+              <w:br/>
+              <w:t>double depth;</w:t>
+            </w:r>
+            <w:r>
+              <w:rPr>
+                <w:rFonts w:ascii="Times New Roman" w:hAnsi="Times New Roman" w:cs="Times New Roman"/>
+                <w:sz w:val="28"/>
+                <w:szCs w:val="28"/>
+                <w:lang w:val="en-US"/>
+              </w:rPr>
+              <w:br/>
+              <w:t xml:space="preserve">double </w:t>
+            </w:r>
+            <w:proofErr w:type="spellStart"/>
+            <w:r>
+              <w:rPr>
+                <w:rFonts w:ascii="Times New Roman" w:hAnsi="Times New Roman" w:cs="Times New Roman"/>
+                <w:sz w:val="28"/>
+                <w:szCs w:val="28"/>
+                <w:lang w:val="en-US"/>
+              </w:rPr>
+              <w:t>draftValue</w:t>
+            </w:r>
+            <w:proofErr w:type="spellEnd"/>
+            <w:r>
+              <w:rPr>
+                <w:rFonts w:ascii="Times New Roman" w:hAnsi="Times New Roman" w:cs="Times New Roman"/>
+                <w:sz w:val="28"/>
+                <w:szCs w:val="28"/>
+                <w:lang w:val="en-US"/>
+              </w:rPr>
+              <w:t>;</w:t>
+            </w:r>
+            <w:r>
+              <w:rPr>
+                <w:rFonts w:ascii="Times New Roman" w:hAnsi="Times New Roman" w:cs="Times New Roman"/>
+                <w:sz w:val="28"/>
+                <w:szCs w:val="28"/>
+                <w:lang w:val="en-US"/>
+              </w:rPr>
+              <w:br/>
+              <w:t xml:space="preserve">bool </w:t>
+            </w:r>
+            <w:proofErr w:type="spellStart"/>
+            <w:r>
+              <w:rPr>
+                <w:rFonts w:ascii="Times New Roman" w:hAnsi="Times New Roman" w:cs="Times New Roman"/>
+                <w:sz w:val="28"/>
+                <w:szCs w:val="28"/>
+                <w:lang w:val="en-US"/>
+              </w:rPr>
+              <w:t>draftOutward</w:t>
+            </w:r>
+            <w:proofErr w:type="spellEnd"/>
+          </w:p>
+        </w:tc>
+        <w:tc>
+          <w:tcPr>
+            <w:tcW w:w="1974" w:type="dxa"/>
+          </w:tcPr>
+          <w:p>
+            <w:pPr>
+              <w:jc w:val="both"/>
+              <w:rPr>
+                <w:rFonts w:ascii="Times New Roman" w:hAnsi="Times New Roman" w:cs="Times New Roman"/>
+                <w:sz w:val="28"/>
+                <w:szCs w:val="28"/>
+              </w:rPr>
+            </w:pPr>
+            <w:proofErr w:type="spellStart"/>
+            <w:r>
+              <w:rPr>
+                <w:rFonts w:ascii="Times New Roman" w:hAnsi="Times New Roman" w:cs="Times New Roman"/>
+                <w:sz w:val="28"/>
+                <w:szCs w:val="28"/>
+              </w:rPr>
+              <w:t>bool</w:t>
+            </w:r>
+            <w:proofErr w:type="spellEnd"/>
+          </w:p>
+        </w:tc>
+        <w:tc>
+          <w:tcPr>
+            <w:tcW w:w="2267" w:type="dxa"/>
+          </w:tcPr>
+          <w:p>
+            <w:pPr>
+              <w:jc w:val="both"/>
+              <w:rPr>
+                <w:rFonts w:ascii="Times New Roman" w:hAnsi="Times New Roman" w:cs="Times New Roman"/>
+                <w:sz w:val="28"/>
+                <w:szCs w:val="28"/>
+              </w:rPr>
+            </w:pPr>
+            <w:r>
+              <w:rPr>
+                <w:rFonts w:ascii="Times New Roman" w:hAnsi="Times New Roman" w:cs="Times New Roman"/>
+                <w:sz w:val="28"/>
+                <w:szCs w:val="28"/>
+              </w:rPr>
+              <w:t>Направление, тип, глубина и уклон выдавливания</w:t>
+            </w:r>
+          </w:p>
+        </w:tc>
+      </w:tr>
+      <w:tr>
+        <w:tc>
+          <w:tcPr>
+            <w:tcW w:w="3256" w:type="dxa"/>
+          </w:tcPr>
+          <w:p>
+            <w:pPr>
+              <w:jc w:val="both"/>
+              <w:rPr>
+                <w:rFonts w:ascii="Times New Roman" w:hAnsi="Times New Roman" w:cs="Times New Roman"/>
+                <w:sz w:val="28"/>
+                <w:szCs w:val="28"/>
+              </w:rPr>
+            </w:pPr>
+            <w:proofErr w:type="spellStart"/>
+            <w:r>
+              <w:rPr>
+                <w:rFonts w:ascii="Times New Roman" w:hAnsi="Times New Roman" w:cs="Times New Roman"/>
+                <w:sz w:val="28"/>
+                <w:szCs w:val="28"/>
+              </w:rPr>
+              <w:t>ksBossExtrusionDefinition</w:t>
+            </w:r>
+            <w:proofErr w:type="spellEnd"/>
+            <w:r>
+              <w:rPr>
+                <w:rFonts w:ascii="Times New Roman" w:hAnsi="Times New Roman" w:cs="Times New Roman"/>
+                <w:sz w:val="28"/>
+                <w:szCs w:val="28"/>
+              </w:rPr>
+              <w:t>.</w:t>
+            </w:r>
+            <w:r>
+              <w:rPr>
+                <w:rFonts w:ascii="Times New Roman" w:hAnsi="Times New Roman" w:cs="Times New Roman"/>
+                <w:sz w:val="28"/>
+                <w:szCs w:val="28"/>
+              </w:rPr>
+              <w:br/>
+            </w:r>
+            <w:proofErr w:type="spellStart"/>
+            <w:r>
+              <w:rPr>
+                <w:rFonts w:ascii="Times New Roman" w:hAnsi="Times New Roman" w:cs="Times New Roman"/>
+                <w:sz w:val="28"/>
+                <w:szCs w:val="28"/>
+              </w:rPr>
+              <w:t>SetSketch</w:t>
+            </w:r>
+            <w:proofErr w:type="spellEnd"/>
+          </w:p>
+        </w:tc>
+        <w:tc>
+          <w:tcPr>
+            <w:tcW w:w="1848" w:type="dxa"/>
+          </w:tcPr>
+          <w:p>
+            <w:pPr>
+              <w:jc w:val="both"/>
+              <w:rPr>
+                <w:rFonts w:ascii="Times New Roman" w:hAnsi="Times New Roman" w:cs="Times New Roman"/>
+                <w:sz w:val="28"/>
+                <w:szCs w:val="28"/>
+              </w:rPr>
+            </w:pPr>
+            <w:proofErr w:type="spellStart"/>
+            <w:r>
+              <w:rPr>
+                <w:rFonts w:ascii="Times New Roman" w:hAnsi="Times New Roman" w:cs="Times New Roman"/>
+                <w:sz w:val="28"/>
+                <w:szCs w:val="28"/>
+              </w:rPr>
+              <w:t>object</w:t>
+            </w:r>
+            <w:proofErr w:type="spellEnd"/>
+            <w:r>
+              <w:rPr>
+                <w:rFonts w:ascii="Times New Roman" w:hAnsi="Times New Roman" w:cs="Times New Roman"/>
+                <w:sz w:val="28"/>
+                <w:szCs w:val="28"/>
+              </w:rPr>
+              <w:t xml:space="preserve"> </w:t>
+            </w:r>
+            <w:proofErr w:type="spellStart"/>
+            <w:r>
+              <w:rPr>
+                <w:rFonts w:ascii="Times New Roman" w:hAnsi="Times New Roman" w:cs="Times New Roman"/>
+                <w:sz w:val="28"/>
+                <w:szCs w:val="28"/>
+              </w:rPr>
+              <w:t>sketch</w:t>
+            </w:r>
+            <w:proofErr w:type="spellEnd"/>
+          </w:p>
+        </w:tc>
+        <w:tc>
+          <w:tcPr>
+            <w:tcW w:w="1974" w:type="dxa"/>
+          </w:tcPr>
+          <w:p>
+            <w:pPr>
+              <w:jc w:val="both"/>
+              <w:rPr>
+                <w:rFonts w:ascii="Times New Roman" w:hAnsi="Times New Roman" w:cs="Times New Roman"/>
+                <w:sz w:val="28"/>
+                <w:szCs w:val="28"/>
+              </w:rPr>
+            </w:pPr>
+            <w:proofErr w:type="spellStart"/>
+            <w:r>
+              <w:rPr>
+                <w:rFonts w:ascii="Times New Roman" w:hAnsi="Times New Roman" w:cs="Times New Roman"/>
+                <w:sz w:val="28"/>
+                <w:szCs w:val="28"/>
+              </w:rPr>
+              <w:t>bool</w:t>
+            </w:r>
+            <w:proofErr w:type="spellEnd"/>
+          </w:p>
+        </w:tc>
+        <w:tc>
+          <w:tcPr>
+            <w:tcW w:w="2267" w:type="dxa"/>
+          </w:tcPr>
+          <w:p>
+            <w:pPr>
+              <w:jc w:val="both"/>
+              <w:rPr>
+                <w:rFonts w:ascii="Times New Roman" w:hAnsi="Times New Roman" w:cs="Times New Roman"/>
+                <w:sz w:val="28"/>
+                <w:szCs w:val="28"/>
+              </w:rPr>
+            </w:pPr>
+            <w:r>
+              <w:rPr>
+                <w:rFonts w:ascii="Times New Roman" w:hAnsi="Times New Roman" w:cs="Times New Roman"/>
+                <w:sz w:val="28"/>
+                <w:szCs w:val="28"/>
+              </w:rPr>
+              <w:t>Назначение эскиза стенки или перегородки</w:t>
+            </w:r>
+          </w:p>
+        </w:tc>
+      </w:tr>
+      <w:tr>
+        <w:tc>
+          <w:tcPr>
+            <w:tcW w:w="3256" w:type="dxa"/>
+            <w:tcBorders>
+              <w:bottom w:val="single" w:sz="4" w:space="0" w:color="auto"/>
+            </w:tcBorders>
+          </w:tcPr>
+          <w:p>
+            <w:pPr>
+              <w:jc w:val="both"/>
+              <w:rPr>
+                <w:rFonts w:ascii="Times New Roman" w:hAnsi="Times New Roman" w:cs="Times New Roman"/>
+                <w:sz w:val="28"/>
+                <w:szCs w:val="28"/>
+              </w:rPr>
+            </w:pPr>
+            <w:proofErr w:type="spellStart"/>
+            <w:r>
+              <w:rPr>
+                <w:rFonts w:ascii="Times New Roman" w:hAnsi="Times New Roman" w:cs="Times New Roman"/>
+                <w:sz w:val="28"/>
+                <w:szCs w:val="28"/>
+              </w:rPr>
+              <w:lastRenderedPageBreak/>
+              <w:t>ksBossExtrusionDefinition</w:t>
+            </w:r>
+            <w:proofErr w:type="spellEnd"/>
+            <w:r>
+              <w:rPr>
+                <w:rFonts w:ascii="Times New Roman" w:hAnsi="Times New Roman" w:cs="Times New Roman"/>
+                <w:sz w:val="28"/>
+                <w:szCs w:val="28"/>
+              </w:rPr>
+              <w:t>.</w:t>
+            </w:r>
+            <w:r>
+              <w:rPr>
+                <w:rFonts w:ascii="Times New Roman" w:hAnsi="Times New Roman" w:cs="Times New Roman"/>
+                <w:sz w:val="28"/>
+                <w:szCs w:val="28"/>
+              </w:rPr>
+              <w:br/>
+            </w:r>
+            <w:proofErr w:type="spellStart"/>
+            <w:r>
+              <w:rPr>
+                <w:rFonts w:ascii="Times New Roman" w:hAnsi="Times New Roman" w:cs="Times New Roman"/>
+                <w:sz w:val="28"/>
+                <w:szCs w:val="28"/>
+              </w:rPr>
+              <w:t>SetSideParam</w:t>
+            </w:r>
+            <w:proofErr w:type="spellEnd"/>
+          </w:p>
+        </w:tc>
+        <w:tc>
+          <w:tcPr>
+            <w:tcW w:w="1848" w:type="dxa"/>
+            <w:tcBorders>
+              <w:bottom w:val="single" w:sz="4" w:space="0" w:color="auto"/>
+            </w:tcBorders>
+          </w:tcPr>
+          <w:p>
+            <w:pPr>
+              <w:jc w:val="both"/>
+              <w:rPr>
+                <w:rFonts w:ascii="Times New Roman" w:hAnsi="Times New Roman" w:cs="Times New Roman"/>
+                <w:sz w:val="28"/>
+                <w:szCs w:val="28"/>
+                <w:lang w:val="en-US"/>
+              </w:rPr>
+            </w:pPr>
+            <w:r>
+              <w:rPr>
+                <w:rFonts w:ascii="Times New Roman" w:hAnsi="Times New Roman" w:cs="Times New Roman"/>
+                <w:sz w:val="28"/>
+                <w:szCs w:val="28"/>
+                <w:lang w:val="en-US"/>
+              </w:rPr>
+              <w:t>bool forward;</w:t>
+            </w:r>
+            <w:r>
+              <w:rPr>
+                <w:rFonts w:ascii="Times New Roman" w:hAnsi="Times New Roman" w:cs="Times New Roman"/>
+                <w:sz w:val="28"/>
+                <w:szCs w:val="28"/>
+                <w:lang w:val="en-US"/>
+              </w:rPr>
+              <w:br/>
+              <w:t>short type;</w:t>
+            </w:r>
+            <w:r>
+              <w:rPr>
+                <w:rFonts w:ascii="Times New Roman" w:hAnsi="Times New Roman" w:cs="Times New Roman"/>
+                <w:sz w:val="28"/>
+                <w:szCs w:val="28"/>
+                <w:lang w:val="en-US"/>
+              </w:rPr>
+              <w:br/>
+              <w:t>double depth;</w:t>
+            </w:r>
+            <w:r>
+              <w:rPr>
+                <w:rFonts w:ascii="Times New Roman" w:hAnsi="Times New Roman" w:cs="Times New Roman"/>
+                <w:sz w:val="28"/>
+                <w:szCs w:val="28"/>
+                <w:lang w:val="en-US"/>
+              </w:rPr>
+              <w:br/>
+              <w:t xml:space="preserve">double </w:t>
+            </w:r>
+            <w:proofErr w:type="spellStart"/>
+            <w:r>
+              <w:rPr>
+                <w:rFonts w:ascii="Times New Roman" w:hAnsi="Times New Roman" w:cs="Times New Roman"/>
+                <w:sz w:val="28"/>
+                <w:szCs w:val="28"/>
+                <w:lang w:val="en-US"/>
+              </w:rPr>
+              <w:t>draftValue</w:t>
+            </w:r>
+            <w:proofErr w:type="spellEnd"/>
+            <w:r>
+              <w:rPr>
+                <w:rFonts w:ascii="Times New Roman" w:hAnsi="Times New Roman" w:cs="Times New Roman"/>
+                <w:sz w:val="28"/>
+                <w:szCs w:val="28"/>
+                <w:lang w:val="en-US"/>
+              </w:rPr>
+              <w:t>;</w:t>
+            </w:r>
+            <w:r>
+              <w:rPr>
+                <w:rFonts w:ascii="Times New Roman" w:hAnsi="Times New Roman" w:cs="Times New Roman"/>
+                <w:sz w:val="28"/>
+                <w:szCs w:val="28"/>
+                <w:lang w:val="en-US"/>
+              </w:rPr>
+              <w:br/>
+              <w:t xml:space="preserve">bool </w:t>
+            </w:r>
+            <w:proofErr w:type="spellStart"/>
+            <w:r>
+              <w:rPr>
+                <w:rFonts w:ascii="Times New Roman" w:hAnsi="Times New Roman" w:cs="Times New Roman"/>
+                <w:sz w:val="28"/>
+                <w:szCs w:val="28"/>
+                <w:lang w:val="en-US"/>
+              </w:rPr>
+              <w:t>draftOutward</w:t>
+            </w:r>
+            <w:proofErr w:type="spellEnd"/>
+          </w:p>
+        </w:tc>
+        <w:tc>
+          <w:tcPr>
+            <w:tcW w:w="1974" w:type="dxa"/>
+            <w:tcBorders>
+              <w:bottom w:val="single" w:sz="4" w:space="0" w:color="auto"/>
+            </w:tcBorders>
+          </w:tcPr>
+          <w:p>
+            <w:pPr>
+              <w:jc w:val="both"/>
+              <w:rPr>
+                <w:rFonts w:ascii="Times New Roman" w:hAnsi="Times New Roman" w:cs="Times New Roman"/>
+                <w:sz w:val="28"/>
+                <w:szCs w:val="28"/>
+              </w:rPr>
+            </w:pPr>
+            <w:proofErr w:type="spellStart"/>
+            <w:r>
+              <w:rPr>
+                <w:rFonts w:ascii="Times New Roman" w:hAnsi="Times New Roman" w:cs="Times New Roman"/>
+                <w:sz w:val="28"/>
+                <w:szCs w:val="28"/>
+              </w:rPr>
+              <w:t>bool</w:t>
+            </w:r>
+            <w:proofErr w:type="spellEnd"/>
+          </w:p>
+        </w:tc>
+        <w:tc>
+          <w:tcPr>
+            <w:tcW w:w="2267" w:type="dxa"/>
+            <w:tcBorders>
+              <w:bottom w:val="single" w:sz="4" w:space="0" w:color="auto"/>
+            </w:tcBorders>
+          </w:tcPr>
+          <w:p>
+            <w:pPr>
+              <w:jc w:val="both"/>
+              <w:rPr>
+                <w:rFonts w:ascii="Times New Roman" w:hAnsi="Times New Roman" w:cs="Times New Roman"/>
+                <w:sz w:val="28"/>
+                <w:szCs w:val="28"/>
+              </w:rPr>
+            </w:pPr>
+            <w:r>
+              <w:rPr>
+                <w:rFonts w:ascii="Times New Roman" w:hAnsi="Times New Roman" w:cs="Times New Roman"/>
+                <w:sz w:val="28"/>
+                <w:szCs w:val="28"/>
+              </w:rPr>
+              <w:t>Настройка приклеивания выдавливанием</w:t>
+            </w:r>
+          </w:p>
+        </w:tc>
+      </w:tr>
+    </w:tbl>
+    <w:p>
+      <w:pPr>
+        <w:spacing w:after="0" w:line="360" w:lineRule="auto"/>
+        <w:jc w:val="both"/>
+        <w:rPr>
+          <w:rFonts w:ascii="Times New Roman" w:hAnsi="Times New Roman" w:cs="Times New Roman"/>
+          <w:sz w:val="28"/>
+          <w:szCs w:val="28"/>
+        </w:rPr>
+      </w:pPr>
+    </w:p>
+    <w:p>
+      <w:pPr>
+        <w:spacing w:after="0" w:line="360" w:lineRule="auto"/>
+        <w:ind w:firstLine="708"/>
+        <w:jc w:val="both"/>
+        <w:rPr>
+          <w:rFonts w:ascii="Times New Roman" w:hAnsi="Times New Roman" w:cs="Times New Roman"/>
+          <w:sz w:val="28"/>
+          <w:szCs w:val="28"/>
+        </w:rPr>
+      </w:pPr>
+      <w:r>
+        <w:rPr>
+          <w:rFonts w:ascii="Times New Roman" w:hAnsi="Times New Roman" w:cs="Times New Roman"/>
+          <w:sz w:val="28"/>
+          <w:szCs w:val="28"/>
+        </w:rPr>
+        <w:t xml:space="preserve">В методе </w:t>
+      </w:r>
+      <w:proofErr w:type="spellStart"/>
+      <w:r>
+        <w:rPr>
+          <w:rFonts w:ascii="Times New Roman" w:hAnsi="Times New Roman" w:cs="Times New Roman"/>
+          <w:sz w:val="28"/>
+          <w:szCs w:val="28"/>
+        </w:rPr>
+        <w:t>SetSideParam</w:t>
+      </w:r>
+      <w:proofErr w:type="spellEnd"/>
+      <w:r>
+        <w:rPr>
+          <w:rFonts w:ascii="Times New Roman" w:hAnsi="Times New Roman" w:cs="Times New Roman"/>
+          <w:sz w:val="28"/>
+          <w:szCs w:val="28"/>
+        </w:rPr>
+        <w:t xml:space="preserve"> параметр </w:t>
+      </w:r>
+      <w:proofErr w:type="spellStart"/>
+      <w:r>
+        <w:rPr>
+          <w:rFonts w:ascii="Times New Roman" w:hAnsi="Times New Roman" w:cs="Times New Roman"/>
+          <w:sz w:val="28"/>
+          <w:szCs w:val="28"/>
+        </w:rPr>
+        <w:t>forward</w:t>
+      </w:r>
+      <w:proofErr w:type="spellEnd"/>
+      <w:r>
+        <w:rPr>
+          <w:rFonts w:ascii="Times New Roman" w:hAnsi="Times New Roman" w:cs="Times New Roman"/>
+          <w:sz w:val="28"/>
+          <w:szCs w:val="28"/>
+        </w:rPr>
+        <w:t xml:space="preserve"> задаёт направление выдавливания, </w:t>
+      </w:r>
+      <w:proofErr w:type="spellStart"/>
+      <w:r>
+        <w:rPr>
+          <w:rFonts w:ascii="Times New Roman" w:hAnsi="Times New Roman" w:cs="Times New Roman"/>
+          <w:sz w:val="28"/>
+          <w:szCs w:val="28"/>
+        </w:rPr>
+        <w:t>type</w:t>
+      </w:r>
+      <w:proofErr w:type="spellEnd"/>
+      <w:r>
+        <w:rPr>
+          <w:rFonts w:ascii="Times New Roman" w:hAnsi="Times New Roman" w:cs="Times New Roman"/>
+          <w:sz w:val="28"/>
+          <w:szCs w:val="28"/>
+        </w:rPr>
+        <w:t xml:space="preserve"> — тип выдавливания, </w:t>
+      </w:r>
+      <w:proofErr w:type="spellStart"/>
+      <w:r>
+        <w:rPr>
+          <w:rFonts w:ascii="Times New Roman" w:hAnsi="Times New Roman" w:cs="Times New Roman"/>
+          <w:sz w:val="28"/>
+          <w:szCs w:val="28"/>
+        </w:rPr>
+        <w:t>depth</w:t>
+      </w:r>
+      <w:proofErr w:type="spellEnd"/>
+      <w:r>
+        <w:rPr>
+          <w:rFonts w:ascii="Times New Roman" w:hAnsi="Times New Roman" w:cs="Times New Roman"/>
+          <w:sz w:val="28"/>
+          <w:szCs w:val="28"/>
+        </w:rPr>
+        <w:t xml:space="preserve"> — глубину в миллиметрах, </w:t>
+      </w:r>
+      <w:proofErr w:type="spellStart"/>
+      <w:r>
+        <w:rPr>
+          <w:rFonts w:ascii="Times New Roman" w:hAnsi="Times New Roman" w:cs="Times New Roman"/>
+          <w:sz w:val="28"/>
+          <w:szCs w:val="28"/>
+        </w:rPr>
+        <w:t>draftValue</w:t>
+      </w:r>
+      <w:proofErr w:type="spellEnd"/>
+      <w:r>
+        <w:rPr>
+          <w:rFonts w:ascii="Times New Roman" w:hAnsi="Times New Roman" w:cs="Times New Roman"/>
+          <w:sz w:val="28"/>
+          <w:szCs w:val="28"/>
+        </w:rPr>
+        <w:t xml:space="preserve"> — угол уклона, </w:t>
+      </w:r>
+      <w:proofErr w:type="spellStart"/>
+      <w:r>
+        <w:rPr>
+          <w:rFonts w:ascii="Times New Roman" w:hAnsi="Times New Roman" w:cs="Times New Roman"/>
+          <w:sz w:val="28"/>
+          <w:szCs w:val="28"/>
+        </w:rPr>
+        <w:t>draftOutward</w:t>
+      </w:r>
+      <w:proofErr w:type="spellEnd"/>
+      <w:r>
+        <w:rPr>
+          <w:rFonts w:ascii="Times New Roman" w:hAnsi="Times New Roman" w:cs="Times New Roman"/>
+          <w:sz w:val="28"/>
+          <w:szCs w:val="28"/>
+        </w:rPr>
+        <w:t xml:space="preserve"> — направление уклона. Используются </w:t>
+      </w:r>
+      <w:proofErr w:type="spellStart"/>
+      <w:r>
+        <w:rPr>
+          <w:rFonts w:ascii="Times New Roman" w:hAnsi="Times New Roman" w:cs="Times New Roman"/>
+          <w:sz w:val="28"/>
+          <w:szCs w:val="28"/>
+        </w:rPr>
+        <w:t>forward</w:t>
+      </w:r>
+      <w:proofErr w:type="spellEnd"/>
+      <w:r>
+        <w:rPr>
+          <w:rFonts w:ascii="Times New Roman" w:hAnsi="Times New Roman" w:cs="Times New Roman"/>
+          <w:sz w:val="28"/>
+          <w:szCs w:val="28"/>
+        </w:rPr>
+        <w:t xml:space="preserve"> = </w:t>
+      </w:r>
+      <w:proofErr w:type="spellStart"/>
+      <w:r>
+        <w:rPr>
+          <w:rFonts w:ascii="Times New Roman" w:hAnsi="Times New Roman" w:cs="Times New Roman"/>
+          <w:sz w:val="28"/>
+          <w:szCs w:val="28"/>
+        </w:rPr>
+        <w:t>true</w:t>
+      </w:r>
+      <w:proofErr w:type="spellEnd"/>
+      <w:r>
+        <w:rPr>
+          <w:rFonts w:ascii="Times New Roman" w:hAnsi="Times New Roman" w:cs="Times New Roman"/>
+          <w:sz w:val="28"/>
+          <w:szCs w:val="28"/>
+        </w:rPr>
+        <w:t xml:space="preserve">, тип </w:t>
+      </w:r>
+      <w:proofErr w:type="spellStart"/>
+      <w:r>
+        <w:rPr>
+          <w:rFonts w:ascii="Times New Roman" w:hAnsi="Times New Roman" w:cs="Times New Roman"/>
+          <w:sz w:val="28"/>
+          <w:szCs w:val="28"/>
+        </w:rPr>
+        <w:t>etBlind</w:t>
+      </w:r>
+      <w:proofErr w:type="spellEnd"/>
+      <w:r>
+        <w:rPr>
+          <w:rFonts w:ascii="Times New Roman" w:hAnsi="Times New Roman" w:cs="Times New Roman"/>
+          <w:sz w:val="28"/>
+          <w:szCs w:val="28"/>
+        </w:rPr>
+        <w:t xml:space="preserve"> и нулевой угол уклона. Глубина выдавливания основания равна T, наружных стенок и внутренних перегородок — H. Для построения отрезков используется </w:t>
+      </w:r>
+      <w:proofErr w:type="spellStart"/>
+      <w:r>
+        <w:rPr>
+          <w:rFonts w:ascii="Times New Roman" w:hAnsi="Times New Roman" w:cs="Times New Roman"/>
+          <w:sz w:val="28"/>
+          <w:szCs w:val="28"/>
+        </w:rPr>
+        <w:t>style</w:t>
+      </w:r>
+      <w:proofErr w:type="spellEnd"/>
+      <w:r>
+        <w:rPr>
+          <w:rFonts w:ascii="Times New Roman" w:hAnsi="Times New Roman" w:cs="Times New Roman"/>
+          <w:sz w:val="28"/>
+          <w:szCs w:val="28"/>
+        </w:rPr>
+        <w:t xml:space="preserve"> = 1. Все эскизы размещаются на плоскости XOY.</w:t>
+      </w:r>
+    </w:p>
+    <w:p>
+      <w:pPr>
+        <w:spacing w:after="0" w:line="360" w:lineRule="auto"/>
+        <w:ind w:firstLine="709"/>
+        <w:jc w:val="both"/>
+        <w:rPr>
+          <w:rFonts w:ascii="Times New Roman" w:hAnsi="Times New Roman" w:cs="Times New Roman"/>
+          <w:sz w:val="28"/>
+          <w:szCs w:val="28"/>
+        </w:rPr>
+      </w:pPr>
+      <w:r>
+        <w:rPr>
+          <w:rFonts w:ascii="Times New Roman" w:hAnsi="Times New Roman" w:cs="Times New Roman"/>
+          <w:sz w:val="28"/>
+          <w:szCs w:val="28"/>
+        </w:rPr>
+        <w:t>Построение выполняется в новом документе детали. Ось X направлена вдоль длины L, ось Y — вдоль ширины W, ось Z — вдоль высоты H. На плоскости XOY создаётся прямоугольный контур основания размером L × W, который выдавливается в положительном направлении оси Z на толщину T.</w:t>
+      </w:r>
+    </w:p>
+    <w:p>
+      <w:pPr>
+        <w:spacing w:after="0" w:line="360" w:lineRule="auto"/>
+        <w:ind w:firstLine="709"/>
+        <w:jc w:val="both"/>
+        <w:rPr>
+          <w:rFonts w:ascii="Times New Roman" w:hAnsi="Times New Roman" w:cs="Times New Roman"/>
+          <w:sz w:val="28"/>
+          <w:szCs w:val="28"/>
+        </w:rPr>
+      </w:pPr>
+      <w:r>
+        <w:rPr>
+          <w:rFonts w:ascii="Times New Roman" w:hAnsi="Times New Roman" w:cs="Times New Roman"/>
+          <w:sz w:val="28"/>
+          <w:szCs w:val="28"/>
+        </w:rPr>
+        <w:t>Затем на той же плоскости создаются контуры наружных стенок и внутренних перегородок. Каждый контур формируется четырьмя отрезками, образующими замкнутый прямоугольник, и используется в операции приклеивания выдавливанием на расстояние H в положительном направлении оси Z. Уклон и режим тонкостенного выдавливания не применяются.</w:t>
+      </w:r>
+    </w:p>
+    <w:p>
+      <w:pPr>
+        <w:spacing w:after="0" w:line="360" w:lineRule="auto"/>
+        <w:ind w:firstLine="709"/>
+        <w:jc w:val="both"/>
+        <w:rPr>
+          <w:rFonts w:ascii="Times New Roman" w:hAnsi="Times New Roman" w:cs="Times New Roman"/>
+          <w:sz w:val="28"/>
+          <w:szCs w:val="28"/>
+        </w:rPr>
+      </w:pPr>
+      <w:r>
+        <w:rPr>
+          <w:rFonts w:ascii="Times New Roman" w:hAnsi="Times New Roman" w:cs="Times New Roman"/>
+          <w:sz w:val="28"/>
+          <w:szCs w:val="28"/>
+        </w:rPr>
+        <w:t>Поскольку выдавливание стенок и перегородок начинается от плоскости нижней поверхности основания, их объём пересекается с основанием и объединяется с ним. Наружная высота изделия составляет H, а высота внутреннего пространства над основанием — H−T. Положение стенок и перегородок определяется геометрической схемой, приведённой в разделе 2.</w:t>
+      </w:r>
+    </w:p>
+    <w:p>
+      <w:pPr>
+        <w:spacing w:after="0" w:line="360" w:lineRule="auto"/>
+        <w:ind w:firstLine="709"/>
+        <w:jc w:val="both"/>
+        <w:rPr>
+          <w:rFonts w:ascii="Times New Roman" w:hAnsi="Times New Roman" w:cs="Times New Roman"/>
+          <w:sz w:val="28"/>
+          <w:szCs w:val="28"/>
+        </w:rPr>
+      </w:pPr>
+      <w:r>
+        <w:rPr>
+          <w:rFonts w:ascii="Times New Roman" w:hAnsi="Times New Roman" w:cs="Times New Roman"/>
+          <w:sz w:val="28"/>
+          <w:szCs w:val="28"/>
+        </w:rPr>
+        <w:t>Результаты вызовов API проверяются после каждой операции. При ошибке дальнейшее построение прекращается, а пользователю передаётся сообщение с указанием этапа, на котором произошёл сбой.</w:t>
+      </w:r>
+    </w:p>
+    <w:p>
+      <w:pPr>
+        <w:spacing w:after="0" w:line="360" w:lineRule="auto"/>
+        <w:ind w:firstLine="709"/>
+        <w:jc w:val="both"/>
+        <w:rPr>
+          <w:rFonts w:ascii="Times New Roman" w:hAnsi="Times New Roman" w:cs="Times New Roman"/>
+          <w:sz w:val="28"/>
+          <w:szCs w:val="28"/>
+        </w:rPr>
+      </w:pPr>
+      <w:r>
+        <w:rPr>
+          <w:rFonts w:ascii="Times New Roman" w:hAnsi="Times New Roman" w:cs="Times New Roman"/>
+          <w:sz w:val="28"/>
+          <w:szCs w:val="28"/>
+        </w:rPr>
+        <w:lastRenderedPageBreak/>
         <w:t>Для реализации плагина предполагается выделить работу с API КОМПАС-3D в отдельный программный компонент — обертку API. Такое решение позволит отделить логику построения модели от конкретных вызовов API САПР и упростить дальнейшее изменение и сопровождение программного кода.</w:t>
       </w:r>
     </w:p>
@@ -4351,7 +6821,23 @@
           <w:sz w:val="28"/>
           <w:szCs w:val="28"/>
         </w:rPr>
-        <w:t>, предназначенный для параметрического создания коробов. Пользователь может задавать размеры объекта, толщину материала, параметры отдельных сторон и создавать внутренние перегородки. Интерфейс макроса содержит поля для задания ширины, высоты, длины и толщины материала, а также элементы управления для создания перегородок.</w:t>
+        <w:t xml:space="preserve">, предназначенный для параметрического создания коробов. </w:t>
+      </w:r>
+      <w:r>
+        <w:rPr>
+          <w:rFonts w:ascii="Times New Roman" w:hAnsi="Times New Roman" w:cs="Times New Roman"/>
+          <w:sz w:val="28"/>
+          <w:szCs w:val="28"/>
+        </w:rPr>
+        <w:t>Пользователь может задавать ширину, высоту и длину короба, толщину материала, выбирать создаваемые стороны и настраивать их выступы. Макрос автоматически формирует геометрию короба по заданным параметрам</w:t>
+      </w:r>
+      <w:r>
+        <w:rPr>
+          <w:rFonts w:ascii="Times New Roman" w:hAnsi="Times New Roman" w:cs="Times New Roman"/>
+          <w:sz w:val="28"/>
+          <w:szCs w:val="28"/>
+        </w:rPr>
+        <w:t>.</w:t>
       </w:r>
     </w:p>
     <w:p>
@@ -4389,7 +6875,23 @@
           <w:sz w:val="28"/>
           <w:szCs w:val="28"/>
         </w:rPr>
-        <w:t xml:space="preserve"> с разрабатываемым плагином заключается в автоматическом формировании трехмерного объекта на основе заданных пользователем параметров. Оба решения предназначены для сокращения количества ручных операций при построении коробчатых конструкций и предусматривают настройку размеров и внутренних элементов.</w:t>
+        <w:t xml:space="preserve"> с разрабатываемым плагином заключается в автоматическом формировании трехмерного объекта на основе заданных пользователем параметров. Оба решения предназначены для сокращения количества ручных операций при построении коробчатых конструкций и </w:t>
+      </w:r>
+      <w:r>
+        <w:rPr>
+          <w:rFonts w:ascii="Times New Roman" w:hAnsi="Times New Roman" w:cs="Times New Roman"/>
+          <w:sz w:val="28"/>
+          <w:szCs w:val="28"/>
+        </w:rPr>
+        <w:t>предусматривают настройку размеров создаваемой конструкции</w:t>
+      </w:r>
+      <w:r>
+        <w:rPr>
+          <w:rFonts w:ascii="Times New Roman" w:hAnsi="Times New Roman" w:cs="Times New Roman"/>
+          <w:sz w:val="28"/>
+          <w:szCs w:val="28"/>
+        </w:rPr>
+        <w:t>.</w:t>
       </w:r>
     </w:p>
     <w:p>
@@ -4500,11 +7002,10 @@
           <w:noProof/>
           <w:lang w:eastAsia="ru-RU"/>
         </w:rPr>
-        <w:lastRenderedPageBreak/>
         <w:drawing>
-          <wp:inline distT="0" distB="0" distL="0" distR="0" wp14:anchorId="347D24DB" wp14:editId="425EC177">
-            <wp:extent cx="4638056" cy="3341489"/>
-            <wp:effectExtent l="19050" t="19050" r="10160" b="11430"/>
+          <wp:inline distT="0" distB="0" distL="0" distR="0" wp14:anchorId="347D24DB" wp14:editId="7ACD15D3">
+            <wp:extent cx="4637405" cy="2940050"/>
+            <wp:effectExtent l="19050" t="19050" r="10795" b="12700"/>
             <wp:docPr id="2" name="Рисунок 2"/>
             <wp:cNvGraphicFramePr>
               <a:graphicFrameLocks xmlns:a="http://schemas.openxmlformats.org/drawingml/2006/main" noChangeAspect="1"/>
@@ -4533,7 +7034,7 @@
                   <pic:spPr bwMode="auto">
                     <a:xfrm>
                       <a:off x="0" y="0"/>
-                      <a:ext cx="4638056" cy="3341489"/>
+                      <a:ext cx="4639521" cy="2941392"/>
                     </a:xfrm>
                     <a:prstGeom prst="rect">
                       <a:avLst/>
@@ -4829,16 +7330,7 @@
           <w:sz w:val="28"/>
           <w:szCs w:val="28"/>
         </w:rPr>
-        <w:t xml:space="preserve"> ориентирован прежде всего на генерацию шкафов и корпусной мебели, а </w:t>
-      </w:r>
-      <w:r>
-        <w:rPr>
-          <w:rFonts w:ascii="Times New Roman" w:hAnsi="Times New Roman" w:cs="Times New Roman"/>
-          <w:sz w:val="28"/>
-          <w:szCs w:val="28"/>
-        </w:rPr>
-        <w:lastRenderedPageBreak/>
-        <w:t xml:space="preserve">разрабатываемый плагин </w:t>
+        <w:t xml:space="preserve"> ориентирован прежде всего на генерацию шкафов и корпусной мебели, а разрабатываемый плагин </w:t>
       </w:r>
       <w:r>
         <w:rPr>
@@ -4854,41 +7346,15 @@
           <w:sz w:val="28"/>
           <w:szCs w:val="28"/>
         </w:rPr>
-        <w:t xml:space="preserve"> на создание модульного настольного органайзера. Кроме того, наш плагин работает в САПР КОМПАС-3D и использует параметры L, W, H, T, N и S, причем параметры L и S связаны геометрическим ограничением:</w:t>
-      </w:r>
-      <w:r>
-        <w:rPr>
-          <w:rFonts w:ascii="Times New Roman" w:hAnsi="Times New Roman" w:cs="Times New Roman"/>
-          <w:sz w:val="28"/>
-          <w:szCs w:val="28"/>
-        </w:rPr>
-        <w:t xml:space="preserve"> </w:t>
-      </w:r>
-      <w:r>
-        <w:rPr>
-          <w:rFonts w:ascii="Times New Roman" w:hAnsi="Times New Roman" w:cs="Times New Roman"/>
-          <w:sz w:val="28"/>
-          <w:szCs w:val="28"/>
-        </w:rPr>
-        <w:t>L ≥ N·S + (N+</w:t>
-      </w:r>
-      <w:proofErr w:type="gramStart"/>
-      <w:r>
-        <w:rPr>
-          <w:rFonts w:ascii="Times New Roman" w:hAnsi="Times New Roman" w:cs="Times New Roman"/>
-          <w:sz w:val="28"/>
-          <w:szCs w:val="28"/>
-        </w:rPr>
-        <w:t>1)·</w:t>
-      </w:r>
-      <w:proofErr w:type="gramEnd"/>
-      <w:r>
-        <w:rPr>
-          <w:rFonts w:ascii="Times New Roman" w:hAnsi="Times New Roman" w:cs="Times New Roman"/>
-          <w:sz w:val="28"/>
-          <w:szCs w:val="28"/>
-        </w:rPr>
-        <w:t>T.</w:t>
+        <w:t xml:space="preserve"> на создание модульного настольного органайзера. </w:t>
+      </w:r>
+      <w:r>
+        <w:rPr>
+          <w:rFonts w:ascii="Times New Roman" w:hAnsi="Times New Roman" w:cs="Times New Roman"/>
+          <w:sz w:val="28"/>
+          <w:szCs w:val="28"/>
+        </w:rPr>
+        <w:t>Разрабатываемое приложение взаимодействует с КОМПАС-3D и использует параметры L, W, H, T, N и S. Его особенностью является проверка взаимозависимых диапазонов L и S с учётом количества секций, толщины элементов и ограничения ширины последней секции. Первые N−1 секций имеют ширину S, а последняя занимает оставшуюся часть внутренней длины корпуса.</w:t>
       </w:r>
     </w:p>
     <w:p>
@@ -4951,7 +7417,23 @@
           <w:sz w:val="28"/>
           <w:szCs w:val="28"/>
         </w:rPr>
-        <w:t xml:space="preserve"> представлен на рисунке 2.2.</w:t>
+        <w:t xml:space="preserve"> представлен на рисунке </w:t>
+      </w:r>
+      <w:r>
+        <w:rPr>
+          <w:rFonts w:ascii="Times New Roman" w:hAnsi="Times New Roman" w:cs="Times New Roman"/>
+          <w:sz w:val="28"/>
+          <w:szCs w:val="28"/>
+        </w:rPr>
+        <w:t>1</w:t>
+      </w:r>
+      <w:r>
+        <w:rPr>
+          <w:rFonts w:ascii="Times New Roman" w:hAnsi="Times New Roman" w:cs="Times New Roman"/>
+          <w:sz w:val="28"/>
+          <w:szCs w:val="28"/>
+        </w:rPr>
+        <w:t>.2.</w:t>
       </w:r>
     </w:p>
     <w:p>
@@ -4983,6 +7465,7 @@
           <w:noProof/>
           <w:lang w:eastAsia="ru-RU"/>
         </w:rPr>
+        <w:lastRenderedPageBreak/>
         <w:drawing>
           <wp:inline distT="0" distB="0" distL="0" distR="0" wp14:anchorId="666357E3" wp14:editId="16499EE0">
             <wp:extent cx="5657850" cy="3599180"/>
@@ -5174,6 +7657,11 @@
     </w:p>
     <w:p>
       <w:pPr>
+        <w:pStyle w:val="a3"/>
+        <w:numPr>
+          <w:ilvl w:val="0"/>
+          <w:numId w:val="18"/>
+        </w:numPr>
         <w:tabs>
           <w:tab w:val="left" w:pos="284"/>
         </w:tabs>
@@ -5181,21 +7669,12 @@
         <w:jc w:val="center"/>
         <w:rPr>
           <w:rFonts w:ascii="Times New Roman" w:hAnsi="Times New Roman" w:cs="Times New Roman"/>
-          <w:sz w:val="28"/>
-          <w:szCs w:val="28"/>
-        </w:rPr>
-      </w:pPr>
-      <w:r>
-        <w:rPr>
-          <w:rFonts w:ascii="Times New Roman" w:hAnsi="Times New Roman" w:cs="Times New Roman"/>
           <w:b/>
           <w:bCs/>
           <w:sz w:val="28"/>
           <w:szCs w:val="28"/>
         </w:rPr>
-        <w:lastRenderedPageBreak/>
-        <w:t xml:space="preserve">2 </w:t>
-      </w:r>
+      </w:pPr>
       <w:r>
         <w:rPr>
           <w:rFonts w:ascii="Times New Roman" w:hAnsi="Times New Roman" w:cs="Times New Roman"/>
@@ -5204,8 +7683,24 @@
           <w:sz w:val="28"/>
           <w:szCs w:val="28"/>
         </w:rPr>
+        <w:lastRenderedPageBreak/>
         <w:t>ОПИСАНИЕ ПРЕДМЕТА ПРОЕКТИРОВАНИЯ</w:t>
       </w:r>
+    </w:p>
+    <w:p>
+      <w:pPr>
+        <w:pStyle w:val="a3"/>
+        <w:tabs>
+          <w:tab w:val="left" w:pos="284"/>
+        </w:tabs>
+        <w:spacing w:after="0" w:line="360" w:lineRule="auto"/>
+        <w:ind w:left="420"/>
+        <w:rPr>
+          <w:rFonts w:ascii="Times New Roman" w:hAnsi="Times New Roman" w:cs="Times New Roman"/>
+          <w:sz w:val="28"/>
+          <w:szCs w:val="28"/>
+        </w:rPr>
+      </w:pPr>
     </w:p>
     <w:p>
       <w:pPr>
@@ -5309,7 +7804,7 @@
           <w:sz w:val="28"/>
           <w:szCs w:val="28"/>
         </w:rPr>
-        <w:t>Под требование пользователя в модели могут изменяться следующие параметры:</w:t>
+        <w:t>Пользователь задаёт следующие параметры модели:</w:t>
       </w:r>
     </w:p>
     <w:p>
@@ -5317,10 +7812,9 @@
         <w:pStyle w:val="a3"/>
         <w:numPr>
           <w:ilvl w:val="0"/>
-          <w:numId w:val="17"/>
+          <w:numId w:val="21"/>
         </w:numPr>
         <w:spacing w:after="0" w:line="360" w:lineRule="auto"/>
-        <w:ind w:left="0" w:firstLine="709"/>
         <w:jc w:val="both"/>
         <w:rPr>
           <w:rFonts w:ascii="Times New Roman" w:hAnsi="Times New Roman" w:cs="Times New Roman"/>
@@ -5331,20 +7825,10 @@
       <w:r>
         <w:rPr>
           <w:rFonts w:ascii="Times New Roman" w:hAnsi="Times New Roman" w:cs="Times New Roman"/>
-          <w:b/>
-          <w:bCs/>
-          <w:sz w:val="28"/>
-          <w:szCs w:val="28"/>
-        </w:rPr>
-        <w:t>L</w:t>
-      </w:r>
-      <w:r>
-        <w:rPr>
-          <w:rFonts w:ascii="Times New Roman" w:hAnsi="Times New Roman" w:cs="Times New Roman"/>
-          <w:sz w:val="28"/>
-          <w:szCs w:val="28"/>
-        </w:rPr>
-        <w:t xml:space="preserve"> — длина органайзера от 200 до 500 мм; </w:t>
+          <w:sz w:val="28"/>
+          <w:szCs w:val="28"/>
+        </w:rPr>
+        <w:t>L — наружная длина органайзера, от 200 до 500 мм;</w:t>
       </w:r>
     </w:p>
     <w:p>
@@ -5352,10 +7836,9 @@
         <w:pStyle w:val="a3"/>
         <w:numPr>
           <w:ilvl w:val="0"/>
-          <w:numId w:val="17"/>
+          <w:numId w:val="21"/>
         </w:numPr>
         <w:spacing w:after="0" w:line="360" w:lineRule="auto"/>
-        <w:ind w:left="0" w:firstLine="709"/>
         <w:jc w:val="both"/>
         <w:rPr>
           <w:rFonts w:ascii="Times New Roman" w:hAnsi="Times New Roman" w:cs="Times New Roman"/>
@@ -5366,20 +7849,10 @@
       <w:r>
         <w:rPr>
           <w:rFonts w:ascii="Times New Roman" w:hAnsi="Times New Roman" w:cs="Times New Roman"/>
-          <w:b/>
-          <w:bCs/>
-          <w:sz w:val="28"/>
-          <w:szCs w:val="28"/>
-        </w:rPr>
-        <w:t>W</w:t>
-      </w:r>
-      <w:r>
-        <w:rPr>
-          <w:rFonts w:ascii="Times New Roman" w:hAnsi="Times New Roman" w:cs="Times New Roman"/>
-          <w:sz w:val="28"/>
-          <w:szCs w:val="28"/>
-        </w:rPr>
-        <w:t xml:space="preserve"> — ширина органайзера от 100 до 250 мм; </w:t>
+          <w:sz w:val="28"/>
+          <w:szCs w:val="28"/>
+        </w:rPr>
+        <w:t>W — наружная ширина органайзера, от 100 до 250 мм;</w:t>
       </w:r>
     </w:p>
     <w:p>
@@ -5387,10 +7860,9 @@
         <w:pStyle w:val="a3"/>
         <w:numPr>
           <w:ilvl w:val="0"/>
-          <w:numId w:val="17"/>
+          <w:numId w:val="21"/>
         </w:numPr>
         <w:spacing w:after="0" w:line="360" w:lineRule="auto"/>
-        <w:ind w:left="0" w:firstLine="709"/>
         <w:jc w:val="both"/>
         <w:rPr>
           <w:rFonts w:ascii="Times New Roman" w:hAnsi="Times New Roman" w:cs="Times New Roman"/>
@@ -5401,20 +7873,10 @@
       <w:r>
         <w:rPr>
           <w:rFonts w:ascii="Times New Roman" w:hAnsi="Times New Roman" w:cs="Times New Roman"/>
-          <w:b/>
-          <w:bCs/>
-          <w:sz w:val="28"/>
-          <w:szCs w:val="28"/>
-        </w:rPr>
-        <w:t>H</w:t>
-      </w:r>
-      <w:r>
-        <w:rPr>
-          <w:rFonts w:ascii="Times New Roman" w:hAnsi="Times New Roman" w:cs="Times New Roman"/>
-          <w:sz w:val="28"/>
-          <w:szCs w:val="28"/>
-        </w:rPr>
-        <w:t xml:space="preserve"> — высота органайзера от 50 до 150 мм; </w:t>
+          <w:sz w:val="28"/>
+          <w:szCs w:val="28"/>
+        </w:rPr>
+        <w:t>H — наружная высота органайзера, от 50 до 150 мм;</w:t>
       </w:r>
     </w:p>
     <w:p>
@@ -5422,10 +7884,9 @@
         <w:pStyle w:val="a3"/>
         <w:numPr>
           <w:ilvl w:val="0"/>
-          <w:numId w:val="17"/>
+          <w:numId w:val="21"/>
         </w:numPr>
         <w:spacing w:after="0" w:line="360" w:lineRule="auto"/>
-        <w:ind w:left="0" w:firstLine="709"/>
         <w:jc w:val="both"/>
         <w:rPr>
           <w:rFonts w:ascii="Times New Roman" w:hAnsi="Times New Roman" w:cs="Times New Roman"/>
@@ -5436,20 +7897,26 @@
       <w:r>
         <w:rPr>
           <w:rFonts w:ascii="Times New Roman" w:hAnsi="Times New Roman" w:cs="Times New Roman"/>
-          <w:b/>
-          <w:bCs/>
-          <w:sz w:val="28"/>
-          <w:szCs w:val="28"/>
-        </w:rPr>
-        <w:t>T</w:t>
-      </w:r>
-      <w:r>
-        <w:rPr>
-          <w:rFonts w:ascii="Times New Roman" w:hAnsi="Times New Roman" w:cs="Times New Roman"/>
-          <w:sz w:val="28"/>
-          <w:szCs w:val="28"/>
-        </w:rPr>
-        <w:t xml:space="preserve"> — толщина стенок и перегородок от 3 до 10 мм; </w:t>
+          <w:sz w:val="28"/>
+          <w:szCs w:val="28"/>
+        </w:rPr>
+        <w:t>T — толщина основания, наружных стенок и внутренних перегородок, от 3 до 10</w:t>
+      </w:r>
+      <w:r>
+        <w:rPr>
+          <w:rFonts w:ascii="Times New Roman" w:hAnsi="Times New Roman" w:cs="Times New Roman"/>
+          <w:sz w:val="28"/>
+          <w:szCs w:val="28"/>
+        </w:rPr>
+        <w:t xml:space="preserve"> м</w:t>
+      </w:r>
+      <w:r>
+        <w:rPr>
+          <w:rFonts w:ascii="Times New Roman" w:hAnsi="Times New Roman" w:cs="Times New Roman"/>
+          <w:sz w:val="28"/>
+          <w:szCs w:val="28"/>
+        </w:rPr>
+        <w:t>м;</w:t>
       </w:r>
     </w:p>
     <w:p>
@@ -5457,10 +7924,9 @@
         <w:pStyle w:val="a3"/>
         <w:numPr>
           <w:ilvl w:val="0"/>
-          <w:numId w:val="17"/>
+          <w:numId w:val="21"/>
         </w:numPr>
         <w:spacing w:after="0" w:line="360" w:lineRule="auto"/>
-        <w:ind w:left="0" w:firstLine="709"/>
         <w:jc w:val="both"/>
         <w:rPr>
           <w:rFonts w:ascii="Times New Roman" w:hAnsi="Times New Roman" w:cs="Times New Roman"/>
@@ -5471,20 +7937,10 @@
       <w:r>
         <w:rPr>
           <w:rFonts w:ascii="Times New Roman" w:hAnsi="Times New Roman" w:cs="Times New Roman"/>
-          <w:b/>
-          <w:bCs/>
-          <w:sz w:val="28"/>
-          <w:szCs w:val="28"/>
-        </w:rPr>
-        <w:t>N</w:t>
-      </w:r>
-      <w:r>
-        <w:rPr>
-          <w:rFonts w:ascii="Times New Roman" w:hAnsi="Times New Roman" w:cs="Times New Roman"/>
-          <w:sz w:val="28"/>
-          <w:szCs w:val="28"/>
-        </w:rPr>
-        <w:t xml:space="preserve"> — количество секций от 2 до 6; </w:t>
+          <w:sz w:val="28"/>
+          <w:szCs w:val="28"/>
+        </w:rPr>
+        <w:t>N — целое количество секций, от 2 до 6;</w:t>
       </w:r>
     </w:p>
     <w:p>
@@ -5492,10 +7948,9 @@
         <w:pStyle w:val="a3"/>
         <w:numPr>
           <w:ilvl w:val="0"/>
-          <w:numId w:val="17"/>
+          <w:numId w:val="21"/>
         </w:numPr>
         <w:spacing w:after="0" w:line="360" w:lineRule="auto"/>
-        <w:ind w:left="0" w:firstLine="709"/>
         <w:jc w:val="both"/>
         <w:rPr>
           <w:rFonts w:ascii="Times New Roman" w:hAnsi="Times New Roman" w:cs="Times New Roman"/>
@@ -5506,21 +7961,23 @@
       <w:r>
         <w:rPr>
           <w:rFonts w:ascii="Times New Roman" w:hAnsi="Times New Roman" w:cs="Times New Roman"/>
-          <w:b/>
-          <w:bCs/>
-          <w:sz w:val="28"/>
-          <w:szCs w:val="28"/>
-        </w:rPr>
-        <w:t>S</w:t>
-      </w:r>
-      <w:r>
-        <w:rPr>
-          <w:rFonts w:ascii="Times New Roman" w:hAnsi="Times New Roman" w:cs="Times New Roman"/>
-          <w:sz w:val="28"/>
-          <w:szCs w:val="28"/>
-        </w:rPr>
-        <w:t xml:space="preserve"> — ширина секции от 30 до 100 мм. </w:t>
-      </w:r>
+          <w:sz w:val="28"/>
+          <w:szCs w:val="28"/>
+        </w:rPr>
+        <w:t>S — внутренняя ширина первых N−1 секций, измеряемая вдоль длины корпуса, от 30 до 100 мм.</w:t>
+      </w:r>
+    </w:p>
+    <w:p>
+      <w:pPr>
+        <w:pStyle w:val="a3"/>
+        <w:spacing w:after="0" w:line="360" w:lineRule="auto"/>
+        <w:jc w:val="both"/>
+        <w:rPr>
+          <w:rFonts w:ascii="Times New Roman" w:hAnsi="Times New Roman" w:cs="Times New Roman"/>
+          <w:sz w:val="28"/>
+          <w:szCs w:val="28"/>
+        </w:rPr>
+      </w:pPr>
     </w:p>
     <w:p>
       <w:pPr>
@@ -5540,47 +7997,16 @@
           <w:sz w:val="28"/>
           <w:szCs w:val="28"/>
         </w:rPr>
-        <w:t>Параметры L и S являются взаимозависимыми. Для корректного построения модели должно выполняться условие:</w:t>
-      </w:r>
-      <w:r>
-        <w:rPr>
-          <w:rFonts w:ascii="Times New Roman" w:hAnsi="Times New Roman" w:cs="Times New Roman"/>
-          <w:sz w:val="28"/>
-          <w:szCs w:val="28"/>
-        </w:rPr>
-        <w:t xml:space="preserve"> </w:t>
-      </w:r>
-      <w:r>
-        <w:rPr>
-          <w:rFonts w:ascii="Times New Roman" w:hAnsi="Times New Roman" w:cs="Times New Roman"/>
-          <w:b/>
-          <w:bCs/>
-          <w:sz w:val="28"/>
-          <w:szCs w:val="28"/>
-        </w:rPr>
-        <w:t>L ≥ N·S + (N+</w:t>
-      </w:r>
-      <w:proofErr w:type="gramStart"/>
-      <w:r>
-        <w:rPr>
-          <w:rFonts w:ascii="Times New Roman" w:hAnsi="Times New Roman" w:cs="Times New Roman"/>
-          <w:b/>
-          <w:bCs/>
-          <w:sz w:val="28"/>
-          <w:szCs w:val="28"/>
-        </w:rPr>
-        <w:t>1)·</w:t>
-      </w:r>
-      <w:proofErr w:type="gramEnd"/>
-      <w:r>
-        <w:rPr>
-          <w:rFonts w:ascii="Times New Roman" w:hAnsi="Times New Roman" w:cs="Times New Roman"/>
-          <w:b/>
-          <w:bCs/>
-          <w:sz w:val="28"/>
-          <w:szCs w:val="28"/>
-        </w:rPr>
-        <w:t>T.</w:t>
+        <w:t xml:space="preserve">Органайзер содержит N секций, расположенных в один ряд вдоль длины L. Первые N−1 секций имеют одинаковую внутреннюю ширину S. Последняя </w:t>
+      </w:r>
+      <w:r>
+        <w:rPr>
+          <w:rFonts w:ascii="Times New Roman" w:hAnsi="Times New Roman" w:cs="Times New Roman"/>
+          <w:sz w:val="28"/>
+          <w:szCs w:val="28"/>
+        </w:rPr>
+        <w:lastRenderedPageBreak/>
+        <w:t>секция расположена у правой торцевой стенки и занимает оставшуюся часть внутренней длины корпуса. Её ширина определяется выражением:</w:t>
       </w:r>
     </w:p>
     <w:p>
@@ -5601,22 +8027,247 @@
           <w:sz w:val="28"/>
           <w:szCs w:val="28"/>
         </w:rPr>
-        <w:t xml:space="preserve">При изменении значения L система должна пересчитывать допустимый диапазон значения S. При изменении значения S система должна пересчитывать минимально допустимое значение L. Данная зависимость </w:t>
-      </w:r>
-      <w:r>
-        <w:rPr>
-          <w:rFonts w:ascii="Times New Roman" w:hAnsi="Times New Roman" w:cs="Times New Roman"/>
-          <w:sz w:val="28"/>
-          <w:szCs w:val="28"/>
-        </w:rPr>
-        <w:lastRenderedPageBreak/>
-        <w:t>позволяет обеспечить расположение заданного количества секций внутри корпуса органайзера без выхода перегородок за пределы внешних стенок.</w:t>
+        <w:t>L − (N+</w:t>
+      </w:r>
+      <w:proofErr w:type="gramStart"/>
+      <w:r>
+        <w:rPr>
+          <w:rFonts w:ascii="Times New Roman" w:hAnsi="Times New Roman" w:cs="Times New Roman"/>
+          <w:sz w:val="28"/>
+          <w:szCs w:val="28"/>
+        </w:rPr>
+        <w:t>1)·</w:t>
+      </w:r>
+      <w:proofErr w:type="gramEnd"/>
+      <w:r>
+        <w:rPr>
+          <w:rFonts w:ascii="Times New Roman" w:hAnsi="Times New Roman" w:cs="Times New Roman"/>
+          <w:sz w:val="28"/>
+          <w:szCs w:val="28"/>
+        </w:rPr>
+        <w:t>T − (N−</w:t>
+      </w:r>
+      <w:proofErr w:type="gramStart"/>
+      <w:r>
+        <w:rPr>
+          <w:rFonts w:ascii="Times New Roman" w:hAnsi="Times New Roman" w:cs="Times New Roman"/>
+          <w:sz w:val="28"/>
+          <w:szCs w:val="28"/>
+        </w:rPr>
+        <w:t>1)·</w:t>
+      </w:r>
+      <w:proofErr w:type="gramEnd"/>
+      <w:r>
+        <w:rPr>
+          <w:rFonts w:ascii="Times New Roman" w:hAnsi="Times New Roman" w:cs="Times New Roman"/>
+          <w:sz w:val="28"/>
+          <w:szCs w:val="28"/>
+        </w:rPr>
+        <w:t>S.</w:t>
       </w:r>
     </w:p>
     <w:p>
       <w:pPr>
         <w:pStyle w:val="a3"/>
-        <w:spacing w:line="360" w:lineRule="auto"/>
+        <w:spacing w:after="0" w:line="360" w:lineRule="auto"/>
+        <w:ind w:left="0" w:firstLine="709"/>
+        <w:jc w:val="both"/>
+        <w:rPr>
+          <w:rFonts w:ascii="Times New Roman" w:hAnsi="Times New Roman" w:cs="Times New Roman"/>
+          <w:sz w:val="28"/>
+          <w:szCs w:val="28"/>
+        </w:rPr>
+      </w:pPr>
+      <w:r>
+        <w:rPr>
+          <w:rFonts w:ascii="Times New Roman" w:hAnsi="Times New Roman" w:cs="Times New Roman"/>
+          <w:sz w:val="28"/>
+          <w:szCs w:val="28"/>
+        </w:rPr>
+        <w:t>Ширина последней секции должна быть не меньше S и не больше 100 мм. Для корректного построения должно выполняться условие:</w:t>
+      </w:r>
+    </w:p>
+    <w:p>
+      <w:pPr>
+        <w:pStyle w:val="a3"/>
+        <w:spacing w:after="0" w:line="360" w:lineRule="auto"/>
+        <w:ind w:left="0" w:firstLine="709"/>
+        <w:jc w:val="both"/>
+        <w:rPr>
+          <w:rFonts w:ascii="Times New Roman" w:hAnsi="Times New Roman" w:cs="Times New Roman"/>
+          <w:sz w:val="28"/>
+          <w:szCs w:val="28"/>
+        </w:rPr>
+      </w:pPr>
+      <w:r>
+        <w:rPr>
+          <w:rFonts w:ascii="Times New Roman" w:hAnsi="Times New Roman" w:cs="Times New Roman"/>
+          <w:sz w:val="28"/>
+          <w:szCs w:val="28"/>
+        </w:rPr>
+        <w:t>N·S + (N+</w:t>
+      </w:r>
+      <w:proofErr w:type="gramStart"/>
+      <w:r>
+        <w:rPr>
+          <w:rFonts w:ascii="Times New Roman" w:hAnsi="Times New Roman" w:cs="Times New Roman"/>
+          <w:sz w:val="28"/>
+          <w:szCs w:val="28"/>
+        </w:rPr>
+        <w:t>1)·</w:t>
+      </w:r>
+      <w:proofErr w:type="gramEnd"/>
+      <w:r>
+        <w:rPr>
+          <w:rFonts w:ascii="Times New Roman" w:hAnsi="Times New Roman" w:cs="Times New Roman"/>
+          <w:sz w:val="28"/>
+          <w:szCs w:val="28"/>
+        </w:rPr>
+        <w:t>T ≤ L ≤ (N−</w:t>
+      </w:r>
+      <w:proofErr w:type="gramStart"/>
+      <w:r>
+        <w:rPr>
+          <w:rFonts w:ascii="Times New Roman" w:hAnsi="Times New Roman" w:cs="Times New Roman"/>
+          <w:sz w:val="28"/>
+          <w:szCs w:val="28"/>
+        </w:rPr>
+        <w:t>1)·</w:t>
+      </w:r>
+      <w:proofErr w:type="gramEnd"/>
+      <w:r>
+        <w:rPr>
+          <w:rFonts w:ascii="Times New Roman" w:hAnsi="Times New Roman" w:cs="Times New Roman"/>
+          <w:sz w:val="28"/>
+          <w:szCs w:val="28"/>
+        </w:rPr>
+        <w:t>S + (N+</w:t>
+      </w:r>
+      <w:proofErr w:type="gramStart"/>
+      <w:r>
+        <w:rPr>
+          <w:rFonts w:ascii="Times New Roman" w:hAnsi="Times New Roman" w:cs="Times New Roman"/>
+          <w:sz w:val="28"/>
+          <w:szCs w:val="28"/>
+        </w:rPr>
+        <w:t>1)·</w:t>
+      </w:r>
+      <w:proofErr w:type="gramEnd"/>
+      <w:r>
+        <w:rPr>
+          <w:rFonts w:ascii="Times New Roman" w:hAnsi="Times New Roman" w:cs="Times New Roman"/>
+          <w:sz w:val="28"/>
+          <w:szCs w:val="28"/>
+        </w:rPr>
+        <w:t>T + 100.</w:t>
+      </w:r>
+    </w:p>
+    <w:p>
+      <w:pPr>
+        <w:pStyle w:val="a3"/>
+        <w:spacing w:after="0" w:line="360" w:lineRule="auto"/>
+        <w:ind w:left="0" w:firstLine="709"/>
+        <w:jc w:val="both"/>
+        <w:rPr>
+          <w:rFonts w:ascii="Times New Roman" w:hAnsi="Times New Roman" w:cs="Times New Roman"/>
+          <w:sz w:val="28"/>
+          <w:szCs w:val="28"/>
+        </w:rPr>
+      </w:pPr>
+      <w:r>
+        <w:rPr>
+          <w:rFonts w:ascii="Times New Roman" w:hAnsi="Times New Roman" w:cs="Times New Roman"/>
+          <w:sz w:val="28"/>
+          <w:szCs w:val="28"/>
+        </w:rPr>
+        <w:t>Параметры L и S вводятся независимо. При изменении L пересчитывается допустимый диапазон S, при изменении S — допустимый диапазон L. При изменении N или T пересчитываются оба диапазона. Расчёты выполняются по формулам, приведённым в пункте 3.3.1 технического задания. Введённые значения автоматически не изменяются.</w:t>
+      </w:r>
+    </w:p>
+    <w:p>
+      <w:pPr>
+        <w:pStyle w:val="a3"/>
+        <w:spacing w:after="0" w:line="360" w:lineRule="auto"/>
+        <w:ind w:left="0" w:firstLine="709"/>
+        <w:jc w:val="both"/>
+        <w:rPr>
+          <w:rFonts w:ascii="Times New Roman" w:hAnsi="Times New Roman" w:cs="Times New Roman"/>
+          <w:sz w:val="28"/>
+          <w:szCs w:val="28"/>
+        </w:rPr>
+      </w:pPr>
+      <w:r>
+        <w:rPr>
+          <w:rFonts w:ascii="Times New Roman" w:hAnsi="Times New Roman" w:cs="Times New Roman"/>
+          <w:sz w:val="28"/>
+          <w:szCs w:val="28"/>
+        </w:rPr>
+        <w:t>Если рассчитанная нижняя граница диапазона превышает верхнюю, допустимые значения при текущем сочетании параметров отсутствуют. Приложение сообщает об этом пользователю и не допускает построение модели.</w:t>
+      </w:r>
+    </w:p>
+    <w:p>
+      <w:pPr>
+        <w:pStyle w:val="a3"/>
+        <w:spacing w:after="0" w:line="360" w:lineRule="auto"/>
+        <w:ind w:left="0" w:firstLine="709"/>
+        <w:jc w:val="both"/>
+        <w:rPr>
+          <w:rFonts w:ascii="Times New Roman" w:hAnsi="Times New Roman" w:cs="Times New Roman"/>
+          <w:sz w:val="28"/>
+          <w:szCs w:val="28"/>
+        </w:rPr>
+      </w:pPr>
+      <w:r>
+        <w:rPr>
+          <w:rFonts w:ascii="Times New Roman" w:hAnsi="Times New Roman" w:cs="Times New Roman"/>
+          <w:sz w:val="28"/>
+          <w:szCs w:val="28"/>
+        </w:rPr>
+        <w:t>В принятой системе координат основание занимает область от 0 до L по оси X, от 0 до W по оси Y и от 0 до T по оси Z. Левая и правая торцевые стенки расположены соответственно в интервалах X от 0 до T и от L−T до L. Продольные стенки расположены в интервалах Y от 0 до T и от W−T до W.</w:t>
+      </w:r>
+    </w:p>
+    <w:p>
+      <w:pPr>
+        <w:pStyle w:val="a3"/>
+        <w:spacing w:after="0" w:line="360" w:lineRule="auto"/>
+        <w:ind w:left="0" w:firstLine="709"/>
+        <w:jc w:val="both"/>
+        <w:rPr>
+          <w:rFonts w:ascii="Times New Roman" w:hAnsi="Times New Roman" w:cs="Times New Roman"/>
+          <w:sz w:val="28"/>
+          <w:szCs w:val="28"/>
+        </w:rPr>
+      </w:pPr>
+      <w:r>
+        <w:rPr>
+          <w:rFonts w:ascii="Times New Roman" w:hAnsi="Times New Roman" w:cs="Times New Roman"/>
+          <w:sz w:val="28"/>
+          <w:szCs w:val="28"/>
+        </w:rPr>
+        <w:t>Перегородка с номером i, где i = 1, …, N−1, занимает интервал X от i·(S+T) до i·(S+</w:t>
+      </w:r>
+      <w:proofErr w:type="gramStart"/>
+      <w:r>
+        <w:rPr>
+          <w:rFonts w:ascii="Times New Roman" w:hAnsi="Times New Roman" w:cs="Times New Roman"/>
+          <w:sz w:val="28"/>
+          <w:szCs w:val="28"/>
+        </w:rPr>
+        <w:t>T)+</w:t>
+      </w:r>
+      <w:proofErr w:type="gramEnd"/>
+      <w:r>
+        <w:rPr>
+          <w:rFonts w:ascii="Times New Roman" w:hAnsi="Times New Roman" w:cs="Times New Roman"/>
+          <w:sz w:val="28"/>
+          <w:szCs w:val="28"/>
+        </w:rPr>
+        <w:t>T и проходит между внутренними поверхностями продольных стенок: от T до W−T по оси Y. Все перегородки соединяются с основанием и продольными стенками. Их верхние грани находятся на высоте H, на одном уровне с наружными стенками. Дополнительные зазоры между секциями не предусматриваются.</w:t>
+      </w:r>
+    </w:p>
+    <w:p>
+      <w:pPr>
+        <w:pStyle w:val="a3"/>
+        <w:spacing w:after="0" w:line="360" w:lineRule="auto"/>
         <w:ind w:left="0" w:firstLine="709"/>
         <w:jc w:val="both"/>
         <w:rPr>
@@ -5694,6 +8345,7 @@
           <w:szCs w:val="28"/>
           <w:lang w:eastAsia="ru-RU"/>
         </w:rPr>
+        <w:lastRenderedPageBreak/>
         <w:drawing>
           <wp:inline distT="0" distB="0" distL="0" distR="0" wp14:anchorId="043F75CD" wp14:editId="2572D8DC">
             <wp:extent cx="4861714" cy="2507853"/>
@@ -5827,9 +8479,8 @@
           <w:sz w:val="28"/>
           <w:szCs w:val="28"/>
         </w:rPr>
-        <w:t xml:space="preserve"> представлен чертеж </w:t>
-      </w:r>
-      <w:proofErr w:type="spellStart"/>
+        <w:t xml:space="preserve"> представлен чертеж модульного</w:t>
+      </w:r>
       <w:r>
         <w:rPr>
           <w:rFonts w:ascii="Times New Roman" w:eastAsia="Times New Roman" w:hAnsi="Times New Roman" w:cs="Times New Roman"/>
@@ -5837,9 +8488,8 @@
           <w:sz w:val="28"/>
           <w:szCs w:val="28"/>
         </w:rPr>
-        <w:t>модульногоорганайзера</w:t>
-      </w:r>
-      <w:proofErr w:type="spellEnd"/>
+        <w:t xml:space="preserve"> </w:t>
+      </w:r>
       <w:r>
         <w:rPr>
           <w:rFonts w:ascii="Times New Roman" w:eastAsia="Times New Roman" w:hAnsi="Times New Roman" w:cs="Times New Roman"/>
@@ -5847,7 +8497,7 @@
           <w:sz w:val="28"/>
           <w:szCs w:val="28"/>
         </w:rPr>
-        <w:t xml:space="preserve"> с обозначением основных геометрических параметров.</w:t>
+        <w:t>органайзера с обозначением основных геометрических параметров.</w:t>
       </w:r>
     </w:p>
     <w:p>
@@ -6165,7 +8815,15 @@
           <w:sz w:val="28"/>
           <w:szCs w:val="28"/>
         </w:rPr>
-        <w:t>Разрабатываемый плагин должен запускаться непосредственно из САПР КОМПАС-3D. Пользователь взаимодействует с графическим интерфейсом плагина, вводит параметры модели и запускает построение органайзера. Для разделения пользовательского интерфейса, бизнес-логики и взаимодействия с API КОМПАС-3D используется архитектура на основе паттерна MVVM.</w:t>
+        <w:t>«Модульный органайзер» реализуется как отдельное настольное приложение на C# с использованием .NET 8 и WPF. Пользователь запускает приложение, вводит параметры модели и выполняет команду построения. Приложение подключается к работающему экземпляру КОМПАС-3D либо запускает САПР при его отсутствии. Для разделения представления, логики пользовательского интерфейса и предметной логики используется архитектура MVVM. Работа с API САПР выделяется в отдельный компонент</w:t>
+      </w:r>
+      <w:r>
+        <w:rPr>
+          <w:rFonts w:ascii="Times New Roman" w:hAnsi="Times New Roman" w:cs="Times New Roman"/>
+          <w:sz w:val="28"/>
+          <w:szCs w:val="28"/>
+        </w:rPr>
+        <w:t>.</w:t>
       </w:r>
     </w:p>
     <w:p>
@@ -6186,7 +8844,300 @@
           <w:sz w:val="28"/>
           <w:szCs w:val="28"/>
         </w:rPr>
-        <w:t>В состав системы входят следующие основные классы:</w:t>
+        <w:t>Решение состоит из четырёх проектов. Проект</w:t>
+      </w:r>
+      <w:r>
+        <w:rPr>
+          <w:rFonts w:ascii="Times New Roman" w:hAnsi="Times New Roman" w:cs="Times New Roman"/>
+          <w:sz w:val="28"/>
+          <w:szCs w:val="28"/>
+          <w:lang w:val="en-US"/>
+        </w:rPr>
+        <w:t xml:space="preserve"> Core </w:t>
+      </w:r>
+      <w:r>
+        <w:rPr>
+          <w:rFonts w:ascii="Times New Roman" w:hAnsi="Times New Roman" w:cs="Times New Roman"/>
+          <w:sz w:val="28"/>
+          <w:szCs w:val="28"/>
+        </w:rPr>
+        <w:t>содержит</w:t>
+      </w:r>
+      <w:r>
+        <w:rPr>
+          <w:rFonts w:ascii="Times New Roman" w:hAnsi="Times New Roman" w:cs="Times New Roman"/>
+          <w:sz w:val="28"/>
+          <w:szCs w:val="28"/>
+          <w:lang w:val="en-US"/>
+        </w:rPr>
+        <w:t xml:space="preserve"> </w:t>
+      </w:r>
+      <w:r>
+        <w:rPr>
+          <w:rFonts w:ascii="Times New Roman" w:hAnsi="Times New Roman" w:cs="Times New Roman"/>
+          <w:sz w:val="28"/>
+          <w:szCs w:val="28"/>
+        </w:rPr>
+        <w:t>классы</w:t>
+      </w:r>
+      <w:r>
+        <w:rPr>
+          <w:rFonts w:ascii="Times New Roman" w:hAnsi="Times New Roman" w:cs="Times New Roman"/>
+          <w:sz w:val="28"/>
+          <w:szCs w:val="28"/>
+          <w:lang w:val="en-US"/>
+        </w:rPr>
+        <w:t xml:space="preserve"> OrganizerParameters </w:t>
+      </w:r>
+      <w:r>
+        <w:rPr>
+          <w:rFonts w:ascii="Times New Roman" w:hAnsi="Times New Roman" w:cs="Times New Roman"/>
+          <w:sz w:val="28"/>
+          <w:szCs w:val="28"/>
+        </w:rPr>
+        <w:t>и</w:t>
+      </w:r>
+      <w:r>
+        <w:rPr>
+          <w:rFonts w:ascii="Times New Roman" w:hAnsi="Times New Roman" w:cs="Times New Roman"/>
+          <w:sz w:val="28"/>
+          <w:szCs w:val="28"/>
+          <w:lang w:val="en-US"/>
+        </w:rPr>
+        <w:t xml:space="preserve"> Validator. </w:t>
+      </w:r>
+      <w:r>
+        <w:rPr>
+          <w:rFonts w:ascii="Times New Roman" w:hAnsi="Times New Roman" w:cs="Times New Roman"/>
+          <w:sz w:val="28"/>
+          <w:szCs w:val="28"/>
+        </w:rPr>
+        <w:t>Проект</w:t>
+      </w:r>
+      <w:r>
+        <w:rPr>
+          <w:rFonts w:ascii="Times New Roman" w:hAnsi="Times New Roman" w:cs="Times New Roman"/>
+          <w:sz w:val="28"/>
+          <w:szCs w:val="28"/>
+          <w:lang w:val="en-US"/>
+        </w:rPr>
+        <w:t xml:space="preserve"> Wrapper </w:t>
+      </w:r>
+      <w:r>
+        <w:rPr>
+          <w:rFonts w:ascii="Times New Roman" w:hAnsi="Times New Roman" w:cs="Times New Roman"/>
+          <w:sz w:val="28"/>
+          <w:szCs w:val="28"/>
+        </w:rPr>
+        <w:t>содержит</w:t>
+      </w:r>
+      <w:r>
+        <w:rPr>
+          <w:rFonts w:ascii="Times New Roman" w:hAnsi="Times New Roman" w:cs="Times New Roman"/>
+          <w:sz w:val="28"/>
+          <w:szCs w:val="28"/>
+          <w:lang w:val="en-US"/>
+        </w:rPr>
+        <w:t xml:space="preserve"> </w:t>
+      </w:r>
+      <w:r>
+        <w:rPr>
+          <w:rFonts w:ascii="Times New Roman" w:hAnsi="Times New Roman" w:cs="Times New Roman"/>
+          <w:sz w:val="28"/>
+          <w:szCs w:val="28"/>
+        </w:rPr>
+        <w:t>классы</w:t>
+      </w:r>
+      <w:r>
+        <w:rPr>
+          <w:rFonts w:ascii="Times New Roman" w:hAnsi="Times New Roman" w:cs="Times New Roman"/>
+          <w:sz w:val="28"/>
+          <w:szCs w:val="28"/>
+          <w:lang w:val="en-US"/>
+        </w:rPr>
+        <w:t xml:space="preserve"> OrganizerBuilder </w:t>
+      </w:r>
+      <w:r>
+        <w:rPr>
+          <w:rFonts w:ascii="Times New Roman" w:hAnsi="Times New Roman" w:cs="Times New Roman"/>
+          <w:sz w:val="28"/>
+          <w:szCs w:val="28"/>
+        </w:rPr>
+        <w:t>и</w:t>
+      </w:r>
+      <w:r>
+        <w:rPr>
+          <w:rFonts w:ascii="Times New Roman" w:hAnsi="Times New Roman" w:cs="Times New Roman"/>
+          <w:sz w:val="28"/>
+          <w:szCs w:val="28"/>
+          <w:lang w:val="en-US"/>
+        </w:rPr>
+        <w:t xml:space="preserve"> Kompas3DWrapper </w:t>
+      </w:r>
+      <w:r>
+        <w:rPr>
+          <w:rFonts w:ascii="Times New Roman" w:hAnsi="Times New Roman" w:cs="Times New Roman"/>
+          <w:sz w:val="28"/>
+          <w:szCs w:val="28"/>
+        </w:rPr>
+        <w:t>и</w:t>
+      </w:r>
+      <w:r>
+        <w:rPr>
+          <w:rFonts w:ascii="Times New Roman" w:hAnsi="Times New Roman" w:cs="Times New Roman"/>
+          <w:sz w:val="28"/>
+          <w:szCs w:val="28"/>
+          <w:lang w:val="en-US"/>
+        </w:rPr>
+        <w:t xml:space="preserve"> </w:t>
+      </w:r>
+      <w:r>
+        <w:rPr>
+          <w:rFonts w:ascii="Times New Roman" w:hAnsi="Times New Roman" w:cs="Times New Roman"/>
+          <w:sz w:val="28"/>
+          <w:szCs w:val="28"/>
+        </w:rPr>
+        <w:t>реализует</w:t>
+      </w:r>
+      <w:r>
+        <w:rPr>
+          <w:rFonts w:ascii="Times New Roman" w:hAnsi="Times New Roman" w:cs="Times New Roman"/>
+          <w:sz w:val="28"/>
+          <w:szCs w:val="28"/>
+          <w:lang w:val="en-US"/>
+        </w:rPr>
+        <w:t xml:space="preserve"> </w:t>
+      </w:r>
+      <w:r>
+        <w:rPr>
+          <w:rFonts w:ascii="Times New Roman" w:hAnsi="Times New Roman" w:cs="Times New Roman"/>
+          <w:sz w:val="28"/>
+          <w:szCs w:val="28"/>
+        </w:rPr>
+        <w:t>взаимодействие</w:t>
+      </w:r>
+      <w:r>
+        <w:rPr>
+          <w:rFonts w:ascii="Times New Roman" w:hAnsi="Times New Roman" w:cs="Times New Roman"/>
+          <w:sz w:val="28"/>
+          <w:szCs w:val="28"/>
+          <w:lang w:val="en-US"/>
+        </w:rPr>
+        <w:t xml:space="preserve"> </w:t>
+      </w:r>
+      <w:r>
+        <w:rPr>
+          <w:rFonts w:ascii="Times New Roman" w:hAnsi="Times New Roman" w:cs="Times New Roman"/>
+          <w:sz w:val="28"/>
+          <w:szCs w:val="28"/>
+        </w:rPr>
+        <w:t>с</w:t>
+      </w:r>
+      <w:r>
+        <w:rPr>
+          <w:rFonts w:ascii="Times New Roman" w:hAnsi="Times New Roman" w:cs="Times New Roman"/>
+          <w:sz w:val="28"/>
+          <w:szCs w:val="28"/>
+          <w:lang w:val="en-US"/>
+        </w:rPr>
+        <w:t xml:space="preserve"> API </w:t>
+      </w:r>
+      <w:r>
+        <w:rPr>
+          <w:rFonts w:ascii="Times New Roman" w:hAnsi="Times New Roman" w:cs="Times New Roman"/>
+          <w:sz w:val="28"/>
+          <w:szCs w:val="28"/>
+        </w:rPr>
+        <w:t>КОМПАС</w:t>
+      </w:r>
+      <w:r>
+        <w:rPr>
+          <w:rFonts w:ascii="Times New Roman" w:hAnsi="Times New Roman" w:cs="Times New Roman"/>
+          <w:sz w:val="28"/>
+          <w:szCs w:val="28"/>
+          <w:lang w:val="en-US"/>
+        </w:rPr>
+        <w:t xml:space="preserve">-3D. </w:t>
+      </w:r>
+      <w:r>
+        <w:rPr>
+          <w:rFonts w:ascii="Times New Roman" w:hAnsi="Times New Roman" w:cs="Times New Roman"/>
+          <w:sz w:val="28"/>
+          <w:szCs w:val="28"/>
+        </w:rPr>
+        <w:t xml:space="preserve">Проект </w:t>
+      </w:r>
+      <w:proofErr w:type="spellStart"/>
+      <w:r>
+        <w:rPr>
+          <w:rFonts w:ascii="Times New Roman" w:hAnsi="Times New Roman" w:cs="Times New Roman"/>
+          <w:sz w:val="28"/>
+          <w:szCs w:val="28"/>
+        </w:rPr>
+        <w:t>ViewModel</w:t>
+      </w:r>
+      <w:proofErr w:type="spellEnd"/>
+      <w:r>
+        <w:rPr>
+          <w:rFonts w:ascii="Times New Roman" w:hAnsi="Times New Roman" w:cs="Times New Roman"/>
+          <w:sz w:val="28"/>
+          <w:szCs w:val="28"/>
+        </w:rPr>
+        <w:t xml:space="preserve"> содержит </w:t>
+      </w:r>
+      <w:proofErr w:type="spellStart"/>
+      <w:r>
+        <w:rPr>
+          <w:rFonts w:ascii="Times New Roman" w:hAnsi="Times New Roman" w:cs="Times New Roman"/>
+          <w:sz w:val="28"/>
+          <w:szCs w:val="28"/>
+        </w:rPr>
+        <w:t>MainViewModel</w:t>
+      </w:r>
+      <w:proofErr w:type="spellEnd"/>
+      <w:r>
+        <w:rPr>
+          <w:rFonts w:ascii="Times New Roman" w:hAnsi="Times New Roman" w:cs="Times New Roman"/>
+          <w:sz w:val="28"/>
+          <w:szCs w:val="28"/>
+        </w:rPr>
+        <w:t xml:space="preserve"> и логику взаимодействия с пользовательским интерфейсом. Проект </w:t>
+      </w:r>
+      <w:proofErr w:type="spellStart"/>
+      <w:r>
+        <w:rPr>
+          <w:rFonts w:ascii="Times New Roman" w:hAnsi="Times New Roman" w:cs="Times New Roman"/>
+          <w:sz w:val="28"/>
+          <w:szCs w:val="28"/>
+        </w:rPr>
+        <w:t>OrganizerPlugin</w:t>
+      </w:r>
+      <w:proofErr w:type="spellEnd"/>
+      <w:r>
+        <w:rPr>
+          <w:rFonts w:ascii="Times New Roman" w:hAnsi="Times New Roman" w:cs="Times New Roman"/>
+          <w:sz w:val="28"/>
+          <w:szCs w:val="28"/>
+        </w:rPr>
+        <w:t xml:space="preserve"> содержит главное окно </w:t>
+      </w:r>
+      <w:proofErr w:type="spellStart"/>
+      <w:r>
+        <w:rPr>
+          <w:rFonts w:ascii="Times New Roman" w:hAnsi="Times New Roman" w:cs="Times New Roman"/>
+          <w:sz w:val="28"/>
+          <w:szCs w:val="28"/>
+        </w:rPr>
+        <w:t>MainWindow</w:t>
+      </w:r>
+      <w:proofErr w:type="spellEnd"/>
+      <w:r>
+        <w:rPr>
+          <w:rFonts w:ascii="Times New Roman" w:hAnsi="Times New Roman" w:cs="Times New Roman"/>
+          <w:sz w:val="28"/>
+          <w:szCs w:val="28"/>
+        </w:rPr>
+        <w:t xml:space="preserve"> и ресурсы WPF. Проект Core не зависит от WPF и API САПР.</w:t>
       </w:r>
     </w:p>
     <w:p>
@@ -6207,35 +9158,7 @@
           <w:sz w:val="28"/>
           <w:szCs w:val="28"/>
         </w:rPr>
-        <w:t xml:space="preserve">– </w:t>
-      </w:r>
-      <w:proofErr w:type="spellStart"/>
-      <w:r>
-        <w:rPr>
-          <w:rFonts w:ascii="Times New Roman" w:hAnsi="Times New Roman" w:cs="Times New Roman"/>
-          <w:b/>
-          <w:bCs/>
-          <w:sz w:val="28"/>
-          <w:szCs w:val="28"/>
-        </w:rPr>
-        <w:t>MainView</w:t>
-      </w:r>
-      <w:proofErr w:type="spellEnd"/>
-      <w:r>
-        <w:rPr>
-          <w:rFonts w:ascii="Times New Roman" w:hAnsi="Times New Roman" w:cs="Times New Roman"/>
-          <w:sz w:val="28"/>
-          <w:szCs w:val="28"/>
-        </w:rPr>
-        <w:t xml:space="preserve"> –</w:t>
-      </w:r>
-      <w:r>
-        <w:rPr>
-          <w:rFonts w:ascii="Times New Roman" w:hAnsi="Times New Roman" w:cs="Times New Roman"/>
-          <w:sz w:val="28"/>
-          <w:szCs w:val="28"/>
-        </w:rPr>
-        <w:t xml:space="preserve"> главное представление пользовательского интерфейса, предназначенное для отображения элементов управления и ввода параметров модели;</w:t>
+        <w:t>В состав системы входят следующие основные классы:</w:t>
       </w:r>
     </w:p>
     <w:p>
@@ -6256,18 +9179,16 @@
           <w:sz w:val="28"/>
           <w:szCs w:val="28"/>
         </w:rPr>
-        <w:t xml:space="preserve">– </w:t>
+        <w:t xml:space="preserve">— </w:t>
       </w:r>
       <w:proofErr w:type="spellStart"/>
       <w:r>
         <w:rPr>
           <w:rFonts w:ascii="Times New Roman" w:hAnsi="Times New Roman" w:cs="Times New Roman"/>
-          <w:b/>
-          <w:bCs/>
-          <w:sz w:val="28"/>
-          <w:szCs w:val="28"/>
-        </w:rPr>
-        <w:t>MainViewModel</w:t>
+          <w:sz w:val="28"/>
+          <w:szCs w:val="28"/>
+        </w:rPr>
+        <w:t>MainWindow</w:t>
       </w:r>
       <w:proofErr w:type="spellEnd"/>
       <w:r>
@@ -6276,15 +9197,7 @@
           <w:sz w:val="28"/>
           <w:szCs w:val="28"/>
         </w:rPr>
-        <w:t xml:space="preserve"> –</w:t>
-      </w:r>
-      <w:r>
-        <w:rPr>
-          <w:rFonts w:ascii="Times New Roman" w:hAnsi="Times New Roman" w:cs="Times New Roman"/>
-          <w:sz w:val="28"/>
-          <w:szCs w:val="28"/>
-        </w:rPr>
-        <w:t xml:space="preserve"> модель представления, обеспечивающая взаимодействие пользовательского интерфейса с бизнес-логикой плагина и обработку команды построения модели;</w:t>
+        <w:t xml:space="preserve"> — главное окно WPF, содержащее поля ввода параметров, изображение изделия, сообщения валидации и элементы управления. Связь с моделью представления осуществляется через привязки данных и команд.</w:t>
       </w:r>
     </w:p>
     <w:p>
@@ -6305,18 +9218,16 @@
           <w:sz w:val="28"/>
           <w:szCs w:val="28"/>
         </w:rPr>
-        <w:t xml:space="preserve">– </w:t>
+        <w:t xml:space="preserve">— </w:t>
       </w:r>
       <w:proofErr w:type="spellStart"/>
       <w:r>
         <w:rPr>
           <w:rFonts w:ascii="Times New Roman" w:hAnsi="Times New Roman" w:cs="Times New Roman"/>
-          <w:b/>
-          <w:bCs/>
-          <w:sz w:val="28"/>
-          <w:szCs w:val="28"/>
-        </w:rPr>
-        <w:t>OrganizerParameters</w:t>
+          <w:sz w:val="28"/>
+          <w:szCs w:val="28"/>
+        </w:rPr>
+        <w:t>MainViewModel</w:t>
       </w:r>
       <w:proofErr w:type="spellEnd"/>
       <w:r>
@@ -6325,23 +9236,52 @@
           <w:sz w:val="28"/>
           <w:szCs w:val="28"/>
         </w:rPr>
-        <w:t xml:space="preserve"> </w:t>
-      </w:r>
-      <w:r>
-        <w:rPr>
-          <w:rFonts w:ascii="Times New Roman" w:hAnsi="Times New Roman" w:cs="Times New Roman"/>
-          <w:sz w:val="28"/>
-          <w:szCs w:val="28"/>
-        </w:rPr>
-        <w:t>–</w:t>
-      </w:r>
-      <w:r>
-        <w:rPr>
-          <w:rFonts w:ascii="Times New Roman" w:hAnsi="Times New Roman" w:cs="Times New Roman"/>
-          <w:sz w:val="28"/>
-          <w:szCs w:val="28"/>
-        </w:rPr>
-        <w:t xml:space="preserve"> класс, содержащий геометрические параметры модульного настольного органайзера: L, W, H, T, N и S;</w:t>
+        <w:t xml:space="preserve"> — модель представления, хранящая вводимые пользователем значения, отображаемые диапазоны и сообщения об ошибках. Выполняет преобразование введённого текста в числовые значения, </w:t>
+      </w:r>
+      <w:r>
+        <w:rPr>
+          <w:rFonts w:ascii="Times New Roman" w:hAnsi="Times New Roman" w:cs="Times New Roman"/>
+          <w:sz w:val="28"/>
+          <w:szCs w:val="28"/>
+        </w:rPr>
+        <w:lastRenderedPageBreak/>
+        <w:t xml:space="preserve">обращается к </w:t>
+      </w:r>
+      <w:proofErr w:type="spellStart"/>
+      <w:r>
+        <w:rPr>
+          <w:rFonts w:ascii="Times New Roman" w:hAnsi="Times New Roman" w:cs="Times New Roman"/>
+          <w:sz w:val="28"/>
+          <w:szCs w:val="28"/>
+        </w:rPr>
+        <w:t>Validator</w:t>
+      </w:r>
+      <w:proofErr w:type="spellEnd"/>
+      <w:r>
+        <w:rPr>
+          <w:rFonts w:ascii="Times New Roman" w:hAnsi="Times New Roman" w:cs="Times New Roman"/>
+          <w:sz w:val="28"/>
+          <w:szCs w:val="28"/>
+        </w:rPr>
+        <w:t xml:space="preserve"> и запускает построение через </w:t>
+      </w:r>
+      <w:proofErr w:type="spellStart"/>
+      <w:r>
+        <w:rPr>
+          <w:rFonts w:ascii="Times New Roman" w:hAnsi="Times New Roman" w:cs="Times New Roman"/>
+          <w:sz w:val="28"/>
+          <w:szCs w:val="28"/>
+        </w:rPr>
+        <w:t>OrganizerBuilder</w:t>
+      </w:r>
+      <w:proofErr w:type="spellEnd"/>
+      <w:r>
+        <w:rPr>
+          <w:rFonts w:ascii="Times New Roman" w:hAnsi="Times New Roman" w:cs="Times New Roman"/>
+          <w:sz w:val="28"/>
+          <w:szCs w:val="28"/>
+        </w:rPr>
+        <w:t>. Уведомляет представление об изменениях свойств и ошибках ввода.</w:t>
       </w:r>
     </w:p>
     <w:p>
@@ -6362,18 +9302,16 @@
           <w:sz w:val="28"/>
           <w:szCs w:val="28"/>
         </w:rPr>
-        <w:t xml:space="preserve">– </w:t>
+        <w:t xml:space="preserve">— </w:t>
       </w:r>
       <w:proofErr w:type="spellStart"/>
       <w:r>
         <w:rPr>
           <w:rFonts w:ascii="Times New Roman" w:hAnsi="Times New Roman" w:cs="Times New Roman"/>
-          <w:b/>
-          <w:bCs/>
-          <w:sz w:val="28"/>
-          <w:szCs w:val="28"/>
-        </w:rPr>
-        <w:t>Validator</w:t>
+          <w:sz w:val="28"/>
+          <w:szCs w:val="28"/>
+        </w:rPr>
+        <w:t>OrganizerParameters</w:t>
       </w:r>
       <w:proofErr w:type="spellEnd"/>
       <w:r>
@@ -6382,23 +9320,43 @@
           <w:sz w:val="28"/>
           <w:szCs w:val="28"/>
         </w:rPr>
-        <w:t xml:space="preserve"> </w:t>
-      </w:r>
-      <w:r>
-        <w:rPr>
-          <w:rFonts w:ascii="Times New Roman" w:hAnsi="Times New Roman" w:cs="Times New Roman"/>
-          <w:sz w:val="28"/>
-          <w:szCs w:val="28"/>
-        </w:rPr>
-        <w:t>–</w:t>
-      </w:r>
-      <w:r>
-        <w:rPr>
-          <w:rFonts w:ascii="Times New Roman" w:hAnsi="Times New Roman" w:cs="Times New Roman"/>
-          <w:sz w:val="28"/>
-          <w:szCs w:val="28"/>
-        </w:rPr>
-        <w:t xml:space="preserve"> класс, выполняющий проверку введенных значений и геометрических ограничений модели, в том числе проверку зависимости параметров L и S;</w:t>
+        <w:t xml:space="preserve"> — класс числовых параметров модели. Содержит L, W, H, T и S типа </w:t>
+      </w:r>
+      <w:proofErr w:type="spellStart"/>
+      <w:r>
+        <w:rPr>
+          <w:rFonts w:ascii="Times New Roman" w:hAnsi="Times New Roman" w:cs="Times New Roman"/>
+          <w:sz w:val="28"/>
+          <w:szCs w:val="28"/>
+        </w:rPr>
+        <w:t>double</w:t>
+      </w:r>
+      <w:proofErr w:type="spellEnd"/>
+      <w:r>
+        <w:rPr>
+          <w:rFonts w:ascii="Times New Roman" w:hAnsi="Times New Roman" w:cs="Times New Roman"/>
+          <w:sz w:val="28"/>
+          <w:szCs w:val="28"/>
+        </w:rPr>
+        <w:t xml:space="preserve">, а также N типа </w:t>
+      </w:r>
+      <w:proofErr w:type="spellStart"/>
+      <w:r>
+        <w:rPr>
+          <w:rFonts w:ascii="Times New Roman" w:hAnsi="Times New Roman" w:cs="Times New Roman"/>
+          <w:sz w:val="28"/>
+          <w:szCs w:val="28"/>
+        </w:rPr>
+        <w:t>int</w:t>
+      </w:r>
+      <w:proofErr w:type="spellEnd"/>
+      <w:r>
+        <w:rPr>
+          <w:rFonts w:ascii="Times New Roman" w:hAnsi="Times New Roman" w:cs="Times New Roman"/>
+          <w:sz w:val="28"/>
+          <w:szCs w:val="28"/>
+        </w:rPr>
+        <w:t>. Не зависит от WPF и API КОМПАС-3D.</w:t>
       </w:r>
     </w:p>
     <w:p>
@@ -6419,18 +9377,16 @@
           <w:sz w:val="28"/>
           <w:szCs w:val="28"/>
         </w:rPr>
-        <w:t xml:space="preserve">– </w:t>
+        <w:t xml:space="preserve">— </w:t>
       </w:r>
       <w:proofErr w:type="spellStart"/>
       <w:r>
         <w:rPr>
           <w:rFonts w:ascii="Times New Roman" w:hAnsi="Times New Roman" w:cs="Times New Roman"/>
-          <w:b/>
-          <w:bCs/>
-          <w:sz w:val="28"/>
-          <w:szCs w:val="28"/>
-        </w:rPr>
-        <w:t>OrganizerBuilder</w:t>
+          <w:sz w:val="28"/>
+          <w:szCs w:val="28"/>
+        </w:rPr>
+        <w:t>Validator</w:t>
       </w:r>
       <w:proofErr w:type="spellEnd"/>
       <w:r>
@@ -6439,23 +9395,7 @@
           <w:sz w:val="28"/>
           <w:szCs w:val="28"/>
         </w:rPr>
-        <w:t xml:space="preserve"> </w:t>
-      </w:r>
-      <w:r>
-        <w:rPr>
-          <w:rFonts w:ascii="Times New Roman" w:hAnsi="Times New Roman" w:cs="Times New Roman"/>
-          <w:sz w:val="28"/>
-          <w:szCs w:val="28"/>
-        </w:rPr>
-        <w:t>–</w:t>
-      </w:r>
-      <w:r>
-        <w:rPr>
-          <w:rFonts w:ascii="Times New Roman" w:hAnsi="Times New Roman" w:cs="Times New Roman"/>
-          <w:sz w:val="28"/>
-          <w:szCs w:val="28"/>
-        </w:rPr>
-        <w:t xml:space="preserve"> класс, отвечающий за последовательное построение трехмерной модели органайзера на основе заданных параметров;</w:t>
+        <w:t xml:space="preserve"> — класс проверки фиксированных диапазонов, геометрического ограничения и ширины последней секции. Рассчитывает допустимые диапазоны L и S и возвращает сведения о нарушенных ограничениях. Не изменяет переданные значения и не обращается к САПР.</w:t>
       </w:r>
     </w:p>
     <w:p>
@@ -6476,41 +9416,25 @@
           <w:sz w:val="28"/>
           <w:szCs w:val="28"/>
         </w:rPr>
-        <w:t xml:space="preserve">– </w:t>
-      </w:r>
-      <w:r>
-        <w:rPr>
-          <w:rFonts w:ascii="Times New Roman" w:hAnsi="Times New Roman" w:cs="Times New Roman"/>
-          <w:b/>
-          <w:bCs/>
-          <w:sz w:val="28"/>
-          <w:szCs w:val="28"/>
-        </w:rPr>
-        <w:t>Kompas3DWrapper</w:t>
-      </w:r>
-      <w:r>
-        <w:rPr>
-          <w:rFonts w:ascii="Times New Roman" w:hAnsi="Times New Roman" w:cs="Times New Roman"/>
-          <w:sz w:val="28"/>
-          <w:szCs w:val="28"/>
-        </w:rPr>
-        <w:t xml:space="preserve"> </w:t>
-      </w:r>
-      <w:r>
-        <w:rPr>
-          <w:rFonts w:ascii="Times New Roman" w:hAnsi="Times New Roman" w:cs="Times New Roman"/>
-          <w:sz w:val="28"/>
-          <w:szCs w:val="28"/>
-        </w:rPr>
-        <w:t>–</w:t>
-      </w:r>
-      <w:r>
-        <w:rPr>
-          <w:rFonts w:ascii="Times New Roman" w:hAnsi="Times New Roman" w:cs="Times New Roman"/>
-          <w:sz w:val="28"/>
-          <w:szCs w:val="28"/>
-        </w:rPr>
-        <w:t xml:space="preserve"> класс-обертка над API КОМПАС-3D, предоставляющий методы для создания документов, эскизов, формообразующих операций и других объектов модели.</w:t>
+        <w:t xml:space="preserve">— </w:t>
+      </w:r>
+      <w:proofErr w:type="spellStart"/>
+      <w:r>
+        <w:rPr>
+          <w:rFonts w:ascii="Times New Roman" w:hAnsi="Times New Roman" w:cs="Times New Roman"/>
+          <w:sz w:val="28"/>
+          <w:szCs w:val="28"/>
+        </w:rPr>
+        <w:t>OrganizerBuilder</w:t>
+      </w:r>
+      <w:proofErr w:type="spellEnd"/>
+      <w:r>
+        <w:rPr>
+          <w:rFonts w:ascii="Times New Roman" w:hAnsi="Times New Roman" w:cs="Times New Roman"/>
+          <w:sz w:val="28"/>
+          <w:szCs w:val="28"/>
+        </w:rPr>
+        <w:t xml:space="preserve"> — класс, определяющий последовательность построения основания, наружных стенок и внутренних перегородок. Рассчитывает размеры и положения элементов по проверенным параметрам и передаёт команды компоненту Kompas3DWrapper.</w:t>
       </w:r>
     </w:p>
     <w:p>
@@ -6531,49 +9455,21 @@
           <w:sz w:val="28"/>
           <w:szCs w:val="28"/>
         </w:rPr>
-        <w:lastRenderedPageBreak/>
-        <w:t xml:space="preserve">Класс </w:t>
-      </w:r>
-      <w:proofErr w:type="spellStart"/>
-      <w:r>
-        <w:rPr>
-          <w:rFonts w:ascii="Times New Roman" w:hAnsi="Times New Roman" w:cs="Times New Roman"/>
-          <w:b/>
-          <w:bCs/>
-          <w:sz w:val="28"/>
-          <w:szCs w:val="28"/>
-        </w:rPr>
-        <w:t>MainView</w:t>
-      </w:r>
-      <w:proofErr w:type="spellEnd"/>
-      <w:r>
-        <w:rPr>
-          <w:rFonts w:ascii="Times New Roman" w:hAnsi="Times New Roman" w:cs="Times New Roman"/>
-          <w:sz w:val="28"/>
-          <w:szCs w:val="28"/>
-        </w:rPr>
-        <w:t xml:space="preserve"> взаимодействует с классом </w:t>
-      </w:r>
-      <w:proofErr w:type="spellStart"/>
-      <w:r>
-        <w:rPr>
-          <w:rFonts w:ascii="Times New Roman" w:hAnsi="Times New Roman" w:cs="Times New Roman"/>
-          <w:b/>
-          <w:bCs/>
-          <w:sz w:val="28"/>
-          <w:szCs w:val="28"/>
-        </w:rPr>
-        <w:t>MainViewModel</w:t>
-      </w:r>
-      <w:proofErr w:type="spellEnd"/>
-      <w:r>
-        <w:rPr>
-          <w:rFonts w:ascii="Times New Roman" w:hAnsi="Times New Roman" w:cs="Times New Roman"/>
-          <w:sz w:val="28"/>
-          <w:szCs w:val="28"/>
-        </w:rPr>
-        <w:t>, который получает введенные пользователем параметры и передает их для проверки и дальнейшего построения модели.</w:t>
-      </w:r>
+        <w:t>— Kompas3DWrapper — класс взаимодействия с COM-интерфейсами КОМПАС-3D. Обеспечивает подключение к САПР, создание документа детали, построение эскизов и выполнение операций выдавливания. Проверяет результаты вызовов API и передаёт информацию об ошибках вызывающему коду.</w:t>
+      </w:r>
+    </w:p>
+    <w:p>
+      <w:pPr>
+        <w:pStyle w:val="a3"/>
+        <w:spacing w:after="0" w:line="360" w:lineRule="auto"/>
+        <w:ind w:firstLine="709"/>
+        <w:jc w:val="both"/>
+        <w:rPr>
+          <w:rFonts w:ascii="Times New Roman" w:hAnsi="Times New Roman" w:cs="Times New Roman"/>
+          <w:sz w:val="28"/>
+          <w:szCs w:val="28"/>
+        </w:rPr>
+      </w:pPr>
     </w:p>
     <w:p>
       <w:pPr>
@@ -6587,20 +9483,28 @@
           <w:szCs w:val="28"/>
         </w:rPr>
       </w:pPr>
-      <w:r>
-        <w:rPr>
-          <w:rFonts w:ascii="Times New Roman" w:hAnsi="Times New Roman" w:cs="Times New Roman"/>
-          <w:sz w:val="28"/>
-          <w:szCs w:val="28"/>
-        </w:rPr>
-        <w:t xml:space="preserve">Класс </w:t>
-      </w:r>
       <w:proofErr w:type="spellStart"/>
       <w:r>
         <w:rPr>
           <w:rFonts w:ascii="Times New Roman" w:hAnsi="Times New Roman" w:cs="Times New Roman"/>
-          <w:b/>
-          <w:bCs/>
+          <w:sz w:val="28"/>
+          <w:szCs w:val="28"/>
+        </w:rPr>
+        <w:t>MainWindow</w:t>
+      </w:r>
+      <w:proofErr w:type="spellEnd"/>
+      <w:r>
+        <w:rPr>
+          <w:rFonts w:ascii="Times New Roman" w:hAnsi="Times New Roman" w:cs="Times New Roman"/>
+          <w:sz w:val="28"/>
+          <w:szCs w:val="28"/>
+        </w:rPr>
+        <w:t xml:space="preserve"> получает данные и команды через </w:t>
+      </w:r>
+      <w:proofErr w:type="spellStart"/>
+      <w:r>
+        <w:rPr>
+          <w:rFonts w:ascii="Times New Roman" w:hAnsi="Times New Roman" w:cs="Times New Roman"/>
           <w:sz w:val="28"/>
           <w:szCs w:val="28"/>
         </w:rPr>
@@ -6613,18 +9517,16 @@
           <w:sz w:val="28"/>
           <w:szCs w:val="28"/>
         </w:rPr>
-        <w:t xml:space="preserve"> использует классы </w:t>
+        <w:t xml:space="preserve">. При изменении ввода </w:t>
       </w:r>
       <w:proofErr w:type="spellStart"/>
       <w:r>
         <w:rPr>
           <w:rFonts w:ascii="Times New Roman" w:hAnsi="Times New Roman" w:cs="Times New Roman"/>
-          <w:b/>
-          <w:bCs/>
-          <w:sz w:val="28"/>
-          <w:szCs w:val="28"/>
-        </w:rPr>
-        <w:t>OrganizerParameters</w:t>
+          <w:sz w:val="28"/>
+          <w:szCs w:val="28"/>
+        </w:rPr>
+        <w:t>MainViewModel</w:t>
       </w:r>
       <w:proofErr w:type="spellEnd"/>
       <w:r>
@@ -6633,14 +9535,12 @@
           <w:sz w:val="28"/>
           <w:szCs w:val="28"/>
         </w:rPr>
-        <w:t xml:space="preserve"> и </w:t>
+        <w:t xml:space="preserve"> проверяет возможность преобразования текста в число и обращается к </w:t>
       </w:r>
       <w:proofErr w:type="spellStart"/>
       <w:r>
         <w:rPr>
           <w:rFonts w:ascii="Times New Roman" w:hAnsi="Times New Roman" w:cs="Times New Roman"/>
-          <w:b/>
-          <w:bCs/>
           <w:sz w:val="28"/>
           <w:szCs w:val="28"/>
         </w:rPr>
@@ -6653,27 +9553,7 @@
           <w:sz w:val="28"/>
           <w:szCs w:val="28"/>
         </w:rPr>
-        <w:t xml:space="preserve"> для хранения и проверки значений параметров. После успешной проверки параметров модель представления передает управление классу </w:t>
-      </w:r>
-      <w:proofErr w:type="spellStart"/>
-      <w:r>
-        <w:rPr>
-          <w:rFonts w:ascii="Times New Roman" w:hAnsi="Times New Roman" w:cs="Times New Roman"/>
-          <w:b/>
-          <w:bCs/>
-          <w:sz w:val="28"/>
-          <w:szCs w:val="28"/>
-        </w:rPr>
-        <w:t>OrganizerBuilder</w:t>
-      </w:r>
-      <w:proofErr w:type="spellEnd"/>
-      <w:r>
-        <w:rPr>
-          <w:rFonts w:ascii="Times New Roman" w:hAnsi="Times New Roman" w:cs="Times New Roman"/>
-          <w:sz w:val="28"/>
-          <w:szCs w:val="28"/>
-        </w:rPr>
-        <w:t>.</w:t>
+        <w:t xml:space="preserve"> для проверки ограничений и пересчёта диапазонов. Неполный или некорректный ввод сохраняется в представлении и сопровождается сообщением об ошибке.</w:t>
       </w:r>
     </w:p>
     <w:p>
@@ -6694,14 +9574,48 @@
           <w:sz w:val="28"/>
           <w:szCs w:val="28"/>
         </w:rPr>
-        <w:t xml:space="preserve">Класс </w:t>
+        <w:t xml:space="preserve">При выполнении команды построения </w:t>
       </w:r>
       <w:proofErr w:type="spellStart"/>
       <w:r>
         <w:rPr>
           <w:rFonts w:ascii="Times New Roman" w:hAnsi="Times New Roman" w:cs="Times New Roman"/>
-          <w:b/>
-          <w:bCs/>
+          <w:sz w:val="28"/>
+          <w:szCs w:val="28"/>
+        </w:rPr>
+        <w:t>MainViewModel</w:t>
+      </w:r>
+      <w:proofErr w:type="spellEnd"/>
+      <w:r>
+        <w:rPr>
+          <w:rFonts w:ascii="Times New Roman" w:hAnsi="Times New Roman" w:cs="Times New Roman"/>
+          <w:sz w:val="28"/>
+          <w:szCs w:val="28"/>
+        </w:rPr>
+        <w:t xml:space="preserve"> повторно проверяет параметры. Если ошибок нет, формируется объект </w:t>
+      </w:r>
+      <w:proofErr w:type="spellStart"/>
+      <w:r>
+        <w:rPr>
+          <w:rFonts w:ascii="Times New Roman" w:hAnsi="Times New Roman" w:cs="Times New Roman"/>
+          <w:sz w:val="28"/>
+          <w:szCs w:val="28"/>
+        </w:rPr>
+        <w:t>OrganizerParameters</w:t>
+      </w:r>
+      <w:proofErr w:type="spellEnd"/>
+      <w:r>
+        <w:rPr>
+          <w:rFonts w:ascii="Times New Roman" w:hAnsi="Times New Roman" w:cs="Times New Roman"/>
+          <w:sz w:val="28"/>
+          <w:szCs w:val="28"/>
+        </w:rPr>
+        <w:t xml:space="preserve"> с текущими числовыми значениями и передаётся </w:t>
+      </w:r>
+      <w:proofErr w:type="spellStart"/>
+      <w:r>
+        <w:rPr>
+          <w:rFonts w:ascii="Times New Roman" w:hAnsi="Times New Roman" w:cs="Times New Roman"/>
           <w:sz w:val="28"/>
           <w:szCs w:val="28"/>
         </w:rPr>
@@ -6714,25 +9628,7 @@
           <w:sz w:val="28"/>
           <w:szCs w:val="28"/>
         </w:rPr>
-        <w:t xml:space="preserve"> использует </w:t>
-      </w:r>
-      <w:r>
-        <w:rPr>
-          <w:rFonts w:ascii="Times New Roman" w:hAnsi="Times New Roman" w:cs="Times New Roman"/>
-          <w:b/>
-          <w:bCs/>
-          <w:sz w:val="28"/>
-          <w:szCs w:val="28"/>
-        </w:rPr>
-        <w:t>Kompas3DWrapper</w:t>
-      </w:r>
-      <w:r>
-        <w:rPr>
-          <w:rFonts w:ascii="Times New Roman" w:hAnsi="Times New Roman" w:cs="Times New Roman"/>
-          <w:sz w:val="28"/>
-          <w:szCs w:val="28"/>
-        </w:rPr>
-        <w:t xml:space="preserve"> для выполнения операций построения модели средствами API КОМПАС-3D.</w:t>
+        <w:t>.</w:t>
       </w:r>
     </w:p>
     <w:p>
@@ -6747,20 +9643,37 @@
           <w:szCs w:val="28"/>
         </w:rPr>
       </w:pPr>
-      <w:r>
-        <w:rPr>
-          <w:rFonts w:ascii="Times New Roman" w:hAnsi="Times New Roman" w:cs="Times New Roman"/>
-          <w:sz w:val="28"/>
-          <w:szCs w:val="28"/>
-        </w:rPr>
-        <w:t xml:space="preserve">Класс </w:t>
-      </w:r>
       <w:proofErr w:type="spellStart"/>
       <w:r>
         <w:rPr>
           <w:rFonts w:ascii="Times New Roman" w:hAnsi="Times New Roman" w:cs="Times New Roman"/>
-          <w:b/>
-          <w:bCs/>
+          <w:sz w:val="28"/>
+          <w:szCs w:val="28"/>
+        </w:rPr>
+        <w:t>OrganizerBuilder</w:t>
+      </w:r>
+      <w:proofErr w:type="spellEnd"/>
+      <w:r>
+        <w:rPr>
+          <w:rFonts w:ascii="Times New Roman" w:hAnsi="Times New Roman" w:cs="Times New Roman"/>
+          <w:sz w:val="28"/>
+          <w:szCs w:val="28"/>
+        </w:rPr>
+        <w:t xml:space="preserve"> определяет последовательность геометрических операций и использует Kompas3DWrapper для их выполнения. COM-объекты </w:t>
+      </w:r>
+      <w:r>
+        <w:rPr>
+          <w:rFonts w:ascii="Times New Roman" w:hAnsi="Times New Roman" w:cs="Times New Roman"/>
+          <w:sz w:val="28"/>
+          <w:szCs w:val="28"/>
+        </w:rPr>
+        <w:lastRenderedPageBreak/>
+        <w:t xml:space="preserve">остаются внутри Kompas3DWrapper и не передаются в представление или </w:t>
+      </w:r>
+      <w:proofErr w:type="spellStart"/>
+      <w:r>
+        <w:rPr>
+          <w:rFonts w:ascii="Times New Roman" w:hAnsi="Times New Roman" w:cs="Times New Roman"/>
           <w:sz w:val="28"/>
           <w:szCs w:val="28"/>
         </w:rPr>
@@ -6773,67 +9686,7 @@
           <w:sz w:val="28"/>
           <w:szCs w:val="28"/>
         </w:rPr>
-        <w:t xml:space="preserve"> связан с классом </w:t>
-      </w:r>
-      <w:proofErr w:type="spellStart"/>
-      <w:r>
-        <w:rPr>
-          <w:rFonts w:ascii="Times New Roman" w:hAnsi="Times New Roman" w:cs="Times New Roman"/>
-          <w:b/>
-          <w:bCs/>
-          <w:sz w:val="28"/>
-          <w:szCs w:val="28"/>
-        </w:rPr>
-        <w:t>OrganizerParameters</w:t>
-      </w:r>
-      <w:proofErr w:type="spellEnd"/>
-      <w:r>
-        <w:rPr>
-          <w:rFonts w:ascii="Times New Roman" w:hAnsi="Times New Roman" w:cs="Times New Roman"/>
-          <w:sz w:val="28"/>
-          <w:szCs w:val="28"/>
-        </w:rPr>
-        <w:t xml:space="preserve">, поскольку выполняет проверку значений, содержащихся в данном классе. Класс </w:t>
-      </w:r>
-      <w:proofErr w:type="spellStart"/>
-      <w:r>
-        <w:rPr>
-          <w:rFonts w:ascii="Times New Roman" w:hAnsi="Times New Roman" w:cs="Times New Roman"/>
-          <w:b/>
-          <w:bCs/>
-          <w:sz w:val="28"/>
-          <w:szCs w:val="28"/>
-        </w:rPr>
-        <w:t>OrganizerBuilder</w:t>
-      </w:r>
-      <w:proofErr w:type="spellEnd"/>
-      <w:r>
-        <w:rPr>
-          <w:rFonts w:ascii="Times New Roman" w:hAnsi="Times New Roman" w:cs="Times New Roman"/>
-          <w:sz w:val="28"/>
-          <w:szCs w:val="28"/>
-        </w:rPr>
-        <w:t xml:space="preserve"> использует объект </w:t>
-      </w:r>
-      <w:proofErr w:type="spellStart"/>
-      <w:r>
-        <w:rPr>
-          <w:rFonts w:ascii="Times New Roman" w:hAnsi="Times New Roman" w:cs="Times New Roman"/>
-          <w:b/>
-          <w:bCs/>
-          <w:sz w:val="28"/>
-          <w:szCs w:val="28"/>
-        </w:rPr>
-        <w:t>OrganizerParameters</w:t>
-      </w:r>
-      <w:proofErr w:type="spellEnd"/>
-      <w:r>
-        <w:rPr>
-          <w:rFonts w:ascii="Times New Roman" w:hAnsi="Times New Roman" w:cs="Times New Roman"/>
-          <w:sz w:val="28"/>
-          <w:szCs w:val="28"/>
-        </w:rPr>
-        <w:t xml:space="preserve"> для получения актуальных значений размеров и количества секций.</w:t>
+        <w:t>.</w:t>
       </w:r>
     </w:p>
     <w:p>
@@ -6854,7 +9707,25 @@
           <w:sz w:val="28"/>
           <w:szCs w:val="28"/>
         </w:rPr>
-        <w:t>Такая структура позволяет разделить обязанности между классами и не связывать пользовательский интерфейс непосредственно с API САПР. При этом изменение пользовательского интерфейса не требует изменения логики построения модели, а взаимодействие с КОМПАС-3D сосредоточено в отдельном классе-обертке.</w:t>
+        <w:t xml:space="preserve">Ошибки ввода отображаются рядом с соответствующими полями. Ошибки подключения к САПР и построения модели передаются в </w:t>
+      </w:r>
+      <w:proofErr w:type="spellStart"/>
+      <w:r>
+        <w:rPr>
+          <w:rFonts w:ascii="Times New Roman" w:hAnsi="Times New Roman" w:cs="Times New Roman"/>
+          <w:sz w:val="28"/>
+          <w:szCs w:val="28"/>
+        </w:rPr>
+        <w:t>MainViewModel</w:t>
+      </w:r>
+      <w:proofErr w:type="spellEnd"/>
+      <w:r>
+        <w:rPr>
+          <w:rFonts w:ascii="Times New Roman" w:hAnsi="Times New Roman" w:cs="Times New Roman"/>
+          <w:sz w:val="28"/>
+          <w:szCs w:val="28"/>
+        </w:rPr>
+        <w:t xml:space="preserve"> для отображения пользователю на русском языке. При ошибке построение прекращается; документы, не относящиеся к создаваемой модели, не изменяются.</w:t>
       </w:r>
     </w:p>
     <w:p>
@@ -6875,7 +9746,7 @@
           <w:sz w:val="28"/>
           <w:szCs w:val="28"/>
         </w:rPr>
-        <w:t>Диаграмма классов разрабатываемого плагина представлена на рисунке 3.1.</w:t>
+        <w:t>Такая структура позволяет разделить обязанности между классами и не связывать пользовательский интерфейс непосредственно с API САПР. При этом изменение пользовательского интерфейса не требует изменения логики построения модели, а взаимодействие с КОМПАС-3D сосредоточено в отдельном классе-обертке.</w:t>
       </w:r>
     </w:p>
     <w:p>
@@ -6890,6 +9761,27 @@
           <w:szCs w:val="28"/>
         </w:rPr>
       </w:pPr>
+      <w:r>
+        <w:rPr>
+          <w:rFonts w:ascii="Times New Roman" w:hAnsi="Times New Roman" w:cs="Times New Roman"/>
+          <w:sz w:val="28"/>
+          <w:szCs w:val="28"/>
+        </w:rPr>
+        <w:t>Диаграмма классов разрабатываемого плагина представлена на рисунке 3.1.</w:t>
+      </w:r>
+    </w:p>
+    <w:p>
+      <w:pPr>
+        <w:pStyle w:val="a3"/>
+        <w:spacing w:after="0" w:line="360" w:lineRule="auto"/>
+        <w:ind w:left="0" w:firstLine="709"/>
+        <w:jc w:val="both"/>
+        <w:rPr>
+          <w:rFonts w:ascii="Times New Roman" w:hAnsi="Times New Roman" w:cs="Times New Roman"/>
+          <w:sz w:val="28"/>
+          <w:szCs w:val="28"/>
+        </w:rPr>
+      </w:pPr>
     </w:p>
     <w:p>
       <w:pPr>
@@ -7013,31 +9905,16 @@
       <w:pPr>
         <w:pStyle w:val="a3"/>
         <w:spacing w:after="0" w:line="360" w:lineRule="auto"/>
-        <w:ind w:left="0" w:firstLine="709"/>
-        <w:jc w:val="both"/>
-        <w:rPr>
-          <w:rFonts w:ascii="Times New Roman" w:hAnsi="Times New Roman" w:cs="Times New Roman"/>
-          <w:sz w:val="28"/>
-          <w:szCs w:val="28"/>
-        </w:rPr>
-      </w:pPr>
-      <w:r>
-        <w:rPr>
-          <w:rFonts w:ascii="Times New Roman" w:hAnsi="Times New Roman" w:cs="Times New Roman"/>
-          <w:sz w:val="28"/>
-          <w:szCs w:val="28"/>
-        </w:rPr>
-        <w:t xml:space="preserve">Для взаимодействия пользователя с разрабатываемым плагином предусмотрен графический интерфейс, предназначенный для задания параметров модульного настольного органайзера и запуска его построения в САПР КОМПАС-3D. Макет интерфейса содержит область ввода параметров модели, область отображения чертежа, элементы управления и строку </w:t>
-      </w:r>
-      <w:r>
-        <w:rPr>
-          <w:rFonts w:ascii="Times New Roman" w:hAnsi="Times New Roman" w:cs="Times New Roman"/>
-          <w:sz w:val="28"/>
-          <w:szCs w:val="28"/>
-        </w:rPr>
-        <w:lastRenderedPageBreak/>
-        <w:t xml:space="preserve">состояния. Для каждого параметра указаны обозначение, единица измерения, допустимый диапазон и значение по умолчанию. Такой состав соответствует требованиям методики к макетам пользовательского интерфейса. </w:t>
-      </w:r>
+        <w:ind w:left="0"/>
+        <w:jc w:val="center"/>
+        <w:rPr>
+          <w:rFonts w:ascii="Times New Roman" w:hAnsi="Times New Roman" w:cs="Times New Roman"/>
+          <w:b/>
+          <w:bCs/>
+          <w:sz w:val="28"/>
+          <w:szCs w:val="28"/>
+        </w:rPr>
+      </w:pPr>
     </w:p>
     <w:p>
       <w:pPr>
@@ -7057,7 +9934,53 @@
           <w:sz w:val="28"/>
           <w:szCs w:val="28"/>
         </w:rPr>
-        <w:t>Основными параметрами модели являются: длина L, ширина W, высота H, толщина T, количество секций N и ширина секции S. Значения по умолчанию составляют соответственно 300 мм, 160 мм, 100 мм, 5 мм, 4 секции и 68,75 мм.</w:t>
+        <w:t>Пользовательский интерфейс приложения содержит поля ввода параметров L, W, H, T, N и S, справочное изображение органайзера с обозначениями размеров, кнопку «Построить» и область сообщений о состоянии приложения. Для каждого параметра отображаются обозначение, назначение, допустимый диапазон и единица измерения. Параметр N задаётся целым числом; остальные параметры измеряются в миллиметрах. При запуске поля заполняются значениями по умолчанию. Интерфейс и сообщения приложения выполняются на русском языке</w:t>
+      </w:r>
+      <w:r>
+        <w:rPr>
+          <w:rFonts w:ascii="Times New Roman" w:hAnsi="Times New Roman" w:cs="Times New Roman"/>
+          <w:sz w:val="28"/>
+          <w:szCs w:val="28"/>
+        </w:rPr>
+        <w:t xml:space="preserve">. </w:t>
+      </w:r>
+    </w:p>
+    <w:p>
+      <w:pPr>
+        <w:pStyle w:val="a3"/>
+        <w:spacing w:after="0" w:line="360" w:lineRule="auto"/>
+        <w:ind w:left="0" w:firstLine="709"/>
+        <w:jc w:val="both"/>
+        <w:rPr>
+          <w:rFonts w:ascii="Times New Roman" w:hAnsi="Times New Roman" w:cs="Times New Roman"/>
+          <w:sz w:val="28"/>
+          <w:szCs w:val="28"/>
+        </w:rPr>
+      </w:pPr>
+      <w:r>
+        <w:rPr>
+          <w:rFonts w:ascii="Times New Roman" w:hAnsi="Times New Roman" w:cs="Times New Roman"/>
+          <w:sz w:val="28"/>
+          <w:szCs w:val="28"/>
+        </w:rPr>
+        <w:t xml:space="preserve">Основными параметрами модели являются наружные размеры L, W и H, толщина основания, стенок и перегородок T, количество секций N и </w:t>
+      </w:r>
+      <w:r>
+        <w:rPr>
+          <w:rFonts w:ascii="Times New Roman" w:hAnsi="Times New Roman" w:cs="Times New Roman"/>
+          <w:sz w:val="28"/>
+          <w:szCs w:val="28"/>
+        </w:rPr>
+        <w:lastRenderedPageBreak/>
+        <w:t>внутренняя ширина первых N−1 секций S. Значения по умолчанию: L = 300 мм, W = 160 мм, H = 100 мм, T = 5 мм, N = 4, S = 68,75 мм. При таком наборе параметров внутренняя ширина последней секции также составляет 68,75 мм</w:t>
+      </w:r>
+      <w:r>
+        <w:rPr>
+          <w:rFonts w:ascii="Times New Roman" w:hAnsi="Times New Roman" w:cs="Times New Roman"/>
+          <w:sz w:val="28"/>
+          <w:szCs w:val="28"/>
+        </w:rPr>
+        <w:t>.</w:t>
       </w:r>
     </w:p>
     <w:p>
@@ -7167,22 +10090,14 @@
       <w:pPr>
         <w:pStyle w:val="a3"/>
         <w:spacing w:after="0" w:line="360" w:lineRule="auto"/>
-        <w:ind w:left="0" w:firstLine="709"/>
-        <w:jc w:val="both"/>
-        <w:rPr>
-          <w:rFonts w:ascii="Times New Roman" w:hAnsi="Times New Roman" w:cs="Times New Roman"/>
-          <w:sz w:val="28"/>
-          <w:szCs w:val="28"/>
-        </w:rPr>
-      </w:pPr>
-      <w:r>
-        <w:rPr>
-          <w:rFonts w:ascii="Times New Roman" w:hAnsi="Times New Roman" w:cs="Times New Roman"/>
-          <w:sz w:val="28"/>
-          <w:szCs w:val="28"/>
-        </w:rPr>
-        <w:t>В нижней части области параметров отображается условие взаимозависимости параметров длины органайзера и ширины секции:</w:t>
-      </w:r>
+        <w:ind w:left="0"/>
+        <w:jc w:val="center"/>
+        <w:rPr>
+          <w:rFonts w:ascii="Times New Roman" w:hAnsi="Times New Roman" w:cs="Times New Roman"/>
+          <w:sz w:val="28"/>
+          <w:szCs w:val="28"/>
+        </w:rPr>
+      </w:pPr>
     </w:p>
     <w:p>
       <w:pPr>
@@ -7199,12 +10114,106 @@
       <w:r>
         <w:rPr>
           <w:rFonts w:ascii="Times New Roman" w:hAnsi="Times New Roman" w:cs="Times New Roman"/>
-          <w:b/>
-          <w:bCs/>
-          <w:sz w:val="28"/>
-          <w:szCs w:val="28"/>
-        </w:rPr>
-        <w:t>L ≥ N · S + (N + 1) · T.</w:t>
+          <w:sz w:val="28"/>
+          <w:szCs w:val="28"/>
+        </w:rPr>
+        <w:t>В области параметров отображаются рассчитанные допустимые диапазоны L и S. Проверка геометрической совместимости выполняется по условию:</w:t>
+      </w:r>
+    </w:p>
+    <w:p>
+      <w:pPr>
+        <w:pStyle w:val="a3"/>
+        <w:spacing w:after="0" w:line="360" w:lineRule="auto"/>
+        <w:ind w:left="0" w:firstLine="709"/>
+        <w:jc w:val="both"/>
+        <w:rPr>
+          <w:rFonts w:ascii="Times New Roman" w:hAnsi="Times New Roman" w:cs="Times New Roman"/>
+          <w:sz w:val="28"/>
+          <w:szCs w:val="28"/>
+        </w:rPr>
+      </w:pPr>
+      <w:r>
+        <w:rPr>
+          <w:rFonts w:ascii="Times New Roman" w:hAnsi="Times New Roman" w:cs="Times New Roman"/>
+          <w:sz w:val="28"/>
+          <w:szCs w:val="28"/>
+        </w:rPr>
+        <w:t>N·S + (N+</w:t>
+      </w:r>
+      <w:proofErr w:type="gramStart"/>
+      <w:r>
+        <w:rPr>
+          <w:rFonts w:ascii="Times New Roman" w:hAnsi="Times New Roman" w:cs="Times New Roman"/>
+          <w:sz w:val="28"/>
+          <w:szCs w:val="28"/>
+        </w:rPr>
+        <w:t>1)·</w:t>
+      </w:r>
+      <w:proofErr w:type="gramEnd"/>
+      <w:r>
+        <w:rPr>
+          <w:rFonts w:ascii="Times New Roman" w:hAnsi="Times New Roman" w:cs="Times New Roman"/>
+          <w:sz w:val="28"/>
+          <w:szCs w:val="28"/>
+        </w:rPr>
+        <w:t>T ≤ L ≤ (N−</w:t>
+      </w:r>
+      <w:proofErr w:type="gramStart"/>
+      <w:r>
+        <w:rPr>
+          <w:rFonts w:ascii="Times New Roman" w:hAnsi="Times New Roman" w:cs="Times New Roman"/>
+          <w:sz w:val="28"/>
+          <w:szCs w:val="28"/>
+        </w:rPr>
+        <w:t>1)·</w:t>
+      </w:r>
+      <w:proofErr w:type="gramEnd"/>
+      <w:r>
+        <w:rPr>
+          <w:rFonts w:ascii="Times New Roman" w:hAnsi="Times New Roman" w:cs="Times New Roman"/>
+          <w:sz w:val="28"/>
+          <w:szCs w:val="28"/>
+        </w:rPr>
+        <w:t>S + (N+</w:t>
+      </w:r>
+      <w:proofErr w:type="gramStart"/>
+      <w:r>
+        <w:rPr>
+          <w:rFonts w:ascii="Times New Roman" w:hAnsi="Times New Roman" w:cs="Times New Roman"/>
+          <w:sz w:val="28"/>
+          <w:szCs w:val="28"/>
+        </w:rPr>
+        <w:t>1)·</w:t>
+      </w:r>
+      <w:proofErr w:type="gramEnd"/>
+      <w:r>
+        <w:rPr>
+          <w:rFonts w:ascii="Times New Roman" w:hAnsi="Times New Roman" w:cs="Times New Roman"/>
+          <w:sz w:val="28"/>
+          <w:szCs w:val="28"/>
+        </w:rPr>
+        <w:t>T + 100.</w:t>
+      </w:r>
+    </w:p>
+    <w:p>
+      <w:pPr>
+        <w:pStyle w:val="a3"/>
+        <w:spacing w:after="0" w:line="360" w:lineRule="auto"/>
+        <w:ind w:left="0" w:firstLine="709"/>
+        <w:jc w:val="both"/>
+        <w:rPr>
+          <w:rFonts w:ascii="Times New Roman" w:hAnsi="Times New Roman" w:cs="Times New Roman"/>
+          <w:sz w:val="28"/>
+          <w:szCs w:val="28"/>
+        </w:rPr>
+      </w:pPr>
+      <w:r>
+        <w:rPr>
+          <w:rFonts w:ascii="Times New Roman" w:hAnsi="Times New Roman" w:cs="Times New Roman"/>
+          <w:sz w:val="28"/>
+          <w:szCs w:val="28"/>
+        </w:rPr>
+        <w:t>При изменении L, S, N или T соответствующие диапазоны обновляются без автоматической замены введённых пользователем значений.</w:t>
       </w:r>
     </w:p>
     <w:p>
@@ -7375,7 +10384,15 @@
           <w:sz w:val="28"/>
           <w:szCs w:val="28"/>
         </w:rPr>
-        <w:t xml:space="preserve">В данном состоянии пользователь получает визуальное указание на ошибочные поля, а в строке состояния отображается информация о наличии некорректных параметров. Такой способ отображения соответствует предусмотренному методикой представлению валидации введенных значений. </w:t>
+        <w:t>Поля с некорректными значениями выделяются визуально и сопровождаются текстовым пояснением нарушенного ограничения. Сообщение содержит обозначение параметра и допустимый диапазон либо причину геометрической несовместимости. Например, при L = 300 мм, N = 4 и T = 5 мм допустимый диапазон S составляет от 58,333… до 68,75 мм; значение S = 70 мм должно сопровождаться сообщением о превышении допустимой ширины. Проверка выполняется по расчётным значениям без предварительного округления</w:t>
+      </w:r>
+      <w:r>
+        <w:rPr>
+          <w:rFonts w:ascii="Times New Roman" w:hAnsi="Times New Roman" w:cs="Times New Roman"/>
+          <w:sz w:val="28"/>
+          <w:szCs w:val="28"/>
+        </w:rPr>
+        <w:t xml:space="preserve">. </w:t>
       </w:r>
     </w:p>
     <w:p>
@@ -8416,6 +11433,119 @@
 <file path=word/numbering.xml><?xml version="1.0" encoding="utf-8"?>
 <w:numbering xmlns:wpc="http://schemas.microsoft.com/office/word/2010/wordprocessingCanvas" xmlns:cx="http://schemas.microsoft.com/office/drawing/2014/chartex" xmlns:cx1="http://schemas.microsoft.com/office/drawing/2015/9/8/chartex" xmlns:cx2="http://schemas.microsoft.com/office/drawing/2015/10/21/chartex" xmlns:cx3="http://schemas.microsoft.com/office/drawing/2016/5/9/chartex" xmlns:cx4="http://schemas.microsoft.com/office/drawing/2016/5/10/chartex" xmlns:cx5="http://schemas.microsoft.com/office/drawing/2016/5/11/chartex" xmlns:cx6="http://schemas.microsoft.com/office/drawing/2016/5/12/chartex" xmlns:cx7="http://schemas.microsoft.com/office/drawing/2016/5/13/chartex" xmlns:cx8="http://schemas.microsoft.com/office/drawing/2016/5/14/chartex" xmlns:mc="http://schemas.openxmlformats.org/markup-compatibility/2006" xmlns:aink="http://schemas.microsoft.com/office/drawing/2016/ink" xmlns:am3d="http://schemas.microsoft.com/office/drawing/2017/model3d" xmlns:o="urn:schemas-microsoft-com:office:office" xmlns:oel="http://schemas.microsoft.com/office/2019/extlst" xmlns:r="http://schemas.openxmlformats.org/officeDocument/2006/relationships" xmlns:m="http://schemas.openxmlformats.org/officeDocument/2006/math" xmlns:v="urn:schemas-microsoft-com:vml" xmlns:wp14="http://schemas.microsoft.com/office/word/2010/wordprocessingDrawing" xmlns:wp="http://schemas.openxmlformats.org/drawingml/2006/wordprocessingDrawing" xmlns:w10="urn:schemas-microsoft-com:office:word" xmlns:w="http://schemas.openxmlformats.org/wordprocessingml/2006/main" xmlns:w14="http://schemas.microsoft.com/office/word/2010/wordml" xmlns:w15="http://schemas.microsoft.com/office/word/2012/wordml" xmlns:w16cex="http://schemas.microsoft.com/office/word/2018/wordml/cex" xmlns:w16cid="http://schemas.microsoft.com/office/word/2016/wordml/cid" xmlns:w16="http://schemas.microsoft.com/office/word/2018/wordml" xmlns:w16du="http://schemas.microsoft.com/office/word/2023/wordml/word16du" xmlns:w16sdtdh="http://schemas.microsoft.com/office/word/2020/wordml/sdtdatahash" xmlns:w16sdtfl="http://schemas.microsoft.com/office/word/2024/wordml/sdtformatlock" xmlns:w16se="http://schemas.microsoft.com/office/word/2015/wordml/symex" xmlns:wpg="http://schemas.microsoft.com/office/word/2010/wordprocessingGroup" xmlns:wpi="http://schemas.microsoft.com/office/word/2010/wordprocessingInk" xmlns:wne="http://schemas.microsoft.com/office/word/2006/wordml" xmlns:wps="http://schemas.microsoft.com/office/word/2010/wordprocessingShape" mc:Ignorable="w14 w15 w16se w16cid w16 w16cex w16sdtdh w16sdtfl w16du wp14">
   <w:abstractNum w:abstractNumId="0" w15:restartNumberingAfterBreak="0">
+    <w:nsid w:val="01BB17CC"/>
+    <w:multiLevelType w:val="hybridMultilevel"/>
+    <w:tmpl w:val="2ECEE1F2"/>
+    <w:lvl w:ilvl="0" w:tplc="04190001">
+      <w:start w:val="1"/>
+      <w:numFmt w:val="bullet"/>
+      <w:lvlText w:val=""/>
+      <w:lvlJc w:val="left"/>
+      <w:pPr>
+        <w:ind w:left="720" w:hanging="360"/>
+      </w:pPr>
+      <w:rPr>
+        <w:rFonts w:ascii="Symbol" w:hAnsi="Symbol" w:hint="default"/>
+      </w:rPr>
+    </w:lvl>
+    <w:lvl w:ilvl="1" w:tplc="04190003" w:tentative="1">
+      <w:start w:val="1"/>
+      <w:numFmt w:val="bullet"/>
+      <w:lvlText w:val="o"/>
+      <w:lvlJc w:val="left"/>
+      <w:pPr>
+        <w:ind w:left="1440" w:hanging="360"/>
+      </w:pPr>
+      <w:rPr>
+        <w:rFonts w:ascii="Courier New" w:hAnsi="Courier New" w:cs="Courier New" w:hint="default"/>
+      </w:rPr>
+    </w:lvl>
+    <w:lvl w:ilvl="2" w:tplc="04190005" w:tentative="1">
+      <w:start w:val="1"/>
+      <w:numFmt w:val="bullet"/>
+      <w:lvlText w:val=""/>
+      <w:lvlJc w:val="left"/>
+      <w:pPr>
+        <w:ind w:left="2160" w:hanging="360"/>
+      </w:pPr>
+      <w:rPr>
+        <w:rFonts w:ascii="Wingdings" w:hAnsi="Wingdings" w:hint="default"/>
+      </w:rPr>
+    </w:lvl>
+    <w:lvl w:ilvl="3" w:tplc="04190001" w:tentative="1">
+      <w:start w:val="1"/>
+      <w:numFmt w:val="bullet"/>
+      <w:lvlText w:val=""/>
+      <w:lvlJc w:val="left"/>
+      <w:pPr>
+        <w:ind w:left="2880" w:hanging="360"/>
+      </w:pPr>
+      <w:rPr>
+        <w:rFonts w:ascii="Symbol" w:hAnsi="Symbol" w:hint="default"/>
+      </w:rPr>
+    </w:lvl>
+    <w:lvl w:ilvl="4" w:tplc="04190003" w:tentative="1">
+      <w:start w:val="1"/>
+      <w:numFmt w:val="bullet"/>
+      <w:lvlText w:val="o"/>
+      <w:lvlJc w:val="left"/>
+      <w:pPr>
+        <w:ind w:left="3600" w:hanging="360"/>
+      </w:pPr>
+      <w:rPr>
+        <w:rFonts w:ascii="Courier New" w:hAnsi="Courier New" w:cs="Courier New" w:hint="default"/>
+      </w:rPr>
+    </w:lvl>
+    <w:lvl w:ilvl="5" w:tplc="04190005" w:tentative="1">
+      <w:start w:val="1"/>
+      <w:numFmt w:val="bullet"/>
+      <w:lvlText w:val=""/>
+      <w:lvlJc w:val="left"/>
+      <w:pPr>
+        <w:ind w:left="4320" w:hanging="360"/>
+      </w:pPr>
+      <w:rPr>
+        <w:rFonts w:ascii="Wingdings" w:hAnsi="Wingdings" w:hint="default"/>
+      </w:rPr>
+    </w:lvl>
+    <w:lvl w:ilvl="6" w:tplc="04190001" w:tentative="1">
+      <w:start w:val="1"/>
+      <w:numFmt w:val="bullet"/>
+      <w:lvlText w:val=""/>
+      <w:lvlJc w:val="left"/>
+      <w:pPr>
+        <w:ind w:left="5040" w:hanging="360"/>
+      </w:pPr>
+      <w:rPr>
+        <w:rFonts w:ascii="Symbol" w:hAnsi="Symbol" w:hint="default"/>
+      </w:rPr>
+    </w:lvl>
+    <w:lvl w:ilvl="7" w:tplc="04190003" w:tentative="1">
+      <w:start w:val="1"/>
+      <w:numFmt w:val="bullet"/>
+      <w:lvlText w:val="o"/>
+      <w:lvlJc w:val="left"/>
+      <w:pPr>
+        <w:ind w:left="5760" w:hanging="360"/>
+      </w:pPr>
+      <w:rPr>
+        <w:rFonts w:ascii="Courier New" w:hAnsi="Courier New" w:cs="Courier New" w:hint="default"/>
+      </w:rPr>
+    </w:lvl>
+    <w:lvl w:ilvl="8" w:tplc="04190005" w:tentative="1">
+      <w:start w:val="1"/>
+      <w:numFmt w:val="bullet"/>
+      <w:lvlText w:val=""/>
+      <w:lvlJc w:val="left"/>
+      <w:pPr>
+        <w:ind w:left="6480" w:hanging="360"/>
+      </w:pPr>
+      <w:rPr>
+        <w:rFonts w:ascii="Wingdings" w:hAnsi="Wingdings" w:hint="default"/>
+      </w:rPr>
+    </w:lvl>
+  </w:abstractNum>
+  <w:abstractNum w:abstractNumId="1" w15:restartNumberingAfterBreak="0">
     <w:nsid w:val="03405306"/>
     <w:multiLevelType w:val="hybridMultilevel"/>
     <w:tmpl w:val="22465B06"/>
@@ -8504,7 +11634,7 @@
       </w:pPr>
     </w:lvl>
   </w:abstractNum>
-  <w:abstractNum w:abstractNumId="1" w15:restartNumberingAfterBreak="0">
+  <w:abstractNum w:abstractNumId="2" w15:restartNumberingAfterBreak="0">
     <w:nsid w:val="04ED3316"/>
     <w:multiLevelType w:val="hybridMultilevel"/>
     <w:tmpl w:val="CCD816DC"/>
@@ -8593,7 +11723,7 @@
       </w:pPr>
     </w:lvl>
   </w:abstractNum>
-  <w:abstractNum w:abstractNumId="2" w15:restartNumberingAfterBreak="0">
+  <w:abstractNum w:abstractNumId="3" w15:restartNumberingAfterBreak="0">
     <w:nsid w:val="28016DE4"/>
     <w:multiLevelType w:val="hybridMultilevel"/>
     <w:tmpl w:val="E31A1ACE"/>
@@ -8682,7 +11812,7 @@
       </w:pPr>
     </w:lvl>
   </w:abstractNum>
-  <w:abstractNum w:abstractNumId="3" w15:restartNumberingAfterBreak="0">
+  <w:abstractNum w:abstractNumId="4" w15:restartNumberingAfterBreak="0">
     <w:nsid w:val="2CE74892"/>
     <w:multiLevelType w:val="multilevel"/>
     <w:tmpl w:val="B43C0258"/>
@@ -8795,7 +11925,7 @@
       </w:pPr>
     </w:lvl>
   </w:abstractNum>
-  <w:abstractNum w:abstractNumId="4" w15:restartNumberingAfterBreak="0">
+  <w:abstractNum w:abstractNumId="5" w15:restartNumberingAfterBreak="0">
     <w:nsid w:val="2FD00712"/>
     <w:multiLevelType w:val="hybridMultilevel"/>
     <w:tmpl w:val="B43004B2"/>
@@ -8884,7 +12014,7 @@
       </w:pPr>
     </w:lvl>
   </w:abstractNum>
-  <w:abstractNum w:abstractNumId="5" w15:restartNumberingAfterBreak="0">
+  <w:abstractNum w:abstractNumId="6" w15:restartNumberingAfterBreak="0">
     <w:nsid w:val="32FC3A0B"/>
     <w:multiLevelType w:val="multilevel"/>
     <w:tmpl w:val="E328133E"/>
@@ -8982,7 +12112,7 @@
       </w:pPr>
     </w:lvl>
   </w:abstractNum>
-  <w:abstractNum w:abstractNumId="6" w15:restartNumberingAfterBreak="0">
+  <w:abstractNum w:abstractNumId="7" w15:restartNumberingAfterBreak="0">
     <w:nsid w:val="342E138D"/>
     <w:multiLevelType w:val="hybridMultilevel"/>
     <w:tmpl w:val="F54CE7BE"/>
@@ -9071,7 +12201,120 @@
       </w:pPr>
     </w:lvl>
   </w:abstractNum>
-  <w:abstractNum w:abstractNumId="7" w15:restartNumberingAfterBreak="0">
+  <w:abstractNum w:abstractNumId="8" w15:restartNumberingAfterBreak="0">
+    <w:nsid w:val="45BD3726"/>
+    <w:multiLevelType w:val="hybridMultilevel"/>
+    <w:tmpl w:val="E878E7D6"/>
+    <w:lvl w:ilvl="0" w:tplc="04190001">
+      <w:start w:val="1"/>
+      <w:numFmt w:val="bullet"/>
+      <w:lvlText w:val=""/>
+      <w:lvlJc w:val="left"/>
+      <w:pPr>
+        <w:ind w:left="1429" w:hanging="360"/>
+      </w:pPr>
+      <w:rPr>
+        <w:rFonts w:ascii="Symbol" w:hAnsi="Symbol" w:hint="default"/>
+      </w:rPr>
+    </w:lvl>
+    <w:lvl w:ilvl="1" w:tplc="04190003" w:tentative="1">
+      <w:start w:val="1"/>
+      <w:numFmt w:val="bullet"/>
+      <w:lvlText w:val="o"/>
+      <w:lvlJc w:val="left"/>
+      <w:pPr>
+        <w:ind w:left="2149" w:hanging="360"/>
+      </w:pPr>
+      <w:rPr>
+        <w:rFonts w:ascii="Courier New" w:hAnsi="Courier New" w:cs="Courier New" w:hint="default"/>
+      </w:rPr>
+    </w:lvl>
+    <w:lvl w:ilvl="2" w:tplc="04190005" w:tentative="1">
+      <w:start w:val="1"/>
+      <w:numFmt w:val="bullet"/>
+      <w:lvlText w:val=""/>
+      <w:lvlJc w:val="left"/>
+      <w:pPr>
+        <w:ind w:left="2869" w:hanging="360"/>
+      </w:pPr>
+      <w:rPr>
+        <w:rFonts w:ascii="Wingdings" w:hAnsi="Wingdings" w:hint="default"/>
+      </w:rPr>
+    </w:lvl>
+    <w:lvl w:ilvl="3" w:tplc="04190001" w:tentative="1">
+      <w:start w:val="1"/>
+      <w:numFmt w:val="bullet"/>
+      <w:lvlText w:val=""/>
+      <w:lvlJc w:val="left"/>
+      <w:pPr>
+        <w:ind w:left="3589" w:hanging="360"/>
+      </w:pPr>
+      <w:rPr>
+        <w:rFonts w:ascii="Symbol" w:hAnsi="Symbol" w:hint="default"/>
+      </w:rPr>
+    </w:lvl>
+    <w:lvl w:ilvl="4" w:tplc="04190003" w:tentative="1">
+      <w:start w:val="1"/>
+      <w:numFmt w:val="bullet"/>
+      <w:lvlText w:val="o"/>
+      <w:lvlJc w:val="left"/>
+      <w:pPr>
+        <w:ind w:left="4309" w:hanging="360"/>
+      </w:pPr>
+      <w:rPr>
+        <w:rFonts w:ascii="Courier New" w:hAnsi="Courier New" w:cs="Courier New" w:hint="default"/>
+      </w:rPr>
+    </w:lvl>
+    <w:lvl w:ilvl="5" w:tplc="04190005" w:tentative="1">
+      <w:start w:val="1"/>
+      <w:numFmt w:val="bullet"/>
+      <w:lvlText w:val=""/>
+      <w:lvlJc w:val="left"/>
+      <w:pPr>
+        <w:ind w:left="5029" w:hanging="360"/>
+      </w:pPr>
+      <w:rPr>
+        <w:rFonts w:ascii="Wingdings" w:hAnsi="Wingdings" w:hint="default"/>
+      </w:rPr>
+    </w:lvl>
+    <w:lvl w:ilvl="6" w:tplc="04190001" w:tentative="1">
+      <w:start w:val="1"/>
+      <w:numFmt w:val="bullet"/>
+      <w:lvlText w:val=""/>
+      <w:lvlJc w:val="left"/>
+      <w:pPr>
+        <w:ind w:left="5749" w:hanging="360"/>
+      </w:pPr>
+      <w:rPr>
+        <w:rFonts w:ascii="Symbol" w:hAnsi="Symbol" w:hint="default"/>
+      </w:rPr>
+    </w:lvl>
+    <w:lvl w:ilvl="7" w:tplc="04190003" w:tentative="1">
+      <w:start w:val="1"/>
+      <w:numFmt w:val="bullet"/>
+      <w:lvlText w:val="o"/>
+      <w:lvlJc w:val="left"/>
+      <w:pPr>
+        <w:ind w:left="6469" w:hanging="360"/>
+      </w:pPr>
+      <w:rPr>
+        <w:rFonts w:ascii="Courier New" w:hAnsi="Courier New" w:cs="Courier New" w:hint="default"/>
+      </w:rPr>
+    </w:lvl>
+    <w:lvl w:ilvl="8" w:tplc="04190005" w:tentative="1">
+      <w:start w:val="1"/>
+      <w:numFmt w:val="bullet"/>
+      <w:lvlText w:val=""/>
+      <w:lvlJc w:val="left"/>
+      <w:pPr>
+        <w:ind w:left="7189" w:hanging="360"/>
+      </w:pPr>
+      <w:rPr>
+        <w:rFonts w:ascii="Wingdings" w:hAnsi="Wingdings" w:hint="default"/>
+      </w:rPr>
+    </w:lvl>
+  </w:abstractNum>
+  <w:abstractNum w:abstractNumId="9" w15:restartNumberingAfterBreak="0">
     <w:nsid w:val="5B6171A2"/>
     <w:multiLevelType w:val="multilevel"/>
     <w:tmpl w:val="380236C4"/>
@@ -9184,7 +12427,7 @@
       </w:rPr>
     </w:lvl>
   </w:abstractNum>
-  <w:abstractNum w:abstractNumId="8" w15:restartNumberingAfterBreak="0">
+  <w:abstractNum w:abstractNumId="10" w15:restartNumberingAfterBreak="0">
     <w:nsid w:val="5C3523C2"/>
     <w:multiLevelType w:val="hybridMultilevel"/>
     <w:tmpl w:val="FCDC34CE"/>
@@ -9297,7 +12540,7 @@
       </w:rPr>
     </w:lvl>
   </w:abstractNum>
-  <w:abstractNum w:abstractNumId="9" w15:restartNumberingAfterBreak="0">
+  <w:abstractNum w:abstractNumId="11" w15:restartNumberingAfterBreak="0">
     <w:nsid w:val="6B207032"/>
     <w:multiLevelType w:val="hybridMultilevel"/>
     <w:tmpl w:val="A8C2A8A6"/>
@@ -9386,7 +12629,7 @@
       </w:pPr>
     </w:lvl>
   </w:abstractNum>
-  <w:abstractNum w:abstractNumId="10" w15:restartNumberingAfterBreak="0">
+  <w:abstractNum w:abstractNumId="12" w15:restartNumberingAfterBreak="0">
     <w:nsid w:val="6B34039C"/>
     <w:multiLevelType w:val="hybridMultilevel"/>
     <w:tmpl w:val="3788E344"/>
@@ -9499,7 +12742,7 @@
       </w:rPr>
     </w:lvl>
   </w:abstractNum>
-  <w:abstractNum w:abstractNumId="11" w15:restartNumberingAfterBreak="0">
+  <w:abstractNum w:abstractNumId="13" w15:restartNumberingAfterBreak="0">
     <w:nsid w:val="6B3C2A49"/>
     <w:multiLevelType w:val="hybridMultilevel"/>
     <w:tmpl w:val="697C430C"/>
@@ -9585,7 +12828,120 @@
       </w:pPr>
     </w:lvl>
   </w:abstractNum>
-  <w:abstractNum w:abstractNumId="12" w15:restartNumberingAfterBreak="0">
+  <w:abstractNum w:abstractNumId="14" w15:restartNumberingAfterBreak="0">
+    <w:nsid w:val="6CB53486"/>
+    <w:multiLevelType w:val="hybridMultilevel"/>
+    <w:tmpl w:val="7DE05C16"/>
+    <w:lvl w:ilvl="0" w:tplc="04190001">
+      <w:start w:val="1"/>
+      <w:numFmt w:val="bullet"/>
+      <w:lvlText w:val=""/>
+      <w:lvlJc w:val="left"/>
+      <w:pPr>
+        <w:ind w:left="720" w:hanging="360"/>
+      </w:pPr>
+      <w:rPr>
+        <w:rFonts w:ascii="Symbol" w:hAnsi="Symbol" w:hint="default"/>
+      </w:rPr>
+    </w:lvl>
+    <w:lvl w:ilvl="1" w:tplc="04190003" w:tentative="1">
+      <w:start w:val="1"/>
+      <w:numFmt w:val="bullet"/>
+      <w:lvlText w:val="o"/>
+      <w:lvlJc w:val="left"/>
+      <w:pPr>
+        <w:ind w:left="1440" w:hanging="360"/>
+      </w:pPr>
+      <w:rPr>
+        <w:rFonts w:ascii="Courier New" w:hAnsi="Courier New" w:cs="Courier New" w:hint="default"/>
+      </w:rPr>
+    </w:lvl>
+    <w:lvl w:ilvl="2" w:tplc="04190005" w:tentative="1">
+      <w:start w:val="1"/>
+      <w:numFmt w:val="bullet"/>
+      <w:lvlText w:val=""/>
+      <w:lvlJc w:val="left"/>
+      <w:pPr>
+        <w:ind w:left="2160" w:hanging="360"/>
+      </w:pPr>
+      <w:rPr>
+        <w:rFonts w:ascii="Wingdings" w:hAnsi="Wingdings" w:hint="default"/>
+      </w:rPr>
+    </w:lvl>
+    <w:lvl w:ilvl="3" w:tplc="04190001" w:tentative="1">
+      <w:start w:val="1"/>
+      <w:numFmt w:val="bullet"/>
+      <w:lvlText w:val=""/>
+      <w:lvlJc w:val="left"/>
+      <w:pPr>
+        <w:ind w:left="2880" w:hanging="360"/>
+      </w:pPr>
+      <w:rPr>
+        <w:rFonts w:ascii="Symbol" w:hAnsi="Symbol" w:hint="default"/>
+      </w:rPr>
+    </w:lvl>
+    <w:lvl w:ilvl="4" w:tplc="04190003" w:tentative="1">
+      <w:start w:val="1"/>
+      <w:numFmt w:val="bullet"/>
+      <w:lvlText w:val="o"/>
+      <w:lvlJc w:val="left"/>
+      <w:pPr>
+        <w:ind w:left="3600" w:hanging="360"/>
+      </w:pPr>
+      <w:rPr>
+        <w:rFonts w:ascii="Courier New" w:hAnsi="Courier New" w:cs="Courier New" w:hint="default"/>
+      </w:rPr>
+    </w:lvl>
+    <w:lvl w:ilvl="5" w:tplc="04190005" w:tentative="1">
+      <w:start w:val="1"/>
+      <w:numFmt w:val="bullet"/>
+      <w:lvlText w:val=""/>
+      <w:lvlJc w:val="left"/>
+      <w:pPr>
+        <w:ind w:left="4320" w:hanging="360"/>
+      </w:pPr>
+      <w:rPr>
+        <w:rFonts w:ascii="Wingdings" w:hAnsi="Wingdings" w:hint="default"/>
+      </w:rPr>
+    </w:lvl>
+    <w:lvl w:ilvl="6" w:tplc="04190001" w:tentative="1">
+      <w:start w:val="1"/>
+      <w:numFmt w:val="bullet"/>
+      <w:lvlText w:val=""/>
+      <w:lvlJc w:val="left"/>
+      <w:pPr>
+        <w:ind w:left="5040" w:hanging="360"/>
+      </w:pPr>
+      <w:rPr>
+        <w:rFonts w:ascii="Symbol" w:hAnsi="Symbol" w:hint="default"/>
+      </w:rPr>
+    </w:lvl>
+    <w:lvl w:ilvl="7" w:tplc="04190003" w:tentative="1">
+      <w:start w:val="1"/>
+      <w:numFmt w:val="bullet"/>
+      <w:lvlText w:val="o"/>
+      <w:lvlJc w:val="left"/>
+      <w:pPr>
+        <w:ind w:left="5760" w:hanging="360"/>
+      </w:pPr>
+      <w:rPr>
+        <w:rFonts w:ascii="Courier New" w:hAnsi="Courier New" w:cs="Courier New" w:hint="default"/>
+      </w:rPr>
+    </w:lvl>
+    <w:lvl w:ilvl="8" w:tplc="04190005" w:tentative="1">
+      <w:start w:val="1"/>
+      <w:numFmt w:val="bullet"/>
+      <w:lvlText w:val=""/>
+      <w:lvlJc w:val="left"/>
+      <w:pPr>
+        <w:ind w:left="6480" w:hanging="360"/>
+      </w:pPr>
+      <w:rPr>
+        <w:rFonts w:ascii="Wingdings" w:hAnsi="Wingdings" w:hint="default"/>
+      </w:rPr>
+    </w:lvl>
+  </w:abstractNum>
+  <w:abstractNum w:abstractNumId="15" w15:restartNumberingAfterBreak="0">
     <w:nsid w:val="6F9C12DC"/>
     <w:multiLevelType w:val="hybridMultilevel"/>
     <w:tmpl w:val="A7B683CE"/>
@@ -9697,7 +13053,7 @@
       </w:rPr>
     </w:lvl>
   </w:abstractNum>
-  <w:abstractNum w:abstractNumId="13" w15:restartNumberingAfterBreak="0">
+  <w:abstractNum w:abstractNumId="16" w15:restartNumberingAfterBreak="0">
     <w:nsid w:val="727E18F8"/>
     <w:multiLevelType w:val="hybridMultilevel"/>
     <w:tmpl w:val="450C6B2A"/>
@@ -9786,7 +13142,7 @@
       </w:pPr>
     </w:lvl>
   </w:abstractNum>
-  <w:abstractNum w:abstractNumId="14" w15:restartNumberingAfterBreak="0">
+  <w:abstractNum w:abstractNumId="17" w15:restartNumberingAfterBreak="0">
     <w:nsid w:val="7586759F"/>
     <w:multiLevelType w:val="hybridMultilevel"/>
     <w:tmpl w:val="4B44071C"/>
@@ -9875,7 +13231,7 @@
       </w:pPr>
     </w:lvl>
   </w:abstractNum>
-  <w:abstractNum w:abstractNumId="15" w15:restartNumberingAfterBreak="0">
+  <w:abstractNum w:abstractNumId="18" w15:restartNumberingAfterBreak="0">
     <w:nsid w:val="799E0572"/>
     <w:multiLevelType w:val="multilevel"/>
     <w:tmpl w:val="42B8E80E"/>
@@ -9988,7 +13344,7 @@
       </w:pPr>
     </w:lvl>
   </w:abstractNum>
-  <w:abstractNum w:abstractNumId="16" w15:restartNumberingAfterBreak="0">
+  <w:abstractNum w:abstractNumId="19" w15:restartNumberingAfterBreak="0">
     <w:nsid w:val="79C831E2"/>
     <w:multiLevelType w:val="hybridMultilevel"/>
     <w:tmpl w:val="DD324788"/>
@@ -10078,7 +13434,7 @@
     </w:lvl>
   </w:abstractNum>
   <w:num w:numId="1" w16cid:durableId="451091938">
-    <w:abstractNumId w:val="11"/>
+    <w:abstractNumId w:val="13"/>
     <w:lvlOverride w:ilvl="0">
       <w:startOverride w:val="1"/>
     </w:lvlOverride>
@@ -10108,10 +13464,10 @@
     </w:lvlOverride>
   </w:num>
   <w:num w:numId="2" w16cid:durableId="1090541332">
-    <w:abstractNumId w:val="8"/>
+    <w:abstractNumId w:val="10"/>
   </w:num>
   <w:num w:numId="3" w16cid:durableId="1542402813">
-    <w:abstractNumId w:val="5"/>
+    <w:abstractNumId w:val="6"/>
     <w:lvlOverride w:ilvl="0">
       <w:startOverride w:val="2"/>
     </w:lvlOverride>
@@ -10141,49 +13497,58 @@
     </w:lvlOverride>
   </w:num>
   <w:num w:numId="4" w16cid:durableId="1936984860">
+    <w:abstractNumId w:val="13"/>
+  </w:num>
+  <w:num w:numId="5" w16cid:durableId="116065848">
+    <w:abstractNumId w:val="17"/>
+  </w:num>
+  <w:num w:numId="6" w16cid:durableId="735709938">
+    <w:abstractNumId w:val="1"/>
+  </w:num>
+  <w:num w:numId="7" w16cid:durableId="895438110">
+    <w:abstractNumId w:val="3"/>
+  </w:num>
+  <w:num w:numId="8" w16cid:durableId="2013100308">
+    <w:abstractNumId w:val="5"/>
+  </w:num>
+  <w:num w:numId="9" w16cid:durableId="58214190">
+    <w:abstractNumId w:val="2"/>
+  </w:num>
+  <w:num w:numId="10" w16cid:durableId="2117406444">
     <w:abstractNumId w:val="11"/>
   </w:num>
-  <w:num w:numId="5" w16cid:durableId="116065848">
+  <w:num w:numId="11" w16cid:durableId="348682868">
+    <w:abstractNumId w:val="18"/>
+  </w:num>
+  <w:num w:numId="12" w16cid:durableId="1807242017">
+    <w:abstractNumId w:val="16"/>
+  </w:num>
+  <w:num w:numId="13" w16cid:durableId="108746151">
+    <w:abstractNumId w:val="7"/>
+  </w:num>
+  <w:num w:numId="14" w16cid:durableId="570848262">
+    <w:abstractNumId w:val="15"/>
+  </w:num>
+  <w:num w:numId="15" w16cid:durableId="697854457">
+    <w:abstractNumId w:val="19"/>
+  </w:num>
+  <w:num w:numId="16" w16cid:durableId="1290404954">
+    <w:abstractNumId w:val="12"/>
+  </w:num>
+  <w:num w:numId="17" w16cid:durableId="817377124">
+    <w:abstractNumId w:val="4"/>
+  </w:num>
+  <w:num w:numId="18" w16cid:durableId="641691236">
+    <w:abstractNumId w:val="9"/>
+  </w:num>
+  <w:num w:numId="19" w16cid:durableId="1367830560">
+    <w:abstractNumId w:val="8"/>
+  </w:num>
+  <w:num w:numId="20" w16cid:durableId="1526553098">
     <w:abstractNumId w:val="14"/>
   </w:num>
-  <w:num w:numId="6" w16cid:durableId="735709938">
+  <w:num w:numId="21" w16cid:durableId="1195919581">
     <w:abstractNumId w:val="0"/>
-  </w:num>
-  <w:num w:numId="7" w16cid:durableId="895438110">
-    <w:abstractNumId w:val="2"/>
-  </w:num>
-  <w:num w:numId="8" w16cid:durableId="2013100308">
-    <w:abstractNumId w:val="4"/>
-  </w:num>
-  <w:num w:numId="9" w16cid:durableId="58214190">
-    <w:abstractNumId w:val="1"/>
-  </w:num>
-  <w:num w:numId="10" w16cid:durableId="2117406444">
-    <w:abstractNumId w:val="9"/>
-  </w:num>
-  <w:num w:numId="11" w16cid:durableId="348682868">
-    <w:abstractNumId w:val="15"/>
-  </w:num>
-  <w:num w:numId="12" w16cid:durableId="1807242017">
-    <w:abstractNumId w:val="13"/>
-  </w:num>
-  <w:num w:numId="13" w16cid:durableId="108746151">
-    <w:abstractNumId w:val="6"/>
-  </w:num>
-  <w:num w:numId="14" w16cid:durableId="570848262">
-    <w:abstractNumId w:val="12"/>
-  </w:num>
-  <w:num w:numId="15" w16cid:durableId="697854457">
-    <w:abstractNumId w:val="16"/>
-  </w:num>
-  <w:num w:numId="16" w16cid:durableId="1290404954">
-    <w:abstractNumId w:val="10"/>
-  </w:num>
-  <w:num w:numId="17" w16cid:durableId="817377124">
-    <w:abstractNumId w:val="3"/>
-  </w:num>
-  <w:num w:numId="18" w16cid:durableId="641691236">
-    <w:abstractNumId w:val="7"/>
   </w:num>
 </w:numbering>
 </file>
@@ -10661,7 +14026,6 @@
   <w:style w:type="character" w:default="1" w:styleId="a0">
     <w:name w:val="Default Paragraph Font"/>
     <w:uiPriority w:val="1"/>
-    <w:semiHidden/>
     <w:unhideWhenUsed/>
   </w:style>
   <w:style w:type="table" w:default="1" w:styleId="a1">

--- a/docs/Проект системы(черновой вариант).docx
+++ b/docs/Проект системы(черновой вариант).docx
@@ -332,9 +332,8 @@
           <w:sz w:val="28"/>
           <w:szCs w:val="28"/>
         </w:rPr>
-        <w:t xml:space="preserve">Студент гр. </w:t>
-      </w:r>
-      <w:proofErr w:type="gramStart"/>
+        <w:t>Студент гр. 58</w:t>
+      </w:r>
       <w:r>
         <w:rPr>
           <w:rFonts w:ascii="Times New Roman" w:eastAsia="Times New Roman" w:hAnsi="Times New Roman" w:cs="Times New Roman"/>
@@ -342,7 +341,7 @@
           <w:sz w:val="28"/>
           <w:szCs w:val="28"/>
         </w:rPr>
-        <w:t>58</w:t>
+        <w:t>3</w:t>
       </w:r>
       <w:r>
         <w:rPr>
@@ -351,7 +350,7 @@
           <w:sz w:val="28"/>
           <w:szCs w:val="28"/>
         </w:rPr>
-        <w:t>3</w:t>
+        <w:t>-</w:t>
       </w:r>
       <w:r>
         <w:rPr>
@@ -360,18 +359,8 @@
           <w:sz w:val="28"/>
           <w:szCs w:val="28"/>
         </w:rPr>
-        <w:t>-</w:t>
-      </w:r>
-      <w:r>
-        <w:rPr>
-          <w:rFonts w:ascii="Times New Roman" w:eastAsia="Times New Roman" w:hAnsi="Times New Roman" w:cs="Times New Roman"/>
-          <w:color w:val="000000" w:themeColor="text1"/>
-          <w:sz w:val="28"/>
-          <w:szCs w:val="28"/>
-        </w:rPr>
         <w:t>1</w:t>
       </w:r>
-      <w:proofErr w:type="gramEnd"/>
     </w:p>
     <w:p>
       <w:pPr>
@@ -563,34 +552,7 @@
           <w:szCs w:val="28"/>
         </w:rPr>
         <w:br/>
-      </w:r>
-      <w:proofErr w:type="spellStart"/>
-      <w:r>
-        <w:rPr>
-          <w:rFonts w:ascii="Times New Roman" w:eastAsia="Times New Roman" w:hAnsi="Times New Roman" w:cs="Times New Roman"/>
-          <w:sz w:val="28"/>
-          <w:szCs w:val="28"/>
-        </w:rPr>
-        <w:t>к.</w:t>
-      </w:r>
-      <w:proofErr w:type="gramStart"/>
-      <w:r>
-        <w:rPr>
-          <w:rFonts w:ascii="Times New Roman" w:eastAsia="Times New Roman" w:hAnsi="Times New Roman" w:cs="Times New Roman"/>
-          <w:sz w:val="28"/>
-          <w:szCs w:val="28"/>
-        </w:rPr>
-        <w:t>т.н</w:t>
-      </w:r>
-      <w:proofErr w:type="spellEnd"/>
-      <w:proofErr w:type="gramEnd"/>
-      <w:r>
-        <w:rPr>
-          <w:rFonts w:ascii="Times New Roman" w:eastAsia="Times New Roman" w:hAnsi="Times New Roman" w:cs="Times New Roman"/>
-          <w:sz w:val="28"/>
-          <w:szCs w:val="28"/>
-        </w:rPr>
-        <w:t>, доцент каф. КСУП</w:t>
+        <w:t>к.т.н, доцент каф. КСУП</w:t>
       </w:r>
     </w:p>
     <w:p>
@@ -613,7 +575,6 @@
         </w:rPr>
         <w:t xml:space="preserve">____________ / </w:t>
       </w:r>
-      <w:proofErr w:type="spellStart"/>
       <w:r>
         <w:rPr>
           <w:rFonts w:ascii="Times New Roman" w:eastAsia="Times New Roman" w:hAnsi="Times New Roman" w:cs="Times New Roman"/>
@@ -621,17 +582,7 @@
           <w:sz w:val="28"/>
           <w:szCs w:val="28"/>
         </w:rPr>
-        <w:t>Калентьев</w:t>
-      </w:r>
-      <w:proofErr w:type="spellEnd"/>
-      <w:r>
-        <w:rPr>
-          <w:rFonts w:ascii="Times New Roman" w:eastAsia="Times New Roman" w:hAnsi="Times New Roman" w:cs="Times New Roman"/>
-          <w:color w:val="000000" w:themeColor="text1"/>
-          <w:sz w:val="28"/>
-          <w:szCs w:val="28"/>
-        </w:rPr>
-        <w:t xml:space="preserve"> А.А</w:t>
+        <w:t>Калентьев А.А</w:t>
       </w:r>
       <w:r>
         <w:rPr>
@@ -1240,25 +1191,7 @@
           <w:sz w:val="28"/>
           <w:szCs w:val="28"/>
         </w:rPr>
-        <w:t xml:space="preserve">Аналогами выбранной САПР по назначению являются Autodesk </w:t>
-      </w:r>
-      <w:proofErr w:type="spellStart"/>
-      <w:r>
-        <w:rPr>
-          <w:rFonts w:ascii="Times New Roman" w:hAnsi="Times New Roman" w:cs="Times New Roman"/>
-          <w:sz w:val="28"/>
-          <w:szCs w:val="28"/>
-        </w:rPr>
-        <w:t>Inventor</w:t>
-      </w:r>
-      <w:proofErr w:type="spellEnd"/>
-      <w:r>
-        <w:rPr>
-          <w:rFonts w:ascii="Times New Roman" w:hAnsi="Times New Roman" w:cs="Times New Roman"/>
-          <w:sz w:val="28"/>
-          <w:szCs w:val="28"/>
-        </w:rPr>
-        <w:t xml:space="preserve"> и SOLIDWORKS: эти системы также используются для проектирования деталей, сборок и выпуска конструкторской документации. Выбор КОМПАС-3D определяется заданием и наличием API для автоматизации построения модели. Замена САПР в данном проекте не рассматривается.</w:t>
+        <w:t>Аналогами выбранной САПР по назначению являются Autodesk Inventor и SOLIDWORKS: эти системы также используются для проектирования деталей, сборок и выпуска конструкторской документации. Выбор КОМПАС-3D определяется заданием и наличием API для автоматизации построения модели. Замена САПР в данном проекте не рассматривается.</w:t>
       </w:r>
     </w:p>
     <w:p>
@@ -1361,25 +1294,7 @@
           <w:sz w:val="28"/>
           <w:szCs w:val="28"/>
         </w:rPr>
-        <w:t xml:space="preserve">Аббревиатура API расшифровывается как «Application </w:t>
-      </w:r>
-      <w:proofErr w:type="spellStart"/>
-      <w:r>
-        <w:rPr>
-          <w:rFonts w:ascii="Times New Roman" w:hAnsi="Times New Roman" w:cs="Times New Roman"/>
-          <w:sz w:val="28"/>
-          <w:szCs w:val="28"/>
-        </w:rPr>
-        <w:t>Programming</w:t>
-      </w:r>
-      <w:proofErr w:type="spellEnd"/>
-      <w:r>
-        <w:rPr>
-          <w:rFonts w:ascii="Times New Roman" w:hAnsi="Times New Roman" w:cs="Times New Roman"/>
-          <w:sz w:val="28"/>
-          <w:szCs w:val="28"/>
-        </w:rPr>
-        <w:t xml:space="preserve"> Interface» (интерфейс программирования приложений, программный интерфейс приложения). API представляет собой набор программных интерфейсов, классов, методов и других средств, предназначенных для взаимодействия программного обеспечения с другими приложениями и его компонентами.</w:t>
+        <w:t>Аббревиатура API расшифровывается как «Application Programming Interface» (интерфейс программирования приложений, программный интерфейс приложения). API представляет собой набор программных интерфейсов, классов, методов и других средств, предназначенных для взаимодействия программного обеспечения с другими приложениями и его компонентами.</w:t>
       </w:r>
     </w:p>
     <w:p>
@@ -1399,43 +1314,23 @@
           <w:sz w:val="28"/>
           <w:szCs w:val="28"/>
         </w:rPr>
-        <w:t xml:space="preserve">Для взаимодействия с КОМПАС-3D v25 используется API 5 в варианте </w:t>
-      </w:r>
-      <w:proofErr w:type="spellStart"/>
-      <w:r>
-        <w:rPr>
-          <w:rFonts w:ascii="Times New Roman" w:hAnsi="Times New Roman" w:cs="Times New Roman"/>
-          <w:sz w:val="28"/>
-          <w:szCs w:val="28"/>
-        </w:rPr>
-        <w:t>Automation</w:t>
-      </w:r>
-      <w:proofErr w:type="spellEnd"/>
-      <w:r>
-        <w:rPr>
-          <w:rFonts w:ascii="Times New Roman" w:hAnsi="Times New Roman" w:cs="Times New Roman"/>
-          <w:sz w:val="28"/>
-          <w:szCs w:val="28"/>
-        </w:rPr>
-        <w:t xml:space="preserve">. Доступ к его интерфейсам из C# осуществляется через COM </w:t>
-      </w:r>
-      <w:proofErr w:type="spellStart"/>
-      <w:r>
-        <w:rPr>
-          <w:rFonts w:ascii="Times New Roman" w:hAnsi="Times New Roman" w:cs="Times New Roman"/>
-          <w:sz w:val="28"/>
-          <w:szCs w:val="28"/>
-        </w:rPr>
-        <w:t>Interop</w:t>
-      </w:r>
-      <w:proofErr w:type="spellEnd"/>
-      <w:r>
-        <w:rPr>
-          <w:rFonts w:ascii="Times New Roman" w:hAnsi="Times New Roman" w:cs="Times New Roman"/>
-          <w:sz w:val="28"/>
-          <w:szCs w:val="28"/>
-        </w:rPr>
-        <w:t xml:space="preserve"> с использованием библиотек типов SDK целевой версии САПР и соответствующих .NET-обёрток.</w:t>
+        <w:t>Для взаимодействия с КОМПАС-3D v25 используется API 5 в варианте Automation. Доступ к его интерфейсам из C# осуществляется через COM Interop с использованием библиотек типов SDK целевой версии САПР и соответствующих .NET-обёрток</w:t>
+      </w:r>
+      <w:r>
+        <w:rPr>
+          <w:rFonts w:ascii="Times New Roman" w:hAnsi="Times New Roman" w:cs="Times New Roman"/>
+          <w:sz w:val="28"/>
+          <w:szCs w:val="28"/>
+        </w:rPr>
+        <w:t>[3]</w:t>
+      </w:r>
+      <w:r>
+        <w:rPr>
+          <w:rFonts w:ascii="Times New Roman" w:hAnsi="Times New Roman" w:cs="Times New Roman"/>
+          <w:sz w:val="28"/>
+          <w:szCs w:val="28"/>
+        </w:rPr>
+        <w:t>.</w:t>
       </w:r>
     </w:p>
     <w:p>
@@ -1455,25 +1350,7 @@
           <w:sz w:val="28"/>
           <w:szCs w:val="28"/>
         </w:rPr>
-        <w:t xml:space="preserve">Приложение работает как отдельный внешний контроллер САПР. Компонент Kompas3DWrapper получает доступ к запущенному экземпляру КОМПАС-3D, а при его отсутствии запускает САПР. После подключения приложение получает интерфейс </w:t>
-      </w:r>
-      <w:proofErr w:type="spellStart"/>
-      <w:r>
-        <w:rPr>
-          <w:rFonts w:ascii="Times New Roman" w:hAnsi="Times New Roman" w:cs="Times New Roman"/>
-          <w:sz w:val="28"/>
-          <w:szCs w:val="28"/>
-        </w:rPr>
-        <w:t>KompasObject</w:t>
-      </w:r>
-      <w:proofErr w:type="spellEnd"/>
-      <w:r>
-        <w:rPr>
-          <w:rFonts w:ascii="Times New Roman" w:hAnsi="Times New Roman" w:cs="Times New Roman"/>
-          <w:sz w:val="28"/>
-          <w:szCs w:val="28"/>
-        </w:rPr>
-        <w:t xml:space="preserve"> и обеспечивает отображение окна КОМПАС-3D.</w:t>
+        <w:t>Приложение работает как отдельный внешний контроллер САПР. Компонент Kompas3DWrapper получает доступ к запущенному экземпляру КОМПАС-3D, а при его отсутствии запускает САПР. После подключения приложение получает интерфейс KompasObject и обеспечивает отображение окна КОМПАС-3D.</w:t>
       </w:r>
     </w:p>
     <w:p>
@@ -1513,97 +1390,7 @@
           <w:sz w:val="28"/>
           <w:szCs w:val="28"/>
         </w:rPr>
-        <w:t>Метод KompasObject.Document3</w:t>
-      </w:r>
-      <w:proofErr w:type="gramStart"/>
-      <w:r>
-        <w:rPr>
-          <w:rFonts w:ascii="Times New Roman" w:hAnsi="Times New Roman" w:cs="Times New Roman"/>
-          <w:sz w:val="28"/>
-          <w:szCs w:val="28"/>
-        </w:rPr>
-        <w:t>D(</w:t>
-      </w:r>
-      <w:proofErr w:type="gramEnd"/>
-      <w:r>
-        <w:rPr>
-          <w:rFonts w:ascii="Times New Roman" w:hAnsi="Times New Roman" w:cs="Times New Roman"/>
-          <w:sz w:val="28"/>
-          <w:szCs w:val="28"/>
-        </w:rPr>
-        <w:t>) предоставляет интерфейс ksDocument3D. Новый видимый документ детали создаётся вызовом ksDocument3D.Create(</w:t>
-      </w:r>
-      <w:proofErr w:type="spellStart"/>
-      <w:r>
-        <w:rPr>
-          <w:rFonts w:ascii="Times New Roman" w:hAnsi="Times New Roman" w:cs="Times New Roman"/>
-          <w:sz w:val="28"/>
-          <w:szCs w:val="28"/>
-        </w:rPr>
-        <w:t>false</w:t>
-      </w:r>
-      <w:proofErr w:type="spellEnd"/>
-      <w:r>
-        <w:rPr>
-          <w:rFonts w:ascii="Times New Roman" w:hAnsi="Times New Roman" w:cs="Times New Roman"/>
-          <w:sz w:val="28"/>
-          <w:szCs w:val="28"/>
-        </w:rPr>
-        <w:t xml:space="preserve">, </w:t>
-      </w:r>
-      <w:proofErr w:type="spellStart"/>
-      <w:r>
-        <w:rPr>
-          <w:rFonts w:ascii="Times New Roman" w:hAnsi="Times New Roman" w:cs="Times New Roman"/>
-          <w:sz w:val="28"/>
-          <w:szCs w:val="28"/>
-        </w:rPr>
-        <w:t>true</w:t>
-      </w:r>
-      <w:proofErr w:type="spellEnd"/>
-      <w:r>
-        <w:rPr>
-          <w:rFonts w:ascii="Times New Roman" w:hAnsi="Times New Roman" w:cs="Times New Roman"/>
-          <w:sz w:val="28"/>
-          <w:szCs w:val="28"/>
-        </w:rPr>
-        <w:t xml:space="preserve">). Доступ к главному компоненту документа осуществляется методом </w:t>
-      </w:r>
-      <w:proofErr w:type="spellStart"/>
-      <w:r>
-        <w:rPr>
-          <w:rFonts w:ascii="Times New Roman" w:hAnsi="Times New Roman" w:cs="Times New Roman"/>
-          <w:sz w:val="28"/>
-          <w:szCs w:val="28"/>
-        </w:rPr>
-        <w:t>GetPart</w:t>
-      </w:r>
-      <w:proofErr w:type="spellEnd"/>
-      <w:r>
-        <w:rPr>
-          <w:rFonts w:ascii="Times New Roman" w:hAnsi="Times New Roman" w:cs="Times New Roman"/>
-          <w:sz w:val="28"/>
-          <w:szCs w:val="28"/>
-        </w:rPr>
-        <w:t xml:space="preserve"> с указанием типа </w:t>
-      </w:r>
-      <w:proofErr w:type="spellStart"/>
-      <w:r>
-        <w:rPr>
-          <w:rFonts w:ascii="Times New Roman" w:hAnsi="Times New Roman" w:cs="Times New Roman"/>
-          <w:sz w:val="28"/>
-          <w:szCs w:val="28"/>
-        </w:rPr>
-        <w:t>pTop_Part</w:t>
-      </w:r>
-      <w:proofErr w:type="spellEnd"/>
-      <w:r>
-        <w:rPr>
-          <w:rFonts w:ascii="Times New Roman" w:hAnsi="Times New Roman" w:cs="Times New Roman"/>
-          <w:sz w:val="28"/>
-          <w:szCs w:val="28"/>
-        </w:rPr>
-        <w:t>.</w:t>
+        <w:t>Метод KompasObject.Document3D() предоставляет интерфейс ksDocument3D. Новый видимый документ детали создаётся вызовом ksDocument3D.Create(false, true). Доступ к главному компоненту документа осуществляется методом GetPart с указанием типа pTop_Part.</w:t>
       </w:r>
     </w:p>
     <w:p>
@@ -1623,63 +1410,8 @@
           <w:sz w:val="28"/>
           <w:szCs w:val="28"/>
         </w:rPr>
-        <w:t xml:space="preserve">Интерфейс </w:t>
-      </w:r>
-      <w:proofErr w:type="spellStart"/>
-      <w:r>
-        <w:rPr>
-          <w:rFonts w:ascii="Times New Roman" w:hAnsi="Times New Roman" w:cs="Times New Roman"/>
-          <w:sz w:val="28"/>
-          <w:szCs w:val="28"/>
-        </w:rPr>
-        <w:t>ksPart</w:t>
-      </w:r>
-      <w:proofErr w:type="spellEnd"/>
-      <w:r>
-        <w:rPr>
-          <w:rFonts w:ascii="Times New Roman" w:hAnsi="Times New Roman" w:cs="Times New Roman"/>
-          <w:sz w:val="28"/>
-          <w:szCs w:val="28"/>
-        </w:rPr>
-        <w:t xml:space="preserve"> используется для получения базовых плоскостей и создания интерфейсов объектов модели. Метод </w:t>
-      </w:r>
-      <w:proofErr w:type="spellStart"/>
-      <w:r>
-        <w:rPr>
-          <w:rFonts w:ascii="Times New Roman" w:hAnsi="Times New Roman" w:cs="Times New Roman"/>
-          <w:sz w:val="28"/>
-          <w:szCs w:val="28"/>
-        </w:rPr>
-        <w:t>NewEntity</w:t>
-      </w:r>
-      <w:proofErr w:type="spellEnd"/>
-      <w:r>
-        <w:rPr>
-          <w:rFonts w:ascii="Times New Roman" w:hAnsi="Times New Roman" w:cs="Times New Roman"/>
-          <w:sz w:val="28"/>
-          <w:szCs w:val="28"/>
-        </w:rPr>
-        <w:t xml:space="preserve"> создаёт интерфейс </w:t>
-      </w:r>
-      <w:proofErr w:type="spellStart"/>
-      <w:r>
-        <w:rPr>
-          <w:rFonts w:ascii="Times New Roman" w:hAnsi="Times New Roman" w:cs="Times New Roman"/>
-          <w:sz w:val="28"/>
-          <w:szCs w:val="28"/>
-        </w:rPr>
-        <w:t>ksEntity</w:t>
-      </w:r>
-      <w:proofErr w:type="spellEnd"/>
-      <w:r>
-        <w:rPr>
-          <w:rFonts w:ascii="Times New Roman" w:hAnsi="Times New Roman" w:cs="Times New Roman"/>
-          <w:sz w:val="28"/>
-          <w:szCs w:val="28"/>
-        </w:rPr>
-        <w:t xml:space="preserve"> выбранного типа. После получения параметров объекта через </w:t>
-      </w:r>
-      <w:proofErr w:type="spellStart"/>
+        <w:t xml:space="preserve">Интерфейс ksPart используется для получения базовых плоскостей и создания интерфейсов объектов модели. Метод NewEntity создаёт интерфейс ksEntity выбранного типа. После получения параметров объекта через </w:t>
+      </w:r>
       <w:r>
         <w:rPr>
           <w:rFonts w:ascii="Times New Roman" w:hAnsi="Times New Roman" w:cs="Times New Roman"/>
@@ -1687,34 +1419,7 @@
           <w:szCs w:val="28"/>
         </w:rPr>
         <w:lastRenderedPageBreak/>
-        <w:t>GetDefinition</w:t>
-      </w:r>
-      <w:proofErr w:type="spellEnd"/>
-      <w:r>
-        <w:rPr>
-          <w:rFonts w:ascii="Times New Roman" w:hAnsi="Times New Roman" w:cs="Times New Roman"/>
-          <w:sz w:val="28"/>
-          <w:szCs w:val="28"/>
-        </w:rPr>
-        <w:t xml:space="preserve"> и их настройки объект создаётся в модели вызовом </w:t>
-      </w:r>
-      <w:proofErr w:type="spellStart"/>
-      <w:r>
-        <w:rPr>
-          <w:rFonts w:ascii="Times New Roman" w:hAnsi="Times New Roman" w:cs="Times New Roman"/>
-          <w:sz w:val="28"/>
-          <w:szCs w:val="28"/>
-        </w:rPr>
-        <w:t>ksEntity.Create</w:t>
-      </w:r>
-      <w:proofErr w:type="spellEnd"/>
-      <w:r>
-        <w:rPr>
-          <w:rFonts w:ascii="Times New Roman" w:hAnsi="Times New Roman" w:cs="Times New Roman"/>
-          <w:sz w:val="28"/>
-          <w:szCs w:val="28"/>
-        </w:rPr>
-        <w:t>().</w:t>
+        <w:t>GetDefinition и их настройки объект создаётся в модели вызовом ksEntity.Create().</w:t>
       </w:r>
     </w:p>
     <w:p>
@@ -1734,79 +1439,7 @@
           <w:sz w:val="28"/>
           <w:szCs w:val="28"/>
         </w:rPr>
-        <w:t xml:space="preserve">Для работы с эскизами используется </w:t>
-      </w:r>
-      <w:proofErr w:type="spellStart"/>
-      <w:r>
-        <w:rPr>
-          <w:rFonts w:ascii="Times New Roman" w:hAnsi="Times New Roman" w:cs="Times New Roman"/>
-          <w:sz w:val="28"/>
-          <w:szCs w:val="28"/>
-        </w:rPr>
-        <w:t>ksSketchDefinition</w:t>
-      </w:r>
-      <w:proofErr w:type="spellEnd"/>
-      <w:r>
-        <w:rPr>
-          <w:rFonts w:ascii="Times New Roman" w:hAnsi="Times New Roman" w:cs="Times New Roman"/>
-          <w:sz w:val="28"/>
-          <w:szCs w:val="28"/>
-        </w:rPr>
-        <w:t xml:space="preserve">. Метод </w:t>
-      </w:r>
-      <w:proofErr w:type="spellStart"/>
-      <w:r>
-        <w:rPr>
-          <w:rFonts w:ascii="Times New Roman" w:hAnsi="Times New Roman" w:cs="Times New Roman"/>
-          <w:sz w:val="28"/>
-          <w:szCs w:val="28"/>
-        </w:rPr>
-        <w:t>SetPlane</w:t>
-      </w:r>
-      <w:proofErr w:type="spellEnd"/>
-      <w:r>
-        <w:rPr>
-          <w:rFonts w:ascii="Times New Roman" w:hAnsi="Times New Roman" w:cs="Times New Roman"/>
-          <w:sz w:val="28"/>
-          <w:szCs w:val="28"/>
-        </w:rPr>
-        <w:t xml:space="preserve"> задаёт плоскость эскиза. После создания эскиза метод </w:t>
-      </w:r>
-      <w:proofErr w:type="spellStart"/>
-      <w:r>
-        <w:rPr>
-          <w:rFonts w:ascii="Times New Roman" w:hAnsi="Times New Roman" w:cs="Times New Roman"/>
-          <w:sz w:val="28"/>
-          <w:szCs w:val="28"/>
-        </w:rPr>
-        <w:t>BeginEdit</w:t>
-      </w:r>
-      <w:proofErr w:type="spellEnd"/>
-      <w:r>
-        <w:rPr>
-          <w:rFonts w:ascii="Times New Roman" w:hAnsi="Times New Roman" w:cs="Times New Roman"/>
-          <w:sz w:val="28"/>
-          <w:szCs w:val="28"/>
-        </w:rPr>
-        <w:t xml:space="preserve"> открывает его для редактирования и возвращает интерфейс ksDocument2D. Геометрические элементы строятся в координатах эскиза; завершение редактирования выполняется методом </w:t>
-      </w:r>
-      <w:proofErr w:type="spellStart"/>
-      <w:r>
-        <w:rPr>
-          <w:rFonts w:ascii="Times New Roman" w:hAnsi="Times New Roman" w:cs="Times New Roman"/>
-          <w:sz w:val="28"/>
-          <w:szCs w:val="28"/>
-        </w:rPr>
-        <w:t>EndEdit</w:t>
-      </w:r>
-      <w:proofErr w:type="spellEnd"/>
-      <w:r>
-        <w:rPr>
-          <w:rFonts w:ascii="Times New Roman" w:hAnsi="Times New Roman" w:cs="Times New Roman"/>
-          <w:sz w:val="28"/>
-          <w:szCs w:val="28"/>
-        </w:rPr>
-        <w:t>.</w:t>
+        <w:t>Для работы с эскизами используется ksSketchDefinition. Метод SetPlane задаёт плоскость эскиза. После создания эскиза метод BeginEdit открывает его для редактирования и возвращает интерфейс ksDocument2D. Геометрические элементы строятся в координатах эскиза; завершение редактирования выполняется методом EndEdit.</w:t>
       </w:r>
     </w:p>
     <w:p>
@@ -1826,79 +1459,7 @@
           <w:sz w:val="28"/>
           <w:szCs w:val="28"/>
         </w:rPr>
-        <w:t xml:space="preserve">Основание органайзера формируется базовой операцией выдавливания o3d_baseExtrusion. Наружные стенки и внутренние перегородки формируются операциями приклеивания выдавливанием o3d_bossExtrusion. Для настройки операций используются интерфейсы </w:t>
-      </w:r>
-      <w:proofErr w:type="spellStart"/>
-      <w:r>
-        <w:rPr>
-          <w:rFonts w:ascii="Times New Roman" w:hAnsi="Times New Roman" w:cs="Times New Roman"/>
-          <w:sz w:val="28"/>
-          <w:szCs w:val="28"/>
-        </w:rPr>
-        <w:t>ksBaseExtrusionDefinition</w:t>
-      </w:r>
-      <w:proofErr w:type="spellEnd"/>
-      <w:r>
-        <w:rPr>
-          <w:rFonts w:ascii="Times New Roman" w:hAnsi="Times New Roman" w:cs="Times New Roman"/>
-          <w:sz w:val="28"/>
-          <w:szCs w:val="28"/>
-        </w:rPr>
-        <w:t xml:space="preserve"> и </w:t>
-      </w:r>
-      <w:proofErr w:type="spellStart"/>
-      <w:r>
-        <w:rPr>
-          <w:rFonts w:ascii="Times New Roman" w:hAnsi="Times New Roman" w:cs="Times New Roman"/>
-          <w:sz w:val="28"/>
-          <w:szCs w:val="28"/>
-        </w:rPr>
-        <w:t>ksBossExtrusionDefinition</w:t>
-      </w:r>
-      <w:proofErr w:type="spellEnd"/>
-      <w:r>
-        <w:rPr>
-          <w:rFonts w:ascii="Times New Roman" w:hAnsi="Times New Roman" w:cs="Times New Roman"/>
-          <w:sz w:val="28"/>
-          <w:szCs w:val="28"/>
-        </w:rPr>
-        <w:t xml:space="preserve">: метод </w:t>
-      </w:r>
-      <w:proofErr w:type="spellStart"/>
-      <w:r>
-        <w:rPr>
-          <w:rFonts w:ascii="Times New Roman" w:hAnsi="Times New Roman" w:cs="Times New Roman"/>
-          <w:sz w:val="28"/>
-          <w:szCs w:val="28"/>
-        </w:rPr>
-        <w:t>SetSketch</w:t>
-      </w:r>
-      <w:proofErr w:type="spellEnd"/>
-      <w:r>
-        <w:rPr>
-          <w:rFonts w:ascii="Times New Roman" w:hAnsi="Times New Roman" w:cs="Times New Roman"/>
-          <w:sz w:val="28"/>
-          <w:szCs w:val="28"/>
-        </w:rPr>
-        <w:t xml:space="preserve"> связывает операцию с эскизом, а </w:t>
-      </w:r>
-      <w:proofErr w:type="spellStart"/>
-      <w:r>
-        <w:rPr>
-          <w:rFonts w:ascii="Times New Roman" w:hAnsi="Times New Roman" w:cs="Times New Roman"/>
-          <w:sz w:val="28"/>
-          <w:szCs w:val="28"/>
-        </w:rPr>
-        <w:t>SetSideParam</w:t>
-      </w:r>
-      <w:proofErr w:type="spellEnd"/>
-      <w:r>
-        <w:rPr>
-          <w:rFonts w:ascii="Times New Roman" w:hAnsi="Times New Roman" w:cs="Times New Roman"/>
-          <w:sz w:val="28"/>
-          <w:szCs w:val="28"/>
-        </w:rPr>
-        <w:t xml:space="preserve"> задаёт направление, глубину выдавливания и параметры уклона.</w:t>
+        <w:t>Основание органайзера формируется базовой операцией выдавливания o3d_baseExtrusion. Наружные стенки и внутренние перегородки формируются операциями приклеивания выдавливанием o3d_bossExtrusion. Для настройки операций используются интерфейсы ksBaseExtrusionDefinition и ksBossExtrusionDefinition: метод SetSketch связывает операцию с эскизом, а SetSideParam задаёт направление, глубину выдавливания и параметры уклона.</w:t>
       </w:r>
     </w:p>
     <w:p>
@@ -2086,7 +1647,6 @@
                 <w:szCs w:val="28"/>
               </w:rPr>
             </w:pPr>
-            <w:proofErr w:type="spellStart"/>
             <w:r>
               <w:rPr>
                 <w:rFonts w:ascii="Times New Roman" w:hAnsi="Times New Roman" w:cs="Times New Roman"/>
@@ -2095,7 +1655,6 @@
               </w:rPr>
               <w:t>KompasObject</w:t>
             </w:r>
-            <w:proofErr w:type="spellEnd"/>
           </w:p>
         </w:tc>
         <w:tc>
@@ -2194,7 +1753,6 @@
                 <w:szCs w:val="28"/>
               </w:rPr>
             </w:pPr>
-            <w:proofErr w:type="spellStart"/>
             <w:r>
               <w:rPr>
                 <w:rFonts w:ascii="Times New Roman" w:hAnsi="Times New Roman" w:cs="Times New Roman"/>
@@ -2203,7 +1761,6 @@
               </w:rPr>
               <w:t>ksPart</w:t>
             </w:r>
-            <w:proofErr w:type="spellEnd"/>
           </w:p>
         </w:tc>
         <w:tc>
@@ -2249,7 +1806,6 @@
                 <w:szCs w:val="28"/>
               </w:rPr>
             </w:pPr>
-            <w:proofErr w:type="spellStart"/>
             <w:r>
               <w:rPr>
                 <w:rFonts w:ascii="Times New Roman" w:hAnsi="Times New Roman" w:cs="Times New Roman"/>
@@ -2258,7 +1814,6 @@
               </w:rPr>
               <w:t>ksEntity</w:t>
             </w:r>
-            <w:proofErr w:type="spellEnd"/>
           </w:p>
         </w:tc>
         <w:tc>
@@ -2305,7 +1860,6 @@
                 <w:szCs w:val="28"/>
               </w:rPr>
             </w:pPr>
-            <w:proofErr w:type="spellStart"/>
             <w:r>
               <w:rPr>
                 <w:rFonts w:ascii="Times New Roman" w:hAnsi="Times New Roman" w:cs="Times New Roman"/>
@@ -2314,7 +1868,6 @@
               </w:rPr>
               <w:t>ksSketchDefinition</w:t>
             </w:r>
-            <w:proofErr w:type="spellEnd"/>
           </w:p>
         </w:tc>
         <w:tc>
@@ -2413,7 +1966,6 @@
                 <w:szCs w:val="28"/>
               </w:rPr>
             </w:pPr>
-            <w:proofErr w:type="spellStart"/>
             <w:r>
               <w:rPr>
                 <w:rFonts w:ascii="Times New Roman" w:hAnsi="Times New Roman" w:cs="Times New Roman"/>
@@ -2422,7 +1974,6 @@
               </w:rPr>
               <w:t>ksBaseExtrusionDefinition</w:t>
             </w:r>
-            <w:proofErr w:type="spellEnd"/>
           </w:p>
         </w:tc>
         <w:tc>
@@ -2468,7 +2019,6 @@
                 <w:szCs w:val="28"/>
               </w:rPr>
             </w:pPr>
-            <w:proofErr w:type="spellStart"/>
             <w:r>
               <w:rPr>
                 <w:rFonts w:ascii="Times New Roman" w:hAnsi="Times New Roman" w:cs="Times New Roman"/>
@@ -2477,7 +2027,6 @@
               </w:rPr>
               <w:t>ksBossExtrusionDefinition</w:t>
             </w:r>
-            <w:proofErr w:type="spellEnd"/>
           </w:p>
         </w:tc>
         <w:tc>
@@ -2705,7 +2254,6 @@
                 <w:szCs w:val="28"/>
               </w:rPr>
             </w:pPr>
-            <w:proofErr w:type="spellStart"/>
             <w:r>
               <w:rPr>
                 <w:rFonts w:ascii="Times New Roman" w:hAnsi="Times New Roman" w:cs="Times New Roman"/>
@@ -2714,7 +2262,6 @@
               </w:rPr>
               <w:t>KompasObject.Visible</w:t>
             </w:r>
-            <w:proofErr w:type="spellEnd"/>
           </w:p>
         </w:tc>
         <w:tc>
@@ -2731,7 +2278,6 @@
                 <w:szCs w:val="28"/>
               </w:rPr>
             </w:pPr>
-            <w:proofErr w:type="spellStart"/>
             <w:r>
               <w:rPr>
                 <w:rFonts w:ascii="Times New Roman" w:hAnsi="Times New Roman" w:cs="Times New Roman"/>
@@ -2740,7 +2286,6 @@
               </w:rPr>
               <w:t>bool</w:t>
             </w:r>
-            <w:proofErr w:type="spellEnd"/>
           </w:p>
         </w:tc>
         <w:tc>
@@ -2783,23 +2328,13 @@
                 <w:szCs w:val="28"/>
               </w:rPr>
             </w:pPr>
-            <w:proofErr w:type="spellStart"/>
-            <w:r>
-              <w:rPr>
-                <w:rFonts w:ascii="Times New Roman" w:hAnsi="Times New Roman" w:cs="Times New Roman"/>
-                <w:sz w:val="28"/>
-                <w:szCs w:val="28"/>
-              </w:rPr>
-              <w:t>ksBaseExtrusionDefinition</w:t>
-            </w:r>
-            <w:proofErr w:type="spellEnd"/>
-            <w:r>
-              <w:rPr>
-                <w:rFonts w:ascii="Times New Roman" w:hAnsi="Times New Roman" w:cs="Times New Roman"/>
-                <w:sz w:val="28"/>
-                <w:szCs w:val="28"/>
-              </w:rPr>
-              <w:t>.</w:t>
+            <w:r>
+              <w:rPr>
+                <w:rFonts w:ascii="Times New Roman" w:hAnsi="Times New Roman" w:cs="Times New Roman"/>
+                <w:sz w:val="28"/>
+                <w:szCs w:val="28"/>
+              </w:rPr>
+              <w:t>ksBaseExtrusionDefinition.</w:t>
             </w:r>
             <w:r>
               <w:rPr>
@@ -2808,69 +2343,26 @@
                 <w:szCs w:val="28"/>
               </w:rPr>
               <w:br/>
-            </w:r>
-            <w:proofErr w:type="spellStart"/>
-            <w:r>
-              <w:rPr>
-                <w:rFonts w:ascii="Times New Roman" w:hAnsi="Times New Roman" w:cs="Times New Roman"/>
-                <w:sz w:val="28"/>
-                <w:szCs w:val="28"/>
-              </w:rPr>
+              <w:t>directionType;</w:t>
+            </w:r>
+            <w:r>
+              <w:rPr>
+                <w:rFonts w:ascii="Times New Roman" w:hAnsi="Times New Roman" w:cs="Times New Roman"/>
+                <w:sz w:val="28"/>
+                <w:szCs w:val="28"/>
+              </w:rPr>
+              <w:br/>
+              <w:t>ksBossExtrusionDefinition.</w:t>
+            </w:r>
+            <w:r>
+              <w:rPr>
+                <w:rFonts w:ascii="Times New Roman" w:hAnsi="Times New Roman" w:cs="Times New Roman"/>
+                <w:sz w:val="28"/>
+                <w:szCs w:val="28"/>
+              </w:rPr>
+              <w:br/>
               <w:t>directionType</w:t>
             </w:r>
-            <w:proofErr w:type="spellEnd"/>
-            <w:r>
-              <w:rPr>
-                <w:rFonts w:ascii="Times New Roman" w:hAnsi="Times New Roman" w:cs="Times New Roman"/>
-                <w:sz w:val="28"/>
-                <w:szCs w:val="28"/>
-              </w:rPr>
-              <w:t>;</w:t>
-            </w:r>
-            <w:r>
-              <w:rPr>
-                <w:rFonts w:ascii="Times New Roman" w:hAnsi="Times New Roman" w:cs="Times New Roman"/>
-                <w:sz w:val="28"/>
-                <w:szCs w:val="28"/>
-              </w:rPr>
-              <w:br/>
-            </w:r>
-            <w:proofErr w:type="spellStart"/>
-            <w:r>
-              <w:rPr>
-                <w:rFonts w:ascii="Times New Roman" w:hAnsi="Times New Roman" w:cs="Times New Roman"/>
-                <w:sz w:val="28"/>
-                <w:szCs w:val="28"/>
-              </w:rPr>
-              <w:t>ksBossExtrusionDefinition</w:t>
-            </w:r>
-            <w:proofErr w:type="spellEnd"/>
-            <w:r>
-              <w:rPr>
-                <w:rFonts w:ascii="Times New Roman" w:hAnsi="Times New Roman" w:cs="Times New Roman"/>
-                <w:sz w:val="28"/>
-                <w:szCs w:val="28"/>
-              </w:rPr>
-              <w:t>.</w:t>
-            </w:r>
-            <w:r>
-              <w:rPr>
-                <w:rFonts w:ascii="Times New Roman" w:hAnsi="Times New Roman" w:cs="Times New Roman"/>
-                <w:sz w:val="28"/>
-                <w:szCs w:val="28"/>
-              </w:rPr>
-              <w:br/>
-            </w:r>
-            <w:proofErr w:type="spellStart"/>
-            <w:r>
-              <w:rPr>
-                <w:rFonts w:ascii="Times New Roman" w:hAnsi="Times New Roman" w:cs="Times New Roman"/>
-                <w:sz w:val="28"/>
-                <w:szCs w:val="28"/>
-              </w:rPr>
-              <w:t>directionType</w:t>
-            </w:r>
-            <w:proofErr w:type="spellEnd"/>
           </w:p>
         </w:tc>
         <w:tc>
@@ -2887,7 +2379,6 @@
                 <w:szCs w:val="28"/>
               </w:rPr>
             </w:pPr>
-            <w:proofErr w:type="spellStart"/>
             <w:r>
               <w:rPr>
                 <w:rFonts w:ascii="Times New Roman" w:hAnsi="Times New Roman" w:cs="Times New Roman"/>
@@ -2896,7 +2387,6 @@
               </w:rPr>
               <w:t>short</w:t>
             </w:r>
-            <w:proofErr w:type="spellEnd"/>
           </w:p>
         </w:tc>
         <w:tc>
@@ -2919,18 +2409,8 @@
                 <w:sz w:val="28"/>
                 <w:szCs w:val="28"/>
               </w:rPr>
-              <w:t xml:space="preserve">Направление выдавливания. Используется </w:t>
-            </w:r>
-            <w:proofErr w:type="spellStart"/>
-            <w:r>
-              <w:rPr>
-                <w:rFonts w:ascii="Times New Roman" w:hAnsi="Times New Roman" w:cs="Times New Roman"/>
-                <w:sz w:val="28"/>
-                <w:szCs w:val="28"/>
-              </w:rPr>
-              <w:t>dtNormal</w:t>
-            </w:r>
-            <w:proofErr w:type="spellEnd"/>
+              <w:t>Направление выдавливания. Используется dtNormal</w:t>
+            </w:r>
           </w:p>
         </w:tc>
       </w:tr>
@@ -3249,7 +2729,6 @@
                 <w:szCs w:val="28"/>
               </w:rPr>
             </w:pPr>
-            <w:proofErr w:type="spellStart"/>
             <w:r>
               <w:rPr>
                 <w:rFonts w:ascii="Times New Roman" w:hAnsi="Times New Roman" w:cs="Times New Roman"/>
@@ -3258,7 +2737,6 @@
               </w:rPr>
               <w:t>pTop_Part</w:t>
             </w:r>
-            <w:proofErr w:type="spellEnd"/>
           </w:p>
         </w:tc>
         <w:tc>
@@ -3276,7 +2754,6 @@
                 <w:szCs w:val="28"/>
               </w:rPr>
             </w:pPr>
-            <w:proofErr w:type="spellStart"/>
             <w:r>
               <w:rPr>
                 <w:rFonts w:ascii="Times New Roman" w:hAnsi="Times New Roman" w:cs="Times New Roman"/>
@@ -3285,7 +2762,6 @@
               </w:rPr>
               <w:t>Part_Type</w:t>
             </w:r>
-            <w:proofErr w:type="spellEnd"/>
           </w:p>
         </w:tc>
         <w:tc>
@@ -3329,7 +2805,6 @@
                 <w:szCs w:val="28"/>
               </w:rPr>
             </w:pPr>
-            <w:proofErr w:type="spellStart"/>
             <w:r>
               <w:rPr>
                 <w:rFonts w:ascii="Times New Roman" w:hAnsi="Times New Roman" w:cs="Times New Roman"/>
@@ -3338,7 +2813,6 @@
               </w:rPr>
               <w:t>dtNormal</w:t>
             </w:r>
-            <w:proofErr w:type="spellEnd"/>
           </w:p>
         </w:tc>
         <w:tc>
@@ -3356,7 +2830,6 @@
                 <w:szCs w:val="28"/>
               </w:rPr>
             </w:pPr>
-            <w:proofErr w:type="spellStart"/>
             <w:r>
               <w:rPr>
                 <w:rFonts w:ascii="Times New Roman" w:hAnsi="Times New Roman" w:cs="Times New Roman"/>
@@ -3365,7 +2838,6 @@
               </w:rPr>
               <w:t>Direction_Type</w:t>
             </w:r>
-            <w:proofErr w:type="spellEnd"/>
           </w:p>
         </w:tc>
         <w:tc>
@@ -3409,7 +2881,6 @@
                 <w:szCs w:val="28"/>
               </w:rPr>
             </w:pPr>
-            <w:proofErr w:type="spellStart"/>
             <w:r>
               <w:rPr>
                 <w:rFonts w:ascii="Times New Roman" w:hAnsi="Times New Roman" w:cs="Times New Roman"/>
@@ -3418,7 +2889,6 @@
               </w:rPr>
               <w:t>etBlind</w:t>
             </w:r>
-            <w:proofErr w:type="spellEnd"/>
           </w:p>
         </w:tc>
         <w:tc>
@@ -3436,7 +2906,6 @@
                 <w:szCs w:val="28"/>
               </w:rPr>
             </w:pPr>
-            <w:proofErr w:type="spellStart"/>
             <w:r>
               <w:rPr>
                 <w:rFonts w:ascii="Times New Roman" w:hAnsi="Times New Roman" w:cs="Times New Roman"/>
@@ -3445,7 +2914,6 @@
               </w:rPr>
               <w:t>End_Type</w:t>
             </w:r>
-            <w:proofErr w:type="spellEnd"/>
           </w:p>
         </w:tc>
         <w:tc>
@@ -3662,23 +3130,13 @@
                 <w:szCs w:val="28"/>
               </w:rPr>
             </w:pPr>
-            <w:proofErr w:type="spellStart"/>
-            <w:r>
-              <w:rPr>
-                <w:rFonts w:ascii="Times New Roman" w:hAnsi="Times New Roman" w:cs="Times New Roman"/>
-                <w:sz w:val="28"/>
-                <w:szCs w:val="28"/>
-              </w:rPr>
-              <w:t>KompasObject</w:t>
-            </w:r>
-            <w:proofErr w:type="spellEnd"/>
-            <w:r>
-              <w:rPr>
-                <w:rFonts w:ascii="Times New Roman" w:hAnsi="Times New Roman" w:cs="Times New Roman"/>
-                <w:sz w:val="28"/>
-                <w:szCs w:val="28"/>
-              </w:rPr>
-              <w:t>.</w:t>
+            <w:r>
+              <w:rPr>
+                <w:rFonts w:ascii="Times New Roman" w:hAnsi="Times New Roman" w:cs="Times New Roman"/>
+                <w:sz w:val="28"/>
+                <w:szCs w:val="28"/>
+              </w:rPr>
+              <w:t>KompasObject.</w:t>
             </w:r>
             <w:r>
               <w:rPr>
@@ -3729,23 +3187,13 @@
                 <w:szCs w:val="28"/>
               </w:rPr>
             </w:pPr>
-            <w:proofErr w:type="spellStart"/>
-            <w:r>
-              <w:rPr>
-                <w:rFonts w:ascii="Times New Roman" w:hAnsi="Times New Roman" w:cs="Times New Roman"/>
-                <w:sz w:val="28"/>
-                <w:szCs w:val="28"/>
-              </w:rPr>
-              <w:t>object</w:t>
-            </w:r>
-            <w:proofErr w:type="spellEnd"/>
-            <w:r>
-              <w:rPr>
-                <w:rFonts w:ascii="Times New Roman" w:hAnsi="Times New Roman" w:cs="Times New Roman"/>
-                <w:sz w:val="28"/>
-                <w:szCs w:val="28"/>
-              </w:rPr>
-              <w:t xml:space="preserve"> →</w:t>
+            <w:r>
+              <w:rPr>
+                <w:rFonts w:ascii="Times New Roman" w:hAnsi="Times New Roman" w:cs="Times New Roman"/>
+                <w:sz w:val="28"/>
+                <w:szCs w:val="28"/>
+              </w:rPr>
+              <w:t>object →</w:t>
             </w:r>
             <w:r>
               <w:rPr>
@@ -3811,17 +3259,8 @@
                 <w:szCs w:val="28"/>
               </w:rPr>
               <w:br/>
-            </w:r>
-            <w:proofErr w:type="spellStart"/>
-            <w:r>
-              <w:rPr>
-                <w:rFonts w:ascii="Times New Roman" w:hAnsi="Times New Roman" w:cs="Times New Roman"/>
-                <w:sz w:val="28"/>
-                <w:szCs w:val="28"/>
-              </w:rPr>
               <w:t>Create</w:t>
             </w:r>
-            <w:proofErr w:type="spellEnd"/>
           </w:p>
         </w:tc>
         <w:tc>
@@ -3837,41 +3276,13 @@
                 <w:szCs w:val="28"/>
               </w:rPr>
             </w:pPr>
-            <w:proofErr w:type="spellStart"/>
-            <w:r>
-              <w:rPr>
-                <w:rFonts w:ascii="Times New Roman" w:hAnsi="Times New Roman" w:cs="Times New Roman"/>
-                <w:sz w:val="28"/>
-                <w:szCs w:val="28"/>
-              </w:rPr>
-              <w:t>bool</w:t>
-            </w:r>
-            <w:proofErr w:type="spellEnd"/>
-            <w:r>
-              <w:rPr>
-                <w:rFonts w:ascii="Times New Roman" w:hAnsi="Times New Roman" w:cs="Times New Roman"/>
-                <w:sz w:val="28"/>
-                <w:szCs w:val="28"/>
-              </w:rPr>
-              <w:t xml:space="preserve"> </w:t>
-            </w:r>
-            <w:proofErr w:type="spellStart"/>
-            <w:r>
-              <w:rPr>
-                <w:rFonts w:ascii="Times New Roman" w:hAnsi="Times New Roman" w:cs="Times New Roman"/>
-                <w:sz w:val="28"/>
-                <w:szCs w:val="28"/>
-              </w:rPr>
-              <w:t>invisible</w:t>
-            </w:r>
-            <w:proofErr w:type="spellEnd"/>
-            <w:r>
-              <w:rPr>
-                <w:rFonts w:ascii="Times New Roman" w:hAnsi="Times New Roman" w:cs="Times New Roman"/>
-                <w:sz w:val="28"/>
-                <w:szCs w:val="28"/>
-              </w:rPr>
-              <w:t>;</w:t>
+            <w:r>
+              <w:rPr>
+                <w:rFonts w:ascii="Times New Roman" w:hAnsi="Times New Roman" w:cs="Times New Roman"/>
+                <w:sz w:val="28"/>
+                <w:szCs w:val="28"/>
+              </w:rPr>
+              <w:t>bool invisible;</w:t>
             </w:r>
             <w:r>
               <w:rPr>
@@ -3880,35 +3291,8 @@
                 <w:szCs w:val="28"/>
               </w:rPr>
               <w:br/>
-            </w:r>
-            <w:proofErr w:type="spellStart"/>
-            <w:r>
-              <w:rPr>
-                <w:rFonts w:ascii="Times New Roman" w:hAnsi="Times New Roman" w:cs="Times New Roman"/>
-                <w:sz w:val="28"/>
-                <w:szCs w:val="28"/>
-              </w:rPr>
-              <w:t>bool</w:t>
-            </w:r>
-            <w:proofErr w:type="spellEnd"/>
-            <w:r>
-              <w:rPr>
-                <w:rFonts w:ascii="Times New Roman" w:hAnsi="Times New Roman" w:cs="Times New Roman"/>
-                <w:sz w:val="28"/>
-                <w:szCs w:val="28"/>
-              </w:rPr>
-              <w:t xml:space="preserve"> </w:t>
-            </w:r>
-            <w:proofErr w:type="spellStart"/>
-            <w:r>
-              <w:rPr>
-                <w:rFonts w:ascii="Times New Roman" w:hAnsi="Times New Roman" w:cs="Times New Roman"/>
-                <w:sz w:val="28"/>
-                <w:szCs w:val="28"/>
-              </w:rPr>
-              <w:t>typeDoc</w:t>
-            </w:r>
-            <w:proofErr w:type="spellEnd"/>
+              <w:t>bool typeDoc</w:t>
+            </w:r>
           </w:p>
         </w:tc>
         <w:tc>
@@ -3926,7 +3310,6 @@
                 <w:szCs w:val="28"/>
               </w:rPr>
             </w:pPr>
-            <w:proofErr w:type="spellStart"/>
             <w:r>
               <w:rPr>
                 <w:rFonts w:ascii="Times New Roman" w:hAnsi="Times New Roman" w:cs="Times New Roman"/>
@@ -3935,7 +3318,6 @@
               </w:rPr>
               <w:t>bool</w:t>
             </w:r>
-            <w:proofErr w:type="spellEnd"/>
           </w:p>
         </w:tc>
         <w:tc>
@@ -3957,36 +3339,8 @@
                 <w:sz w:val="28"/>
                 <w:szCs w:val="28"/>
               </w:rPr>
-              <w:t xml:space="preserve">Создание видимой детали: </w:t>
-            </w:r>
-            <w:proofErr w:type="spellStart"/>
-            <w:r>
-              <w:rPr>
-                <w:rFonts w:ascii="Times New Roman" w:hAnsi="Times New Roman" w:cs="Times New Roman"/>
-                <w:sz w:val="28"/>
-                <w:szCs w:val="28"/>
-              </w:rPr>
-              <w:t>false</w:t>
-            </w:r>
-            <w:proofErr w:type="spellEnd"/>
-            <w:r>
-              <w:rPr>
-                <w:rFonts w:ascii="Times New Roman" w:hAnsi="Times New Roman" w:cs="Times New Roman"/>
-                <w:sz w:val="28"/>
-                <w:szCs w:val="28"/>
-              </w:rPr>
-              <w:t xml:space="preserve">, </w:t>
-            </w:r>
-            <w:proofErr w:type="spellStart"/>
-            <w:r>
-              <w:rPr>
-                <w:rFonts w:ascii="Times New Roman" w:hAnsi="Times New Roman" w:cs="Times New Roman"/>
-                <w:sz w:val="28"/>
-                <w:szCs w:val="28"/>
-              </w:rPr>
-              <w:t>true</w:t>
-            </w:r>
-            <w:proofErr w:type="spellEnd"/>
+              <w:t>Создание видимой детали: false, true</w:t>
+            </w:r>
           </w:p>
         </w:tc>
       </w:tr>
@@ -4019,17 +3373,8 @@
                 <w:szCs w:val="28"/>
               </w:rPr>
               <w:br/>
-            </w:r>
-            <w:proofErr w:type="spellStart"/>
-            <w:r>
-              <w:rPr>
-                <w:rFonts w:ascii="Times New Roman" w:hAnsi="Times New Roman" w:cs="Times New Roman"/>
-                <w:sz w:val="28"/>
-                <w:szCs w:val="28"/>
-              </w:rPr>
               <w:t>GetPart</w:t>
             </w:r>
-            <w:proofErr w:type="spellEnd"/>
           </w:p>
         </w:tc>
         <w:tc>
@@ -4045,34 +3390,14 @@
                 <w:szCs w:val="28"/>
               </w:rPr>
             </w:pPr>
-            <w:proofErr w:type="spellStart"/>
-            <w:r>
-              <w:rPr>
-                <w:rFonts w:ascii="Times New Roman" w:hAnsi="Times New Roman" w:cs="Times New Roman"/>
-                <w:sz w:val="28"/>
-                <w:szCs w:val="28"/>
-              </w:rPr>
-              <w:t>int</w:t>
-            </w:r>
-            <w:proofErr w:type="spellEnd"/>
-            <w:r>
-              <w:rPr>
-                <w:rFonts w:ascii="Times New Roman" w:hAnsi="Times New Roman" w:cs="Times New Roman"/>
-                <w:sz w:val="28"/>
-                <w:szCs w:val="28"/>
-              </w:rPr>
-              <w:t xml:space="preserve"> </w:t>
-            </w:r>
-            <w:proofErr w:type="spellStart"/>
-            <w:r>
-              <w:rPr>
-                <w:rFonts w:ascii="Times New Roman" w:hAnsi="Times New Roman" w:cs="Times New Roman"/>
-                <w:sz w:val="28"/>
-                <w:szCs w:val="28"/>
-              </w:rPr>
-              <w:t>type</w:t>
-            </w:r>
-            <w:proofErr w:type="spellEnd"/>
+            <w:r>
+              <w:rPr>
+                <w:rFonts w:ascii="Times New Roman" w:hAnsi="Times New Roman" w:cs="Times New Roman"/>
+                <w:sz w:val="28"/>
+                <w:szCs w:val="28"/>
+              </w:rPr>
+              <w:t>int type</w:t>
+            </w:r>
           </w:p>
         </w:tc>
         <w:tc>
@@ -4088,23 +3413,13 @@
                 <w:szCs w:val="28"/>
               </w:rPr>
             </w:pPr>
-            <w:proofErr w:type="spellStart"/>
-            <w:r>
-              <w:rPr>
-                <w:rFonts w:ascii="Times New Roman" w:hAnsi="Times New Roman" w:cs="Times New Roman"/>
-                <w:sz w:val="28"/>
-                <w:szCs w:val="28"/>
-              </w:rPr>
-              <w:t>object</w:t>
-            </w:r>
-            <w:proofErr w:type="spellEnd"/>
-            <w:r>
-              <w:rPr>
-                <w:rFonts w:ascii="Times New Roman" w:hAnsi="Times New Roman" w:cs="Times New Roman"/>
-                <w:sz w:val="28"/>
-                <w:szCs w:val="28"/>
-              </w:rPr>
-              <w:t xml:space="preserve"> →</w:t>
+            <w:r>
+              <w:rPr>
+                <w:rFonts w:ascii="Times New Roman" w:hAnsi="Times New Roman" w:cs="Times New Roman"/>
+                <w:sz w:val="28"/>
+                <w:szCs w:val="28"/>
+              </w:rPr>
+              <w:t>object →</w:t>
             </w:r>
             <w:r>
               <w:rPr>
@@ -4113,17 +3428,8 @@
                 <w:szCs w:val="28"/>
               </w:rPr>
               <w:br/>
-            </w:r>
-            <w:proofErr w:type="spellStart"/>
-            <w:r>
-              <w:rPr>
-                <w:rFonts w:ascii="Times New Roman" w:hAnsi="Times New Roman" w:cs="Times New Roman"/>
-                <w:sz w:val="28"/>
-                <w:szCs w:val="28"/>
-              </w:rPr>
               <w:t>ksPart</w:t>
             </w:r>
-            <w:proofErr w:type="spellEnd"/>
           </w:p>
         </w:tc>
         <w:tc>
@@ -4145,18 +3451,8 @@
                 <w:sz w:val="28"/>
                 <w:szCs w:val="28"/>
               </w:rPr>
-              <w:t xml:space="preserve">Получение главного компонента по </w:t>
-            </w:r>
-            <w:proofErr w:type="spellStart"/>
-            <w:r>
-              <w:rPr>
-                <w:rFonts w:ascii="Times New Roman" w:hAnsi="Times New Roman" w:cs="Times New Roman"/>
-                <w:sz w:val="28"/>
-                <w:szCs w:val="28"/>
-              </w:rPr>
-              <w:t>pTop_Part</w:t>
-            </w:r>
-            <w:proofErr w:type="spellEnd"/>
+              <w:t>Получение главного компонента по pTop_Part</w:t>
+            </w:r>
           </w:p>
         </w:tc>
       </w:tr>
@@ -4174,23 +3470,13 @@
                 <w:szCs w:val="28"/>
               </w:rPr>
             </w:pPr>
-            <w:proofErr w:type="spellStart"/>
-            <w:r>
-              <w:rPr>
-                <w:rFonts w:ascii="Times New Roman" w:hAnsi="Times New Roman" w:cs="Times New Roman"/>
-                <w:sz w:val="28"/>
-                <w:szCs w:val="28"/>
-              </w:rPr>
-              <w:t>ksPart</w:t>
-            </w:r>
-            <w:proofErr w:type="spellEnd"/>
-            <w:r>
-              <w:rPr>
-                <w:rFonts w:ascii="Times New Roman" w:hAnsi="Times New Roman" w:cs="Times New Roman"/>
-                <w:sz w:val="28"/>
-                <w:szCs w:val="28"/>
-              </w:rPr>
-              <w:t>.</w:t>
+            <w:r>
+              <w:rPr>
+                <w:rFonts w:ascii="Times New Roman" w:hAnsi="Times New Roman" w:cs="Times New Roman"/>
+                <w:sz w:val="28"/>
+                <w:szCs w:val="28"/>
+              </w:rPr>
+              <w:t>ksPart.</w:t>
             </w:r>
             <w:r>
               <w:rPr>
@@ -4199,17 +3485,8 @@
                 <w:szCs w:val="28"/>
               </w:rPr>
               <w:br/>
-            </w:r>
-            <w:proofErr w:type="spellStart"/>
-            <w:r>
-              <w:rPr>
-                <w:rFonts w:ascii="Times New Roman" w:hAnsi="Times New Roman" w:cs="Times New Roman"/>
-                <w:sz w:val="28"/>
-                <w:szCs w:val="28"/>
-              </w:rPr>
               <w:t>GetDefaultEntity</w:t>
             </w:r>
-            <w:proofErr w:type="spellEnd"/>
           </w:p>
         </w:tc>
         <w:tc>
@@ -4225,34 +3502,14 @@
                 <w:szCs w:val="28"/>
               </w:rPr>
             </w:pPr>
-            <w:proofErr w:type="spellStart"/>
-            <w:r>
-              <w:rPr>
-                <w:rFonts w:ascii="Times New Roman" w:hAnsi="Times New Roman" w:cs="Times New Roman"/>
-                <w:sz w:val="28"/>
-                <w:szCs w:val="28"/>
-              </w:rPr>
-              <w:t>short</w:t>
-            </w:r>
-            <w:proofErr w:type="spellEnd"/>
-            <w:r>
-              <w:rPr>
-                <w:rFonts w:ascii="Times New Roman" w:hAnsi="Times New Roman" w:cs="Times New Roman"/>
-                <w:sz w:val="28"/>
-                <w:szCs w:val="28"/>
-              </w:rPr>
-              <w:t xml:space="preserve"> </w:t>
-            </w:r>
-            <w:proofErr w:type="spellStart"/>
-            <w:r>
-              <w:rPr>
-                <w:rFonts w:ascii="Times New Roman" w:hAnsi="Times New Roman" w:cs="Times New Roman"/>
-                <w:sz w:val="28"/>
-                <w:szCs w:val="28"/>
-              </w:rPr>
-              <w:t>objType</w:t>
-            </w:r>
-            <w:proofErr w:type="spellEnd"/>
+            <w:r>
+              <w:rPr>
+                <w:rFonts w:ascii="Times New Roman" w:hAnsi="Times New Roman" w:cs="Times New Roman"/>
+                <w:sz w:val="28"/>
+                <w:szCs w:val="28"/>
+              </w:rPr>
+              <w:t>short objType</w:t>
+            </w:r>
           </w:p>
         </w:tc>
         <w:tc>
@@ -4268,23 +3525,13 @@
                 <w:szCs w:val="28"/>
               </w:rPr>
             </w:pPr>
-            <w:proofErr w:type="spellStart"/>
-            <w:r>
-              <w:rPr>
-                <w:rFonts w:ascii="Times New Roman" w:hAnsi="Times New Roman" w:cs="Times New Roman"/>
-                <w:sz w:val="28"/>
-                <w:szCs w:val="28"/>
-              </w:rPr>
-              <w:t>object</w:t>
-            </w:r>
-            <w:proofErr w:type="spellEnd"/>
-            <w:r>
-              <w:rPr>
-                <w:rFonts w:ascii="Times New Roman" w:hAnsi="Times New Roman" w:cs="Times New Roman"/>
-                <w:sz w:val="28"/>
-                <w:szCs w:val="28"/>
-              </w:rPr>
-              <w:t xml:space="preserve"> →</w:t>
+            <w:r>
+              <w:rPr>
+                <w:rFonts w:ascii="Times New Roman" w:hAnsi="Times New Roman" w:cs="Times New Roman"/>
+                <w:sz w:val="28"/>
+                <w:szCs w:val="28"/>
+              </w:rPr>
+              <w:t>object →</w:t>
             </w:r>
             <w:r>
               <w:rPr>
@@ -4293,17 +3540,8 @@
                 <w:szCs w:val="28"/>
               </w:rPr>
               <w:br/>
-            </w:r>
-            <w:proofErr w:type="spellStart"/>
-            <w:r>
-              <w:rPr>
-                <w:rFonts w:ascii="Times New Roman" w:hAnsi="Times New Roman" w:cs="Times New Roman"/>
-                <w:sz w:val="28"/>
-                <w:szCs w:val="28"/>
-              </w:rPr>
               <w:t>ksEntity</w:t>
             </w:r>
-            <w:proofErr w:type="spellEnd"/>
           </w:p>
         </w:tc>
         <w:tc>
@@ -4344,23 +3582,13 @@
                 <w:szCs w:val="28"/>
               </w:rPr>
             </w:pPr>
-            <w:proofErr w:type="spellStart"/>
-            <w:r>
-              <w:rPr>
-                <w:rFonts w:ascii="Times New Roman" w:hAnsi="Times New Roman" w:cs="Times New Roman"/>
-                <w:sz w:val="28"/>
-                <w:szCs w:val="28"/>
-              </w:rPr>
-              <w:t>ksPart</w:t>
-            </w:r>
-            <w:proofErr w:type="spellEnd"/>
-            <w:r>
-              <w:rPr>
-                <w:rFonts w:ascii="Times New Roman" w:hAnsi="Times New Roman" w:cs="Times New Roman"/>
-                <w:sz w:val="28"/>
-                <w:szCs w:val="28"/>
-              </w:rPr>
-              <w:t>.</w:t>
+            <w:r>
+              <w:rPr>
+                <w:rFonts w:ascii="Times New Roman" w:hAnsi="Times New Roman" w:cs="Times New Roman"/>
+                <w:sz w:val="28"/>
+                <w:szCs w:val="28"/>
+              </w:rPr>
+              <w:t>ksPart.</w:t>
             </w:r>
             <w:r>
               <w:rPr>
@@ -4369,17 +3597,8 @@
                 <w:szCs w:val="28"/>
               </w:rPr>
               <w:br/>
-            </w:r>
-            <w:proofErr w:type="spellStart"/>
-            <w:r>
-              <w:rPr>
-                <w:rFonts w:ascii="Times New Roman" w:hAnsi="Times New Roman" w:cs="Times New Roman"/>
-                <w:sz w:val="28"/>
-                <w:szCs w:val="28"/>
-              </w:rPr>
               <w:t>NewEntity</w:t>
             </w:r>
-            <w:proofErr w:type="spellEnd"/>
           </w:p>
         </w:tc>
         <w:tc>
@@ -4395,34 +3614,14 @@
                 <w:szCs w:val="28"/>
               </w:rPr>
             </w:pPr>
-            <w:proofErr w:type="spellStart"/>
-            <w:r>
-              <w:rPr>
-                <w:rFonts w:ascii="Times New Roman" w:hAnsi="Times New Roman" w:cs="Times New Roman"/>
-                <w:sz w:val="28"/>
-                <w:szCs w:val="28"/>
-              </w:rPr>
-              <w:t>short</w:t>
-            </w:r>
-            <w:proofErr w:type="spellEnd"/>
-            <w:r>
-              <w:rPr>
-                <w:rFonts w:ascii="Times New Roman" w:hAnsi="Times New Roman" w:cs="Times New Roman"/>
-                <w:sz w:val="28"/>
-                <w:szCs w:val="28"/>
-              </w:rPr>
-              <w:t xml:space="preserve"> </w:t>
-            </w:r>
-            <w:proofErr w:type="spellStart"/>
-            <w:r>
-              <w:rPr>
-                <w:rFonts w:ascii="Times New Roman" w:hAnsi="Times New Roman" w:cs="Times New Roman"/>
-                <w:sz w:val="28"/>
-                <w:szCs w:val="28"/>
-              </w:rPr>
-              <w:t>objType</w:t>
-            </w:r>
-            <w:proofErr w:type="spellEnd"/>
+            <w:r>
+              <w:rPr>
+                <w:rFonts w:ascii="Times New Roman" w:hAnsi="Times New Roman" w:cs="Times New Roman"/>
+                <w:sz w:val="28"/>
+                <w:szCs w:val="28"/>
+              </w:rPr>
+              <w:t>short objType</w:t>
+            </w:r>
           </w:p>
         </w:tc>
         <w:tc>
@@ -4438,23 +3637,13 @@
                 <w:szCs w:val="28"/>
               </w:rPr>
             </w:pPr>
-            <w:proofErr w:type="spellStart"/>
-            <w:r>
-              <w:rPr>
-                <w:rFonts w:ascii="Times New Roman" w:hAnsi="Times New Roman" w:cs="Times New Roman"/>
-                <w:sz w:val="28"/>
-                <w:szCs w:val="28"/>
-              </w:rPr>
-              <w:t>object</w:t>
-            </w:r>
-            <w:proofErr w:type="spellEnd"/>
-            <w:r>
-              <w:rPr>
-                <w:rFonts w:ascii="Times New Roman" w:hAnsi="Times New Roman" w:cs="Times New Roman"/>
-                <w:sz w:val="28"/>
-                <w:szCs w:val="28"/>
-              </w:rPr>
-              <w:t xml:space="preserve"> →</w:t>
+            <w:r>
+              <w:rPr>
+                <w:rFonts w:ascii="Times New Roman" w:hAnsi="Times New Roman" w:cs="Times New Roman"/>
+                <w:sz w:val="28"/>
+                <w:szCs w:val="28"/>
+              </w:rPr>
+              <w:t>object →</w:t>
             </w:r>
             <w:r>
               <w:rPr>
@@ -4463,17 +3652,8 @@
                 <w:szCs w:val="28"/>
               </w:rPr>
               <w:br/>
-            </w:r>
-            <w:proofErr w:type="spellStart"/>
-            <w:r>
-              <w:rPr>
-                <w:rFonts w:ascii="Times New Roman" w:hAnsi="Times New Roman" w:cs="Times New Roman"/>
-                <w:sz w:val="28"/>
-                <w:szCs w:val="28"/>
-              </w:rPr>
               <w:t>ksEntity</w:t>
             </w:r>
-            <w:proofErr w:type="spellEnd"/>
           </w:p>
         </w:tc>
         <w:tc>
@@ -4514,7 +3694,6 @@
                 <w:szCs w:val="28"/>
               </w:rPr>
             </w:pPr>
-            <w:proofErr w:type="spellStart"/>
             <w:r>
               <w:rPr>
                 <w:rFonts w:ascii="Times New Roman" w:hAnsi="Times New Roman" w:cs="Times New Roman"/>
@@ -4522,16 +3701,7 @@
                 <w:szCs w:val="28"/>
               </w:rPr>
               <w:lastRenderedPageBreak/>
-              <w:t>ksEntity</w:t>
-            </w:r>
-            <w:proofErr w:type="spellEnd"/>
-            <w:r>
-              <w:rPr>
-                <w:rFonts w:ascii="Times New Roman" w:hAnsi="Times New Roman" w:cs="Times New Roman"/>
-                <w:sz w:val="28"/>
-                <w:szCs w:val="28"/>
-              </w:rPr>
-              <w:t>.</w:t>
+              <w:t>ksEntity.</w:t>
             </w:r>
             <w:r>
               <w:rPr>
@@ -4540,17 +3710,8 @@
                 <w:szCs w:val="28"/>
               </w:rPr>
               <w:br/>
-            </w:r>
-            <w:proofErr w:type="spellStart"/>
-            <w:r>
-              <w:rPr>
-                <w:rFonts w:ascii="Times New Roman" w:hAnsi="Times New Roman" w:cs="Times New Roman"/>
-                <w:sz w:val="28"/>
-                <w:szCs w:val="28"/>
-              </w:rPr>
               <w:t>GetDefinition</w:t>
             </w:r>
-            <w:proofErr w:type="spellEnd"/>
           </w:p>
         </w:tc>
         <w:tc>
@@ -4589,7 +3750,6 @@
                 <w:szCs w:val="28"/>
               </w:rPr>
             </w:pPr>
-            <w:proofErr w:type="spellStart"/>
             <w:r>
               <w:rPr>
                 <w:rFonts w:ascii="Times New Roman" w:hAnsi="Times New Roman" w:cs="Times New Roman"/>
@@ -4598,7 +3758,6 @@
               </w:rPr>
               <w:t>object</w:t>
             </w:r>
-            <w:proofErr w:type="spellEnd"/>
           </w:p>
         </w:tc>
         <w:tc>
@@ -4642,23 +3801,13 @@
                 <w:szCs w:val="28"/>
               </w:rPr>
             </w:pPr>
-            <w:proofErr w:type="spellStart"/>
-            <w:r>
-              <w:rPr>
-                <w:rFonts w:ascii="Times New Roman" w:hAnsi="Times New Roman" w:cs="Times New Roman"/>
-                <w:sz w:val="28"/>
-                <w:szCs w:val="28"/>
-              </w:rPr>
-              <w:t>ksEntity</w:t>
-            </w:r>
-            <w:proofErr w:type="spellEnd"/>
-            <w:r>
-              <w:rPr>
-                <w:rFonts w:ascii="Times New Roman" w:hAnsi="Times New Roman" w:cs="Times New Roman"/>
-                <w:sz w:val="28"/>
-                <w:szCs w:val="28"/>
-              </w:rPr>
-              <w:t>.</w:t>
+            <w:r>
+              <w:rPr>
+                <w:rFonts w:ascii="Times New Roman" w:hAnsi="Times New Roman" w:cs="Times New Roman"/>
+                <w:sz w:val="28"/>
+                <w:szCs w:val="28"/>
+              </w:rPr>
+              <w:t>ksEntity.</w:t>
             </w:r>
             <w:r>
               <w:rPr>
@@ -4667,17 +3816,8 @@
                 <w:szCs w:val="28"/>
               </w:rPr>
               <w:br/>
-            </w:r>
-            <w:proofErr w:type="spellStart"/>
-            <w:r>
-              <w:rPr>
-                <w:rFonts w:ascii="Times New Roman" w:hAnsi="Times New Roman" w:cs="Times New Roman"/>
-                <w:sz w:val="28"/>
-                <w:szCs w:val="28"/>
-              </w:rPr>
               <w:t>Create</w:t>
             </w:r>
-            <w:proofErr w:type="spellEnd"/>
           </w:p>
         </w:tc>
         <w:tc>
@@ -4722,7 +3862,6 @@
                 <w:szCs w:val="28"/>
               </w:rPr>
             </w:pPr>
-            <w:proofErr w:type="spellStart"/>
             <w:r>
               <w:rPr>
                 <w:rFonts w:ascii="Times New Roman" w:hAnsi="Times New Roman" w:cs="Times New Roman"/>
@@ -4731,7 +3870,6 @@
               </w:rPr>
               <w:t>bool</w:t>
             </w:r>
-            <w:proofErr w:type="spellEnd"/>
           </w:p>
         </w:tc>
         <w:tc>
@@ -4790,97 +3928,7 @@
           <w:sz w:val="28"/>
           <w:szCs w:val="28"/>
         </w:rPr>
-        <w:t xml:space="preserve">Методы приведены для API 5 </w:t>
-      </w:r>
-      <w:proofErr w:type="spellStart"/>
-      <w:r>
-        <w:rPr>
-          <w:rFonts w:ascii="Times New Roman" w:hAnsi="Times New Roman" w:cs="Times New Roman"/>
-          <w:sz w:val="28"/>
-          <w:szCs w:val="28"/>
-        </w:rPr>
-        <w:t>Automation</w:t>
-      </w:r>
-      <w:proofErr w:type="spellEnd"/>
-      <w:r>
-        <w:rPr>
-          <w:rFonts w:ascii="Times New Roman" w:hAnsi="Times New Roman" w:cs="Times New Roman"/>
-          <w:sz w:val="28"/>
-          <w:szCs w:val="28"/>
-        </w:rPr>
-        <w:t xml:space="preserve"> в обозначениях C#. Запись </w:t>
-      </w:r>
-      <w:proofErr w:type="spellStart"/>
-      <w:r>
-        <w:rPr>
-          <w:rFonts w:ascii="Times New Roman" w:hAnsi="Times New Roman" w:cs="Times New Roman"/>
-          <w:sz w:val="28"/>
-          <w:szCs w:val="28"/>
-        </w:rPr>
-        <w:t>object</w:t>
-      </w:r>
-      <w:proofErr w:type="spellEnd"/>
-      <w:r>
-        <w:rPr>
-          <w:rFonts w:ascii="Times New Roman" w:hAnsi="Times New Roman" w:cs="Times New Roman"/>
-          <w:sz w:val="28"/>
-          <w:szCs w:val="28"/>
-        </w:rPr>
-        <w:t xml:space="preserve"> → интерфейс означает приведение полученного COM-объекта к указанному интерфейсу. Тип </w:t>
-      </w:r>
-      <w:proofErr w:type="spellStart"/>
-      <w:r>
-        <w:rPr>
-          <w:rFonts w:ascii="Times New Roman" w:hAnsi="Times New Roman" w:cs="Times New Roman"/>
-          <w:sz w:val="28"/>
-          <w:szCs w:val="28"/>
-        </w:rPr>
-        <w:t>long</w:t>
-      </w:r>
-      <w:proofErr w:type="spellEnd"/>
-      <w:r>
-        <w:rPr>
-          <w:rFonts w:ascii="Times New Roman" w:hAnsi="Times New Roman" w:cs="Times New Roman"/>
-          <w:sz w:val="28"/>
-          <w:szCs w:val="28"/>
-        </w:rPr>
-        <w:t xml:space="preserve"> в сигнатурах </w:t>
-      </w:r>
-      <w:proofErr w:type="spellStart"/>
-      <w:r>
-        <w:rPr>
-          <w:rFonts w:ascii="Times New Roman" w:hAnsi="Times New Roman" w:cs="Times New Roman"/>
-          <w:sz w:val="28"/>
-          <w:szCs w:val="28"/>
-        </w:rPr>
-        <w:t>Automation</w:t>
-      </w:r>
-      <w:proofErr w:type="spellEnd"/>
-      <w:r>
-        <w:rPr>
-          <w:rFonts w:ascii="Times New Roman" w:hAnsi="Times New Roman" w:cs="Times New Roman"/>
-          <w:sz w:val="28"/>
-          <w:szCs w:val="28"/>
-        </w:rPr>
-        <w:t xml:space="preserve"> справочника SDK соответствует 32-разрядному типу </w:t>
-      </w:r>
-      <w:proofErr w:type="spellStart"/>
-      <w:r>
-        <w:rPr>
-          <w:rFonts w:ascii="Times New Roman" w:hAnsi="Times New Roman" w:cs="Times New Roman"/>
-          <w:sz w:val="28"/>
-          <w:szCs w:val="28"/>
-        </w:rPr>
-        <w:t>int</w:t>
-      </w:r>
-      <w:proofErr w:type="spellEnd"/>
-      <w:r>
-        <w:rPr>
-          <w:rFonts w:ascii="Times New Roman" w:hAnsi="Times New Roman" w:cs="Times New Roman"/>
-          <w:sz w:val="28"/>
-          <w:szCs w:val="28"/>
-        </w:rPr>
-        <w:t xml:space="preserve"> в C#.</w:t>
+        <w:t>Методы приведены для API 5 Automation в обозначениях C#. Запись object → интерфейс означает приведение полученного COM-объекта к указанному интерфейсу. Тип long в сигнатурах Automation справочника SDK соответствует 32-разрядному типу int в C#.</w:t>
       </w:r>
     </w:p>
     <w:p>
@@ -5080,23 +4128,13 @@
                 <w:szCs w:val="28"/>
               </w:rPr>
             </w:pPr>
-            <w:proofErr w:type="spellStart"/>
-            <w:r>
-              <w:rPr>
-                <w:rFonts w:ascii="Times New Roman" w:hAnsi="Times New Roman" w:cs="Times New Roman"/>
-                <w:sz w:val="28"/>
-                <w:szCs w:val="28"/>
-              </w:rPr>
-              <w:t>ksSketchDefinition</w:t>
-            </w:r>
-            <w:proofErr w:type="spellEnd"/>
-            <w:r>
-              <w:rPr>
-                <w:rFonts w:ascii="Times New Roman" w:hAnsi="Times New Roman" w:cs="Times New Roman"/>
-                <w:sz w:val="28"/>
-                <w:szCs w:val="28"/>
-              </w:rPr>
-              <w:t>.</w:t>
+            <w:r>
+              <w:rPr>
+                <w:rFonts w:ascii="Times New Roman" w:hAnsi="Times New Roman" w:cs="Times New Roman"/>
+                <w:sz w:val="28"/>
+                <w:szCs w:val="28"/>
+              </w:rPr>
+              <w:t>ksSketchDefinition.</w:t>
             </w:r>
             <w:r>
               <w:rPr>
@@ -5105,17 +4143,8 @@
                 <w:szCs w:val="28"/>
               </w:rPr>
               <w:br/>
-            </w:r>
-            <w:proofErr w:type="spellStart"/>
-            <w:r>
-              <w:rPr>
-                <w:rFonts w:ascii="Times New Roman" w:hAnsi="Times New Roman" w:cs="Times New Roman"/>
-                <w:sz w:val="28"/>
-                <w:szCs w:val="28"/>
-              </w:rPr>
               <w:t>SetPlane</w:t>
             </w:r>
-            <w:proofErr w:type="spellEnd"/>
           </w:p>
         </w:tc>
         <w:tc>
@@ -5131,34 +4160,14 @@
                 <w:szCs w:val="28"/>
               </w:rPr>
             </w:pPr>
-            <w:proofErr w:type="spellStart"/>
-            <w:r>
-              <w:rPr>
-                <w:rFonts w:ascii="Times New Roman" w:hAnsi="Times New Roman" w:cs="Times New Roman"/>
-                <w:sz w:val="28"/>
-                <w:szCs w:val="28"/>
-              </w:rPr>
-              <w:t>object</w:t>
-            </w:r>
-            <w:proofErr w:type="spellEnd"/>
-            <w:r>
-              <w:rPr>
-                <w:rFonts w:ascii="Times New Roman" w:hAnsi="Times New Roman" w:cs="Times New Roman"/>
-                <w:sz w:val="28"/>
-                <w:szCs w:val="28"/>
-              </w:rPr>
-              <w:t xml:space="preserve"> </w:t>
-            </w:r>
-            <w:proofErr w:type="spellStart"/>
-            <w:r>
-              <w:rPr>
-                <w:rFonts w:ascii="Times New Roman" w:hAnsi="Times New Roman" w:cs="Times New Roman"/>
-                <w:sz w:val="28"/>
-                <w:szCs w:val="28"/>
-              </w:rPr>
-              <w:t>plane</w:t>
-            </w:r>
-            <w:proofErr w:type="spellEnd"/>
+            <w:r>
+              <w:rPr>
+                <w:rFonts w:ascii="Times New Roman" w:hAnsi="Times New Roman" w:cs="Times New Roman"/>
+                <w:sz w:val="28"/>
+                <w:szCs w:val="28"/>
+              </w:rPr>
+              <w:t>object plane</w:t>
+            </w:r>
           </w:p>
         </w:tc>
         <w:tc>
@@ -5176,7 +4185,6 @@
                 <w:szCs w:val="28"/>
               </w:rPr>
             </w:pPr>
-            <w:proofErr w:type="spellStart"/>
             <w:r>
               <w:rPr>
                 <w:rFonts w:ascii="Times New Roman" w:hAnsi="Times New Roman" w:cs="Times New Roman"/>
@@ -5185,7 +4193,6 @@
               </w:rPr>
               <w:t>bool</w:t>
             </w:r>
-            <w:proofErr w:type="spellEnd"/>
           </w:p>
         </w:tc>
         <w:tc>
@@ -5226,23 +4233,13 @@
                 <w:szCs w:val="28"/>
               </w:rPr>
             </w:pPr>
-            <w:proofErr w:type="spellStart"/>
-            <w:r>
-              <w:rPr>
-                <w:rFonts w:ascii="Times New Roman" w:hAnsi="Times New Roman" w:cs="Times New Roman"/>
-                <w:sz w:val="28"/>
-                <w:szCs w:val="28"/>
-              </w:rPr>
-              <w:t>ksSketchDefinition</w:t>
-            </w:r>
-            <w:proofErr w:type="spellEnd"/>
-            <w:r>
-              <w:rPr>
-                <w:rFonts w:ascii="Times New Roman" w:hAnsi="Times New Roman" w:cs="Times New Roman"/>
-                <w:sz w:val="28"/>
-                <w:szCs w:val="28"/>
-              </w:rPr>
-              <w:t>.</w:t>
+            <w:r>
+              <w:rPr>
+                <w:rFonts w:ascii="Times New Roman" w:hAnsi="Times New Roman" w:cs="Times New Roman"/>
+                <w:sz w:val="28"/>
+                <w:szCs w:val="28"/>
+              </w:rPr>
+              <w:t>ksSketchDefinition.</w:t>
             </w:r>
             <w:r>
               <w:rPr>
@@ -5251,17 +4248,8 @@
                 <w:szCs w:val="28"/>
               </w:rPr>
               <w:br/>
-            </w:r>
-            <w:proofErr w:type="spellStart"/>
-            <w:r>
-              <w:rPr>
-                <w:rFonts w:ascii="Times New Roman" w:hAnsi="Times New Roman" w:cs="Times New Roman"/>
-                <w:sz w:val="28"/>
-                <w:szCs w:val="28"/>
-              </w:rPr>
               <w:t>BeginEdit</w:t>
             </w:r>
-            <w:proofErr w:type="spellEnd"/>
           </w:p>
         </w:tc>
         <w:tc>
@@ -5302,23 +4290,13 @@
                 <w:szCs w:val="28"/>
               </w:rPr>
             </w:pPr>
-            <w:proofErr w:type="spellStart"/>
-            <w:r>
-              <w:rPr>
-                <w:rFonts w:ascii="Times New Roman" w:hAnsi="Times New Roman" w:cs="Times New Roman"/>
-                <w:sz w:val="28"/>
-                <w:szCs w:val="28"/>
-              </w:rPr>
-              <w:t>object</w:t>
-            </w:r>
-            <w:proofErr w:type="spellEnd"/>
-            <w:r>
-              <w:rPr>
-                <w:rFonts w:ascii="Times New Roman" w:hAnsi="Times New Roman" w:cs="Times New Roman"/>
-                <w:sz w:val="28"/>
-                <w:szCs w:val="28"/>
-              </w:rPr>
-              <w:t xml:space="preserve"> →</w:t>
+            <w:r>
+              <w:rPr>
+                <w:rFonts w:ascii="Times New Roman" w:hAnsi="Times New Roman" w:cs="Times New Roman"/>
+                <w:sz w:val="28"/>
+                <w:szCs w:val="28"/>
+              </w:rPr>
+              <w:t>object →</w:t>
             </w:r>
             <w:r>
               <w:rPr>
@@ -5384,17 +4362,8 @@
                 <w:szCs w:val="28"/>
               </w:rPr>
               <w:br/>
-            </w:r>
-            <w:proofErr w:type="spellStart"/>
-            <w:r>
-              <w:rPr>
-                <w:rFonts w:ascii="Times New Roman" w:hAnsi="Times New Roman" w:cs="Times New Roman"/>
-                <w:sz w:val="28"/>
-                <w:szCs w:val="28"/>
-              </w:rPr>
               <w:t>ksLineSeg</w:t>
             </w:r>
-            <w:proofErr w:type="spellEnd"/>
           </w:p>
         </w:tc>
         <w:tc>
@@ -5455,7 +4424,6 @@
                 <w:szCs w:val="28"/>
               </w:rPr>
             </w:pPr>
-            <w:proofErr w:type="spellStart"/>
             <w:r>
               <w:rPr>
                 <w:rFonts w:ascii="Times New Roman" w:hAnsi="Times New Roman" w:cs="Times New Roman"/>
@@ -5464,7 +4432,6 @@
               </w:rPr>
               <w:t>int</w:t>
             </w:r>
-            <w:proofErr w:type="spellEnd"/>
           </w:p>
         </w:tc>
         <w:tc>
@@ -5505,23 +4472,13 @@
                 <w:szCs w:val="28"/>
               </w:rPr>
             </w:pPr>
-            <w:proofErr w:type="spellStart"/>
-            <w:r>
-              <w:rPr>
-                <w:rFonts w:ascii="Times New Roman" w:hAnsi="Times New Roman" w:cs="Times New Roman"/>
-                <w:sz w:val="28"/>
-                <w:szCs w:val="28"/>
-              </w:rPr>
-              <w:t>ksSketchDefinition</w:t>
-            </w:r>
-            <w:proofErr w:type="spellEnd"/>
-            <w:r>
-              <w:rPr>
-                <w:rFonts w:ascii="Times New Roman" w:hAnsi="Times New Roman" w:cs="Times New Roman"/>
-                <w:sz w:val="28"/>
-                <w:szCs w:val="28"/>
-              </w:rPr>
-              <w:t>.</w:t>
+            <w:r>
+              <w:rPr>
+                <w:rFonts w:ascii="Times New Roman" w:hAnsi="Times New Roman" w:cs="Times New Roman"/>
+                <w:sz w:val="28"/>
+                <w:szCs w:val="28"/>
+              </w:rPr>
+              <w:t>ksSketchDefinition.</w:t>
             </w:r>
             <w:r>
               <w:rPr>
@@ -5530,17 +4487,8 @@
                 <w:szCs w:val="28"/>
               </w:rPr>
               <w:br/>
-            </w:r>
-            <w:proofErr w:type="spellStart"/>
-            <w:r>
-              <w:rPr>
-                <w:rFonts w:ascii="Times New Roman" w:hAnsi="Times New Roman" w:cs="Times New Roman"/>
-                <w:sz w:val="28"/>
-                <w:szCs w:val="28"/>
-              </w:rPr>
               <w:t>EndEdit</w:t>
             </w:r>
-            <w:proofErr w:type="spellEnd"/>
           </w:p>
         </w:tc>
         <w:tc>
@@ -5579,7 +4527,6 @@
                 <w:szCs w:val="28"/>
               </w:rPr>
             </w:pPr>
-            <w:proofErr w:type="spellStart"/>
             <w:r>
               <w:rPr>
                 <w:rFonts w:ascii="Times New Roman" w:hAnsi="Times New Roman" w:cs="Times New Roman"/>
@@ -5588,7 +4535,6 @@
               </w:rPr>
               <w:t>bool</w:t>
             </w:r>
-            <w:proofErr w:type="spellEnd"/>
           </w:p>
         </w:tc>
         <w:tc>
@@ -5629,23 +4575,13 @@
                 <w:szCs w:val="28"/>
               </w:rPr>
             </w:pPr>
-            <w:proofErr w:type="spellStart"/>
-            <w:r>
-              <w:rPr>
-                <w:rFonts w:ascii="Times New Roman" w:hAnsi="Times New Roman" w:cs="Times New Roman"/>
-                <w:sz w:val="28"/>
-                <w:szCs w:val="28"/>
-              </w:rPr>
-              <w:t>ksBaseExtrusionDefinition</w:t>
-            </w:r>
-            <w:proofErr w:type="spellEnd"/>
-            <w:r>
-              <w:rPr>
-                <w:rFonts w:ascii="Times New Roman" w:hAnsi="Times New Roman" w:cs="Times New Roman"/>
-                <w:sz w:val="28"/>
-                <w:szCs w:val="28"/>
-              </w:rPr>
-              <w:t>.</w:t>
+            <w:r>
+              <w:rPr>
+                <w:rFonts w:ascii="Times New Roman" w:hAnsi="Times New Roman" w:cs="Times New Roman"/>
+                <w:sz w:val="28"/>
+                <w:szCs w:val="28"/>
+              </w:rPr>
+              <w:t>ksBaseExtrusionDefinition.</w:t>
             </w:r>
             <w:r>
               <w:rPr>
@@ -5654,17 +4590,8 @@
                 <w:szCs w:val="28"/>
               </w:rPr>
               <w:br/>
-            </w:r>
-            <w:proofErr w:type="spellStart"/>
-            <w:r>
-              <w:rPr>
-                <w:rFonts w:ascii="Times New Roman" w:hAnsi="Times New Roman" w:cs="Times New Roman"/>
-                <w:sz w:val="28"/>
-                <w:szCs w:val="28"/>
-              </w:rPr>
               <w:t>SetSketch</w:t>
             </w:r>
-            <w:proofErr w:type="spellEnd"/>
           </w:p>
         </w:tc>
         <w:tc>
@@ -5680,34 +4607,14 @@
                 <w:szCs w:val="28"/>
               </w:rPr>
             </w:pPr>
-            <w:proofErr w:type="spellStart"/>
-            <w:r>
-              <w:rPr>
-                <w:rFonts w:ascii="Times New Roman" w:hAnsi="Times New Roman" w:cs="Times New Roman"/>
-                <w:sz w:val="28"/>
-                <w:szCs w:val="28"/>
-              </w:rPr>
-              <w:t>object</w:t>
-            </w:r>
-            <w:proofErr w:type="spellEnd"/>
-            <w:r>
-              <w:rPr>
-                <w:rFonts w:ascii="Times New Roman" w:hAnsi="Times New Roman" w:cs="Times New Roman"/>
-                <w:sz w:val="28"/>
-                <w:szCs w:val="28"/>
-              </w:rPr>
-              <w:t xml:space="preserve"> </w:t>
-            </w:r>
-            <w:proofErr w:type="spellStart"/>
-            <w:r>
-              <w:rPr>
-                <w:rFonts w:ascii="Times New Roman" w:hAnsi="Times New Roman" w:cs="Times New Roman"/>
-                <w:sz w:val="28"/>
-                <w:szCs w:val="28"/>
-              </w:rPr>
-              <w:t>sketch</w:t>
-            </w:r>
-            <w:proofErr w:type="spellEnd"/>
+            <w:r>
+              <w:rPr>
+                <w:rFonts w:ascii="Times New Roman" w:hAnsi="Times New Roman" w:cs="Times New Roman"/>
+                <w:sz w:val="28"/>
+                <w:szCs w:val="28"/>
+              </w:rPr>
+              <w:t>object sketch</w:t>
+            </w:r>
           </w:p>
         </w:tc>
         <w:tc>
@@ -5723,7 +4630,6 @@
                 <w:szCs w:val="28"/>
               </w:rPr>
             </w:pPr>
-            <w:proofErr w:type="spellStart"/>
             <w:r>
               <w:rPr>
                 <w:rFonts w:ascii="Times New Roman" w:hAnsi="Times New Roman" w:cs="Times New Roman"/>
@@ -5732,7 +4638,6 @@
               </w:rPr>
               <w:t>bool</w:t>
             </w:r>
-            <w:proofErr w:type="spellEnd"/>
           </w:p>
         </w:tc>
         <w:tc>
@@ -5773,23 +4678,13 @@
                 <w:szCs w:val="28"/>
               </w:rPr>
             </w:pPr>
-            <w:proofErr w:type="spellStart"/>
-            <w:r>
-              <w:rPr>
-                <w:rFonts w:ascii="Times New Roman" w:hAnsi="Times New Roman" w:cs="Times New Roman"/>
-                <w:sz w:val="28"/>
-                <w:szCs w:val="28"/>
-              </w:rPr>
-              <w:t>ksBaseExtrusionDefinition</w:t>
-            </w:r>
-            <w:proofErr w:type="spellEnd"/>
-            <w:r>
-              <w:rPr>
-                <w:rFonts w:ascii="Times New Roman" w:hAnsi="Times New Roman" w:cs="Times New Roman"/>
-                <w:sz w:val="28"/>
-                <w:szCs w:val="28"/>
-              </w:rPr>
-              <w:t>.</w:t>
+            <w:r>
+              <w:rPr>
+                <w:rFonts w:ascii="Times New Roman" w:hAnsi="Times New Roman" w:cs="Times New Roman"/>
+                <w:sz w:val="28"/>
+                <w:szCs w:val="28"/>
+              </w:rPr>
+              <w:t>ksBaseExtrusionDefinition.</w:t>
             </w:r>
             <w:r>
               <w:rPr>
@@ -5798,17 +4693,8 @@
                 <w:szCs w:val="28"/>
               </w:rPr>
               <w:br/>
-            </w:r>
-            <w:proofErr w:type="spellStart"/>
-            <w:r>
-              <w:rPr>
-                <w:rFonts w:ascii="Times New Roman" w:hAnsi="Times New Roman" w:cs="Times New Roman"/>
-                <w:sz w:val="28"/>
-                <w:szCs w:val="28"/>
-              </w:rPr>
               <w:t>SetSideParam</w:t>
             </w:r>
-            <w:proofErr w:type="spellEnd"/>
           </w:p>
         </w:tc>
         <w:tc>
@@ -5862,9 +4748,8 @@
                 <w:lang w:val="en-US"/>
               </w:rPr>
               <w:br/>
-              <w:t xml:space="preserve">double </w:t>
-            </w:r>
-            <w:proofErr w:type="spellStart"/>
+              <w:t>double draftValue;</w:t>
+            </w:r>
             <w:r>
               <w:rPr>
                 <w:rFonts w:ascii="Times New Roman" w:hAnsi="Times New Roman" w:cs="Times New Roman"/>
@@ -5872,39 +4757,9 @@
                 <w:szCs w:val="28"/>
                 <w:lang w:val="en-US"/>
               </w:rPr>
-              <w:t>draftValue</w:t>
-            </w:r>
-            <w:proofErr w:type="spellEnd"/>
-            <w:r>
-              <w:rPr>
-                <w:rFonts w:ascii="Times New Roman" w:hAnsi="Times New Roman" w:cs="Times New Roman"/>
-                <w:sz w:val="28"/>
-                <w:szCs w:val="28"/>
-                <w:lang w:val="en-US"/>
-              </w:rPr>
-              <w:t>;</w:t>
-            </w:r>
-            <w:r>
-              <w:rPr>
-                <w:rFonts w:ascii="Times New Roman" w:hAnsi="Times New Roman" w:cs="Times New Roman"/>
-                <w:sz w:val="28"/>
-                <w:szCs w:val="28"/>
-                <w:lang w:val="en-US"/>
-              </w:rPr>
               <w:br/>
-              <w:t xml:space="preserve">bool </w:t>
-            </w:r>
-            <w:proofErr w:type="spellStart"/>
-            <w:r>
-              <w:rPr>
-                <w:rFonts w:ascii="Times New Roman" w:hAnsi="Times New Roman" w:cs="Times New Roman"/>
-                <w:sz w:val="28"/>
-                <w:szCs w:val="28"/>
-                <w:lang w:val="en-US"/>
-              </w:rPr>
-              <w:t>draftOutward</w:t>
-            </w:r>
-            <w:proofErr w:type="spellEnd"/>
+              <w:t>bool draftOutward</w:t>
+            </w:r>
           </w:p>
         </w:tc>
         <w:tc>
@@ -5920,7 +4775,6 @@
                 <w:szCs w:val="28"/>
               </w:rPr>
             </w:pPr>
-            <w:proofErr w:type="spellStart"/>
             <w:r>
               <w:rPr>
                 <w:rFonts w:ascii="Times New Roman" w:hAnsi="Times New Roman" w:cs="Times New Roman"/>
@@ -5929,7 +4783,6 @@
               </w:rPr>
               <w:t>bool</w:t>
             </w:r>
-            <w:proofErr w:type="spellEnd"/>
           </w:p>
         </w:tc>
         <w:tc>
@@ -5970,23 +4823,13 @@
                 <w:szCs w:val="28"/>
               </w:rPr>
             </w:pPr>
-            <w:proofErr w:type="spellStart"/>
-            <w:r>
-              <w:rPr>
-                <w:rFonts w:ascii="Times New Roman" w:hAnsi="Times New Roman" w:cs="Times New Roman"/>
-                <w:sz w:val="28"/>
-                <w:szCs w:val="28"/>
-              </w:rPr>
-              <w:t>ksBossExtrusionDefinition</w:t>
-            </w:r>
-            <w:proofErr w:type="spellEnd"/>
-            <w:r>
-              <w:rPr>
-                <w:rFonts w:ascii="Times New Roman" w:hAnsi="Times New Roman" w:cs="Times New Roman"/>
-                <w:sz w:val="28"/>
-                <w:szCs w:val="28"/>
-              </w:rPr>
-              <w:t>.</w:t>
+            <w:r>
+              <w:rPr>
+                <w:rFonts w:ascii="Times New Roman" w:hAnsi="Times New Roman" w:cs="Times New Roman"/>
+                <w:sz w:val="28"/>
+                <w:szCs w:val="28"/>
+              </w:rPr>
+              <w:t>ksBossExtrusionDefinition.</w:t>
             </w:r>
             <w:r>
               <w:rPr>
@@ -5995,17 +4838,8 @@
                 <w:szCs w:val="28"/>
               </w:rPr>
               <w:br/>
-            </w:r>
-            <w:proofErr w:type="spellStart"/>
-            <w:r>
-              <w:rPr>
-                <w:rFonts w:ascii="Times New Roman" w:hAnsi="Times New Roman" w:cs="Times New Roman"/>
-                <w:sz w:val="28"/>
-                <w:szCs w:val="28"/>
-              </w:rPr>
               <w:t>SetSketch</w:t>
             </w:r>
-            <w:proofErr w:type="spellEnd"/>
           </w:p>
         </w:tc>
         <w:tc>
@@ -6021,34 +4855,14 @@
                 <w:szCs w:val="28"/>
               </w:rPr>
             </w:pPr>
-            <w:proofErr w:type="spellStart"/>
-            <w:r>
-              <w:rPr>
-                <w:rFonts w:ascii="Times New Roman" w:hAnsi="Times New Roman" w:cs="Times New Roman"/>
-                <w:sz w:val="28"/>
-                <w:szCs w:val="28"/>
-              </w:rPr>
-              <w:t>object</w:t>
-            </w:r>
-            <w:proofErr w:type="spellEnd"/>
-            <w:r>
-              <w:rPr>
-                <w:rFonts w:ascii="Times New Roman" w:hAnsi="Times New Roman" w:cs="Times New Roman"/>
-                <w:sz w:val="28"/>
-                <w:szCs w:val="28"/>
-              </w:rPr>
-              <w:t xml:space="preserve"> </w:t>
-            </w:r>
-            <w:proofErr w:type="spellStart"/>
-            <w:r>
-              <w:rPr>
-                <w:rFonts w:ascii="Times New Roman" w:hAnsi="Times New Roman" w:cs="Times New Roman"/>
-                <w:sz w:val="28"/>
-                <w:szCs w:val="28"/>
-              </w:rPr>
-              <w:t>sketch</w:t>
-            </w:r>
-            <w:proofErr w:type="spellEnd"/>
+            <w:r>
+              <w:rPr>
+                <w:rFonts w:ascii="Times New Roman" w:hAnsi="Times New Roman" w:cs="Times New Roman"/>
+                <w:sz w:val="28"/>
+                <w:szCs w:val="28"/>
+              </w:rPr>
+              <w:t>object sketch</w:t>
+            </w:r>
           </w:p>
         </w:tc>
         <w:tc>
@@ -6064,7 +4878,6 @@
                 <w:szCs w:val="28"/>
               </w:rPr>
             </w:pPr>
-            <w:proofErr w:type="spellStart"/>
             <w:r>
               <w:rPr>
                 <w:rFonts w:ascii="Times New Roman" w:hAnsi="Times New Roman" w:cs="Times New Roman"/>
@@ -6073,7 +4886,6 @@
               </w:rPr>
               <w:t>bool</w:t>
             </w:r>
-            <w:proofErr w:type="spellEnd"/>
           </w:p>
         </w:tc>
         <w:tc>
@@ -6117,7 +4929,6 @@
                 <w:szCs w:val="28"/>
               </w:rPr>
             </w:pPr>
-            <w:proofErr w:type="spellStart"/>
             <w:r>
               <w:rPr>
                 <w:rFonts w:ascii="Times New Roman" w:hAnsi="Times New Roman" w:cs="Times New Roman"/>
@@ -6125,16 +4936,7 @@
                 <w:szCs w:val="28"/>
               </w:rPr>
               <w:lastRenderedPageBreak/>
-              <w:t>ksBossExtrusionDefinition</w:t>
-            </w:r>
-            <w:proofErr w:type="spellEnd"/>
-            <w:r>
-              <w:rPr>
-                <w:rFonts w:ascii="Times New Roman" w:hAnsi="Times New Roman" w:cs="Times New Roman"/>
-                <w:sz w:val="28"/>
-                <w:szCs w:val="28"/>
-              </w:rPr>
-              <w:t>.</w:t>
+              <w:t>ksBossExtrusionDefinition.</w:t>
             </w:r>
             <w:r>
               <w:rPr>
@@ -6143,17 +4945,8 @@
                 <w:szCs w:val="28"/>
               </w:rPr>
               <w:br/>
-            </w:r>
-            <w:proofErr w:type="spellStart"/>
-            <w:r>
-              <w:rPr>
-                <w:rFonts w:ascii="Times New Roman" w:hAnsi="Times New Roman" w:cs="Times New Roman"/>
-                <w:sz w:val="28"/>
-                <w:szCs w:val="28"/>
-              </w:rPr>
               <w:t>SetSideParam</w:t>
             </w:r>
-            <w:proofErr w:type="spellEnd"/>
           </w:p>
         </w:tc>
         <w:tc>
@@ -6210,9 +5003,8 @@
                 <w:lang w:val="en-US"/>
               </w:rPr>
               <w:br/>
-              <w:t xml:space="preserve">double </w:t>
-            </w:r>
-            <w:proofErr w:type="spellStart"/>
+              <w:t>double draftValue;</w:t>
+            </w:r>
             <w:r>
               <w:rPr>
                 <w:rFonts w:ascii="Times New Roman" w:hAnsi="Times New Roman" w:cs="Times New Roman"/>
@@ -6220,39 +5012,9 @@
                 <w:szCs w:val="28"/>
                 <w:lang w:val="en-US"/>
               </w:rPr>
-              <w:t>draftValue</w:t>
-            </w:r>
-            <w:proofErr w:type="spellEnd"/>
-            <w:r>
-              <w:rPr>
-                <w:rFonts w:ascii="Times New Roman" w:hAnsi="Times New Roman" w:cs="Times New Roman"/>
-                <w:sz w:val="28"/>
-                <w:szCs w:val="28"/>
-                <w:lang w:val="en-US"/>
-              </w:rPr>
-              <w:t>;</w:t>
-            </w:r>
-            <w:r>
-              <w:rPr>
-                <w:rFonts w:ascii="Times New Roman" w:hAnsi="Times New Roman" w:cs="Times New Roman"/>
-                <w:sz w:val="28"/>
-                <w:szCs w:val="28"/>
-                <w:lang w:val="en-US"/>
-              </w:rPr>
               <w:br/>
-              <w:t xml:space="preserve">bool </w:t>
-            </w:r>
-            <w:proofErr w:type="spellStart"/>
-            <w:r>
-              <w:rPr>
-                <w:rFonts w:ascii="Times New Roman" w:hAnsi="Times New Roman" w:cs="Times New Roman"/>
-                <w:sz w:val="28"/>
-                <w:szCs w:val="28"/>
-                <w:lang w:val="en-US"/>
-              </w:rPr>
-              <w:t>draftOutward</w:t>
-            </w:r>
-            <w:proofErr w:type="spellEnd"/>
+              <w:t>bool draftOutward</w:t>
+            </w:r>
           </w:p>
         </w:tc>
         <w:tc>
@@ -6271,7 +5033,6 @@
                 <w:szCs w:val="28"/>
               </w:rPr>
             </w:pPr>
-            <w:proofErr w:type="spellStart"/>
             <w:r>
               <w:rPr>
                 <w:rFonts w:ascii="Times New Roman" w:hAnsi="Times New Roman" w:cs="Times New Roman"/>
@@ -6280,7 +5041,6 @@
               </w:rPr>
               <w:t>bool</w:t>
             </w:r>
-            <w:proofErr w:type="spellEnd"/>
           </w:p>
         </w:tc>
         <w:tc>
@@ -6339,187 +5099,7 @@
           <w:sz w:val="28"/>
           <w:szCs w:val="28"/>
         </w:rPr>
-        <w:t xml:space="preserve">В методе </w:t>
-      </w:r>
-      <w:proofErr w:type="spellStart"/>
-      <w:r>
-        <w:rPr>
-          <w:rFonts w:ascii="Times New Roman" w:hAnsi="Times New Roman" w:cs="Times New Roman"/>
-          <w:sz w:val="28"/>
-          <w:szCs w:val="28"/>
-        </w:rPr>
-        <w:t>SetSideParam</w:t>
-      </w:r>
-      <w:proofErr w:type="spellEnd"/>
-      <w:r>
-        <w:rPr>
-          <w:rFonts w:ascii="Times New Roman" w:hAnsi="Times New Roman" w:cs="Times New Roman"/>
-          <w:sz w:val="28"/>
-          <w:szCs w:val="28"/>
-        </w:rPr>
-        <w:t xml:space="preserve"> параметр </w:t>
-      </w:r>
-      <w:proofErr w:type="spellStart"/>
-      <w:r>
-        <w:rPr>
-          <w:rFonts w:ascii="Times New Roman" w:hAnsi="Times New Roman" w:cs="Times New Roman"/>
-          <w:sz w:val="28"/>
-          <w:szCs w:val="28"/>
-        </w:rPr>
-        <w:t>forward</w:t>
-      </w:r>
-      <w:proofErr w:type="spellEnd"/>
-      <w:r>
-        <w:rPr>
-          <w:rFonts w:ascii="Times New Roman" w:hAnsi="Times New Roman" w:cs="Times New Roman"/>
-          <w:sz w:val="28"/>
-          <w:szCs w:val="28"/>
-        </w:rPr>
-        <w:t xml:space="preserve"> задаёт направление выдавливания, </w:t>
-      </w:r>
-      <w:proofErr w:type="spellStart"/>
-      <w:r>
-        <w:rPr>
-          <w:rFonts w:ascii="Times New Roman" w:hAnsi="Times New Roman" w:cs="Times New Roman"/>
-          <w:sz w:val="28"/>
-          <w:szCs w:val="28"/>
-        </w:rPr>
-        <w:t>type</w:t>
-      </w:r>
-      <w:proofErr w:type="spellEnd"/>
-      <w:r>
-        <w:rPr>
-          <w:rFonts w:ascii="Times New Roman" w:hAnsi="Times New Roman" w:cs="Times New Roman"/>
-          <w:sz w:val="28"/>
-          <w:szCs w:val="28"/>
-        </w:rPr>
-        <w:t xml:space="preserve"> — тип выдавливания, </w:t>
-      </w:r>
-      <w:proofErr w:type="spellStart"/>
-      <w:r>
-        <w:rPr>
-          <w:rFonts w:ascii="Times New Roman" w:hAnsi="Times New Roman" w:cs="Times New Roman"/>
-          <w:sz w:val="28"/>
-          <w:szCs w:val="28"/>
-        </w:rPr>
-        <w:t>depth</w:t>
-      </w:r>
-      <w:proofErr w:type="spellEnd"/>
-      <w:r>
-        <w:rPr>
-          <w:rFonts w:ascii="Times New Roman" w:hAnsi="Times New Roman" w:cs="Times New Roman"/>
-          <w:sz w:val="28"/>
-          <w:szCs w:val="28"/>
-        </w:rPr>
-        <w:t xml:space="preserve"> — глубину в миллиметрах, </w:t>
-      </w:r>
-      <w:proofErr w:type="spellStart"/>
-      <w:r>
-        <w:rPr>
-          <w:rFonts w:ascii="Times New Roman" w:hAnsi="Times New Roman" w:cs="Times New Roman"/>
-          <w:sz w:val="28"/>
-          <w:szCs w:val="28"/>
-        </w:rPr>
-        <w:t>draftValue</w:t>
-      </w:r>
-      <w:proofErr w:type="spellEnd"/>
-      <w:r>
-        <w:rPr>
-          <w:rFonts w:ascii="Times New Roman" w:hAnsi="Times New Roman" w:cs="Times New Roman"/>
-          <w:sz w:val="28"/>
-          <w:szCs w:val="28"/>
-        </w:rPr>
-        <w:t xml:space="preserve"> — угол уклона, </w:t>
-      </w:r>
-      <w:proofErr w:type="spellStart"/>
-      <w:r>
-        <w:rPr>
-          <w:rFonts w:ascii="Times New Roman" w:hAnsi="Times New Roman" w:cs="Times New Roman"/>
-          <w:sz w:val="28"/>
-          <w:szCs w:val="28"/>
-        </w:rPr>
-        <w:t>draftOutward</w:t>
-      </w:r>
-      <w:proofErr w:type="spellEnd"/>
-      <w:r>
-        <w:rPr>
-          <w:rFonts w:ascii="Times New Roman" w:hAnsi="Times New Roman" w:cs="Times New Roman"/>
-          <w:sz w:val="28"/>
-          <w:szCs w:val="28"/>
-        </w:rPr>
-        <w:t xml:space="preserve"> — направление уклона. Используются </w:t>
-      </w:r>
-      <w:proofErr w:type="spellStart"/>
-      <w:r>
-        <w:rPr>
-          <w:rFonts w:ascii="Times New Roman" w:hAnsi="Times New Roman" w:cs="Times New Roman"/>
-          <w:sz w:val="28"/>
-          <w:szCs w:val="28"/>
-        </w:rPr>
-        <w:t>forward</w:t>
-      </w:r>
-      <w:proofErr w:type="spellEnd"/>
-      <w:r>
-        <w:rPr>
-          <w:rFonts w:ascii="Times New Roman" w:hAnsi="Times New Roman" w:cs="Times New Roman"/>
-          <w:sz w:val="28"/>
-          <w:szCs w:val="28"/>
-        </w:rPr>
-        <w:t xml:space="preserve"> = </w:t>
-      </w:r>
-      <w:proofErr w:type="spellStart"/>
-      <w:r>
-        <w:rPr>
-          <w:rFonts w:ascii="Times New Roman" w:hAnsi="Times New Roman" w:cs="Times New Roman"/>
-          <w:sz w:val="28"/>
-          <w:szCs w:val="28"/>
-        </w:rPr>
-        <w:t>true</w:t>
-      </w:r>
-      <w:proofErr w:type="spellEnd"/>
-      <w:r>
-        <w:rPr>
-          <w:rFonts w:ascii="Times New Roman" w:hAnsi="Times New Roman" w:cs="Times New Roman"/>
-          <w:sz w:val="28"/>
-          <w:szCs w:val="28"/>
-        </w:rPr>
-        <w:t xml:space="preserve">, тип </w:t>
-      </w:r>
-      <w:proofErr w:type="spellStart"/>
-      <w:r>
-        <w:rPr>
-          <w:rFonts w:ascii="Times New Roman" w:hAnsi="Times New Roman" w:cs="Times New Roman"/>
-          <w:sz w:val="28"/>
-          <w:szCs w:val="28"/>
-        </w:rPr>
-        <w:t>etBlind</w:t>
-      </w:r>
-      <w:proofErr w:type="spellEnd"/>
-      <w:r>
-        <w:rPr>
-          <w:rFonts w:ascii="Times New Roman" w:hAnsi="Times New Roman" w:cs="Times New Roman"/>
-          <w:sz w:val="28"/>
-          <w:szCs w:val="28"/>
-        </w:rPr>
-        <w:t xml:space="preserve"> и нулевой угол уклона. Глубина выдавливания основания равна T, наружных стенок и внутренних перегородок — H. Для построения отрезков используется </w:t>
-      </w:r>
-      <w:proofErr w:type="spellStart"/>
-      <w:r>
-        <w:rPr>
-          <w:rFonts w:ascii="Times New Roman" w:hAnsi="Times New Roman" w:cs="Times New Roman"/>
-          <w:sz w:val="28"/>
-          <w:szCs w:val="28"/>
-        </w:rPr>
-        <w:t>style</w:t>
-      </w:r>
-      <w:proofErr w:type="spellEnd"/>
-      <w:r>
-        <w:rPr>
-          <w:rFonts w:ascii="Times New Roman" w:hAnsi="Times New Roman" w:cs="Times New Roman"/>
-          <w:sz w:val="28"/>
-          <w:szCs w:val="28"/>
-        </w:rPr>
-        <w:t xml:space="preserve"> = 1. Все эскизы размещаются на плоскости XOY.</w:t>
+        <w:t>В методе SetSideParam параметр forward задаёт направление выдавливания, type — тип выдавливания, depth — глубину в миллиметрах, draftValue — угол уклона, draftOutward — направление уклона. Используются forward = true, тип etBlind и нулевой угол уклона. Глубина выдавливания основания равна T, наружных стенок и внутренних перегородок — H. Для построения отрезков используется style = 1. Все эскизы размещаются на плоскости XOY.</w:t>
       </w:r>
     </w:p>
     <w:p>
@@ -6711,9 +5291,20 @@
           <w:sz w:val="28"/>
           <w:szCs w:val="28"/>
         </w:rPr>
-        <w:t xml:space="preserve">.3.1 Box </w:t>
-      </w:r>
-      <w:proofErr w:type="spellStart"/>
+        <w:t>.3.1 Box Creator для FreeCAD</w:t>
+      </w:r>
+    </w:p>
+    <w:p>
+      <w:pPr>
+        <w:spacing w:after="0" w:line="360" w:lineRule="auto"/>
+        <w:ind w:firstLine="426"/>
+        <w:jc w:val="both"/>
+        <w:rPr>
+          <w:rFonts w:ascii="Times New Roman" w:hAnsi="Times New Roman" w:cs="Times New Roman"/>
+          <w:sz w:val="28"/>
+          <w:szCs w:val="28"/>
+        </w:rPr>
+      </w:pPr>
       <w:r>
         <w:rPr>
           <w:rFonts w:ascii="Times New Roman" w:hAnsi="Times New Roman" w:cs="Times New Roman"/>
@@ -6722,31 +5313,57 @@
           <w:sz w:val="28"/>
           <w:szCs w:val="28"/>
         </w:rPr>
-        <w:t>Creator</w:t>
-      </w:r>
-      <w:proofErr w:type="spellEnd"/>
-      <w:r>
-        <w:rPr>
-          <w:rFonts w:ascii="Times New Roman" w:hAnsi="Times New Roman" w:cs="Times New Roman"/>
-          <w:b/>
-          <w:bCs/>
-          <w:sz w:val="28"/>
-          <w:szCs w:val="28"/>
-        </w:rPr>
-        <w:t xml:space="preserve"> для </w:t>
-      </w:r>
-      <w:proofErr w:type="spellStart"/>
-      <w:r>
-        <w:rPr>
-          <w:rFonts w:ascii="Times New Roman" w:hAnsi="Times New Roman" w:cs="Times New Roman"/>
-          <w:b/>
-          <w:bCs/>
-          <w:sz w:val="28"/>
-          <w:szCs w:val="28"/>
-        </w:rPr>
-        <w:t>FreeCAD</w:t>
-      </w:r>
-      <w:proofErr w:type="spellEnd"/>
+        <w:t>Box Creator</w:t>
+      </w:r>
+      <w:r>
+        <w:rPr>
+          <w:rFonts w:ascii="Times New Roman" w:hAnsi="Times New Roman" w:cs="Times New Roman"/>
+          <w:sz w:val="28"/>
+          <w:szCs w:val="28"/>
+        </w:rPr>
+        <w:t xml:space="preserve"> </w:t>
+      </w:r>
+      <w:r>
+        <w:rPr>
+          <w:rFonts w:ascii="Times New Roman" w:hAnsi="Times New Roman" w:cs="Times New Roman"/>
+          <w:sz w:val="28"/>
+          <w:szCs w:val="28"/>
+        </w:rPr>
+        <w:t>–</w:t>
+      </w:r>
+      <w:r>
+        <w:rPr>
+          <w:rFonts w:ascii="Times New Roman" w:hAnsi="Times New Roman" w:cs="Times New Roman"/>
+          <w:sz w:val="28"/>
+          <w:szCs w:val="28"/>
+        </w:rPr>
+        <w:t xml:space="preserve"> макрос для системы автоматизированного проектирования FreeCAD, предназначенный для параметрического создания коробов. </w:t>
+      </w:r>
+      <w:r>
+        <w:rPr>
+          <w:rFonts w:ascii="Times New Roman" w:hAnsi="Times New Roman" w:cs="Times New Roman"/>
+          <w:sz w:val="28"/>
+          <w:szCs w:val="28"/>
+        </w:rPr>
+        <w:t>Пользователь может задавать ширину, высоту и длину короба, толщину материала, выбирать создаваемые стороны и настраивать их выступы. Макрос автоматически формирует геометрию короба по заданным параметрам</w:t>
+      </w:r>
+      <w:r>
+        <w:rPr>
+          <w:rFonts w:ascii="Times New Roman" w:hAnsi="Times New Roman" w:cs="Times New Roman"/>
+          <w:sz w:val="28"/>
+          <w:szCs w:val="28"/>
+          <w:lang w:val="en-US"/>
+        </w:rPr>
+        <w:t>[4]</w:t>
+      </w:r>
+      <w:r>
+        <w:rPr>
+          <w:rFonts w:ascii="Times New Roman" w:hAnsi="Times New Roman" w:cs="Times New Roman"/>
+          <w:sz w:val="28"/>
+          <w:szCs w:val="28"/>
+        </w:rPr>
+        <w:t>.</w:t>
+      </w:r>
     </w:p>
     <w:p>
       <w:pPr>
@@ -6762,74 +5379,18 @@
       <w:r>
         <w:rPr>
           <w:rFonts w:ascii="Times New Roman" w:hAnsi="Times New Roman" w:cs="Times New Roman"/>
-          <w:b/>
-          <w:bCs/>
-          <w:sz w:val="28"/>
-          <w:szCs w:val="28"/>
-        </w:rPr>
-        <w:t xml:space="preserve">Box </w:t>
-      </w:r>
-      <w:proofErr w:type="spellStart"/>
-      <w:r>
-        <w:rPr>
-          <w:rFonts w:ascii="Times New Roman" w:hAnsi="Times New Roman" w:cs="Times New Roman"/>
-          <w:b/>
-          <w:bCs/>
-          <w:sz w:val="28"/>
-          <w:szCs w:val="28"/>
-        </w:rPr>
-        <w:t>Creator</w:t>
-      </w:r>
-      <w:proofErr w:type="spellEnd"/>
-      <w:r>
-        <w:rPr>
-          <w:rFonts w:ascii="Times New Roman" w:hAnsi="Times New Roman" w:cs="Times New Roman"/>
-          <w:sz w:val="28"/>
-          <w:szCs w:val="28"/>
-        </w:rPr>
-        <w:t xml:space="preserve"> </w:t>
-      </w:r>
-      <w:r>
-        <w:rPr>
-          <w:rFonts w:ascii="Times New Roman" w:hAnsi="Times New Roman" w:cs="Times New Roman"/>
-          <w:sz w:val="28"/>
-          <w:szCs w:val="28"/>
-        </w:rPr>
-        <w:t>–</w:t>
-      </w:r>
-      <w:r>
-        <w:rPr>
-          <w:rFonts w:ascii="Times New Roman" w:hAnsi="Times New Roman" w:cs="Times New Roman"/>
-          <w:sz w:val="28"/>
-          <w:szCs w:val="28"/>
-        </w:rPr>
-        <w:t xml:space="preserve"> макрос для системы автоматизированного проектирования </w:t>
-      </w:r>
-      <w:proofErr w:type="spellStart"/>
-      <w:r>
-        <w:rPr>
-          <w:rFonts w:ascii="Times New Roman" w:hAnsi="Times New Roman" w:cs="Times New Roman"/>
-          <w:sz w:val="28"/>
-          <w:szCs w:val="28"/>
-        </w:rPr>
-        <w:t>FreeCAD</w:t>
-      </w:r>
-      <w:proofErr w:type="spellEnd"/>
-      <w:r>
-        <w:rPr>
-          <w:rFonts w:ascii="Times New Roman" w:hAnsi="Times New Roman" w:cs="Times New Roman"/>
-          <w:sz w:val="28"/>
-          <w:szCs w:val="28"/>
-        </w:rPr>
-        <w:t xml:space="preserve">, предназначенный для параметрического создания коробов. </w:t>
-      </w:r>
-      <w:r>
-        <w:rPr>
-          <w:rFonts w:ascii="Times New Roman" w:hAnsi="Times New Roman" w:cs="Times New Roman"/>
-          <w:sz w:val="28"/>
-          <w:szCs w:val="28"/>
-        </w:rPr>
-        <w:t>Пользователь может задавать ширину, высоту и длину короба, толщину материала, выбирать создаваемые стороны и настраивать их выступы. Макрос автоматически формирует геометрию короба по заданным параметрам</w:t>
+          <w:sz w:val="28"/>
+          <w:szCs w:val="28"/>
+        </w:rPr>
+        <w:t xml:space="preserve">Сходство Box Creator с разрабатываемым плагином заключается в автоматическом формировании трехмерного объекта на основе заданных пользователем параметров. Оба решения предназначены для сокращения количества ручных операций при построении коробчатых конструкций и </w:t>
+      </w:r>
+      <w:r>
+        <w:rPr>
+          <w:rFonts w:ascii="Times New Roman" w:hAnsi="Times New Roman" w:cs="Times New Roman"/>
+          <w:sz w:val="28"/>
+          <w:szCs w:val="28"/>
+        </w:rPr>
+        <w:t>предусматривают настройку размеров создаваемой конструкции</w:t>
       </w:r>
       <w:r>
         <w:rPr>
@@ -6857,97 +5418,7 @@
           <w:sz w:val="28"/>
           <w:szCs w:val="28"/>
         </w:rPr>
-        <w:t xml:space="preserve">Сходство Box </w:t>
-      </w:r>
-      <w:proofErr w:type="spellStart"/>
-      <w:r>
-        <w:rPr>
-          <w:rFonts w:ascii="Times New Roman" w:hAnsi="Times New Roman" w:cs="Times New Roman"/>
-          <w:sz w:val="28"/>
-          <w:szCs w:val="28"/>
-        </w:rPr>
-        <w:t>Creator</w:t>
-      </w:r>
-      <w:proofErr w:type="spellEnd"/>
-      <w:r>
-        <w:rPr>
-          <w:rFonts w:ascii="Times New Roman" w:hAnsi="Times New Roman" w:cs="Times New Roman"/>
-          <w:sz w:val="28"/>
-          <w:szCs w:val="28"/>
-        </w:rPr>
-        <w:t xml:space="preserve"> с разрабатываемым плагином заключается в автоматическом формировании трехмерного объекта на основе заданных пользователем параметров. Оба решения предназначены для сокращения количества ручных операций при построении коробчатых конструкций и </w:t>
-      </w:r>
-      <w:r>
-        <w:rPr>
-          <w:rFonts w:ascii="Times New Roman" w:hAnsi="Times New Roman" w:cs="Times New Roman"/>
-          <w:sz w:val="28"/>
-          <w:szCs w:val="28"/>
-        </w:rPr>
-        <w:t>предусматривают настройку размеров создаваемой конструкции</w:t>
-      </w:r>
-      <w:r>
-        <w:rPr>
-          <w:rFonts w:ascii="Times New Roman" w:hAnsi="Times New Roman" w:cs="Times New Roman"/>
-          <w:sz w:val="28"/>
-          <w:szCs w:val="28"/>
-        </w:rPr>
-        <w:t>.</w:t>
-      </w:r>
-    </w:p>
-    <w:p>
-      <w:pPr>
-        <w:spacing w:after="0" w:line="360" w:lineRule="auto"/>
-        <w:ind w:firstLine="426"/>
-        <w:jc w:val="both"/>
-        <w:rPr>
-          <w:rFonts w:ascii="Times New Roman" w:hAnsi="Times New Roman" w:cs="Times New Roman"/>
-          <w:sz w:val="28"/>
-          <w:szCs w:val="28"/>
-        </w:rPr>
-      </w:pPr>
-      <w:r>
-        <w:rPr>
-          <w:rFonts w:ascii="Times New Roman" w:hAnsi="Times New Roman" w:cs="Times New Roman"/>
-          <w:sz w:val="28"/>
-          <w:szCs w:val="28"/>
-        </w:rPr>
-        <w:t xml:space="preserve">Основным отличием является область применения. Box </w:t>
-      </w:r>
-      <w:proofErr w:type="spellStart"/>
-      <w:r>
-        <w:rPr>
-          <w:rFonts w:ascii="Times New Roman" w:hAnsi="Times New Roman" w:cs="Times New Roman"/>
-          <w:sz w:val="28"/>
-          <w:szCs w:val="28"/>
-        </w:rPr>
-        <w:t>Creator</w:t>
-      </w:r>
-      <w:proofErr w:type="spellEnd"/>
-      <w:r>
-        <w:rPr>
-          <w:rFonts w:ascii="Times New Roman" w:hAnsi="Times New Roman" w:cs="Times New Roman"/>
-          <w:sz w:val="28"/>
-          <w:szCs w:val="28"/>
-        </w:rPr>
-        <w:t xml:space="preserve"> является универсальным инструментом для создания коробов в </w:t>
-      </w:r>
-      <w:proofErr w:type="spellStart"/>
-      <w:r>
-        <w:rPr>
-          <w:rFonts w:ascii="Times New Roman" w:hAnsi="Times New Roman" w:cs="Times New Roman"/>
-          <w:sz w:val="28"/>
-          <w:szCs w:val="28"/>
-        </w:rPr>
-        <w:t>FreeCAD</w:t>
-      </w:r>
-      <w:proofErr w:type="spellEnd"/>
-      <w:r>
-        <w:rPr>
-          <w:rFonts w:ascii="Times New Roman" w:hAnsi="Times New Roman" w:cs="Times New Roman"/>
-          <w:sz w:val="28"/>
-          <w:szCs w:val="28"/>
-        </w:rPr>
-        <w:t>, а разрабатываемый плагин предназначен непосредственно для построения модульного настольного органайзера в КОМПАС-3D. Кроме того, в нашем плагине предусматривается проверка взаимозависимости параметров L и S, а количество секций задается отдельным параметром N.</w:t>
+        <w:t>Основным отличием является область применения. Box Creator является универсальным инструментом для создания коробов в FreeCAD, а разрабатываемый плагин предназначен непосредственно для построения модульного настольного органайзера в КОМПАС-3D. Кроме того, в нашем плагине предусматривается проверка взаимозависимости параметров L и S, а количество секций задается отдельным параметром N.</w:t>
       </w:r>
     </w:p>
     <w:p>
@@ -7090,18 +5561,8 @@
           <w:sz w:val="28"/>
           <w:szCs w:val="28"/>
         </w:rPr>
-        <w:t xml:space="preserve">Интерфейс макроса Box </w:t>
-      </w:r>
-      <w:proofErr w:type="spellStart"/>
-      <w:r>
-        <w:rPr>
-          <w:rFonts w:ascii="Times New Roman" w:hAnsi="Times New Roman" w:cs="Times New Roman"/>
-          <w:sz w:val="28"/>
-          <w:szCs w:val="28"/>
-        </w:rPr>
-        <w:t>Creator</w:t>
-      </w:r>
-      <w:proofErr w:type="spellEnd"/>
+        <w:t>Интерфейс макроса Box Creator</w:t>
+      </w:r>
     </w:p>
     <w:p>
       <w:pPr>
@@ -7149,20 +5610,8 @@
           <w:sz w:val="28"/>
           <w:szCs w:val="28"/>
         </w:rPr>
-        <w:t xml:space="preserve">.3.2 </w:t>
-      </w:r>
-      <w:proofErr w:type="spellStart"/>
-      <w:r>
-        <w:rPr>
-          <w:rFonts w:ascii="Times New Roman" w:hAnsi="Times New Roman" w:cs="Times New Roman"/>
-          <w:b/>
-          <w:bCs/>
-          <w:sz w:val="28"/>
-          <w:szCs w:val="28"/>
-        </w:rPr>
-        <w:t>CutCraft</w:t>
-      </w:r>
-      <w:proofErr w:type="spellEnd"/>
+        <w:t>.3.2 CutCraft</w:t>
+      </w:r>
     </w:p>
     <w:p>
       <w:pPr>
@@ -7178,7 +5627,6 @@
           <w:szCs w:val="28"/>
         </w:rPr>
       </w:pPr>
-      <w:proofErr w:type="spellStart"/>
       <w:r>
         <w:rPr>
           <w:rFonts w:ascii="Times New Roman" w:hAnsi="Times New Roman" w:cs="Times New Roman"/>
@@ -7189,7 +5637,6 @@
         </w:rPr>
         <w:t>CutCraft</w:t>
       </w:r>
-      <w:proofErr w:type="spellEnd"/>
       <w:r>
         <w:rPr>
           <w:rFonts w:ascii="Times New Roman" w:hAnsi="Times New Roman" w:cs="Times New Roman"/>
@@ -7212,43 +5659,24 @@
           <w:sz w:val="28"/>
           <w:szCs w:val="28"/>
         </w:rPr>
-        <w:t xml:space="preserve"> расширение для </w:t>
-      </w:r>
-      <w:proofErr w:type="spellStart"/>
-      <w:r>
-        <w:rPr>
-          <w:rFonts w:ascii="Times New Roman" w:hAnsi="Times New Roman" w:cs="Times New Roman"/>
-          <w:sz w:val="28"/>
-          <w:szCs w:val="28"/>
-        </w:rPr>
-        <w:t>SketchUp</w:t>
-      </w:r>
-      <w:proofErr w:type="spellEnd"/>
-      <w:r>
-        <w:rPr>
-          <w:rFonts w:ascii="Times New Roman" w:hAnsi="Times New Roman" w:cs="Times New Roman"/>
-          <w:sz w:val="28"/>
-          <w:szCs w:val="28"/>
-        </w:rPr>
-        <w:t xml:space="preserve">, предназначенное для параметрической генерации корпусной мебели. Расширение позволяет задавать размеры и конструктивные параметры объекта, после чего автоматически формирует трехмерную модель непосредственно в среде </w:t>
-      </w:r>
-      <w:proofErr w:type="spellStart"/>
-      <w:r>
-        <w:rPr>
-          <w:rFonts w:ascii="Times New Roman" w:hAnsi="Times New Roman" w:cs="Times New Roman"/>
-          <w:sz w:val="28"/>
-          <w:szCs w:val="28"/>
-        </w:rPr>
-        <w:t>SketchUp</w:t>
-      </w:r>
-      <w:proofErr w:type="spellEnd"/>
-      <w:r>
-        <w:rPr>
-          <w:rFonts w:ascii="Times New Roman" w:hAnsi="Times New Roman" w:cs="Times New Roman"/>
-          <w:sz w:val="28"/>
-          <w:szCs w:val="28"/>
-        </w:rPr>
-        <w:t xml:space="preserve">. Пользователь может задавать ширину, высоту, глубину, толщину материала, количество полок, ящиков и другие параметры. Созданный объект также можно повторно редактировать через диалог параметров. </w:t>
+        <w:t xml:space="preserve"> расширение для SketchUp, предназначенное для параметрической генерации корпусной мебели. Расширение позволяет задавать размеры и конструктивные параметры объекта, после чего автоматически формирует трехмерную модель непосредственно в среде SketchUp. Пользователь может задавать ширину, высоту, глубину, толщину материала, количество полок, ящиков и другие параметры. Созданный объект также можно повторно редактировать через диалог параметров</w:t>
+      </w:r>
+      <w:r>
+        <w:rPr>
+          <w:rFonts w:ascii="Times New Roman" w:hAnsi="Times New Roman" w:cs="Times New Roman"/>
+          <w:sz w:val="28"/>
+          <w:szCs w:val="28"/>
+          <w:lang w:val="en-US"/>
+        </w:rPr>
+        <w:t>[5]</w:t>
+      </w:r>
+      <w:r>
+        <w:rPr>
+          <w:rFonts w:ascii="Times New Roman" w:hAnsi="Times New Roman" w:cs="Times New Roman"/>
+          <w:sz w:val="28"/>
+          <w:szCs w:val="28"/>
+        </w:rPr>
+        <w:t xml:space="preserve">. </w:t>
       </w:r>
     </w:p>
     <w:p>
@@ -7271,25 +5699,7 @@
           <w:sz w:val="28"/>
           <w:szCs w:val="28"/>
         </w:rPr>
-        <w:t xml:space="preserve">Сходство </w:t>
-      </w:r>
-      <w:proofErr w:type="spellStart"/>
-      <w:r>
-        <w:rPr>
-          <w:rFonts w:ascii="Times New Roman" w:hAnsi="Times New Roman" w:cs="Times New Roman"/>
-          <w:sz w:val="28"/>
-          <w:szCs w:val="28"/>
-        </w:rPr>
-        <w:t>CutCraft</w:t>
-      </w:r>
-      <w:proofErr w:type="spellEnd"/>
-      <w:r>
-        <w:rPr>
-          <w:rFonts w:ascii="Times New Roman" w:hAnsi="Times New Roman" w:cs="Times New Roman"/>
-          <w:sz w:val="28"/>
-          <w:szCs w:val="28"/>
-        </w:rPr>
-        <w:t xml:space="preserve"> с разрабатываемым плагином заключается в параметрическом подходе к построению модели. В обоих случаях пользователь задает основные размеры и конфигурацию объекта, после чего система автоматически выполняет необходимые операции построения. Такой подход позволяет отказаться от повторного ручного создания геометрии при изменении размеров объекта.</w:t>
+        <w:t>Сходство CutCraft с разрабатываемым плагином заключается в параметрическом подходе к построению модели. В обоих случаях пользователь задает основные размеры и конфигурацию объекта, после чего система автоматически выполняет необходимые операции построения. Такой подход позволяет отказаться от повторного ручного создания геометрии при изменении размеров объекта.</w:t>
       </w:r>
     </w:p>
     <w:p>
@@ -7312,25 +5722,7 @@
           <w:sz w:val="28"/>
           <w:szCs w:val="28"/>
         </w:rPr>
-        <w:t xml:space="preserve">Отличием является назначение программных решений. </w:t>
-      </w:r>
-      <w:proofErr w:type="spellStart"/>
-      <w:r>
-        <w:rPr>
-          <w:rFonts w:ascii="Times New Roman" w:hAnsi="Times New Roman" w:cs="Times New Roman"/>
-          <w:sz w:val="28"/>
-          <w:szCs w:val="28"/>
-        </w:rPr>
-        <w:t>CutCraft</w:t>
-      </w:r>
-      <w:proofErr w:type="spellEnd"/>
-      <w:r>
-        <w:rPr>
-          <w:rFonts w:ascii="Times New Roman" w:hAnsi="Times New Roman" w:cs="Times New Roman"/>
-          <w:sz w:val="28"/>
-          <w:szCs w:val="28"/>
-        </w:rPr>
-        <w:t xml:space="preserve"> ориентирован прежде всего на генерацию шкафов и корпусной мебели, а разрабатываемый плагин </w:t>
+        <w:t xml:space="preserve">Отличием является назначение программных решений. CutCraft ориентирован прежде всего на генерацию шкафов и корпусной мебели, а разрабатываемый плагин </w:t>
       </w:r>
       <w:r>
         <w:rPr>
@@ -7399,25 +5791,7 @@
           <w:sz w:val="28"/>
           <w:szCs w:val="28"/>
         </w:rPr>
-        <w:t xml:space="preserve">Интерфейс расширения </w:t>
-      </w:r>
-      <w:proofErr w:type="spellStart"/>
-      <w:r>
-        <w:rPr>
-          <w:rFonts w:ascii="Times New Roman" w:hAnsi="Times New Roman" w:cs="Times New Roman"/>
-          <w:sz w:val="28"/>
-          <w:szCs w:val="28"/>
-        </w:rPr>
-        <w:t>CutCraft</w:t>
-      </w:r>
-      <w:proofErr w:type="spellEnd"/>
-      <w:r>
-        <w:rPr>
-          <w:rFonts w:ascii="Times New Roman" w:hAnsi="Times New Roman" w:cs="Times New Roman"/>
-          <w:sz w:val="28"/>
-          <w:szCs w:val="28"/>
-        </w:rPr>
-        <w:t xml:space="preserve"> представлен на рисунке </w:t>
+        <w:t xml:space="preserve">Интерфейс расширения CutCraft представлен на рисунке </w:t>
       </w:r>
       <w:r>
         <w:rPr>
@@ -7570,53 +5944,15 @@
           <w:sz w:val="28"/>
           <w:szCs w:val="28"/>
         </w:rPr>
-        <w:t xml:space="preserve">Интерфейс расширения </w:t>
-      </w:r>
-      <w:proofErr w:type="spellStart"/>
-      <w:r>
-        <w:rPr>
-          <w:rFonts w:ascii="Times New Roman" w:hAnsi="Times New Roman" w:cs="Times New Roman"/>
-          <w:sz w:val="28"/>
-          <w:szCs w:val="28"/>
-        </w:rPr>
-        <w:t>CutCraft</w:t>
-      </w:r>
-      <w:proofErr w:type="spellEnd"/>
-      <w:r>
-        <w:rPr>
-          <w:rFonts w:ascii="Times New Roman" w:hAnsi="Times New Roman" w:cs="Times New Roman"/>
-          <w:sz w:val="28"/>
-          <w:szCs w:val="28"/>
-        </w:rPr>
-        <w:t xml:space="preserve"> в </w:t>
-      </w:r>
-      <w:proofErr w:type="spellStart"/>
-      <w:proofErr w:type="gramStart"/>
-      <w:r>
-        <w:rPr>
-          <w:rFonts w:ascii="Times New Roman" w:hAnsi="Times New Roman" w:cs="Times New Roman"/>
-          <w:sz w:val="28"/>
-          <w:szCs w:val="28"/>
-        </w:rPr>
-        <w:t>SketchUp</w:t>
-      </w:r>
-      <w:proofErr w:type="spellEnd"/>
-      <w:r>
-        <w:rPr>
-          <w:rFonts w:ascii="Times New Roman" w:hAnsi="Times New Roman" w:cs="Times New Roman"/>
-          <w:sz w:val="28"/>
-          <w:szCs w:val="28"/>
-        </w:rPr>
-        <w:t>(</w:t>
-      </w:r>
-      <w:proofErr w:type="gramEnd"/>
-      <w:r>
-        <w:rPr>
-          <w:rFonts w:ascii="Times New Roman" w:hAnsi="Times New Roman" w:cs="Times New Roman"/>
-          <w:sz w:val="28"/>
-          <w:szCs w:val="28"/>
-        </w:rPr>
-        <w:t>на болгарском)</w:t>
+        <w:t>Интерфейс расширения CutCraft в SketchUp</w:t>
+      </w:r>
+      <w:r>
+        <w:rPr>
+          <w:rFonts w:ascii="Times New Roman" w:hAnsi="Times New Roman" w:cs="Times New Roman"/>
+          <w:sz w:val="28"/>
+          <w:szCs w:val="28"/>
+        </w:rPr>
+        <w:t>(на болгарском)</w:t>
       </w:r>
     </w:p>
     <w:p>
@@ -8027,43 +6363,7 @@
           <w:sz w:val="28"/>
           <w:szCs w:val="28"/>
         </w:rPr>
-        <w:t>L − (N+</w:t>
-      </w:r>
-      <w:proofErr w:type="gramStart"/>
-      <w:r>
-        <w:rPr>
-          <w:rFonts w:ascii="Times New Roman" w:hAnsi="Times New Roman" w:cs="Times New Roman"/>
-          <w:sz w:val="28"/>
-          <w:szCs w:val="28"/>
-        </w:rPr>
-        <w:t>1)·</w:t>
-      </w:r>
-      <w:proofErr w:type="gramEnd"/>
-      <w:r>
-        <w:rPr>
-          <w:rFonts w:ascii="Times New Roman" w:hAnsi="Times New Roman" w:cs="Times New Roman"/>
-          <w:sz w:val="28"/>
-          <w:szCs w:val="28"/>
-        </w:rPr>
-        <w:t>T − (N−</w:t>
-      </w:r>
-      <w:proofErr w:type="gramStart"/>
-      <w:r>
-        <w:rPr>
-          <w:rFonts w:ascii="Times New Roman" w:hAnsi="Times New Roman" w:cs="Times New Roman"/>
-          <w:sz w:val="28"/>
-          <w:szCs w:val="28"/>
-        </w:rPr>
-        <w:t>1)·</w:t>
-      </w:r>
-      <w:proofErr w:type="gramEnd"/>
-      <w:r>
-        <w:rPr>
-          <w:rFonts w:ascii="Times New Roman" w:hAnsi="Times New Roman" w:cs="Times New Roman"/>
-          <w:sz w:val="28"/>
-          <w:szCs w:val="28"/>
-        </w:rPr>
-        <w:t>S.</w:t>
+        <w:t>L − (N+1)·T − (N−1)·S.</w:t>
       </w:r>
     </w:p>
     <w:p>
@@ -8105,61 +6405,7 @@
           <w:sz w:val="28"/>
           <w:szCs w:val="28"/>
         </w:rPr>
-        <w:t>N·S + (N+</w:t>
-      </w:r>
-      <w:proofErr w:type="gramStart"/>
-      <w:r>
-        <w:rPr>
-          <w:rFonts w:ascii="Times New Roman" w:hAnsi="Times New Roman" w:cs="Times New Roman"/>
-          <w:sz w:val="28"/>
-          <w:szCs w:val="28"/>
-        </w:rPr>
-        <w:t>1)·</w:t>
-      </w:r>
-      <w:proofErr w:type="gramEnd"/>
-      <w:r>
-        <w:rPr>
-          <w:rFonts w:ascii="Times New Roman" w:hAnsi="Times New Roman" w:cs="Times New Roman"/>
-          <w:sz w:val="28"/>
-          <w:szCs w:val="28"/>
-        </w:rPr>
-        <w:t>T ≤ L ≤ (N−</w:t>
-      </w:r>
-      <w:proofErr w:type="gramStart"/>
-      <w:r>
-        <w:rPr>
-          <w:rFonts w:ascii="Times New Roman" w:hAnsi="Times New Roman" w:cs="Times New Roman"/>
-          <w:sz w:val="28"/>
-          <w:szCs w:val="28"/>
-        </w:rPr>
-        <w:t>1)·</w:t>
-      </w:r>
-      <w:proofErr w:type="gramEnd"/>
-      <w:r>
-        <w:rPr>
-          <w:rFonts w:ascii="Times New Roman" w:hAnsi="Times New Roman" w:cs="Times New Roman"/>
-          <w:sz w:val="28"/>
-          <w:szCs w:val="28"/>
-        </w:rPr>
-        <w:t>S + (N+</w:t>
-      </w:r>
-      <w:proofErr w:type="gramStart"/>
-      <w:r>
-        <w:rPr>
-          <w:rFonts w:ascii="Times New Roman" w:hAnsi="Times New Roman" w:cs="Times New Roman"/>
-          <w:sz w:val="28"/>
-          <w:szCs w:val="28"/>
-        </w:rPr>
-        <w:t>1)·</w:t>
-      </w:r>
-      <w:proofErr w:type="gramEnd"/>
-      <w:r>
-        <w:rPr>
-          <w:rFonts w:ascii="Times New Roman" w:hAnsi="Times New Roman" w:cs="Times New Roman"/>
-          <w:sz w:val="28"/>
-          <w:szCs w:val="28"/>
-        </w:rPr>
-        <w:t>T + 100.</w:t>
+        <w:t>N·S + (N+1)·T ≤ L ≤ (N−1)·S + (N+1)·T + 100.</w:t>
       </w:r>
     </w:p>
     <w:p>
@@ -8243,25 +6489,7 @@
           <w:sz w:val="28"/>
           <w:szCs w:val="28"/>
         </w:rPr>
-        <w:t>Перегородка с номером i, где i = 1, …, N−1, занимает интервал X от i·(S+T) до i·(S+</w:t>
-      </w:r>
-      <w:proofErr w:type="gramStart"/>
-      <w:r>
-        <w:rPr>
-          <w:rFonts w:ascii="Times New Roman" w:hAnsi="Times New Roman" w:cs="Times New Roman"/>
-          <w:sz w:val="28"/>
-          <w:szCs w:val="28"/>
-        </w:rPr>
-        <w:t>T)+</w:t>
-      </w:r>
-      <w:proofErr w:type="gramEnd"/>
-      <w:r>
-        <w:rPr>
-          <w:rFonts w:ascii="Times New Roman" w:hAnsi="Times New Roman" w:cs="Times New Roman"/>
-          <w:sz w:val="28"/>
-          <w:szCs w:val="28"/>
-        </w:rPr>
-        <w:t>T и проходит между внутренними поверхностями продольных стенок: от T до W−T по оси Y. Все перегородки соединяются с основанием и продольными стенками. Их верхние грани находятся на высоте H, на одном уровне с наружными стенками. Дополнительные зазоры между секциями не предусматриваются.</w:t>
+        <w:t>Перегородка с номером i, где i = 1, …, N−1, занимает интервал X от i·(S+T) до i·(S+T)+T и проходит между внутренними поверхностями продольных стенок: от T до W−T по оси Y. Все перегородки соединяются с основанием и продольными стенками. Их верхние грани находятся на высоте H, на одном уровне с наружными стенками. Дополнительные зазоры между секциями не предусматриваются.</w:t>
       </w:r>
     </w:p>
     <w:p>
@@ -8794,7 +7022,40 @@
           <w:sz w:val="28"/>
           <w:szCs w:val="28"/>
         </w:rPr>
-        <w:t>Диаграмма классов определяет типы классов системы и различного рода статические связи, которые существуют между ними. На диаграммах классов изображаются также атрибуты классов, операции классов и ограничения, которые накладываются на связи между классами. Целью создания диаграммы классов является графическое представление статической структуры элементов системы.</w:t>
+        <w:t>Диаграмма классов определяет типы классов системы и различного рода статические связи, которые существуют между ними. На диаграммах классов изображаются также атрибуты классов, операции классов и ограничения, которые накладываются на связи между классами. Целью создания диаграммы классов является графическое представление статической структуры элементов системы</w:t>
+      </w:r>
+      <w:r>
+        <w:rPr>
+          <w:rFonts w:ascii="Times New Roman" w:hAnsi="Times New Roman" w:cs="Times New Roman"/>
+          <w:sz w:val="28"/>
+          <w:szCs w:val="28"/>
+        </w:rPr>
+        <w:t>[</w:t>
+      </w:r>
+      <w:r>
+        <w:rPr>
+          <w:rFonts w:ascii="Times New Roman" w:hAnsi="Times New Roman" w:cs="Times New Roman"/>
+          <w:sz w:val="28"/>
+          <w:szCs w:val="28"/>
+          <w:lang w:val="en-US"/>
+        </w:rPr>
+        <w:t>6</w:t>
+      </w:r>
+      <w:r>
+        <w:rPr>
+          <w:rFonts w:ascii="Times New Roman" w:hAnsi="Times New Roman" w:cs="Times New Roman"/>
+          <w:sz w:val="28"/>
+          <w:szCs w:val="28"/>
+        </w:rPr>
+        <w:t>]</w:t>
+      </w:r>
+      <w:r>
+        <w:rPr>
+          <w:rFonts w:ascii="Times New Roman" w:hAnsi="Times New Roman" w:cs="Times New Roman"/>
+          <w:sz w:val="28"/>
+          <w:szCs w:val="28"/>
+        </w:rPr>
+        <w:t>.</w:t>
       </w:r>
     </w:p>
     <w:p>
@@ -9065,79 +7326,7 @@
           <w:sz w:val="28"/>
           <w:szCs w:val="28"/>
         </w:rPr>
-        <w:t xml:space="preserve">Проект </w:t>
-      </w:r>
-      <w:proofErr w:type="spellStart"/>
-      <w:r>
-        <w:rPr>
-          <w:rFonts w:ascii="Times New Roman" w:hAnsi="Times New Roman" w:cs="Times New Roman"/>
-          <w:sz w:val="28"/>
-          <w:szCs w:val="28"/>
-        </w:rPr>
-        <w:t>ViewModel</w:t>
-      </w:r>
-      <w:proofErr w:type="spellEnd"/>
-      <w:r>
-        <w:rPr>
-          <w:rFonts w:ascii="Times New Roman" w:hAnsi="Times New Roman" w:cs="Times New Roman"/>
-          <w:sz w:val="28"/>
-          <w:szCs w:val="28"/>
-        </w:rPr>
-        <w:t xml:space="preserve"> содержит </w:t>
-      </w:r>
-      <w:proofErr w:type="spellStart"/>
-      <w:r>
-        <w:rPr>
-          <w:rFonts w:ascii="Times New Roman" w:hAnsi="Times New Roman" w:cs="Times New Roman"/>
-          <w:sz w:val="28"/>
-          <w:szCs w:val="28"/>
-        </w:rPr>
-        <w:t>MainViewModel</w:t>
-      </w:r>
-      <w:proofErr w:type="spellEnd"/>
-      <w:r>
-        <w:rPr>
-          <w:rFonts w:ascii="Times New Roman" w:hAnsi="Times New Roman" w:cs="Times New Roman"/>
-          <w:sz w:val="28"/>
-          <w:szCs w:val="28"/>
-        </w:rPr>
-        <w:t xml:space="preserve"> и логику взаимодействия с пользовательским интерфейсом. Проект </w:t>
-      </w:r>
-      <w:proofErr w:type="spellStart"/>
-      <w:r>
-        <w:rPr>
-          <w:rFonts w:ascii="Times New Roman" w:hAnsi="Times New Roman" w:cs="Times New Roman"/>
-          <w:sz w:val="28"/>
-          <w:szCs w:val="28"/>
-        </w:rPr>
-        <w:t>OrganizerPlugin</w:t>
-      </w:r>
-      <w:proofErr w:type="spellEnd"/>
-      <w:r>
-        <w:rPr>
-          <w:rFonts w:ascii="Times New Roman" w:hAnsi="Times New Roman" w:cs="Times New Roman"/>
-          <w:sz w:val="28"/>
-          <w:szCs w:val="28"/>
-        </w:rPr>
-        <w:t xml:space="preserve"> содержит главное окно </w:t>
-      </w:r>
-      <w:proofErr w:type="spellStart"/>
-      <w:r>
-        <w:rPr>
-          <w:rFonts w:ascii="Times New Roman" w:hAnsi="Times New Roman" w:cs="Times New Roman"/>
-          <w:sz w:val="28"/>
-          <w:szCs w:val="28"/>
-        </w:rPr>
-        <w:t>MainWindow</w:t>
-      </w:r>
-      <w:proofErr w:type="spellEnd"/>
-      <w:r>
-        <w:rPr>
-          <w:rFonts w:ascii="Times New Roman" w:hAnsi="Times New Roman" w:cs="Times New Roman"/>
-          <w:sz w:val="28"/>
-          <w:szCs w:val="28"/>
-        </w:rPr>
-        <w:t xml:space="preserve"> и ресурсы WPF. Проект Core не зависит от WPF и API САПР.</w:t>
+        <w:t>Проект ViewModel содержит MainViewModel и логику взаимодействия с пользовательским интерфейсом. Проект OrganizerPlugin содержит главное окно MainWindow и ресурсы WPF. Проект Core не зависит от WPF и API САПР.</w:t>
       </w:r>
     </w:p>
     <w:p>
@@ -9179,25 +7368,7 @@
           <w:sz w:val="28"/>
           <w:szCs w:val="28"/>
         </w:rPr>
-        <w:t xml:space="preserve">— </w:t>
-      </w:r>
-      <w:proofErr w:type="spellStart"/>
-      <w:r>
-        <w:rPr>
-          <w:rFonts w:ascii="Times New Roman" w:hAnsi="Times New Roman" w:cs="Times New Roman"/>
-          <w:sz w:val="28"/>
-          <w:szCs w:val="28"/>
-        </w:rPr>
-        <w:t>MainWindow</w:t>
-      </w:r>
-      <w:proofErr w:type="spellEnd"/>
-      <w:r>
-        <w:rPr>
-          <w:rFonts w:ascii="Times New Roman" w:hAnsi="Times New Roman" w:cs="Times New Roman"/>
-          <w:sz w:val="28"/>
-          <w:szCs w:val="28"/>
-        </w:rPr>
-        <w:t xml:space="preserve"> — главное окно WPF, содержащее поля ввода параметров, изображение изделия, сообщения валидации и элементы управления. Связь с моделью представления осуществляется через привязки данных и команд.</w:t>
+        <w:t>— MainWindow — главное окно WPF, содержащее поля ввода параметров, изображение изделия, сообщения валидации и элементы управления. Связь с моделью представления осуществляется через привязки данных и команд.</w:t>
       </w:r>
     </w:p>
     <w:p>
@@ -9218,25 +7389,7 @@
           <w:sz w:val="28"/>
           <w:szCs w:val="28"/>
         </w:rPr>
-        <w:t xml:space="preserve">— </w:t>
-      </w:r>
-      <w:proofErr w:type="spellStart"/>
-      <w:r>
-        <w:rPr>
-          <w:rFonts w:ascii="Times New Roman" w:hAnsi="Times New Roman" w:cs="Times New Roman"/>
-          <w:sz w:val="28"/>
-          <w:szCs w:val="28"/>
-        </w:rPr>
-        <w:t>MainViewModel</w:t>
-      </w:r>
-      <w:proofErr w:type="spellEnd"/>
-      <w:r>
-        <w:rPr>
-          <w:rFonts w:ascii="Times New Roman" w:hAnsi="Times New Roman" w:cs="Times New Roman"/>
-          <w:sz w:val="28"/>
-          <w:szCs w:val="28"/>
-        </w:rPr>
-        <w:t xml:space="preserve"> — модель представления, хранящая вводимые пользователем значения, отображаемые диапазоны и сообщения об ошибках. Выполняет преобразование введённого текста в числовые значения, </w:t>
+        <w:t xml:space="preserve">— MainViewModel — модель представления, хранящая вводимые пользователем значения, отображаемые диапазоны и сообщения об ошибках. Выполняет преобразование введённого текста в числовые значения, </w:t>
       </w:r>
       <w:r>
         <w:rPr>
@@ -9245,43 +7398,7 @@
           <w:szCs w:val="28"/>
         </w:rPr>
         <w:lastRenderedPageBreak/>
-        <w:t xml:space="preserve">обращается к </w:t>
-      </w:r>
-      <w:proofErr w:type="spellStart"/>
-      <w:r>
-        <w:rPr>
-          <w:rFonts w:ascii="Times New Roman" w:hAnsi="Times New Roman" w:cs="Times New Roman"/>
-          <w:sz w:val="28"/>
-          <w:szCs w:val="28"/>
-        </w:rPr>
-        <w:t>Validator</w:t>
-      </w:r>
-      <w:proofErr w:type="spellEnd"/>
-      <w:r>
-        <w:rPr>
-          <w:rFonts w:ascii="Times New Roman" w:hAnsi="Times New Roman" w:cs="Times New Roman"/>
-          <w:sz w:val="28"/>
-          <w:szCs w:val="28"/>
-        </w:rPr>
-        <w:t xml:space="preserve"> и запускает построение через </w:t>
-      </w:r>
-      <w:proofErr w:type="spellStart"/>
-      <w:r>
-        <w:rPr>
-          <w:rFonts w:ascii="Times New Roman" w:hAnsi="Times New Roman" w:cs="Times New Roman"/>
-          <w:sz w:val="28"/>
-          <w:szCs w:val="28"/>
-        </w:rPr>
-        <w:t>OrganizerBuilder</w:t>
-      </w:r>
-      <w:proofErr w:type="spellEnd"/>
-      <w:r>
-        <w:rPr>
-          <w:rFonts w:ascii="Times New Roman" w:hAnsi="Times New Roman" w:cs="Times New Roman"/>
-          <w:sz w:val="28"/>
-          <w:szCs w:val="28"/>
-        </w:rPr>
-        <w:t>. Уведомляет представление об изменениях свойств и ошибках ввода.</w:t>
+        <w:t>обращается к Validator и запускает построение через OrganizerBuilder. Уведомляет представление об изменениях свойств и ошибках ввода.</w:t>
       </w:r>
     </w:p>
     <w:p>
@@ -9302,61 +7419,7 @@
           <w:sz w:val="28"/>
           <w:szCs w:val="28"/>
         </w:rPr>
-        <w:t xml:space="preserve">— </w:t>
-      </w:r>
-      <w:proofErr w:type="spellStart"/>
-      <w:r>
-        <w:rPr>
-          <w:rFonts w:ascii="Times New Roman" w:hAnsi="Times New Roman" w:cs="Times New Roman"/>
-          <w:sz w:val="28"/>
-          <w:szCs w:val="28"/>
-        </w:rPr>
-        <w:t>OrganizerParameters</w:t>
-      </w:r>
-      <w:proofErr w:type="spellEnd"/>
-      <w:r>
-        <w:rPr>
-          <w:rFonts w:ascii="Times New Roman" w:hAnsi="Times New Roman" w:cs="Times New Roman"/>
-          <w:sz w:val="28"/>
-          <w:szCs w:val="28"/>
-        </w:rPr>
-        <w:t xml:space="preserve"> — класс числовых параметров модели. Содержит L, W, H, T и S типа </w:t>
-      </w:r>
-      <w:proofErr w:type="spellStart"/>
-      <w:r>
-        <w:rPr>
-          <w:rFonts w:ascii="Times New Roman" w:hAnsi="Times New Roman" w:cs="Times New Roman"/>
-          <w:sz w:val="28"/>
-          <w:szCs w:val="28"/>
-        </w:rPr>
-        <w:t>double</w:t>
-      </w:r>
-      <w:proofErr w:type="spellEnd"/>
-      <w:r>
-        <w:rPr>
-          <w:rFonts w:ascii="Times New Roman" w:hAnsi="Times New Roman" w:cs="Times New Roman"/>
-          <w:sz w:val="28"/>
-          <w:szCs w:val="28"/>
-        </w:rPr>
-        <w:t xml:space="preserve">, а также N типа </w:t>
-      </w:r>
-      <w:proofErr w:type="spellStart"/>
-      <w:r>
-        <w:rPr>
-          <w:rFonts w:ascii="Times New Roman" w:hAnsi="Times New Roman" w:cs="Times New Roman"/>
-          <w:sz w:val="28"/>
-          <w:szCs w:val="28"/>
-        </w:rPr>
-        <w:t>int</w:t>
-      </w:r>
-      <w:proofErr w:type="spellEnd"/>
-      <w:r>
-        <w:rPr>
-          <w:rFonts w:ascii="Times New Roman" w:hAnsi="Times New Roman" w:cs="Times New Roman"/>
-          <w:sz w:val="28"/>
-          <w:szCs w:val="28"/>
-        </w:rPr>
-        <w:t>. Не зависит от WPF и API КОМПАС-3D.</w:t>
+        <w:t>— OrganizerParameters — класс числовых параметров модели. Содержит L, W, H, T и S типа double, а также N типа int. Не зависит от WPF и API КОМПАС-3D.</w:t>
       </w:r>
     </w:p>
     <w:p>
@@ -9377,25 +7440,7 @@
           <w:sz w:val="28"/>
           <w:szCs w:val="28"/>
         </w:rPr>
-        <w:t xml:space="preserve">— </w:t>
-      </w:r>
-      <w:proofErr w:type="spellStart"/>
-      <w:r>
-        <w:rPr>
-          <w:rFonts w:ascii="Times New Roman" w:hAnsi="Times New Roman" w:cs="Times New Roman"/>
-          <w:sz w:val="28"/>
-          <w:szCs w:val="28"/>
-        </w:rPr>
-        <w:t>Validator</w:t>
-      </w:r>
-      <w:proofErr w:type="spellEnd"/>
-      <w:r>
-        <w:rPr>
-          <w:rFonts w:ascii="Times New Roman" w:hAnsi="Times New Roman" w:cs="Times New Roman"/>
-          <w:sz w:val="28"/>
-          <w:szCs w:val="28"/>
-        </w:rPr>
-        <w:t xml:space="preserve"> — класс проверки фиксированных диапазонов, геометрического ограничения и ширины последней секции. Рассчитывает допустимые диапазоны L и S и возвращает сведения о нарушенных ограничениях. Не изменяет переданные значения и не обращается к САПР.</w:t>
+        <w:t>— Validator — класс проверки фиксированных диапазонов, геометрического ограничения и ширины последней секции. Рассчитывает допустимые диапазоны L и S и возвращает сведения о нарушенных ограничениях. Не изменяет переданные значения и не обращается к САПР.</w:t>
       </w:r>
     </w:p>
     <w:p>
@@ -9416,25 +7461,7 @@
           <w:sz w:val="28"/>
           <w:szCs w:val="28"/>
         </w:rPr>
-        <w:t xml:space="preserve">— </w:t>
-      </w:r>
-      <w:proofErr w:type="spellStart"/>
-      <w:r>
-        <w:rPr>
-          <w:rFonts w:ascii="Times New Roman" w:hAnsi="Times New Roman" w:cs="Times New Roman"/>
-          <w:sz w:val="28"/>
-          <w:szCs w:val="28"/>
-        </w:rPr>
-        <w:t>OrganizerBuilder</w:t>
-      </w:r>
-      <w:proofErr w:type="spellEnd"/>
-      <w:r>
-        <w:rPr>
-          <w:rFonts w:ascii="Times New Roman" w:hAnsi="Times New Roman" w:cs="Times New Roman"/>
-          <w:sz w:val="28"/>
-          <w:szCs w:val="28"/>
-        </w:rPr>
-        <w:t xml:space="preserve"> — класс, определяющий последовательность построения основания, наружных стенок и внутренних перегородок. Рассчитывает размеры и положения элементов по проверенным параметрам и передаёт команды компоненту Kompas3DWrapper.</w:t>
+        <w:t>— OrganizerBuilder — класс, определяющий последовательность построения основания, наружных стенок и внутренних перегородок. Рассчитывает размеры и положения элементов по проверенным параметрам и передаёт команды компоненту Kompas3DWrapper.</w:t>
       </w:r>
     </w:p>
     <w:p>
@@ -9483,77 +7510,13 @@
           <w:szCs w:val="28"/>
         </w:rPr>
       </w:pPr>
-      <w:proofErr w:type="spellStart"/>
-      <w:r>
-        <w:rPr>
-          <w:rFonts w:ascii="Times New Roman" w:hAnsi="Times New Roman" w:cs="Times New Roman"/>
-          <w:sz w:val="28"/>
-          <w:szCs w:val="28"/>
-        </w:rPr>
-        <w:t>MainWindow</w:t>
-      </w:r>
-      <w:proofErr w:type="spellEnd"/>
-      <w:r>
-        <w:rPr>
-          <w:rFonts w:ascii="Times New Roman" w:hAnsi="Times New Roman" w:cs="Times New Roman"/>
-          <w:sz w:val="28"/>
-          <w:szCs w:val="28"/>
-        </w:rPr>
-        <w:t xml:space="preserve"> получает данные и команды через </w:t>
-      </w:r>
-      <w:proofErr w:type="spellStart"/>
-      <w:r>
-        <w:rPr>
-          <w:rFonts w:ascii="Times New Roman" w:hAnsi="Times New Roman" w:cs="Times New Roman"/>
-          <w:sz w:val="28"/>
-          <w:szCs w:val="28"/>
-        </w:rPr>
-        <w:t>MainViewModel</w:t>
-      </w:r>
-      <w:proofErr w:type="spellEnd"/>
-      <w:r>
-        <w:rPr>
-          <w:rFonts w:ascii="Times New Roman" w:hAnsi="Times New Roman" w:cs="Times New Roman"/>
-          <w:sz w:val="28"/>
-          <w:szCs w:val="28"/>
-        </w:rPr>
-        <w:t xml:space="preserve">. При изменении ввода </w:t>
-      </w:r>
-      <w:proofErr w:type="spellStart"/>
-      <w:r>
-        <w:rPr>
-          <w:rFonts w:ascii="Times New Roman" w:hAnsi="Times New Roman" w:cs="Times New Roman"/>
-          <w:sz w:val="28"/>
-          <w:szCs w:val="28"/>
-        </w:rPr>
-        <w:t>MainViewModel</w:t>
-      </w:r>
-      <w:proofErr w:type="spellEnd"/>
-      <w:r>
-        <w:rPr>
-          <w:rFonts w:ascii="Times New Roman" w:hAnsi="Times New Roman" w:cs="Times New Roman"/>
-          <w:sz w:val="28"/>
-          <w:szCs w:val="28"/>
-        </w:rPr>
-        <w:t xml:space="preserve"> проверяет возможность преобразования текста в число и обращается к </w:t>
-      </w:r>
-      <w:proofErr w:type="spellStart"/>
-      <w:r>
-        <w:rPr>
-          <w:rFonts w:ascii="Times New Roman" w:hAnsi="Times New Roman" w:cs="Times New Roman"/>
-          <w:sz w:val="28"/>
-          <w:szCs w:val="28"/>
-        </w:rPr>
-        <w:t>Validator</w:t>
-      </w:r>
-      <w:proofErr w:type="spellEnd"/>
-      <w:r>
-        <w:rPr>
-          <w:rFonts w:ascii="Times New Roman" w:hAnsi="Times New Roman" w:cs="Times New Roman"/>
-          <w:sz w:val="28"/>
-          <w:szCs w:val="28"/>
-        </w:rPr>
-        <w:t xml:space="preserve"> для проверки ограничений и пересчёта диапазонов. Неполный или некорректный ввод сохраняется в представлении и сопровождается сообщением об ошибке.</w:t>
+      <w:r>
+        <w:rPr>
+          <w:rFonts w:ascii="Times New Roman" w:hAnsi="Times New Roman" w:cs="Times New Roman"/>
+          <w:sz w:val="28"/>
+          <w:szCs w:val="28"/>
+        </w:rPr>
+        <w:t>MainWindow получает данные и команды через MainViewModel. При изменении ввода MainViewModel проверяет возможность преобразования текста в число и обращается к Validator для проверки ограничений и пересчёта диапазонов. Неполный или некорректный ввод сохраняется в представлении и сопровождается сообщением об ошибке.</w:t>
       </w:r>
     </w:p>
     <w:p>
@@ -9574,61 +7537,7 @@
           <w:sz w:val="28"/>
           <w:szCs w:val="28"/>
         </w:rPr>
-        <w:t xml:space="preserve">При выполнении команды построения </w:t>
-      </w:r>
-      <w:proofErr w:type="spellStart"/>
-      <w:r>
-        <w:rPr>
-          <w:rFonts w:ascii="Times New Roman" w:hAnsi="Times New Roman" w:cs="Times New Roman"/>
-          <w:sz w:val="28"/>
-          <w:szCs w:val="28"/>
-        </w:rPr>
-        <w:t>MainViewModel</w:t>
-      </w:r>
-      <w:proofErr w:type="spellEnd"/>
-      <w:r>
-        <w:rPr>
-          <w:rFonts w:ascii="Times New Roman" w:hAnsi="Times New Roman" w:cs="Times New Roman"/>
-          <w:sz w:val="28"/>
-          <w:szCs w:val="28"/>
-        </w:rPr>
-        <w:t xml:space="preserve"> повторно проверяет параметры. Если ошибок нет, формируется объект </w:t>
-      </w:r>
-      <w:proofErr w:type="spellStart"/>
-      <w:r>
-        <w:rPr>
-          <w:rFonts w:ascii="Times New Roman" w:hAnsi="Times New Roman" w:cs="Times New Roman"/>
-          <w:sz w:val="28"/>
-          <w:szCs w:val="28"/>
-        </w:rPr>
-        <w:t>OrganizerParameters</w:t>
-      </w:r>
-      <w:proofErr w:type="spellEnd"/>
-      <w:r>
-        <w:rPr>
-          <w:rFonts w:ascii="Times New Roman" w:hAnsi="Times New Roman" w:cs="Times New Roman"/>
-          <w:sz w:val="28"/>
-          <w:szCs w:val="28"/>
-        </w:rPr>
-        <w:t xml:space="preserve"> с текущими числовыми значениями и передаётся </w:t>
-      </w:r>
-      <w:proofErr w:type="spellStart"/>
-      <w:r>
-        <w:rPr>
-          <w:rFonts w:ascii="Times New Roman" w:hAnsi="Times New Roman" w:cs="Times New Roman"/>
-          <w:sz w:val="28"/>
-          <w:szCs w:val="28"/>
-        </w:rPr>
-        <w:t>OrganizerBuilder</w:t>
-      </w:r>
-      <w:proofErr w:type="spellEnd"/>
-      <w:r>
-        <w:rPr>
-          <w:rFonts w:ascii="Times New Roman" w:hAnsi="Times New Roman" w:cs="Times New Roman"/>
-          <w:sz w:val="28"/>
-          <w:szCs w:val="28"/>
-        </w:rPr>
-        <w:t>.</w:t>
+        <w:t>При выполнении команды построения MainViewModel повторно проверяет параметры. Если ошибок нет, формируется объект OrganizerParameters с текущими числовыми значениями и передаётся OrganizerBuilder.</w:t>
       </w:r>
     </w:p>
     <w:p>
@@ -9643,23 +7552,13 @@
           <w:szCs w:val="28"/>
         </w:rPr>
       </w:pPr>
-      <w:proofErr w:type="spellStart"/>
-      <w:r>
-        <w:rPr>
-          <w:rFonts w:ascii="Times New Roman" w:hAnsi="Times New Roman" w:cs="Times New Roman"/>
-          <w:sz w:val="28"/>
-          <w:szCs w:val="28"/>
-        </w:rPr>
-        <w:t>OrganizerBuilder</w:t>
-      </w:r>
-      <w:proofErr w:type="spellEnd"/>
-      <w:r>
-        <w:rPr>
-          <w:rFonts w:ascii="Times New Roman" w:hAnsi="Times New Roman" w:cs="Times New Roman"/>
-          <w:sz w:val="28"/>
-          <w:szCs w:val="28"/>
-        </w:rPr>
-        <w:t xml:space="preserve"> определяет последовательность геометрических операций и использует Kompas3DWrapper для их выполнения. COM-объекты </w:t>
+      <w:r>
+        <w:rPr>
+          <w:rFonts w:ascii="Times New Roman" w:hAnsi="Times New Roman" w:cs="Times New Roman"/>
+          <w:sz w:val="28"/>
+          <w:szCs w:val="28"/>
+        </w:rPr>
+        <w:t xml:space="preserve">OrganizerBuilder определяет последовательность геометрических операций и использует Kompas3DWrapper для их выполнения. COM-объекты </w:t>
       </w:r>
       <w:r>
         <w:rPr>
@@ -9668,25 +7567,7 @@
           <w:szCs w:val="28"/>
         </w:rPr>
         <w:lastRenderedPageBreak/>
-        <w:t xml:space="preserve">остаются внутри Kompas3DWrapper и не передаются в представление или </w:t>
-      </w:r>
-      <w:proofErr w:type="spellStart"/>
-      <w:r>
-        <w:rPr>
-          <w:rFonts w:ascii="Times New Roman" w:hAnsi="Times New Roman" w:cs="Times New Roman"/>
-          <w:sz w:val="28"/>
-          <w:szCs w:val="28"/>
-        </w:rPr>
-        <w:t>Validator</w:t>
-      </w:r>
-      <w:proofErr w:type="spellEnd"/>
-      <w:r>
-        <w:rPr>
-          <w:rFonts w:ascii="Times New Roman" w:hAnsi="Times New Roman" w:cs="Times New Roman"/>
-          <w:sz w:val="28"/>
-          <w:szCs w:val="28"/>
-        </w:rPr>
-        <w:t>.</w:t>
+        <w:t>остаются внутри Kompas3DWrapper и не передаются в представление или Validator.</w:t>
       </w:r>
     </w:p>
     <w:p>
@@ -9707,25 +7588,7 @@
           <w:sz w:val="28"/>
           <w:szCs w:val="28"/>
         </w:rPr>
-        <w:t xml:space="preserve">Ошибки ввода отображаются рядом с соответствующими полями. Ошибки подключения к САПР и построения модели передаются в </w:t>
-      </w:r>
-      <w:proofErr w:type="spellStart"/>
-      <w:r>
-        <w:rPr>
-          <w:rFonts w:ascii="Times New Roman" w:hAnsi="Times New Roman" w:cs="Times New Roman"/>
-          <w:sz w:val="28"/>
-          <w:szCs w:val="28"/>
-        </w:rPr>
-        <w:t>MainViewModel</w:t>
-      </w:r>
-      <w:proofErr w:type="spellEnd"/>
-      <w:r>
-        <w:rPr>
-          <w:rFonts w:ascii="Times New Roman" w:hAnsi="Times New Roman" w:cs="Times New Roman"/>
-          <w:sz w:val="28"/>
-          <w:szCs w:val="28"/>
-        </w:rPr>
-        <w:t xml:space="preserve"> для отображения пользователю на русском языке. При ошибке построение прекращается; документы, не относящиеся к создаваемой модели, не изменяются.</w:t>
+        <w:t>Ошибки ввода отображаются рядом с соответствующими полями. Ошибки подключения к САПР и построения модели передаются в MainViewModel для отображения пользователю на русском языке. При ошибке построение прекращается; документы, не относящиеся к создаваемой модели, не изменяются.</w:t>
       </w:r>
     </w:p>
     <w:p>
@@ -10001,6 +7864,27 @@
           <w:sz w:val="28"/>
           <w:szCs w:val="28"/>
         </w:rPr>
+        <w:t>Кнопка «Сбросить» восстанавливает значения параметров по умолчанию и выполняет повторную проверку с пересчётом допустимых диапазонов. Изображение органайзера является справочной схемой и не изменяется при вводе параметров.</w:t>
+      </w:r>
+    </w:p>
+    <w:p>
+      <w:pPr>
+        <w:pStyle w:val="a3"/>
+        <w:spacing w:after="0" w:line="360" w:lineRule="auto"/>
+        <w:ind w:left="0" w:firstLine="709"/>
+        <w:jc w:val="both"/>
+        <w:rPr>
+          <w:rFonts w:ascii="Times New Roman" w:hAnsi="Times New Roman" w:cs="Times New Roman"/>
+          <w:sz w:val="28"/>
+          <w:szCs w:val="28"/>
+        </w:rPr>
+      </w:pPr>
+      <w:r>
+        <w:rPr>
+          <w:rFonts w:ascii="Times New Roman" w:hAnsi="Times New Roman" w:cs="Times New Roman"/>
+          <w:sz w:val="28"/>
+          <w:szCs w:val="28"/>
+        </w:rPr>
         <w:t>На рисунке 3.2 представлен основной макет пользовательского интерфейса при корректно заданных параметрах.</w:t>
       </w:r>
     </w:p>
@@ -10024,9 +7908,9 @@
           <w:szCs w:val="28"/>
         </w:rPr>
         <w:drawing>
-          <wp:inline distT="0" distB="0" distL="0" distR="0" wp14:anchorId="4B203B80" wp14:editId="018F59C8">
-            <wp:extent cx="4909625" cy="3163572"/>
-            <wp:effectExtent l="19050" t="19050" r="24765" b="17780"/>
+          <wp:inline distT="0" distB="0" distL="0" distR="0" wp14:anchorId="4B203B80" wp14:editId="4296119A">
+            <wp:extent cx="5896721" cy="3239770"/>
+            <wp:effectExtent l="19050" t="19050" r="27940" b="17780"/>
             <wp:docPr id="1536178341" name="Рисунок 1"/>
             <wp:cNvGraphicFramePr>
               <a:graphicFrameLocks xmlns:a="http://schemas.openxmlformats.org/drawingml/2006/main" noChangeAspect="1"/>
@@ -10035,11 +7919,17 @@
               <a:graphicData uri="http://schemas.openxmlformats.org/drawingml/2006/picture">
                 <pic:pic xmlns:pic="http://schemas.openxmlformats.org/drawingml/2006/picture">
                   <pic:nvPicPr>
-                    <pic:cNvPr id="1536178341" name=""/>
+                    <pic:cNvPr id="1536178341" name="Рисунок 1"/>
                     <pic:cNvPicPr/>
                   </pic:nvPicPr>
                   <pic:blipFill>
-                    <a:blip r:embed="rId12"/>
+                    <a:blip r:embed="rId12" cstate="print">
+                      <a:extLst>
+                        <a:ext uri="{28A0092B-C50C-407E-A947-70E740481C1C}">
+                          <a14:useLocalDpi xmlns:a14="http://schemas.microsoft.com/office/drawing/2010/main" val="0"/>
+                        </a:ext>
+                      </a:extLst>
+                    </a:blip>
                     <a:stretch>
                       <a:fillRect/>
                     </a:stretch>
@@ -10047,7 +7937,7 @@
                   <pic:spPr>
                     <a:xfrm>
                       <a:off x="0" y="0"/>
-                      <a:ext cx="4929674" cy="3176491"/>
+                      <a:ext cx="5903637" cy="3243570"/>
                     </a:xfrm>
                     <a:prstGeom prst="rect">
                       <a:avLst/>
@@ -10138,61 +8028,7 @@
           <w:sz w:val="28"/>
           <w:szCs w:val="28"/>
         </w:rPr>
-        <w:t>N·S + (N+</w:t>
-      </w:r>
-      <w:proofErr w:type="gramStart"/>
-      <w:r>
-        <w:rPr>
-          <w:rFonts w:ascii="Times New Roman" w:hAnsi="Times New Roman" w:cs="Times New Roman"/>
-          <w:sz w:val="28"/>
-          <w:szCs w:val="28"/>
-        </w:rPr>
-        <w:t>1)·</w:t>
-      </w:r>
-      <w:proofErr w:type="gramEnd"/>
-      <w:r>
-        <w:rPr>
-          <w:rFonts w:ascii="Times New Roman" w:hAnsi="Times New Roman" w:cs="Times New Roman"/>
-          <w:sz w:val="28"/>
-          <w:szCs w:val="28"/>
-        </w:rPr>
-        <w:t>T ≤ L ≤ (N−</w:t>
-      </w:r>
-      <w:proofErr w:type="gramStart"/>
-      <w:r>
-        <w:rPr>
-          <w:rFonts w:ascii="Times New Roman" w:hAnsi="Times New Roman" w:cs="Times New Roman"/>
-          <w:sz w:val="28"/>
-          <w:szCs w:val="28"/>
-        </w:rPr>
-        <w:t>1)·</w:t>
-      </w:r>
-      <w:proofErr w:type="gramEnd"/>
-      <w:r>
-        <w:rPr>
-          <w:rFonts w:ascii="Times New Roman" w:hAnsi="Times New Roman" w:cs="Times New Roman"/>
-          <w:sz w:val="28"/>
-          <w:szCs w:val="28"/>
-        </w:rPr>
-        <w:t>S + (N+</w:t>
-      </w:r>
-      <w:proofErr w:type="gramStart"/>
-      <w:r>
-        <w:rPr>
-          <w:rFonts w:ascii="Times New Roman" w:hAnsi="Times New Roman" w:cs="Times New Roman"/>
-          <w:sz w:val="28"/>
-          <w:szCs w:val="28"/>
-        </w:rPr>
-        <w:t>1)·</w:t>
-      </w:r>
-      <w:proofErr w:type="gramEnd"/>
-      <w:r>
-        <w:rPr>
-          <w:rFonts w:ascii="Times New Roman" w:hAnsi="Times New Roman" w:cs="Times New Roman"/>
-          <w:sz w:val="28"/>
-          <w:szCs w:val="28"/>
-        </w:rPr>
-        <w:t>T + 100.</w:t>
+        <w:t>N·S + (N+1)·T ≤ L ≤ (N−1)·S + (N+1)·T + 100.</w:t>
       </w:r>
     </w:p>
     <w:p>
@@ -10234,7 +8070,16 @@
           <w:sz w:val="28"/>
           <w:szCs w:val="28"/>
         </w:rPr>
-        <w:t>При вводе значения, не соответствующего заданному диапазону или указанному условию зависимости, соответствующее поле выделяется цветом, указывающим на ошибку. Пример интерфейса с некорректно заданными параметрами представлен на рисунке 3.3.</w:t>
+        <w:t xml:space="preserve">При вводе значения, не соответствующего заданному диапазону или указанному условию зависимости, соответствующее поле выделяется цветом, </w:t>
+      </w:r>
+      <w:r>
+        <w:rPr>
+          <w:rFonts w:ascii="Times New Roman" w:hAnsi="Times New Roman" w:cs="Times New Roman"/>
+          <w:sz w:val="28"/>
+          <w:szCs w:val="28"/>
+        </w:rPr>
+        <w:lastRenderedPageBreak/>
+        <w:t>указывающим на ошибку. Пример интерфейса с некорректно заданными параметрами представлен на рисунке 3.3.</w:t>
       </w:r>
       <w:r>
         <w:rPr>
@@ -10264,11 +8109,10 @@
           <w:sz w:val="28"/>
           <w:szCs w:val="28"/>
         </w:rPr>
-        <w:lastRenderedPageBreak/>
         <w:drawing>
-          <wp:inline distT="0" distB="0" distL="0" distR="0" wp14:anchorId="1D26CD1C" wp14:editId="63EC67E0">
-            <wp:extent cx="5936615" cy="3826510"/>
-            <wp:effectExtent l="19050" t="19050" r="26035" b="21590"/>
+          <wp:inline distT="0" distB="0" distL="0" distR="0" wp14:anchorId="1D26CD1C" wp14:editId="56E8CC22">
+            <wp:extent cx="6161764" cy="3842830"/>
+            <wp:effectExtent l="19050" t="19050" r="10795" b="24765"/>
             <wp:docPr id="1854293761" name="Рисунок 1"/>
             <wp:cNvGraphicFramePr>
               <a:graphicFrameLocks xmlns:a="http://schemas.openxmlformats.org/drawingml/2006/main" noChangeAspect="1"/>
@@ -10277,20 +8121,19 @@
               <a:graphicData uri="http://schemas.openxmlformats.org/drawingml/2006/picture">
                 <pic:pic xmlns:pic="http://schemas.openxmlformats.org/drawingml/2006/picture">
                   <pic:nvPicPr>
-                    <pic:cNvPr id="0" name="Picture 7"/>
+                    <pic:cNvPr id="1854293761" name="Рисунок 1"/>
                     <pic:cNvPicPr>
                       <a:picLocks noChangeAspect="1" noChangeArrowheads="1"/>
                     </pic:cNvPicPr>
                   </pic:nvPicPr>
                   <pic:blipFill>
-                    <a:blip r:embed="rId13" cstate="print">
+                    <a:blip r:embed="rId13">
                       <a:extLst>
                         <a:ext uri="{28A0092B-C50C-407E-A947-70E740481C1C}">
                           <a14:useLocalDpi xmlns:a14="http://schemas.microsoft.com/office/drawing/2010/main" val="0"/>
                         </a:ext>
                       </a:extLst>
                     </a:blip>
-                    <a:srcRect/>
                     <a:stretch>
                       <a:fillRect/>
                     </a:stretch>
@@ -10298,7 +8141,7 @@
                   <pic:spPr bwMode="auto">
                     <a:xfrm>
                       <a:off x="0" y="0"/>
-                      <a:ext cx="5936615" cy="3826510"/>
+                      <a:ext cx="6189298" cy="3860002"/>
                     </a:xfrm>
                     <a:prstGeom prst="rect">
                       <a:avLst/>
@@ -10351,7 +8194,15 @@
           <w:sz w:val="28"/>
           <w:szCs w:val="28"/>
         </w:rPr>
-        <w:t xml:space="preserve"> — Пример обработки ошибок при построении модели</w:t>
+        <w:t xml:space="preserve"> — </w:t>
+      </w:r>
+      <w:r>
+        <w:rPr>
+          <w:rFonts w:ascii="Times New Roman" w:hAnsi="Times New Roman" w:cs="Times New Roman"/>
+          <w:sz w:val="28"/>
+          <w:szCs w:val="28"/>
+        </w:rPr>
+        <w:t>Макет интерфейса при нарушении взаимозависимого ограничения</w:t>
       </w:r>
     </w:p>
     <w:p>
@@ -10384,7 +8235,7 @@
           <w:sz w:val="28"/>
           <w:szCs w:val="28"/>
         </w:rPr>
-        <w:t>Поля с некорректными значениями выделяются визуально и сопровождаются текстовым пояснением нарушенного ограничения. Сообщение содержит обозначение параметра и допустимый диапазон либо причину геометрической несовместимости. Например, при L = 300 мм, N = 4 и T = 5 мм допустимый диапазон S составляет от 58,333… до 68,75 мм; значение S = 70 мм должно сопровождаться сообщением о превышении допустимой ширины. Проверка выполняется по расчётным значениям без предварительного округления</w:t>
+        <w:t>На рисунке 3.3 показано нарушение взаимозависимого ограничения при L = 300 мм, N = 4, T = 5 мм и S = 70 мм. При текущем значении S допустимый диапазон L составляет 305–335 мм, а при текущем значении L допустимый диапазон S составляет 58,333…–68,75 мм. Поля L и S выделяются цветом и сопровождаются текстовыми пояснениями. Пользователь может изменить длину L или ширину S для устранения ошибки. Автоматическая замена введённых значений не выполняется. Проверка осуществляется по расчётным значениям без предварительного округления</w:t>
       </w:r>
       <w:r>
         <w:rPr>
@@ -10450,11 +8301,10 @@
           <w:sz w:val="28"/>
           <w:szCs w:val="28"/>
         </w:rPr>
-        <w:lastRenderedPageBreak/>
         <w:drawing>
-          <wp:inline distT="0" distB="0" distL="0" distR="0" wp14:anchorId="452B2585" wp14:editId="4D82C15D">
-            <wp:extent cx="5935460" cy="3826510"/>
-            <wp:effectExtent l="19050" t="19050" r="27305" b="21590"/>
+          <wp:inline distT="0" distB="0" distL="0" distR="0" wp14:anchorId="452B2585" wp14:editId="666EF4E8">
+            <wp:extent cx="6072715" cy="3678307"/>
+            <wp:effectExtent l="19050" t="19050" r="23495" b="17780"/>
             <wp:docPr id="1840926727" name="Рисунок 1"/>
             <wp:cNvGraphicFramePr>
               <a:graphicFrameLocks xmlns:a="http://schemas.openxmlformats.org/drawingml/2006/main" noChangeAspect="1"/>
@@ -10483,7 +8333,7 @@
                   <pic:spPr bwMode="auto">
                     <a:xfrm>
                       <a:off x="0" y="0"/>
-                      <a:ext cx="5935460" cy="3826510"/>
+                      <a:ext cx="6091351" cy="3689595"/>
                     </a:xfrm>
                     <a:prstGeom prst="rect">
                       <a:avLst/>
@@ -10544,6 +8394,26 @@
     </w:p>
     <w:p>
       <w:pPr>
+        <w:spacing w:after="0" w:line="360" w:lineRule="auto"/>
+        <w:ind w:firstLine="708"/>
+        <w:jc w:val="both"/>
+        <w:rPr>
+          <w:rFonts w:ascii="Times New Roman" w:hAnsi="Times New Roman" w:cs="Times New Roman"/>
+          <w:sz w:val="28"/>
+          <w:szCs w:val="28"/>
+        </w:rPr>
+      </w:pPr>
+      <w:r>
+        <w:rPr>
+          <w:rFonts w:ascii="Times New Roman" w:hAnsi="Times New Roman" w:cs="Times New Roman"/>
+          <w:sz w:val="28"/>
+          <w:szCs w:val="28"/>
+        </w:rPr>
+        <w:t>При нажатии кнопки «Построить» выполняется повторная проверка всех параметров. При наличии ошибок отображается сообщение с указанием нарушенных ограничений, а новый документ в САПР не создаётся. На время выполнения построения повторный запуск команды блокируется. После успешного завершения отображается сообщение «Модель построена».</w:t>
+      </w:r>
+    </w:p>
+    <w:p>
+      <w:pPr>
         <w:pStyle w:val="a3"/>
         <w:spacing w:after="0" w:line="360" w:lineRule="auto"/>
         <w:ind w:left="0" w:firstLine="709"/>
@@ -10635,15 +8505,26 @@
           <w:sz w:val="28"/>
           <w:szCs w:val="28"/>
         </w:rPr>
-        <w:t xml:space="preserve">Общие сведения о САПР [Электронный ресурс]. – Режим доступа: http://www.hi-edu.ru/e-books/xbook116/01/part-002.htm, свободный (дата обращения: </w:t>
-      </w:r>
-      <w:r>
-        <w:rPr>
-          <w:rFonts w:ascii="Times New Roman" w:hAnsi="Times New Roman" w:cs="Times New Roman"/>
-          <w:sz w:val="28"/>
-          <w:szCs w:val="28"/>
-        </w:rPr>
-        <w:t>16</w:t>
+        <w:t xml:space="preserve">АСКОН. КОМПАС-3D: о программе [Электронный ресурс]. — URL: </w:t>
+      </w:r>
+      <w:hyperlink r:id="rId15" w:history="1">
+        <w:r>
+          <w:rPr>
+            <w:rStyle w:val="ab"/>
+            <w:rFonts w:ascii="Times New Roman" w:hAnsi="Times New Roman" w:cs="Times New Roman"/>
+            <w:sz w:val="28"/>
+            <w:szCs w:val="28"/>
+          </w:rPr>
+          <w:t>https://kompas.ru/kompas-3d/about/</w:t>
+        </w:r>
+      </w:hyperlink>
+      <w:r>
+        <w:rPr>
+          <w:rFonts w:ascii="Times New Roman" w:hAnsi="Times New Roman" w:cs="Times New Roman"/>
+          <w:sz w:val="28"/>
+          <w:szCs w:val="28"/>
+        </w:rPr>
+        <w:t xml:space="preserve"> (дата обращения: 20.10.2026)</w:t>
       </w:r>
       <w:r>
         <w:rPr>
@@ -10652,22 +8533,6 @@
           <w:szCs w:val="28"/>
         </w:rPr>
         <w:t>.</w:t>
-      </w:r>
-      <w:r>
-        <w:rPr>
-          <w:rFonts w:ascii="Times New Roman" w:hAnsi="Times New Roman" w:cs="Times New Roman"/>
-          <w:sz w:val="28"/>
-          <w:szCs w:val="28"/>
-        </w:rPr>
-        <w:t>10</w:t>
-      </w:r>
-      <w:r>
-        <w:rPr>
-          <w:rFonts w:ascii="Times New Roman" w:hAnsi="Times New Roman" w:cs="Times New Roman"/>
-          <w:sz w:val="28"/>
-          <w:szCs w:val="28"/>
-        </w:rPr>
-        <w:t>.2021).</w:t>
       </w:r>
     </w:p>
     <w:p>
@@ -10696,56 +8561,7 @@
           <w:sz w:val="28"/>
           <w:szCs w:val="28"/>
         </w:rPr>
-        <w:t>Обзор популярных систем автоматического проектирования (</w:t>
-      </w:r>
-      <w:r>
-        <w:rPr>
-          <w:rFonts w:ascii="Times New Roman" w:hAnsi="Times New Roman" w:cs="Times New Roman"/>
-          <w:sz w:val="28"/>
-          <w:szCs w:val="28"/>
-          <w:lang w:val="en-US"/>
-        </w:rPr>
-        <w:t>CAD</w:t>
-      </w:r>
-      <w:r>
-        <w:rPr>
-          <w:rFonts w:ascii="Times New Roman" w:hAnsi="Times New Roman" w:cs="Times New Roman"/>
-          <w:sz w:val="28"/>
-          <w:szCs w:val="28"/>
-        </w:rPr>
-        <w:t xml:space="preserve">) [Электронный ресурс]. – Режим доступа: https://www.pointcad.ru/novosti/obzor-sistem-avtomatizirovannogo-proektirovaniya, свободный (дата обращения: </w:t>
-      </w:r>
-      <w:r>
-        <w:rPr>
-          <w:rFonts w:ascii="Times New Roman" w:hAnsi="Times New Roman" w:cs="Times New Roman"/>
-          <w:sz w:val="28"/>
-          <w:szCs w:val="28"/>
-        </w:rPr>
-        <w:t>16</w:t>
-      </w:r>
-      <w:r>
-        <w:rPr>
-          <w:rFonts w:ascii="Times New Roman" w:hAnsi="Times New Roman" w:cs="Times New Roman"/>
-          <w:sz w:val="28"/>
-          <w:szCs w:val="28"/>
-        </w:rPr>
-        <w:t>.</w:t>
-      </w:r>
-      <w:r>
-        <w:rPr>
-          <w:rFonts w:ascii="Times New Roman" w:hAnsi="Times New Roman" w:cs="Times New Roman"/>
-          <w:sz w:val="28"/>
-          <w:szCs w:val="28"/>
-        </w:rPr>
-        <w:t>10</w:t>
-      </w:r>
-      <w:r>
-        <w:rPr>
-          <w:rFonts w:ascii="Times New Roman" w:hAnsi="Times New Roman" w:cs="Times New Roman"/>
-          <w:sz w:val="28"/>
-          <w:szCs w:val="28"/>
-        </w:rPr>
-        <w:t>.2021).</w:t>
+        <w:t>Кученко А. С. Разработка плагина «Модульный органайзер» для системы автоматизированного проектирования КОМПАС-3D: техническое задание. — Томск, 2026.</w:t>
       </w:r>
     </w:p>
     <w:p>
@@ -10766,25 +8582,6 @@
           <w:sz w:val="28"/>
           <w:szCs w:val="28"/>
         </w:rPr>
-        <w:t>3.</w:t>
-      </w:r>
-      <w:r>
-        <w:t xml:space="preserve"> </w:t>
-      </w:r>
-      <w:r>
-        <w:rPr>
-          <w:rFonts w:ascii="Times New Roman" w:hAnsi="Times New Roman" w:cs="Times New Roman"/>
-          <w:sz w:val="28"/>
-          <w:szCs w:val="28"/>
-        </w:rPr>
-        <w:t>КОМПАС-</w:t>
-      </w:r>
-      <w:r>
-        <w:rPr>
-          <w:rFonts w:ascii="Times New Roman" w:hAnsi="Times New Roman" w:cs="Times New Roman"/>
-          <w:sz w:val="28"/>
-          <w:szCs w:val="28"/>
-        </w:rPr>
         <w:t>3</w:t>
       </w:r>
       <w:r>
@@ -10792,41 +8589,35 @@
           <w:rFonts w:ascii="Times New Roman" w:hAnsi="Times New Roman" w:cs="Times New Roman"/>
           <w:sz w:val="28"/>
           <w:szCs w:val="28"/>
-          <w:lang w:val="en-US"/>
-        </w:rPr>
-        <w:t>D</w:t>
-      </w:r>
-      <w:r>
-        <w:rPr>
-          <w:rFonts w:ascii="Times New Roman" w:hAnsi="Times New Roman" w:cs="Times New Roman"/>
-          <w:sz w:val="28"/>
-          <w:szCs w:val="28"/>
-        </w:rPr>
-        <w:t>: О программе</w:t>
-      </w:r>
-      <w:r>
-        <w:rPr>
-          <w:rFonts w:ascii="Times New Roman" w:hAnsi="Times New Roman" w:cs="Times New Roman"/>
-          <w:sz w:val="28"/>
-          <w:szCs w:val="28"/>
-        </w:rPr>
-        <w:t xml:space="preserve"> [Электронный ресурс]. – Режим доступа: https://kompas.ru/kompas-3d/about/, свободный (дата обращения: </w:t>
-      </w:r>
-      <w:r>
-        <w:rPr>
-          <w:rFonts w:ascii="Times New Roman" w:hAnsi="Times New Roman" w:cs="Times New Roman"/>
-          <w:sz w:val="28"/>
-          <w:szCs w:val="28"/>
-        </w:rPr>
-        <w:t>18.10</w:t>
-      </w:r>
-      <w:r>
-        <w:rPr>
-          <w:rFonts w:ascii="Times New Roman" w:hAnsi="Times New Roman" w:cs="Times New Roman"/>
-          <w:sz w:val="28"/>
-          <w:szCs w:val="28"/>
-        </w:rPr>
-        <w:t>.2021).</w:t>
+        </w:rPr>
+        <w:t xml:space="preserve">. </w:t>
+      </w:r>
+      <w:r>
+        <w:rPr>
+          <w:rFonts w:ascii="Times New Roman" w:hAnsi="Times New Roman" w:cs="Times New Roman"/>
+          <w:sz w:val="28"/>
+          <w:szCs w:val="28"/>
+        </w:rPr>
+        <w:t xml:space="preserve">АСКОН. Справочная система SDK КОМПАС-3D v25. API интерфейсов. Версия 5 [Электронный ресурс]. — URL: </w:t>
+      </w:r>
+      <w:hyperlink r:id="rId16" w:history="1">
+        <w:r>
+          <w:rPr>
+            <w:rStyle w:val="ab"/>
+            <w:rFonts w:ascii="Times New Roman" w:hAnsi="Times New Roman" w:cs="Times New Roman"/>
+            <w:sz w:val="28"/>
+            <w:szCs w:val="28"/>
+          </w:rPr>
+          <w:t>https://help.ascon.ru/KOMPAS_SDK/25/ru-RU/ag57940.html</w:t>
+        </w:r>
+      </w:hyperlink>
+      <w:r>
+        <w:rPr>
+          <w:rFonts w:ascii="Times New Roman" w:hAnsi="Times New Roman" w:cs="Times New Roman"/>
+          <w:sz w:val="28"/>
+          <w:szCs w:val="28"/>
+        </w:rPr>
+        <w:t xml:space="preserve"> (дата обращения: 20.10.2026).</w:t>
       </w:r>
     </w:p>
     <w:p>
@@ -10863,67 +8654,26 @@
           <w:sz w:val="28"/>
           <w:szCs w:val="28"/>
         </w:rPr>
-        <w:t xml:space="preserve">Что такое </w:t>
-      </w:r>
-      <w:r>
-        <w:rPr>
-          <w:rFonts w:ascii="Times New Roman" w:hAnsi="Times New Roman" w:cs="Times New Roman"/>
-          <w:sz w:val="28"/>
-          <w:szCs w:val="28"/>
-          <w:lang w:val="en-US"/>
-        </w:rPr>
-        <w:t>API</w:t>
-      </w:r>
-      <w:r>
-        <w:rPr>
-          <w:rFonts w:ascii="Times New Roman" w:hAnsi="Times New Roman" w:cs="Times New Roman"/>
-          <w:sz w:val="28"/>
-          <w:szCs w:val="28"/>
-        </w:rPr>
-        <w:t>?</w:t>
-      </w:r>
-      <w:r>
-        <w:rPr>
-          <w:rFonts w:ascii="Times New Roman" w:hAnsi="Times New Roman" w:cs="Times New Roman"/>
-          <w:sz w:val="28"/>
-          <w:szCs w:val="28"/>
-        </w:rPr>
-        <w:t xml:space="preserve"> [Электронный ресурс]. – Режим доступа: https://dev.by/news/chto-takoe-api-prostym-yazykom, свободный (дата обращения: </w:t>
-      </w:r>
-      <w:r>
-        <w:rPr>
-          <w:rFonts w:ascii="Times New Roman" w:hAnsi="Times New Roman" w:cs="Times New Roman"/>
-          <w:sz w:val="28"/>
-          <w:szCs w:val="28"/>
-        </w:rPr>
-        <w:t>18</w:t>
-      </w:r>
-      <w:r>
-        <w:rPr>
-          <w:rFonts w:ascii="Times New Roman" w:hAnsi="Times New Roman" w:cs="Times New Roman"/>
-          <w:sz w:val="28"/>
-          <w:szCs w:val="28"/>
-        </w:rPr>
-        <w:t>.</w:t>
-      </w:r>
-      <w:r>
-        <w:rPr>
-          <w:rFonts w:ascii="Times New Roman" w:hAnsi="Times New Roman" w:cs="Times New Roman"/>
-          <w:sz w:val="28"/>
-          <w:szCs w:val="28"/>
-        </w:rPr>
-        <w:t>10</w:t>
-      </w:r>
-      <w:r>
-        <w:rPr>
-          <w:rFonts w:ascii="Times New Roman" w:hAnsi="Times New Roman" w:cs="Times New Roman"/>
-          <w:sz w:val="28"/>
-          <w:szCs w:val="28"/>
-        </w:rPr>
-        <w:t>.2021).</w:t>
-      </w:r>
-      <w:r>
-        <w:t xml:space="preserve"> </w:t>
+        <w:t xml:space="preserve">FreeCAD. BoxCreator.FCMacro: исходный код макроса [Электронный ресурс]. — URL: </w:t>
+      </w:r>
+      <w:hyperlink r:id="rId17" w:history="1">
+        <w:r>
+          <w:rPr>
+            <w:rStyle w:val="ab"/>
+            <w:rFonts w:ascii="Times New Roman" w:hAnsi="Times New Roman" w:cs="Times New Roman"/>
+            <w:sz w:val="28"/>
+            <w:szCs w:val="28"/>
+          </w:rPr>
+          <w:t>https://github.com/FreeCAD/FreeCAD-macros/blob/master/ObjectCreation/BoxCreator.FCMacro</w:t>
+        </w:r>
+      </w:hyperlink>
+      <w:r>
+        <w:rPr>
+          <w:rFonts w:ascii="Times New Roman" w:hAnsi="Times New Roman" w:cs="Times New Roman"/>
+          <w:sz w:val="28"/>
+          <w:szCs w:val="28"/>
+        </w:rPr>
+        <w:t xml:space="preserve"> (дата обращения: 20.10.2026).</w:t>
       </w:r>
     </w:p>
     <w:p>
@@ -10936,13 +8686,15 @@
           <w:rFonts w:ascii="Times New Roman" w:hAnsi="Times New Roman" w:cs="Times New Roman"/>
           <w:sz w:val="28"/>
           <w:szCs w:val="28"/>
-        </w:rPr>
-      </w:pPr>
-      <w:r>
-        <w:rPr>
-          <w:rFonts w:ascii="Times New Roman" w:hAnsi="Times New Roman" w:cs="Times New Roman"/>
-          <w:sz w:val="28"/>
-          <w:szCs w:val="28"/>
+          <w:lang w:val="en-US"/>
+        </w:rPr>
+      </w:pPr>
+      <w:r>
+        <w:rPr>
+          <w:rFonts w:ascii="Times New Roman" w:hAnsi="Times New Roman" w:cs="Times New Roman"/>
+          <w:sz w:val="28"/>
+          <w:szCs w:val="28"/>
+          <w:lang w:val="en-US"/>
         </w:rPr>
         <w:t>5.</w:t>
       </w:r>
@@ -10951,6 +8703,7 @@
           <w:rFonts w:ascii="Times New Roman" w:hAnsi="Times New Roman" w:cs="Times New Roman"/>
           <w:sz w:val="28"/>
           <w:szCs w:val="28"/>
+          <w:lang w:val="en-US"/>
         </w:rPr>
         <w:t xml:space="preserve"> </w:t>
       </w:r>
@@ -10959,33 +8712,17 @@
           <w:rFonts w:ascii="Times New Roman" w:hAnsi="Times New Roman" w:cs="Times New Roman"/>
           <w:sz w:val="28"/>
           <w:szCs w:val="28"/>
-        </w:rPr>
-        <w:t xml:space="preserve">Работа с </w:t>
-      </w:r>
-      <w:r>
-        <w:rPr>
-          <w:rFonts w:ascii="Times New Roman" w:hAnsi="Times New Roman" w:cs="Times New Roman"/>
-          <w:sz w:val="28"/>
-          <w:szCs w:val="28"/>
           <w:lang w:val="en-US"/>
         </w:rPr>
-        <w:t>API</w:t>
-      </w:r>
-      <w:r>
-        <w:rPr>
-          <w:rFonts w:ascii="Times New Roman" w:hAnsi="Times New Roman" w:cs="Times New Roman"/>
-          <w:sz w:val="28"/>
-          <w:szCs w:val="28"/>
-        </w:rPr>
-        <w:t xml:space="preserve"> КОМПАС-</w:t>
-      </w:r>
-      <w:r>
-        <w:rPr>
-          <w:rFonts w:ascii="Times New Roman" w:hAnsi="Times New Roman" w:cs="Times New Roman"/>
-          <w:sz w:val="28"/>
-          <w:szCs w:val="28"/>
-        </w:rPr>
-        <w:t>3</w:t>
+        <w:t>CutCraft. Documentation — Complete User Guide [</w:t>
+      </w:r>
+      <w:r>
+        <w:rPr>
+          <w:rFonts w:ascii="Times New Roman" w:hAnsi="Times New Roman" w:cs="Times New Roman"/>
+          <w:sz w:val="28"/>
+          <w:szCs w:val="28"/>
+        </w:rPr>
+        <w:t>Электронный</w:t>
       </w:r>
       <w:r>
         <w:rPr>
@@ -10994,49 +8731,84 @@
           <w:szCs w:val="28"/>
           <w:lang w:val="en-US"/>
         </w:rPr>
-        <w:t>D</w:t>
-      </w:r>
-      <w:r>
-        <w:rPr>
-          <w:rFonts w:ascii="Times New Roman" w:hAnsi="Times New Roman" w:cs="Times New Roman"/>
-          <w:sz w:val="28"/>
-          <w:szCs w:val="28"/>
-        </w:rPr>
-        <w:t xml:space="preserve"> [Электронный ресурс]. – Режим доступа: https://habr.com/ru/company/ascon/blog/328088/, свободный (дата обращения: </w:t>
-      </w:r>
-      <w:r>
-        <w:rPr>
-          <w:rFonts w:ascii="Times New Roman" w:hAnsi="Times New Roman" w:cs="Times New Roman"/>
-          <w:sz w:val="28"/>
-          <w:szCs w:val="28"/>
-        </w:rPr>
-        <w:t>21</w:t>
-      </w:r>
-      <w:r>
-        <w:rPr>
-          <w:rFonts w:ascii="Times New Roman" w:hAnsi="Times New Roman" w:cs="Times New Roman"/>
-          <w:sz w:val="28"/>
-          <w:szCs w:val="28"/>
-        </w:rPr>
-        <w:t>.</w:t>
-      </w:r>
-      <w:r>
-        <w:rPr>
-          <w:rFonts w:ascii="Times New Roman" w:hAnsi="Times New Roman" w:cs="Times New Roman"/>
-          <w:sz w:val="28"/>
-          <w:szCs w:val="28"/>
-        </w:rPr>
-        <w:t>10</w:t>
-      </w:r>
-      <w:r>
-        <w:rPr>
-          <w:rFonts w:ascii="Times New Roman" w:hAnsi="Times New Roman" w:cs="Times New Roman"/>
-          <w:sz w:val="28"/>
-          <w:szCs w:val="28"/>
-        </w:rPr>
-        <w:t>.2021).</w:t>
-      </w:r>
-      <w:r>
+        <w:t xml:space="preserve"> </w:t>
+      </w:r>
+      <w:r>
+        <w:rPr>
+          <w:rFonts w:ascii="Times New Roman" w:hAnsi="Times New Roman" w:cs="Times New Roman"/>
+          <w:sz w:val="28"/>
+          <w:szCs w:val="28"/>
+        </w:rPr>
+        <w:t>ресурс</w:t>
+      </w:r>
+      <w:r>
+        <w:rPr>
+          <w:rFonts w:ascii="Times New Roman" w:hAnsi="Times New Roman" w:cs="Times New Roman"/>
+          <w:sz w:val="28"/>
+          <w:szCs w:val="28"/>
+          <w:lang w:val="en-US"/>
+        </w:rPr>
+        <w:t xml:space="preserve">]. — URL: </w:t>
+      </w:r>
+      <w:hyperlink r:id="rId18" w:history="1">
+        <w:r>
+          <w:rPr>
+            <w:rStyle w:val="ab"/>
+            <w:rFonts w:ascii="Times New Roman" w:hAnsi="Times New Roman" w:cs="Times New Roman"/>
+            <w:sz w:val="28"/>
+            <w:szCs w:val="28"/>
+            <w:lang w:val="en-US"/>
+          </w:rPr>
+          <w:t>https://cutcraft.io/docs</w:t>
+        </w:r>
+      </w:hyperlink>
+      <w:r>
+        <w:rPr>
+          <w:rFonts w:ascii="Times New Roman" w:hAnsi="Times New Roman" w:cs="Times New Roman"/>
+          <w:sz w:val="28"/>
+          <w:szCs w:val="28"/>
+          <w:lang w:val="en-US"/>
+        </w:rPr>
+        <w:t xml:space="preserve"> (</w:t>
+      </w:r>
+      <w:r>
+        <w:rPr>
+          <w:rFonts w:ascii="Times New Roman" w:hAnsi="Times New Roman" w:cs="Times New Roman"/>
+          <w:sz w:val="28"/>
+          <w:szCs w:val="28"/>
+        </w:rPr>
+        <w:t>дата</w:t>
+      </w:r>
+      <w:r>
+        <w:rPr>
+          <w:rFonts w:ascii="Times New Roman" w:hAnsi="Times New Roman" w:cs="Times New Roman"/>
+          <w:sz w:val="28"/>
+          <w:szCs w:val="28"/>
+          <w:lang w:val="en-US"/>
+        </w:rPr>
+        <w:t xml:space="preserve"> </w:t>
+      </w:r>
+      <w:r>
+        <w:rPr>
+          <w:rFonts w:ascii="Times New Roman" w:hAnsi="Times New Roman" w:cs="Times New Roman"/>
+          <w:sz w:val="28"/>
+          <w:szCs w:val="28"/>
+        </w:rPr>
+        <w:t>обращения</w:t>
+      </w:r>
+      <w:r>
+        <w:rPr>
+          <w:rFonts w:ascii="Times New Roman" w:hAnsi="Times New Roman" w:cs="Times New Roman"/>
+          <w:sz w:val="28"/>
+          <w:szCs w:val="28"/>
+          <w:lang w:val="en-US"/>
+        </w:rPr>
+        <w:t>: 20.10.2026).</w:t>
+      </w:r>
+      <w:r>
+        <w:rPr>
+          <w:lang w:val="en-US"/>
+        </w:rPr>
         <w:t xml:space="preserve"> </w:t>
       </w:r>
     </w:p>
@@ -11057,10 +8829,34 @@
           <w:rFonts w:ascii="Times New Roman" w:hAnsi="Times New Roman" w:cs="Times New Roman"/>
           <w:sz w:val="28"/>
           <w:szCs w:val="28"/>
-        </w:rPr>
-        <w:t>6.</w:t>
-      </w:r>
-      <w:r>
+          <w:lang w:val="en-US"/>
+        </w:rPr>
+        <w:t>6</w:t>
+      </w:r>
+      <w:r>
+        <w:rPr>
+          <w:rFonts w:ascii="Times New Roman" w:hAnsi="Times New Roman" w:cs="Times New Roman"/>
+          <w:sz w:val="28"/>
+          <w:szCs w:val="28"/>
+          <w:lang w:val="en-US"/>
+        </w:rPr>
+        <w:t xml:space="preserve">. </w:t>
+      </w:r>
+      <w:r>
+        <w:rPr>
+          <w:rFonts w:ascii="Times New Roman" w:hAnsi="Times New Roman" w:cs="Times New Roman"/>
+          <w:sz w:val="28"/>
+          <w:szCs w:val="28"/>
+        </w:rPr>
+        <w:t>Фаулер</w:t>
+      </w:r>
+      <w:r>
+        <w:rPr>
+          <w:rFonts w:ascii="Times New Roman" w:hAnsi="Times New Roman" w:cs="Times New Roman"/>
+          <w:sz w:val="28"/>
+          <w:szCs w:val="28"/>
+          <w:lang w:val="en-US"/>
+        </w:rPr>
         <w:t xml:space="preserve"> </w:t>
       </w:r>
       <w:r>
@@ -11069,275 +8865,31 @@
           <w:sz w:val="28"/>
           <w:szCs w:val="28"/>
         </w:rPr>
-        <w:t>µWave Wizard</w:t>
-      </w:r>
-      <w:r>
-        <w:rPr>
-          <w:rFonts w:ascii="Times New Roman" w:hAnsi="Times New Roman" w:cs="Times New Roman"/>
-          <w:sz w:val="28"/>
-          <w:szCs w:val="28"/>
-        </w:rPr>
-        <w:t xml:space="preserve">. [Электронный ресурс]. </w:t>
-      </w:r>
-      <w:r>
-        <w:rPr>
-          <w:rFonts w:ascii="Times New Roman" w:hAnsi="Times New Roman" w:cs="Times New Roman"/>
-          <w:sz w:val="28"/>
-          <w:szCs w:val="28"/>
-        </w:rPr>
-        <w:t>—</w:t>
-      </w:r>
-      <w:r>
-        <w:rPr>
-          <w:rFonts w:ascii="Times New Roman" w:hAnsi="Times New Roman" w:cs="Times New Roman"/>
-          <w:sz w:val="28"/>
-          <w:szCs w:val="28"/>
-        </w:rPr>
-        <w:t xml:space="preserve"> Режим доступа:</w:t>
-      </w:r>
-      <w:r>
-        <w:rPr>
-          <w:rFonts w:ascii="Times New Roman" w:hAnsi="Times New Roman" w:cs="Times New Roman"/>
-          <w:sz w:val="28"/>
-          <w:szCs w:val="28"/>
-        </w:rPr>
-        <w:t xml:space="preserve"> </w:t>
-      </w:r>
-      <w:r>
-        <w:rPr>
-          <w:rFonts w:ascii="Times New Roman" w:hAnsi="Times New Roman" w:cs="Times New Roman"/>
-          <w:sz w:val="28"/>
-          <w:szCs w:val="28"/>
-        </w:rPr>
-        <w:t>https://www.mician.com/products/μwave-wizard/</w:t>
-      </w:r>
-      <w:r>
-        <w:rPr>
-          <w:rFonts w:ascii="Times New Roman" w:hAnsi="Times New Roman" w:cs="Times New Roman"/>
-          <w:sz w:val="28"/>
-          <w:szCs w:val="28"/>
-        </w:rPr>
-        <w:t xml:space="preserve"> </w:t>
-      </w:r>
-      <w:r>
-        <w:rPr>
-          <w:rFonts w:ascii="Times New Roman" w:hAnsi="Times New Roman" w:cs="Times New Roman"/>
-          <w:sz w:val="28"/>
-          <w:szCs w:val="28"/>
-        </w:rPr>
-        <w:t>(</w:t>
-      </w:r>
-      <w:r>
-        <w:rPr>
-          <w:rFonts w:ascii="Times New Roman" w:hAnsi="Times New Roman" w:cs="Times New Roman"/>
-          <w:sz w:val="28"/>
-          <w:szCs w:val="28"/>
-        </w:rPr>
-        <w:t xml:space="preserve">дата обращения </w:t>
-      </w:r>
-      <w:r>
-        <w:rPr>
-          <w:rFonts w:ascii="Times New Roman" w:hAnsi="Times New Roman" w:cs="Times New Roman"/>
-          <w:sz w:val="28"/>
-          <w:szCs w:val="28"/>
-        </w:rPr>
-        <w:t>2</w:t>
-      </w:r>
-      <w:r>
-        <w:rPr>
-          <w:rFonts w:ascii="Times New Roman" w:hAnsi="Times New Roman" w:cs="Times New Roman"/>
-          <w:sz w:val="28"/>
-          <w:szCs w:val="28"/>
-        </w:rPr>
-        <w:t>9</w:t>
-      </w:r>
-      <w:r>
-        <w:rPr>
-          <w:rFonts w:ascii="Times New Roman" w:hAnsi="Times New Roman" w:cs="Times New Roman"/>
-          <w:sz w:val="28"/>
-          <w:szCs w:val="28"/>
-        </w:rPr>
-        <w:t>.</w:t>
-      </w:r>
-      <w:r>
-        <w:rPr>
-          <w:rFonts w:ascii="Times New Roman" w:hAnsi="Times New Roman" w:cs="Times New Roman"/>
-          <w:sz w:val="28"/>
-          <w:szCs w:val="28"/>
-        </w:rPr>
-        <w:t>10</w:t>
-      </w:r>
-      <w:r>
-        <w:rPr>
-          <w:rFonts w:ascii="Times New Roman" w:hAnsi="Times New Roman" w:cs="Times New Roman"/>
-          <w:sz w:val="28"/>
-          <w:szCs w:val="28"/>
-        </w:rPr>
-        <w:t>.202</w:t>
-      </w:r>
-      <w:r>
-        <w:rPr>
-          <w:rFonts w:ascii="Times New Roman" w:hAnsi="Times New Roman" w:cs="Times New Roman"/>
-          <w:sz w:val="28"/>
-          <w:szCs w:val="28"/>
-        </w:rPr>
-        <w:t>1</w:t>
-      </w:r>
-      <w:r>
-        <w:rPr>
-          <w:rFonts w:ascii="Times New Roman" w:hAnsi="Times New Roman" w:cs="Times New Roman"/>
-          <w:sz w:val="28"/>
-          <w:szCs w:val="28"/>
-        </w:rPr>
-        <w:t>)</w:t>
-      </w:r>
-      <w:r>
-        <w:rPr>
-          <w:rFonts w:ascii="Times New Roman" w:hAnsi="Times New Roman" w:cs="Times New Roman"/>
-          <w:sz w:val="28"/>
-          <w:szCs w:val="28"/>
-        </w:rPr>
-        <w:t>.</w:t>
+        <w:t>М</w:t>
+      </w:r>
+      <w:r>
+        <w:rPr>
+          <w:rFonts w:ascii="Times New Roman" w:hAnsi="Times New Roman" w:cs="Times New Roman"/>
+          <w:sz w:val="28"/>
+          <w:szCs w:val="28"/>
+          <w:lang w:val="en-US"/>
+        </w:rPr>
+        <w:t xml:space="preserve">. UML. </w:t>
+      </w:r>
+      <w:r>
+        <w:rPr>
+          <w:rFonts w:ascii="Times New Roman" w:hAnsi="Times New Roman" w:cs="Times New Roman"/>
+          <w:sz w:val="28"/>
+          <w:szCs w:val="28"/>
+        </w:rPr>
+        <w:t>Основы. 3-е издание / М.Фаулер. – 3-е изд., пер. с англ. – СПб.: Символ-Плюс, 2019. – 192 с.</w:t>
       </w:r>
     </w:p>
     <w:p>
       <w:pPr>
         <w:pStyle w:val="a3"/>
         <w:spacing w:after="0" w:line="360" w:lineRule="auto"/>
-        <w:ind w:left="0" w:firstLine="709"/>
-        <w:jc w:val="both"/>
-        <w:rPr>
-          <w:rFonts w:ascii="Times New Roman" w:hAnsi="Times New Roman" w:cs="Times New Roman"/>
-          <w:sz w:val="28"/>
-          <w:szCs w:val="28"/>
-        </w:rPr>
-      </w:pPr>
-      <w:r>
-        <w:rPr>
-          <w:rFonts w:ascii="Times New Roman" w:hAnsi="Times New Roman" w:cs="Times New Roman"/>
-          <w:sz w:val="28"/>
-          <w:szCs w:val="28"/>
-        </w:rPr>
-        <w:t>7.</w:t>
-      </w:r>
-      <w:r>
-        <w:rPr>
-          <w:rFonts w:ascii="Times New Roman" w:hAnsi="Times New Roman" w:cs="Times New Roman"/>
-          <w:sz w:val="28"/>
-          <w:szCs w:val="28"/>
-        </w:rPr>
-        <w:t xml:space="preserve"> </w:t>
-      </w:r>
-      <w:r>
-        <w:rPr>
-          <w:rFonts w:ascii="Times New Roman" w:hAnsi="Times New Roman" w:cs="Times New Roman"/>
-          <w:sz w:val="28"/>
-          <w:szCs w:val="28"/>
-        </w:rPr>
-        <w:t>Волновод</w:t>
-      </w:r>
-      <w:r>
-        <w:rPr>
-          <w:rFonts w:ascii="Times New Roman" w:hAnsi="Times New Roman" w:cs="Times New Roman"/>
-          <w:sz w:val="28"/>
-          <w:szCs w:val="28"/>
-        </w:rPr>
-        <w:t xml:space="preserve"> [Электронный ресурс]. – Режим доступа: </w:t>
-      </w:r>
-      <w:r>
-        <w:rPr>
-          <w:rFonts w:ascii="Times New Roman" w:hAnsi="Times New Roman" w:cs="Times New Roman"/>
-          <w:sz w:val="28"/>
-          <w:szCs w:val="28"/>
-        </w:rPr>
-        <w:t>https://ru.wikipedia.org/wiki/Волновод/</w:t>
-      </w:r>
-      <w:r>
-        <w:rPr>
-          <w:rFonts w:ascii="Times New Roman" w:hAnsi="Times New Roman" w:cs="Times New Roman"/>
-          <w:sz w:val="28"/>
-          <w:szCs w:val="28"/>
-        </w:rPr>
-        <w:t>, свободный (дата обращения: 2</w:t>
-      </w:r>
-      <w:r>
-        <w:rPr>
-          <w:rFonts w:ascii="Times New Roman" w:hAnsi="Times New Roman" w:cs="Times New Roman"/>
-          <w:sz w:val="28"/>
-          <w:szCs w:val="28"/>
-        </w:rPr>
-        <w:t>3</w:t>
-      </w:r>
-      <w:r>
-        <w:rPr>
-          <w:rFonts w:ascii="Times New Roman" w:hAnsi="Times New Roman" w:cs="Times New Roman"/>
-          <w:sz w:val="28"/>
-          <w:szCs w:val="28"/>
-        </w:rPr>
-        <w:t>.</w:t>
-      </w:r>
-      <w:r>
-        <w:rPr>
-          <w:rFonts w:ascii="Times New Roman" w:hAnsi="Times New Roman" w:cs="Times New Roman"/>
-          <w:sz w:val="28"/>
-          <w:szCs w:val="28"/>
-        </w:rPr>
-        <w:t>10</w:t>
-      </w:r>
-      <w:r>
-        <w:rPr>
-          <w:rFonts w:ascii="Times New Roman" w:hAnsi="Times New Roman" w:cs="Times New Roman"/>
-          <w:sz w:val="28"/>
-          <w:szCs w:val="28"/>
-        </w:rPr>
-        <w:t>.2021).</w:t>
-      </w:r>
-    </w:p>
-    <w:p>
-      <w:pPr>
-        <w:pStyle w:val="a3"/>
-        <w:spacing w:after="0" w:line="360" w:lineRule="auto"/>
-        <w:ind w:left="0" w:firstLine="709"/>
-        <w:jc w:val="both"/>
-        <w:rPr>
-          <w:rFonts w:ascii="Times New Roman" w:hAnsi="Times New Roman" w:cs="Times New Roman"/>
-          <w:sz w:val="28"/>
-          <w:szCs w:val="28"/>
-        </w:rPr>
-      </w:pPr>
-      <w:r>
-        <w:rPr>
-          <w:rFonts w:ascii="Times New Roman" w:hAnsi="Times New Roman" w:cs="Times New Roman"/>
-          <w:sz w:val="28"/>
-          <w:szCs w:val="28"/>
-        </w:rPr>
-        <w:t xml:space="preserve">8. Фаулер М. UML. Основы. 3-е издание / </w:t>
-      </w:r>
-      <w:proofErr w:type="spellStart"/>
-      <w:r>
-        <w:rPr>
-          <w:rFonts w:ascii="Times New Roman" w:hAnsi="Times New Roman" w:cs="Times New Roman"/>
-          <w:sz w:val="28"/>
-          <w:szCs w:val="28"/>
-        </w:rPr>
-        <w:t>М.Фаулер</w:t>
-      </w:r>
-      <w:proofErr w:type="spellEnd"/>
-      <w:r>
-        <w:rPr>
-          <w:rFonts w:ascii="Times New Roman" w:hAnsi="Times New Roman" w:cs="Times New Roman"/>
-          <w:sz w:val="28"/>
-          <w:szCs w:val="28"/>
-        </w:rPr>
-        <w:t>. – 3-е изд., пер. с англ. – СПб.: Символ-Плюс, 2019. – 192 с.</w:t>
-      </w:r>
-    </w:p>
-    <w:p>
-      <w:pPr>
-        <w:pStyle w:val="a3"/>
-        <w:spacing w:after="0" w:line="360" w:lineRule="auto"/>
         <w:ind w:left="0"/>
-        <w:jc w:val="center"/>
         <w:rPr>
           <w:rFonts w:ascii="Times New Roman" w:hAnsi="Times New Roman" w:cs="Times New Roman"/>
           <w:b/>
@@ -11348,7 +8900,7 @@
       </w:pPr>
     </w:p>
     <w:sectPr>
-      <w:headerReference w:type="default" r:id="rId15"/>
+      <w:headerReference w:type="default" r:id="rId19"/>
       <w:pgSz w:w="11906" w:h="16838"/>
       <w:pgMar w:top="1134" w:right="850" w:bottom="1134" w:left="1701" w:header="708" w:footer="708" w:gutter="0"/>
       <w:cols w:space="708"/>
@@ -14413,6 +11965,18 @@
       <w:szCs w:val="56"/>
     </w:rPr>
   </w:style>
+  <w:style w:type="character" w:styleId="af6">
+    <w:name w:val="Unresolved Mention"/>
+    <w:basedOn w:val="a0"/>
+    <w:uiPriority w:val="99"/>
+    <w:semiHidden/>
+    <w:unhideWhenUsed/>
+    <w:rsid w:val="00CD30B8"/>
+    <w:rPr>
+      <w:color w:val="605E5C"/>
+      <w:shd w:val="clear" w:color="auto" w:fill="E1DFDD"/>
+    </w:rPr>
+  </w:style>
 </w:styles>
 </file>
 
